--- a/Hieu_Tran_resume.docx
+++ b/Hieu_Tran_resume.docx
@@ -134,98 +134,28 @@
         </w:rPr>
         <w:t xml:space="preserve"> | </w:t>
       </w:r>
-      <w:r>
-        <w:fldChar w:fldCharType="begin"/>
-      </w:r>
-      <w:r>
-        <w:instrText>HYPERLINK "https://hieu-tn.netlify.app/"</w:instrText>
-      </w:r>
-      <w:r>
-        <w:fldChar w:fldCharType="separate"/>
-      </w:r>
-      <w:proofErr w:type="spellStart"/>
-      <w:r>
-        <w:rPr>
-          <w:rStyle w:val="Hyperlink"/>
-          <w:rFonts w:ascii="Calibri" w:hAnsi="Calibri" w:cs="Calibri"/>
-          <w:sz w:val="20"/>
-          <w:szCs w:val="20"/>
-        </w:rPr>
-        <w:t>hieu-tn</w:t>
-      </w:r>
-      <w:r>
-        <w:rPr>
-          <w:rStyle w:val="Hyperlink"/>
-          <w:rFonts w:ascii="Calibri" w:hAnsi="Calibri" w:cs="Calibri"/>
-          <w:sz w:val="20"/>
-          <w:szCs w:val="20"/>
-        </w:rPr>
-        <w:t>.</w:t>
-      </w:r>
-      <w:r>
-        <w:rPr>
-          <w:rStyle w:val="Hyperlink"/>
-          <w:rFonts w:ascii="Calibri" w:hAnsi="Calibri" w:cs="Calibri"/>
-          <w:sz w:val="20"/>
-          <w:szCs w:val="20"/>
-        </w:rPr>
-        <w:t>n</w:t>
-      </w:r>
-      <w:r>
-        <w:rPr>
-          <w:rStyle w:val="Hyperlink"/>
-          <w:rFonts w:ascii="Calibri" w:hAnsi="Calibri" w:cs="Calibri"/>
-          <w:sz w:val="20"/>
-          <w:szCs w:val="20"/>
-        </w:rPr>
-        <w:t>e</w:t>
-      </w:r>
-      <w:r>
-        <w:rPr>
-          <w:rStyle w:val="Hyperlink"/>
-          <w:rFonts w:ascii="Calibri" w:hAnsi="Calibri" w:cs="Calibri"/>
-          <w:sz w:val="20"/>
-          <w:szCs w:val="20"/>
-        </w:rPr>
-        <w:t>tl</w:t>
-      </w:r>
-      <w:r>
-        <w:rPr>
-          <w:rStyle w:val="Hyperlink"/>
-          <w:rFonts w:ascii="Calibri" w:hAnsi="Calibri" w:cs="Calibri"/>
-          <w:sz w:val="20"/>
-          <w:szCs w:val="20"/>
-        </w:rPr>
-        <w:t>i</w:t>
-      </w:r>
-      <w:r>
-        <w:rPr>
-          <w:rStyle w:val="Hyperlink"/>
-          <w:rFonts w:ascii="Calibri" w:hAnsi="Calibri" w:cs="Calibri"/>
-          <w:sz w:val="20"/>
-          <w:szCs w:val="20"/>
-        </w:rPr>
-        <w:t>fy.</w:t>
-      </w:r>
-      <w:r>
-        <w:rPr>
-          <w:rStyle w:val="Hyperlink"/>
-          <w:rFonts w:ascii="Calibri" w:hAnsi="Calibri" w:cs="Calibri"/>
-          <w:sz w:val="20"/>
-          <w:szCs w:val="20"/>
-        </w:rPr>
-        <w:t>app</w:t>
-      </w:r>
-      <w:proofErr w:type="spellEnd"/>
-      <w:r>
-        <w:rPr>
-          <w:rStyle w:val="Hyperlink"/>
-          <w:rFonts w:ascii="Calibri" w:hAnsi="Calibri" w:cs="Calibri"/>
-          <w:sz w:val="20"/>
-          <w:szCs w:val="20"/>
-        </w:rPr>
-        <w:fldChar w:fldCharType="end"/>
-      </w:r>
+      <w:hyperlink r:id="rId11" w:history="1">
+        <w:proofErr w:type="spellStart"/>
+        <w:r>
+          <w:rPr>
+            <w:rStyle w:val="Hyperlink"/>
+            <w:rFonts w:ascii="Calibri" w:hAnsi="Calibri" w:cs="Calibri"/>
+            <w:sz w:val="20"/>
+            <w:szCs w:val="20"/>
+          </w:rPr>
+          <w:t>hieu-tn.netlify.</w:t>
+        </w:r>
+        <w:r>
+          <w:rPr>
+            <w:rStyle w:val="Hyperlink"/>
+            <w:rFonts w:ascii="Calibri" w:hAnsi="Calibri" w:cs="Calibri"/>
+            <w:sz w:val="20"/>
+            <w:szCs w:val="20"/>
+          </w:rPr>
+          <w:t>app</w:t>
+        </w:r>
+        <w:proofErr w:type="spellEnd"/>
+      </w:hyperlink>
     </w:p>
     <w:p>
       <w:pPr>
@@ -458,112 +388,34 @@
     </w:p>
     <w:p>
       <w:pPr>
-        <w:pStyle w:val="ListParagraph"/>
-        <w:numPr>
-          <w:ilvl w:val="0"/>
-          <w:numId w:val="7"/>
-        </w:numPr>
-        <w:ind w:left="426" w:hanging="284"/>
-        <w:rPr>
-          <w:rFonts w:ascii="Calibri" w:hAnsi="Calibri" w:cs="Calibri"/>
-          <w:sz w:val="20"/>
-          <w:szCs w:val="20"/>
-        </w:rPr>
-      </w:pPr>
-      <w:r>
-        <w:rPr>
-          <w:rFonts w:ascii="Calibri" w:hAnsi="Calibri" w:cs="Calibri"/>
-          <w:sz w:val="20"/>
-          <w:szCs w:val="20"/>
-        </w:rPr>
-        <w:t xml:space="preserve">Migrated the mobile app's API integration to a </w:t>
-      </w:r>
-      <w:proofErr w:type="spellStart"/>
-      <w:r>
-        <w:rPr>
-          <w:rFonts w:ascii="Calibri" w:hAnsi="Calibri" w:cs="Calibri"/>
-          <w:sz w:val="20"/>
-          <w:szCs w:val="20"/>
-        </w:rPr>
-        <w:t>NestJS</w:t>
-      </w:r>
-      <w:proofErr w:type="spellEnd"/>
-      <w:r>
-        <w:rPr>
-          <w:rFonts w:ascii="Calibri" w:hAnsi="Calibri" w:cs="Calibri"/>
-          <w:sz w:val="20"/>
-          <w:szCs w:val="20"/>
-        </w:rPr>
-        <w:t xml:space="preserve"> backend, modernizing client-server communication for a platform processing ~43,000 active orders.</w:t>
+        <w:pStyle w:val="ListBullet"/>
+      </w:pPr>
+      <w:r>
+        <w:t xml:space="preserve">Owned end-to-end delivery of features across backend services and frontend UI on a Risk and Disputes Management System serving ~1,700 active users and ~43,000 active orders. </w:t>
       </w:r>
     </w:p>
     <w:p>
       <w:pPr>
-        <w:pStyle w:val="ListParagraph"/>
-        <w:numPr>
-          <w:ilvl w:val="0"/>
-          <w:numId w:val="7"/>
-        </w:numPr>
-        <w:ind w:left="426" w:hanging="284"/>
-        <w:rPr>
-          <w:rFonts w:ascii="Calibri" w:hAnsi="Calibri" w:cs="Calibri"/>
-          <w:sz w:val="20"/>
-          <w:szCs w:val="20"/>
-        </w:rPr>
-      </w:pPr>
-      <w:r>
-        <w:rPr>
-          <w:rFonts w:ascii="Calibri" w:hAnsi="Calibri" w:cs="Calibri"/>
-          <w:sz w:val="20"/>
-          <w:szCs w:val="20"/>
-        </w:rPr>
-        <w:t>Cut load times on high-traffic endpoints for ~1,700 users by introducing database indexing and rewriting inefficient ORM queries.</w:t>
+        <w:pStyle w:val="ListBullet"/>
+      </w:pPr>
+      <w:r>
+        <w:t xml:space="preserve">Modernized backend architecture by migrating the mobile app's API integration to a Node.js service, deploying across a service-oriented architecture spanning mobile and web clients. </w:t>
       </w:r>
     </w:p>
     <w:p>
       <w:pPr>
-        <w:pStyle w:val="ListParagraph"/>
-        <w:numPr>
-          <w:ilvl w:val="0"/>
-          <w:numId w:val="7"/>
-        </w:numPr>
-        <w:ind w:left="426" w:hanging="284"/>
-        <w:rPr>
-          <w:rFonts w:ascii="Calibri" w:hAnsi="Calibri" w:cs="Calibri"/>
-          <w:sz w:val="20"/>
-          <w:szCs w:val="20"/>
-        </w:rPr>
-      </w:pPr>
-      <w:r>
-        <w:rPr>
-          <w:rFonts w:ascii="Calibri" w:hAnsi="Calibri" w:cs="Calibri"/>
-          <w:sz w:val="20"/>
-          <w:szCs w:val="20"/>
-        </w:rPr>
-        <w:t>Standardized permission headers, centralized auth error handling, and audited token anomalies, strengthening platform security across ~5 million logged scan records.</w:t>
+        <w:pStyle w:val="ListBullet"/>
+      </w:pPr>
+      <w:r>
+        <w:t xml:space="preserve">Built a database-backed job-tracking system adopted across ~15 automated workflows, designed as a shared capability for other teams to build on. </w:t>
       </w:r>
     </w:p>
     <w:p>
       <w:pPr>
-        <w:pStyle w:val="ListParagraph"/>
-        <w:numPr>
-          <w:ilvl w:val="0"/>
-          <w:numId w:val="7"/>
-        </w:numPr>
-        <w:ind w:left="426" w:hanging="284"/>
-        <w:rPr>
-          <w:rFonts w:ascii="Calibri" w:hAnsi="Calibri" w:cs="Calibri"/>
-          <w:sz w:val="20"/>
-          <w:szCs w:val="20"/>
-        </w:rPr>
-      </w:pPr>
-      <w:r>
-        <w:rPr>
-          <w:rFonts w:ascii="Calibri" w:hAnsi="Calibri" w:cs="Calibri"/>
-          <w:sz w:val="20"/>
-          <w:szCs w:val="20"/>
-        </w:rPr>
-        <w:t>Migrated legacy data tables to strongly-typed components with server-side sort/pagination, optimizing table performance for ~1,700 active users.</w:t>
+        <w:pStyle w:val="ListBullet"/>
+      </w:pPr>
+      <w:r>
+        <w:t>Strengthened application security by standardizing permission headers, centralizing auth error handling, and auditing token anomalies across ~5 million scan records.</w:t>
       </w:r>
     </w:p>
     <w:p>
@@ -692,166 +544,66 @@
     </w:p>
     <w:p>
       <w:pPr>
-        <w:pStyle w:val="ListParagraph"/>
-        <w:numPr>
-          <w:ilvl w:val="0"/>
-          <w:numId w:val="6"/>
-        </w:numPr>
-        <w:ind w:left="426" w:hanging="284"/>
-        <w:rPr>
-          <w:rFonts w:ascii="Calibri" w:hAnsi="Calibri" w:cs="Calibri"/>
-          <w:sz w:val="20"/>
-          <w:szCs w:val="20"/>
-        </w:rPr>
-      </w:pPr>
-      <w:r>
-        <w:rPr>
-          <w:rFonts w:ascii="Calibri" w:hAnsi="Calibri" w:cs="Calibri"/>
-          <w:sz w:val="20"/>
-          <w:szCs w:val="20"/>
-        </w:rPr>
-        <w:t xml:space="preserve">Designed a multi-tenant database structure and scalable, reactive RESTful APIs in Django for a rebuilt </w:t>
+        <w:pStyle w:val="ListBullet"/>
+      </w:pPr>
+      <w:r>
+        <w:t xml:space="preserve">Designed and built a new version of the </w:t>
       </w:r>
       <w:proofErr w:type="spellStart"/>
       <w:r>
-        <w:rPr>
-          <w:rFonts w:ascii="Calibri" w:hAnsi="Calibri" w:cs="Calibri"/>
-          <w:sz w:val="20"/>
-          <w:szCs w:val="20"/>
-        </w:rPr>
         <w:t>eKYC</w:t>
       </w:r>
       <w:proofErr w:type="spellEnd"/>
       <w:r>
-        <w:rPr>
-          <w:rFonts w:ascii="Calibri" w:hAnsi="Calibri" w:cs="Calibri"/>
-          <w:sz w:val="20"/>
-          <w:szCs w:val="20"/>
-        </w:rPr>
-        <w:t xml:space="preserve"> platform, applying design patterns to improve system architecture.</w:t>
+        <w:t xml:space="preserve"> platform using Django, architecting a multi-tenant database structure and scalable, reactive RESTful APIs. </w:t>
       </w:r>
     </w:p>
     <w:p>
       <w:pPr>
-        <w:pStyle w:val="ListParagraph"/>
-        <w:numPr>
-          <w:ilvl w:val="0"/>
-          <w:numId w:val="6"/>
-        </w:numPr>
-        <w:ind w:left="426" w:hanging="284"/>
-        <w:rPr>
-          <w:rFonts w:ascii="Calibri" w:hAnsi="Calibri" w:cs="Calibri"/>
-          <w:sz w:val="20"/>
-          <w:szCs w:val="20"/>
-        </w:rPr>
-      </w:pPr>
-      <w:r>
-        <w:rPr>
-          <w:rFonts w:ascii="Calibri" w:hAnsi="Calibri" w:cs="Calibri"/>
-          <w:sz w:val="20"/>
-          <w:szCs w:val="20"/>
-        </w:rPr>
-        <w:t xml:space="preserve">Maintained and optimized an existing </w:t>
-      </w:r>
-      <w:proofErr w:type="spellStart"/>
-      <w:r>
-        <w:rPr>
-          <w:rFonts w:ascii="Calibri" w:hAnsi="Calibri" w:cs="Calibri"/>
-          <w:sz w:val="20"/>
-          <w:szCs w:val="20"/>
-        </w:rPr>
-        <w:t>eKYC</w:t>
-      </w:r>
-      <w:proofErr w:type="spellEnd"/>
-      <w:r>
-        <w:rPr>
-          <w:rFonts w:ascii="Calibri" w:hAnsi="Calibri" w:cs="Calibri"/>
-          <w:sz w:val="20"/>
-          <w:szCs w:val="20"/>
-        </w:rPr>
-        <w:t xml:space="preserve"> platform on </w:t>
-      </w:r>
-      <w:proofErr w:type="spellStart"/>
-      <w:r>
-        <w:rPr>
-          <w:rFonts w:ascii="Calibri" w:hAnsi="Calibri" w:cs="Calibri"/>
-          <w:sz w:val="20"/>
-          <w:szCs w:val="20"/>
-        </w:rPr>
-        <w:t>ExpressJS</w:t>
-      </w:r>
-      <w:proofErr w:type="spellEnd"/>
-      <w:r>
-        <w:rPr>
-          <w:rFonts w:ascii="Calibri" w:hAnsi="Calibri" w:cs="Calibri"/>
-          <w:sz w:val="20"/>
-          <w:szCs w:val="20"/>
-        </w:rPr>
-        <w:t>, ensuring performance and scalability for 45 clients.</w:t>
+        <w:pStyle w:val="ListBullet"/>
+      </w:pPr>
+      <w:r>
+        <w:t xml:space="preserve">Collaborated cross-functionally with clients and internal teams during onboarding, translating business needs into technical solutions for 45 enterprise clients. </w:t>
       </w:r>
     </w:p>
     <w:p>
       <w:pPr>
-        <w:pStyle w:val="ListParagraph"/>
-        <w:numPr>
-          <w:ilvl w:val="0"/>
-          <w:numId w:val="6"/>
-        </w:numPr>
-        <w:ind w:left="426" w:hanging="284"/>
-        <w:rPr>
-          <w:rFonts w:ascii="Calibri" w:hAnsi="Calibri" w:cs="Calibri"/>
-          <w:sz w:val="20"/>
-          <w:szCs w:val="20"/>
-        </w:rPr>
-      </w:pPr>
-      <w:r>
-        <w:rPr>
-          <w:rFonts w:ascii="Calibri" w:hAnsi="Calibri" w:cs="Calibri"/>
-          <w:sz w:val="20"/>
-          <w:szCs w:val="20"/>
-        </w:rPr>
-        <w:t xml:space="preserve">Designed and managed an automated AWS </w:t>
+        <w:pStyle w:val="ListBullet"/>
+      </w:pPr>
+      <w:r>
+        <w:t xml:space="preserve">Maintained and optimized backend services using </w:t>
       </w:r>
       <w:proofErr w:type="spellStart"/>
       <w:r>
-        <w:rPr>
-          <w:rFonts w:ascii="Calibri" w:hAnsi="Calibri" w:cs="Calibri"/>
-          <w:sz w:val="20"/>
-          <w:szCs w:val="20"/>
-        </w:rPr>
-        <w:t>CodePipeline</w:t>
+        <w:t>ExpressJS</w:t>
       </w:r>
       <w:proofErr w:type="spellEnd"/>
       <w:r>
-        <w:rPr>
-          <w:rFonts w:ascii="Calibri" w:hAnsi="Calibri" w:cs="Calibri"/>
-          <w:sz w:val="20"/>
-          <w:szCs w:val="20"/>
-        </w:rPr>
-        <w:t xml:space="preserve"> deployment process — automatic build, compile, and release — cutting deployment time by 50%.</w:t>
+        <w:t xml:space="preserve"> and </w:t>
+      </w:r>
+      <w:proofErr w:type="spellStart"/>
+      <w:r>
+        <w:t>GraphQL</w:t>
+      </w:r>
+      <w:proofErr w:type="spellEnd"/>
+      <w:r>
+        <w:t xml:space="preserve">, ensuring high performance and scalability. </w:t>
       </w:r>
     </w:p>
     <w:p>
       <w:pPr>
-        <w:pStyle w:val="ListParagraph"/>
-        <w:numPr>
-          <w:ilvl w:val="0"/>
-          <w:numId w:val="6"/>
-        </w:numPr>
-        <w:ind w:left="426" w:hanging="284"/>
-        <w:rPr>
-          <w:rFonts w:ascii="Calibri" w:hAnsi="Calibri" w:cs="Calibri"/>
-          <w:sz w:val="20"/>
-          <w:szCs w:val="20"/>
-        </w:rPr>
-      </w:pPr>
-      <w:r>
-        <w:rPr>
-          <w:rFonts w:ascii="Calibri" w:hAnsi="Calibri" w:cs="Calibri"/>
-          <w:sz w:val="20"/>
-          <w:szCs w:val="20"/>
-        </w:rPr>
-        <w:t>Improved Angular state management and UI/UX, driving a 10% increase in user engagement.</w:t>
+        <w:pStyle w:val="ListBullet"/>
+      </w:pPr>
+      <w:r>
+        <w:t xml:space="preserve">Designed and managed an automated AWS </w:t>
+      </w:r>
+      <w:proofErr w:type="spellStart"/>
+      <w:r>
+        <w:t>CodePipeline</w:t>
+      </w:r>
+      <w:proofErr w:type="spellEnd"/>
+      <w:r>
+        <w:t xml:space="preserve"> deployment process, cutting deployment time by 50%.</w:t>
       </w:r>
     </w:p>
     <w:p>
@@ -980,71 +732,34 @@
     </w:p>
     <w:p>
       <w:pPr>
-        <w:pStyle w:val="ListParagraph"/>
-        <w:numPr>
-          <w:ilvl w:val="0"/>
-          <w:numId w:val="1"/>
-        </w:numPr>
-        <w:ind w:left="426" w:hanging="284"/>
-        <w:rPr>
-          <w:rFonts w:ascii="Calibri" w:hAnsi="Calibri" w:cs="Calibri"/>
-          <w:sz w:val="20"/>
-          <w:szCs w:val="20"/>
-        </w:rPr>
-      </w:pPr>
-      <w:r>
-        <w:rPr>
-          <w:rFonts w:ascii="Calibri" w:hAnsi="Calibri" w:cs="Calibri"/>
-          <w:sz w:val="20"/>
-          <w:szCs w:val="20"/>
-        </w:rPr>
-        <w:t>Built React and Bootstrap website templates for desktop and mobile, integrating API data.</w:t>
+        <w:pStyle w:val="ListBullet"/>
+      </w:pPr>
+      <w:r>
+        <w:t xml:space="preserve">Built user-facing web components using React, translating designs and wireframes into production-quality, responsive code. </w:t>
       </w:r>
     </w:p>
     <w:p>
       <w:pPr>
-        <w:pStyle w:val="ListParagraph"/>
-        <w:numPr>
-          <w:ilvl w:val="0"/>
-          <w:numId w:val="1"/>
-        </w:numPr>
-        <w:ind w:left="426" w:hanging="284"/>
-        <w:rPr>
-          <w:rFonts w:ascii="Calibri" w:hAnsi="Calibri" w:cs="Calibri"/>
-          <w:sz w:val="20"/>
-          <w:szCs w:val="20"/>
-        </w:rPr>
-      </w:pPr>
-      <w:r>
-        <w:rPr>
-          <w:rFonts w:ascii="Calibri" w:hAnsi="Calibri" w:cs="Calibri"/>
-          <w:sz w:val="20"/>
-          <w:szCs w:val="20"/>
-        </w:rPr>
-        <w:t>Managed release and deployment to AWS using Docker and Kubernetes, accelerating scalability and infrastructure flexibility.</w:t>
+        <w:pStyle w:val="ListBullet"/>
+      </w:pPr>
+      <w:r>
+        <w:t xml:space="preserve">Developed Django RESTful APIs and integrated API data into front-end applications. </w:t>
       </w:r>
     </w:p>
     <w:p>
       <w:pPr>
-        <w:pStyle w:val="ListParagraph"/>
-        <w:numPr>
-          <w:ilvl w:val="0"/>
-          <w:numId w:val="1"/>
-        </w:numPr>
-        <w:ind w:left="426" w:hanging="284"/>
-        <w:rPr>
-          <w:rFonts w:ascii="Calibri" w:hAnsi="Calibri" w:cs="Calibri"/>
-          <w:sz w:val="20"/>
-          <w:szCs w:val="20"/>
-        </w:rPr>
-      </w:pPr>
-      <w:r>
-        <w:rPr>
-          <w:rFonts w:ascii="Calibri" w:hAnsi="Calibri" w:cs="Calibri"/>
-          <w:sz w:val="20"/>
-          <w:szCs w:val="20"/>
-        </w:rPr>
-        <w:t>Conducted thorough code reviews and pull-request feedback for the team, improving code quality and cutting bug occurrence by 20%.</w:t>
+        <w:pStyle w:val="ListBullet"/>
+      </w:pPr>
+      <w:r>
+        <w:t xml:space="preserve">Mentored through code reviews and pull request feedback, contributing to a 20% reduction in bug occurrences and improved team collaboration. </w:t>
+      </w:r>
+    </w:p>
+    <w:p>
+      <w:pPr>
+        <w:pStyle w:val="ListBullet"/>
+      </w:pPr>
+      <w:r>
+        <w:t>Managed release and deployment processes to AWS using Docker and Kubernetes.</w:t>
       </w:r>
     </w:p>
     <w:p>
@@ -1150,89 +865,34 @@
     </w:p>
     <w:p>
       <w:pPr>
-        <w:pStyle w:val="ListParagraph"/>
-        <w:numPr>
-          <w:ilvl w:val="0"/>
-          <w:numId w:val="5"/>
-        </w:numPr>
-        <w:ind w:left="426" w:hanging="284"/>
-        <w:rPr>
-          <w:rFonts w:ascii="Calibri" w:hAnsi="Calibri" w:cs="Calibri"/>
-          <w:sz w:val="20"/>
-          <w:szCs w:val="20"/>
-        </w:rPr>
-      </w:pPr>
-      <w:r>
-        <w:rPr>
-          <w:rFonts w:ascii="Calibri" w:hAnsi="Calibri" w:cs="Calibri"/>
-          <w:sz w:val="20"/>
-          <w:szCs w:val="20"/>
-        </w:rPr>
-        <w:t>Developed reusable Vue components, reducing development time by 30% and improving long-term maintainability.</w:t>
+        <w:pStyle w:val="ListBullet"/>
+      </w:pPr>
+      <w:r>
+        <w:t xml:space="preserve">Led code reviews, mentored teammates through pull requests, and resolved conflicts, improving collaboration and code quality across the team. </w:t>
       </w:r>
     </w:p>
     <w:p>
       <w:pPr>
-        <w:pStyle w:val="ListParagraph"/>
-        <w:numPr>
-          <w:ilvl w:val="0"/>
-          <w:numId w:val="5"/>
-        </w:numPr>
-        <w:ind w:left="426" w:hanging="284"/>
-        <w:rPr>
-          <w:rFonts w:ascii="Calibri" w:hAnsi="Calibri" w:cs="Calibri"/>
-          <w:sz w:val="20"/>
-          <w:szCs w:val="20"/>
-        </w:rPr>
-      </w:pPr>
-      <w:r>
-        <w:rPr>
-          <w:rFonts w:ascii="Calibri" w:hAnsi="Calibri" w:cs="Calibri"/>
-          <w:sz w:val="20"/>
-          <w:szCs w:val="20"/>
-        </w:rPr>
-        <w:t xml:space="preserve">Implemented caching techniques and optimized assets using Webpack, achieving 3-second load times and 85+ Google </w:t>
+        <w:pStyle w:val="ListBullet"/>
+      </w:pPr>
+      <w:r>
+        <w:t xml:space="preserve">Built WordPress themes and backend integrations from scratch using PHP, optimizing assets for a 3-second load time and 85+ Google </w:t>
       </w:r>
       <w:proofErr w:type="spellStart"/>
       <w:r>
-        <w:rPr>
-          <w:rFonts w:ascii="Calibri" w:hAnsi="Calibri" w:cs="Calibri"/>
-          <w:sz w:val="20"/>
-          <w:szCs w:val="20"/>
-        </w:rPr>
         <w:t>PageSpeed</w:t>
       </w:r>
       <w:proofErr w:type="spellEnd"/>
       <w:r>
-        <w:rPr>
-          <w:rFonts w:ascii="Calibri" w:hAnsi="Calibri" w:cs="Calibri"/>
-          <w:sz w:val="20"/>
-          <w:szCs w:val="20"/>
-        </w:rPr>
-        <w:t xml:space="preserve"> scores.</w:t>
+        <w:t xml:space="preserve"> score. </w:t>
       </w:r>
     </w:p>
     <w:p>
       <w:pPr>
-        <w:pStyle w:val="ListParagraph"/>
-        <w:numPr>
-          <w:ilvl w:val="0"/>
-          <w:numId w:val="5"/>
-        </w:numPr>
-        <w:ind w:left="426" w:hanging="284"/>
-        <w:rPr>
-          <w:rFonts w:ascii="Calibri" w:hAnsi="Calibri" w:cs="Calibri"/>
-          <w:sz w:val="20"/>
-          <w:szCs w:val="20"/>
-        </w:rPr>
-      </w:pPr>
-      <w:r>
-        <w:rPr>
-          <w:rFonts w:ascii="Calibri" w:hAnsi="Calibri" w:cs="Calibri"/>
-          <w:sz w:val="20"/>
-          <w:szCs w:val="20"/>
-        </w:rPr>
-        <w:t>Conducted thorough code reviews and pull-request management, resolving conflicts and deploying updates to production servers.</w:t>
+        <w:pStyle w:val="ListBullet"/>
+      </w:pPr>
+      <w:r>
+        <w:t>Developed reusable components in Vue, improving code maintainability and cutting development time by 30%.</w:t>
       </w:r>
     </w:p>
     <w:p>
@@ -1286,177 +946,67 @@
     </w:p>
     <w:p>
       <w:pPr>
-        <w:pStyle w:val="p1"/>
-        <w:numPr>
-          <w:ilvl w:val="0"/>
-          <w:numId w:val="9"/>
-        </w:numPr>
-        <w:spacing w:line="276" w:lineRule="auto"/>
-        <w:ind w:left="426" w:right="284" w:hanging="284"/>
-        <w:rPr>
-          <w:rFonts w:ascii="Calibri" w:hAnsi="Calibri" w:cs="Calibri"/>
-          <w:color w:val="222222"/>
-          <w:sz w:val="20"/>
-          <w:szCs w:val="20"/>
-        </w:rPr>
-      </w:pPr>
-      <w:r>
-        <w:rPr>
-          <w:rFonts w:ascii="Calibri" w:hAnsi="Calibri" w:cs="Calibri"/>
-          <w:color w:val="222222"/>
-          <w:sz w:val="20"/>
-          <w:szCs w:val="20"/>
-        </w:rPr>
-        <w:t>Frontend: HTML, CSS/Sass, JavaScript, TypeScript</w:t>
-      </w:r>
-      <w:r>
-        <w:rPr>
-          <w:rFonts w:ascii="Calibri" w:hAnsi="Calibri" w:cs="Calibri"/>
-          <w:color w:val="222222"/>
-          <w:sz w:val="20"/>
-          <w:szCs w:val="20"/>
-        </w:rPr>
-        <w:t>, React</w:t>
+        <w:pStyle w:val="ListBullet"/>
+      </w:pPr>
+      <w:r>
+        <w:t xml:space="preserve">Backend: Python, Django, Node.js, </w:t>
+      </w:r>
+      <w:proofErr w:type="spellStart"/>
+      <w:r>
+        <w:t>ExpressJS</w:t>
+      </w:r>
+      <w:proofErr w:type="spellEnd"/>
+      <w:r>
+        <w:t xml:space="preserve">, PHP, Laravel, RESTful APIs, </w:t>
+      </w:r>
+      <w:proofErr w:type="spellStart"/>
+      <w:r>
+        <w:t>GraphQL</w:t>
+      </w:r>
+      <w:proofErr w:type="spellEnd"/>
+      <w:r>
+        <w:t xml:space="preserve"> </w:t>
       </w:r>
     </w:p>
     <w:p>
       <w:pPr>
-        <w:pStyle w:val="p1"/>
-        <w:numPr>
-          <w:ilvl w:val="0"/>
-          <w:numId w:val="9"/>
-        </w:numPr>
-        <w:spacing w:line="276" w:lineRule="auto"/>
-        <w:ind w:left="426" w:right="284" w:hanging="284"/>
-        <w:rPr>
-          <w:rFonts w:ascii="Calibri" w:hAnsi="Calibri" w:cs="Calibri"/>
-          <w:color w:val="222222"/>
-          <w:sz w:val="20"/>
-          <w:szCs w:val="20"/>
-        </w:rPr>
-      </w:pPr>
-      <w:r>
-        <w:rPr>
-          <w:rFonts w:ascii="Calibri" w:hAnsi="Calibri" w:cs="Calibri"/>
-          <w:color w:val="222222"/>
-          <w:sz w:val="20"/>
-          <w:szCs w:val="20"/>
-        </w:rPr>
-        <w:t xml:space="preserve">Backend: </w:t>
-      </w:r>
-      <w:r>
-        <w:rPr>
-          <w:rFonts w:ascii="Calibri" w:hAnsi="Calibri" w:cs="Calibri"/>
-          <w:color w:val="222222"/>
-          <w:sz w:val="20"/>
-          <w:szCs w:val="20"/>
-        </w:rPr>
-        <w:t xml:space="preserve">NodeJS, </w:t>
-      </w:r>
-      <w:proofErr w:type="spellStart"/>
-      <w:r>
-        <w:rPr>
-          <w:rFonts w:ascii="Calibri" w:hAnsi="Calibri" w:cs="Calibri"/>
-          <w:color w:val="222222"/>
-          <w:sz w:val="20"/>
-          <w:szCs w:val="20"/>
-        </w:rPr>
-        <w:t>ExpressJS</w:t>
-      </w:r>
-      <w:proofErr w:type="spellEnd"/>
-      <w:r>
-        <w:rPr>
-          <w:rFonts w:ascii="Calibri" w:hAnsi="Calibri" w:cs="Calibri"/>
-          <w:color w:val="222222"/>
-          <w:sz w:val="20"/>
-          <w:szCs w:val="20"/>
-        </w:rPr>
-        <w:t xml:space="preserve">, </w:t>
-      </w:r>
-      <w:proofErr w:type="spellStart"/>
-      <w:r>
-        <w:rPr>
-          <w:rFonts w:ascii="Calibri" w:hAnsi="Calibri" w:cs="Calibri"/>
-          <w:color w:val="222222"/>
-          <w:sz w:val="20"/>
-          <w:szCs w:val="20"/>
-        </w:rPr>
-        <w:t>NestJS</w:t>
-      </w:r>
-      <w:proofErr w:type="spellEnd"/>
-      <w:r>
-        <w:rPr>
-          <w:rFonts w:ascii="Calibri" w:hAnsi="Calibri" w:cs="Calibri"/>
-          <w:color w:val="222222"/>
-          <w:sz w:val="20"/>
-          <w:szCs w:val="20"/>
-        </w:rPr>
-        <w:t>, Python, Django, RESTful API design</w:t>
+        <w:pStyle w:val="ListBullet"/>
+      </w:pPr>
+      <w:r>
+        <w:t xml:space="preserve">Frontend: React, Angular, Vue, TypeScript, JavaScript, HTML, CSS/Sass </w:t>
       </w:r>
     </w:p>
     <w:p>
       <w:pPr>
-        <w:pStyle w:val="p1"/>
-        <w:numPr>
-          <w:ilvl w:val="0"/>
-          <w:numId w:val="9"/>
-        </w:numPr>
-        <w:spacing w:line="276" w:lineRule="auto"/>
-        <w:ind w:left="426" w:right="284" w:hanging="284"/>
-        <w:rPr>
-          <w:rFonts w:ascii="Calibri" w:hAnsi="Calibri" w:cs="Calibri"/>
-          <w:color w:val="222222"/>
-          <w:sz w:val="20"/>
-          <w:szCs w:val="20"/>
-        </w:rPr>
-      </w:pPr>
-      <w:r>
-        <w:rPr>
-          <w:rFonts w:ascii="Calibri" w:hAnsi="Calibri" w:cs="Calibri"/>
-          <w:color w:val="222222"/>
-          <w:sz w:val="20"/>
-          <w:szCs w:val="20"/>
-        </w:rPr>
-        <w:t>Relational database: MySQL, Postgres</w:t>
+        <w:pStyle w:val="ListBullet"/>
+      </w:pPr>
+      <w:r>
+        <w:t xml:space="preserve">Practices: End-to-end feature ownership, service-oriented architecture, code review &amp; mentoring, cross-functional collaboration </w:t>
       </w:r>
     </w:p>
     <w:p>
       <w:pPr>
-        <w:pStyle w:val="p1"/>
-        <w:numPr>
-          <w:ilvl w:val="0"/>
-          <w:numId w:val="9"/>
-        </w:numPr>
-        <w:spacing w:line="276" w:lineRule="auto"/>
-        <w:ind w:left="426" w:right="284" w:hanging="284"/>
-        <w:rPr>
-          <w:rStyle w:val="s1"/>
-          <w:rFonts w:ascii="Calibri" w:hAnsi="Calibri" w:cs="Calibri"/>
-          <w:color w:val="222222"/>
-          <w:sz w:val="20"/>
-          <w:szCs w:val="20"/>
-        </w:rPr>
-      </w:pPr>
-      <w:r>
-        <w:rPr>
-          <w:rFonts w:ascii="Calibri" w:hAnsi="Calibri" w:cs="Calibri"/>
-          <w:color w:val="222222"/>
-          <w:sz w:val="20"/>
-          <w:szCs w:val="20"/>
-        </w:rPr>
-        <w:t xml:space="preserve">DevOps CI/CD tools: Git, Docker, AWS, </w:t>
+        <w:pStyle w:val="ListBullet"/>
+      </w:pPr>
+      <w:r>
+        <w:t xml:space="preserve">Databases: PostgreSQL, MySQL </w:t>
+      </w:r>
+    </w:p>
+    <w:p>
+      <w:pPr>
+        <w:pStyle w:val="ListBullet"/>
+      </w:pPr>
+      <w:r>
+        <w:t xml:space="preserve">DevOps / CI/CD: Git, Docker, AWS, </w:t>
       </w:r>
       <w:proofErr w:type="spellStart"/>
       <w:r>
-        <w:rPr>
-          <w:rFonts w:ascii="Calibri" w:hAnsi="Calibri" w:cs="Calibri"/>
-          <w:color w:val="222222"/>
-          <w:sz w:val="20"/>
-          <w:szCs w:val="20"/>
-        </w:rPr>
         <w:t>aws-cdk</w:t>
       </w:r>
       <w:proofErr w:type="spellEnd"/>
+      <w:r>
+        <w:t>, Jenkins</w:t>
+      </w:r>
     </w:p>
     <w:p>
       <w:pPr>
@@ -1595,8 +1145,8 @@
       </w:r>
     </w:p>
     <w:sectPr>
-      <w:footerReference w:type="even" r:id="rId11"/>
-      <w:footerReference w:type="default" r:id="rId12"/>
+      <w:footerReference w:type="even" r:id="rId12"/>
+      <w:footerReference w:type="default" r:id="rId13"/>
       <w:type w:val="continuous"/>
       <w:pgSz w:w="12240" w:h="15840"/>
       <w:pgMar w:top="291" w:right="595" w:bottom="371" w:left="588" w:header="720" w:footer="720" w:gutter="0"/>
@@ -1816,6 +1366,27 @@
 <file path=word/numbering.xml><?xml version="1.0" encoding="utf-8"?>
 <w:numbering xmlns:wpc="http://schemas.microsoft.com/office/word/2010/wordprocessingCanvas" xmlns:cx="http://schemas.microsoft.com/office/drawing/2014/chartex" xmlns:cx1="http://schemas.microsoft.com/office/drawing/2015/9/8/chartex" xmlns:cx2="http://schemas.microsoft.com/office/drawing/2015/10/21/chartex" xmlns:cx3="http://schemas.microsoft.com/office/drawing/2016/5/9/chartex" xmlns:cx4="http://schemas.microsoft.com/office/drawing/2016/5/10/chartex" xmlns:cx5="http://schemas.microsoft.com/office/drawing/2016/5/11/chartex" xmlns:cx6="http://schemas.microsoft.com/office/drawing/2016/5/12/chartex" xmlns:cx7="http://schemas.microsoft.com/office/drawing/2016/5/13/chartex" xmlns:cx8="http://schemas.microsoft.com/office/drawing/2016/5/14/chartex" xmlns:mc="http://schemas.openxmlformats.org/markup-compatibility/2006" xmlns:aink="http://schemas.microsoft.com/office/drawing/2016/ink" xmlns:am3d="http://schemas.microsoft.com/office/drawing/2017/model3d" xmlns:o="urn:schemas-microsoft-com:office:office" xmlns:r="http://schemas.openxmlformats.org/officeDocument/2006/relationships" xmlns:m="http://schemas.openxmlformats.org/officeDocument/2006/math" xmlns:v="urn:schemas-microsoft-com:vml" xmlns:wp14="http://schemas.microsoft.com/office/word/2010/wordprocessingDrawing" xmlns:wp="http://schemas.openxmlformats.org/drawingml/2006/wordprocessingDrawing" xmlns:w10="urn:schemas-microsoft-com:office:word" xmlns:w="http://schemas.openxmlformats.org/wordprocessingml/2006/main" xmlns:w14="http://schemas.microsoft.com/office/word/2010/wordml" xmlns:w15="http://schemas.microsoft.com/office/word/2012/wordml" xmlns:w16cex="http://schemas.microsoft.com/office/word/2018/wordml/cex" xmlns:w16cid="http://schemas.microsoft.com/office/word/2016/wordml/cid" xmlns:w16="http://schemas.microsoft.com/office/word/2018/wordml" xmlns:w16sdtdh="http://schemas.microsoft.com/office/word/2020/wordml/sdtdatahash" xmlns:w16se="http://schemas.microsoft.com/office/word/2015/wordml/symex" xmlns:wpg="http://schemas.microsoft.com/office/word/2010/wordprocessingGroup" xmlns:wpi="http://schemas.microsoft.com/office/word/2010/wordprocessingInk" xmlns:wne="http://schemas.microsoft.com/office/word/2006/wordml" xmlns:wps="http://schemas.microsoft.com/office/word/2010/wordprocessingShape" mc:Ignorable="w14 w15 w16se w16cid w16 w16cex w16sdtdh wp14">
   <w:abstractNum w:abstractNumId="0" w15:restartNumberingAfterBreak="0">
+    <w:nsid w:val="FFFFFF89"/>
+    <w:multiLevelType w:val="singleLevel"/>
+    <w:tmpl w:val="1AA8039C"/>
+    <w:lvl w:ilvl="0">
+      <w:start w:val="1"/>
+      <w:numFmt w:val="bullet"/>
+      <w:pStyle w:val="ListBullet"/>
+      <w:lvlText w:val=""/>
+      <w:lvlJc w:val="left"/>
+      <w:pPr>
+        <w:tabs>
+          <w:tab w:val="num" w:pos="360"/>
+        </w:tabs>
+        <w:ind w:left="360" w:hanging="360"/>
+      </w:pPr>
+      <w:rPr>
+        <w:rFonts w:ascii="Symbol" w:hAnsi="Symbol" w:hint="default"/>
+      </w:rPr>
+    </w:lvl>
+  </w:abstractNum>
+  <w:abstractNum w:abstractNumId="1" w15:restartNumberingAfterBreak="0">
     <w:nsid w:val="0EF20500"/>
     <w:multiLevelType w:val="hybridMultilevel"/>
     <w:tmpl w:val="FCD04070"/>
@@ -1928,7 +1499,233 @@
       </w:rPr>
     </w:lvl>
   </w:abstractNum>
-  <w:abstractNum w:abstractNumId="1" w15:restartNumberingAfterBreak="0">
+  <w:abstractNum w:abstractNumId="2" w15:restartNumberingAfterBreak="0">
+    <w:nsid w:val="19D2539E"/>
+    <w:multiLevelType w:val="hybridMultilevel"/>
+    <w:tmpl w:val="19AC4A3E"/>
+    <w:lvl w:ilvl="0" w:tplc="04090001">
+      <w:start w:val="1"/>
+      <w:numFmt w:val="bullet"/>
+      <w:lvlText w:val=""/>
+      <w:lvlJc w:val="left"/>
+      <w:pPr>
+        <w:ind w:left="720" w:hanging="360"/>
+      </w:pPr>
+      <w:rPr>
+        <w:rFonts w:ascii="Symbol" w:hAnsi="Symbol" w:hint="default"/>
+      </w:rPr>
+    </w:lvl>
+    <w:lvl w:ilvl="1" w:tplc="04090003" w:tentative="1">
+      <w:start w:val="1"/>
+      <w:numFmt w:val="bullet"/>
+      <w:lvlText w:val="o"/>
+      <w:lvlJc w:val="left"/>
+      <w:pPr>
+        <w:ind w:left="1440" w:hanging="360"/>
+      </w:pPr>
+      <w:rPr>
+        <w:rFonts w:ascii="Courier New" w:hAnsi="Courier New" w:cs="Courier New" w:hint="default"/>
+      </w:rPr>
+    </w:lvl>
+    <w:lvl w:ilvl="2" w:tplc="04090005" w:tentative="1">
+      <w:start w:val="1"/>
+      <w:numFmt w:val="bullet"/>
+      <w:lvlText w:val=""/>
+      <w:lvlJc w:val="left"/>
+      <w:pPr>
+        <w:ind w:left="2160" w:hanging="360"/>
+      </w:pPr>
+      <w:rPr>
+        <w:rFonts w:ascii="Wingdings" w:hAnsi="Wingdings" w:hint="default"/>
+      </w:rPr>
+    </w:lvl>
+    <w:lvl w:ilvl="3" w:tplc="04090001" w:tentative="1">
+      <w:start w:val="1"/>
+      <w:numFmt w:val="bullet"/>
+      <w:lvlText w:val=""/>
+      <w:lvlJc w:val="left"/>
+      <w:pPr>
+        <w:ind w:left="2880" w:hanging="360"/>
+      </w:pPr>
+      <w:rPr>
+        <w:rFonts w:ascii="Symbol" w:hAnsi="Symbol" w:hint="default"/>
+      </w:rPr>
+    </w:lvl>
+    <w:lvl w:ilvl="4" w:tplc="04090003" w:tentative="1">
+      <w:start w:val="1"/>
+      <w:numFmt w:val="bullet"/>
+      <w:lvlText w:val="o"/>
+      <w:lvlJc w:val="left"/>
+      <w:pPr>
+        <w:ind w:left="3600" w:hanging="360"/>
+      </w:pPr>
+      <w:rPr>
+        <w:rFonts w:ascii="Courier New" w:hAnsi="Courier New" w:cs="Courier New" w:hint="default"/>
+      </w:rPr>
+    </w:lvl>
+    <w:lvl w:ilvl="5" w:tplc="04090005" w:tentative="1">
+      <w:start w:val="1"/>
+      <w:numFmt w:val="bullet"/>
+      <w:lvlText w:val=""/>
+      <w:lvlJc w:val="left"/>
+      <w:pPr>
+        <w:ind w:left="4320" w:hanging="360"/>
+      </w:pPr>
+      <w:rPr>
+        <w:rFonts w:ascii="Wingdings" w:hAnsi="Wingdings" w:hint="default"/>
+      </w:rPr>
+    </w:lvl>
+    <w:lvl w:ilvl="6" w:tplc="04090001" w:tentative="1">
+      <w:start w:val="1"/>
+      <w:numFmt w:val="bullet"/>
+      <w:lvlText w:val=""/>
+      <w:lvlJc w:val="left"/>
+      <w:pPr>
+        <w:ind w:left="5040" w:hanging="360"/>
+      </w:pPr>
+      <w:rPr>
+        <w:rFonts w:ascii="Symbol" w:hAnsi="Symbol" w:hint="default"/>
+      </w:rPr>
+    </w:lvl>
+    <w:lvl w:ilvl="7" w:tplc="04090003" w:tentative="1">
+      <w:start w:val="1"/>
+      <w:numFmt w:val="bullet"/>
+      <w:lvlText w:val="o"/>
+      <w:lvlJc w:val="left"/>
+      <w:pPr>
+        <w:ind w:left="5760" w:hanging="360"/>
+      </w:pPr>
+      <w:rPr>
+        <w:rFonts w:ascii="Courier New" w:hAnsi="Courier New" w:cs="Courier New" w:hint="default"/>
+      </w:rPr>
+    </w:lvl>
+    <w:lvl w:ilvl="8" w:tplc="04090005" w:tentative="1">
+      <w:start w:val="1"/>
+      <w:numFmt w:val="bullet"/>
+      <w:lvlText w:val=""/>
+      <w:lvlJc w:val="left"/>
+      <w:pPr>
+        <w:ind w:left="6480" w:hanging="360"/>
+      </w:pPr>
+      <w:rPr>
+        <w:rFonts w:ascii="Wingdings" w:hAnsi="Wingdings" w:hint="default"/>
+      </w:rPr>
+    </w:lvl>
+  </w:abstractNum>
+  <w:abstractNum w:abstractNumId="3" w15:restartNumberingAfterBreak="0">
+    <w:nsid w:val="1EF67E67"/>
+    <w:multiLevelType w:val="hybridMultilevel"/>
+    <w:tmpl w:val="2B444CE0"/>
+    <w:lvl w:ilvl="0" w:tplc="04090001">
+      <w:start w:val="1"/>
+      <w:numFmt w:val="bullet"/>
+      <w:lvlText w:val=""/>
+      <w:lvlJc w:val="left"/>
+      <w:pPr>
+        <w:ind w:left="720" w:hanging="360"/>
+      </w:pPr>
+      <w:rPr>
+        <w:rFonts w:ascii="Symbol" w:hAnsi="Symbol" w:hint="default"/>
+      </w:rPr>
+    </w:lvl>
+    <w:lvl w:ilvl="1" w:tplc="04090003" w:tentative="1">
+      <w:start w:val="1"/>
+      <w:numFmt w:val="bullet"/>
+      <w:lvlText w:val="o"/>
+      <w:lvlJc w:val="left"/>
+      <w:pPr>
+        <w:ind w:left="1440" w:hanging="360"/>
+      </w:pPr>
+      <w:rPr>
+        <w:rFonts w:ascii="Courier New" w:hAnsi="Courier New" w:cs="Courier New" w:hint="default"/>
+      </w:rPr>
+    </w:lvl>
+    <w:lvl w:ilvl="2" w:tplc="04090005" w:tentative="1">
+      <w:start w:val="1"/>
+      <w:numFmt w:val="bullet"/>
+      <w:lvlText w:val=""/>
+      <w:lvlJc w:val="left"/>
+      <w:pPr>
+        <w:ind w:left="2160" w:hanging="360"/>
+      </w:pPr>
+      <w:rPr>
+        <w:rFonts w:ascii="Wingdings" w:hAnsi="Wingdings" w:hint="default"/>
+      </w:rPr>
+    </w:lvl>
+    <w:lvl w:ilvl="3" w:tplc="04090001" w:tentative="1">
+      <w:start w:val="1"/>
+      <w:numFmt w:val="bullet"/>
+      <w:lvlText w:val=""/>
+      <w:lvlJc w:val="left"/>
+      <w:pPr>
+        <w:ind w:left="2880" w:hanging="360"/>
+      </w:pPr>
+      <w:rPr>
+        <w:rFonts w:ascii="Symbol" w:hAnsi="Symbol" w:hint="default"/>
+      </w:rPr>
+    </w:lvl>
+    <w:lvl w:ilvl="4" w:tplc="04090003" w:tentative="1">
+      <w:start w:val="1"/>
+      <w:numFmt w:val="bullet"/>
+      <w:lvlText w:val="o"/>
+      <w:lvlJc w:val="left"/>
+      <w:pPr>
+        <w:ind w:left="3600" w:hanging="360"/>
+      </w:pPr>
+      <w:rPr>
+        <w:rFonts w:ascii="Courier New" w:hAnsi="Courier New" w:cs="Courier New" w:hint="default"/>
+      </w:rPr>
+    </w:lvl>
+    <w:lvl w:ilvl="5" w:tplc="04090005" w:tentative="1">
+      <w:start w:val="1"/>
+      <w:numFmt w:val="bullet"/>
+      <w:lvlText w:val=""/>
+      <w:lvlJc w:val="left"/>
+      <w:pPr>
+        <w:ind w:left="4320" w:hanging="360"/>
+      </w:pPr>
+      <w:rPr>
+        <w:rFonts w:ascii="Wingdings" w:hAnsi="Wingdings" w:hint="default"/>
+      </w:rPr>
+    </w:lvl>
+    <w:lvl w:ilvl="6" w:tplc="04090001" w:tentative="1">
+      <w:start w:val="1"/>
+      <w:numFmt w:val="bullet"/>
+      <w:lvlText w:val=""/>
+      <w:lvlJc w:val="left"/>
+      <w:pPr>
+        <w:ind w:left="5040" w:hanging="360"/>
+      </w:pPr>
+      <w:rPr>
+        <w:rFonts w:ascii="Symbol" w:hAnsi="Symbol" w:hint="default"/>
+      </w:rPr>
+    </w:lvl>
+    <w:lvl w:ilvl="7" w:tplc="04090003" w:tentative="1">
+      <w:start w:val="1"/>
+      <w:numFmt w:val="bullet"/>
+      <w:lvlText w:val="o"/>
+      <w:lvlJc w:val="left"/>
+      <w:pPr>
+        <w:ind w:left="5760" w:hanging="360"/>
+      </w:pPr>
+      <w:rPr>
+        <w:rFonts w:ascii="Courier New" w:hAnsi="Courier New" w:cs="Courier New" w:hint="default"/>
+      </w:rPr>
+    </w:lvl>
+    <w:lvl w:ilvl="8" w:tplc="04090005" w:tentative="1">
+      <w:start w:val="1"/>
+      <w:numFmt w:val="bullet"/>
+      <w:lvlText w:val=""/>
+      <w:lvlJc w:val="left"/>
+      <w:pPr>
+        <w:ind w:left="6480" w:hanging="360"/>
+      </w:pPr>
+      <w:rPr>
+        <w:rFonts w:ascii="Wingdings" w:hAnsi="Wingdings" w:hint="default"/>
+      </w:rPr>
+    </w:lvl>
+  </w:abstractNum>
+  <w:abstractNum w:abstractNumId="4" w15:restartNumberingAfterBreak="0">
     <w:nsid w:val="2077390B"/>
     <w:multiLevelType w:val="hybridMultilevel"/>
     <w:tmpl w:val="B01A7F80"/>
@@ -2041,7 +1838,120 @@
       </w:rPr>
     </w:lvl>
   </w:abstractNum>
-  <w:abstractNum w:abstractNumId="2" w15:restartNumberingAfterBreak="0">
+  <w:abstractNum w:abstractNumId="5" w15:restartNumberingAfterBreak="0">
+    <w:nsid w:val="234242B8"/>
+    <w:multiLevelType w:val="hybridMultilevel"/>
+    <w:tmpl w:val="96D6262E"/>
+    <w:lvl w:ilvl="0" w:tplc="04090001">
+      <w:start w:val="1"/>
+      <w:numFmt w:val="bullet"/>
+      <w:lvlText w:val=""/>
+      <w:lvlJc w:val="left"/>
+      <w:pPr>
+        <w:ind w:left="720" w:hanging="360"/>
+      </w:pPr>
+      <w:rPr>
+        <w:rFonts w:ascii="Symbol" w:hAnsi="Symbol" w:hint="default"/>
+      </w:rPr>
+    </w:lvl>
+    <w:lvl w:ilvl="1" w:tplc="04090003" w:tentative="1">
+      <w:start w:val="1"/>
+      <w:numFmt w:val="bullet"/>
+      <w:lvlText w:val="o"/>
+      <w:lvlJc w:val="left"/>
+      <w:pPr>
+        <w:ind w:left="1440" w:hanging="360"/>
+      </w:pPr>
+      <w:rPr>
+        <w:rFonts w:ascii="Courier New" w:hAnsi="Courier New" w:cs="Courier New" w:hint="default"/>
+      </w:rPr>
+    </w:lvl>
+    <w:lvl w:ilvl="2" w:tplc="04090005" w:tentative="1">
+      <w:start w:val="1"/>
+      <w:numFmt w:val="bullet"/>
+      <w:lvlText w:val=""/>
+      <w:lvlJc w:val="left"/>
+      <w:pPr>
+        <w:ind w:left="2160" w:hanging="360"/>
+      </w:pPr>
+      <w:rPr>
+        <w:rFonts w:ascii="Wingdings" w:hAnsi="Wingdings" w:hint="default"/>
+      </w:rPr>
+    </w:lvl>
+    <w:lvl w:ilvl="3" w:tplc="04090001" w:tentative="1">
+      <w:start w:val="1"/>
+      <w:numFmt w:val="bullet"/>
+      <w:lvlText w:val=""/>
+      <w:lvlJc w:val="left"/>
+      <w:pPr>
+        <w:ind w:left="2880" w:hanging="360"/>
+      </w:pPr>
+      <w:rPr>
+        <w:rFonts w:ascii="Symbol" w:hAnsi="Symbol" w:hint="default"/>
+      </w:rPr>
+    </w:lvl>
+    <w:lvl w:ilvl="4" w:tplc="04090003" w:tentative="1">
+      <w:start w:val="1"/>
+      <w:numFmt w:val="bullet"/>
+      <w:lvlText w:val="o"/>
+      <w:lvlJc w:val="left"/>
+      <w:pPr>
+        <w:ind w:left="3600" w:hanging="360"/>
+      </w:pPr>
+      <w:rPr>
+        <w:rFonts w:ascii="Courier New" w:hAnsi="Courier New" w:cs="Courier New" w:hint="default"/>
+      </w:rPr>
+    </w:lvl>
+    <w:lvl w:ilvl="5" w:tplc="04090005" w:tentative="1">
+      <w:start w:val="1"/>
+      <w:numFmt w:val="bullet"/>
+      <w:lvlText w:val=""/>
+      <w:lvlJc w:val="left"/>
+      <w:pPr>
+        <w:ind w:left="4320" w:hanging="360"/>
+      </w:pPr>
+      <w:rPr>
+        <w:rFonts w:ascii="Wingdings" w:hAnsi="Wingdings" w:hint="default"/>
+      </w:rPr>
+    </w:lvl>
+    <w:lvl w:ilvl="6" w:tplc="04090001" w:tentative="1">
+      <w:start w:val="1"/>
+      <w:numFmt w:val="bullet"/>
+      <w:lvlText w:val=""/>
+      <w:lvlJc w:val="left"/>
+      <w:pPr>
+        <w:ind w:left="5040" w:hanging="360"/>
+      </w:pPr>
+      <w:rPr>
+        <w:rFonts w:ascii="Symbol" w:hAnsi="Symbol" w:hint="default"/>
+      </w:rPr>
+    </w:lvl>
+    <w:lvl w:ilvl="7" w:tplc="04090003" w:tentative="1">
+      <w:start w:val="1"/>
+      <w:numFmt w:val="bullet"/>
+      <w:lvlText w:val="o"/>
+      <w:lvlJc w:val="left"/>
+      <w:pPr>
+        <w:ind w:left="5760" w:hanging="360"/>
+      </w:pPr>
+      <w:rPr>
+        <w:rFonts w:ascii="Courier New" w:hAnsi="Courier New" w:cs="Courier New" w:hint="default"/>
+      </w:rPr>
+    </w:lvl>
+    <w:lvl w:ilvl="8" w:tplc="04090005" w:tentative="1">
+      <w:start w:val="1"/>
+      <w:numFmt w:val="bullet"/>
+      <w:lvlText w:val=""/>
+      <w:lvlJc w:val="left"/>
+      <w:pPr>
+        <w:ind w:left="6480" w:hanging="360"/>
+      </w:pPr>
+      <w:rPr>
+        <w:rFonts w:ascii="Wingdings" w:hAnsi="Wingdings" w:hint="default"/>
+      </w:rPr>
+    </w:lvl>
+  </w:abstractNum>
+  <w:abstractNum w:abstractNumId="6" w15:restartNumberingAfterBreak="0">
     <w:nsid w:val="2C480260"/>
     <w:multiLevelType w:val="hybridMultilevel"/>
     <w:tmpl w:val="97760696"/>
@@ -2154,7 +2064,458 @@
       </w:rPr>
     </w:lvl>
   </w:abstractNum>
-  <w:abstractNum w:abstractNumId="3" w15:restartNumberingAfterBreak="0">
+  <w:abstractNum w:abstractNumId="7" w15:restartNumberingAfterBreak="0">
+    <w:nsid w:val="39012AA0"/>
+    <w:multiLevelType w:val="hybridMultilevel"/>
+    <w:tmpl w:val="02A036A2"/>
+    <w:lvl w:ilvl="0" w:tplc="04090001">
+      <w:numFmt w:val="bullet"/>
+      <w:lvlText w:val=""/>
+      <w:lvlJc w:val="left"/>
+      <w:pPr>
+        <w:ind w:left="720" w:hanging="360"/>
+      </w:pPr>
+      <w:rPr>
+        <w:rFonts w:ascii="Symbol" w:eastAsia="Times New Roman" w:hAnsi="Symbol" w:cs="Times New Roman" w:hint="default"/>
+      </w:rPr>
+    </w:lvl>
+    <w:lvl w:ilvl="1" w:tplc="04090003" w:tentative="1">
+      <w:start w:val="1"/>
+      <w:numFmt w:val="bullet"/>
+      <w:lvlText w:val="o"/>
+      <w:lvlJc w:val="left"/>
+      <w:pPr>
+        <w:ind w:left="1440" w:hanging="360"/>
+      </w:pPr>
+      <w:rPr>
+        <w:rFonts w:ascii="Courier New" w:hAnsi="Courier New" w:cs="Courier New" w:hint="default"/>
+      </w:rPr>
+    </w:lvl>
+    <w:lvl w:ilvl="2" w:tplc="04090005" w:tentative="1">
+      <w:start w:val="1"/>
+      <w:numFmt w:val="bullet"/>
+      <w:lvlText w:val=""/>
+      <w:lvlJc w:val="left"/>
+      <w:pPr>
+        <w:ind w:left="2160" w:hanging="360"/>
+      </w:pPr>
+      <w:rPr>
+        <w:rFonts w:ascii="Wingdings" w:hAnsi="Wingdings" w:hint="default"/>
+      </w:rPr>
+    </w:lvl>
+    <w:lvl w:ilvl="3" w:tplc="04090001" w:tentative="1">
+      <w:start w:val="1"/>
+      <w:numFmt w:val="bullet"/>
+      <w:lvlText w:val=""/>
+      <w:lvlJc w:val="left"/>
+      <w:pPr>
+        <w:ind w:left="2880" w:hanging="360"/>
+      </w:pPr>
+      <w:rPr>
+        <w:rFonts w:ascii="Symbol" w:hAnsi="Symbol" w:hint="default"/>
+      </w:rPr>
+    </w:lvl>
+    <w:lvl w:ilvl="4" w:tplc="04090003" w:tentative="1">
+      <w:start w:val="1"/>
+      <w:numFmt w:val="bullet"/>
+      <w:lvlText w:val="o"/>
+      <w:lvlJc w:val="left"/>
+      <w:pPr>
+        <w:ind w:left="3600" w:hanging="360"/>
+      </w:pPr>
+      <w:rPr>
+        <w:rFonts w:ascii="Courier New" w:hAnsi="Courier New" w:cs="Courier New" w:hint="default"/>
+      </w:rPr>
+    </w:lvl>
+    <w:lvl w:ilvl="5" w:tplc="04090005" w:tentative="1">
+      <w:start w:val="1"/>
+      <w:numFmt w:val="bullet"/>
+      <w:lvlText w:val=""/>
+      <w:lvlJc w:val="left"/>
+      <w:pPr>
+        <w:ind w:left="4320" w:hanging="360"/>
+      </w:pPr>
+      <w:rPr>
+        <w:rFonts w:ascii="Wingdings" w:hAnsi="Wingdings" w:hint="default"/>
+      </w:rPr>
+    </w:lvl>
+    <w:lvl w:ilvl="6" w:tplc="04090001" w:tentative="1">
+      <w:start w:val="1"/>
+      <w:numFmt w:val="bullet"/>
+      <w:lvlText w:val=""/>
+      <w:lvlJc w:val="left"/>
+      <w:pPr>
+        <w:ind w:left="5040" w:hanging="360"/>
+      </w:pPr>
+      <w:rPr>
+        <w:rFonts w:ascii="Symbol" w:hAnsi="Symbol" w:hint="default"/>
+      </w:rPr>
+    </w:lvl>
+    <w:lvl w:ilvl="7" w:tplc="04090003" w:tentative="1">
+      <w:start w:val="1"/>
+      <w:numFmt w:val="bullet"/>
+      <w:lvlText w:val="o"/>
+      <w:lvlJc w:val="left"/>
+      <w:pPr>
+        <w:ind w:left="5760" w:hanging="360"/>
+      </w:pPr>
+      <w:rPr>
+        <w:rFonts w:ascii="Courier New" w:hAnsi="Courier New" w:cs="Courier New" w:hint="default"/>
+      </w:rPr>
+    </w:lvl>
+    <w:lvl w:ilvl="8" w:tplc="04090005" w:tentative="1">
+      <w:start w:val="1"/>
+      <w:numFmt w:val="bullet"/>
+      <w:lvlText w:val=""/>
+      <w:lvlJc w:val="left"/>
+      <w:pPr>
+        <w:ind w:left="6480" w:hanging="360"/>
+      </w:pPr>
+      <w:rPr>
+        <w:rFonts w:ascii="Wingdings" w:hAnsi="Wingdings" w:hint="default"/>
+      </w:rPr>
+    </w:lvl>
+  </w:abstractNum>
+  <w:abstractNum w:abstractNumId="8" w15:restartNumberingAfterBreak="0">
+    <w:nsid w:val="39261D15"/>
+    <w:multiLevelType w:val="hybridMultilevel"/>
+    <w:tmpl w:val="EAC883E8"/>
+    <w:lvl w:ilvl="0" w:tplc="04090001">
+      <w:start w:val="1"/>
+      <w:numFmt w:val="bullet"/>
+      <w:lvlText w:val=""/>
+      <w:lvlJc w:val="left"/>
+      <w:pPr>
+        <w:ind w:left="720" w:hanging="360"/>
+      </w:pPr>
+      <w:rPr>
+        <w:rFonts w:ascii="Symbol" w:hAnsi="Symbol" w:hint="default"/>
+      </w:rPr>
+    </w:lvl>
+    <w:lvl w:ilvl="1" w:tplc="04090003" w:tentative="1">
+      <w:start w:val="1"/>
+      <w:numFmt w:val="bullet"/>
+      <w:lvlText w:val="o"/>
+      <w:lvlJc w:val="left"/>
+      <w:pPr>
+        <w:ind w:left="1440" w:hanging="360"/>
+      </w:pPr>
+      <w:rPr>
+        <w:rFonts w:ascii="Courier New" w:hAnsi="Courier New" w:cs="Courier New" w:hint="default"/>
+      </w:rPr>
+    </w:lvl>
+    <w:lvl w:ilvl="2" w:tplc="04090005" w:tentative="1">
+      <w:start w:val="1"/>
+      <w:numFmt w:val="bullet"/>
+      <w:lvlText w:val=""/>
+      <w:lvlJc w:val="left"/>
+      <w:pPr>
+        <w:ind w:left="2160" w:hanging="360"/>
+      </w:pPr>
+      <w:rPr>
+        <w:rFonts w:ascii="Wingdings" w:hAnsi="Wingdings" w:hint="default"/>
+      </w:rPr>
+    </w:lvl>
+    <w:lvl w:ilvl="3" w:tplc="04090001" w:tentative="1">
+      <w:start w:val="1"/>
+      <w:numFmt w:val="bullet"/>
+      <w:lvlText w:val=""/>
+      <w:lvlJc w:val="left"/>
+      <w:pPr>
+        <w:ind w:left="2880" w:hanging="360"/>
+      </w:pPr>
+      <w:rPr>
+        <w:rFonts w:ascii="Symbol" w:hAnsi="Symbol" w:hint="default"/>
+      </w:rPr>
+    </w:lvl>
+    <w:lvl w:ilvl="4" w:tplc="04090003" w:tentative="1">
+      <w:start w:val="1"/>
+      <w:numFmt w:val="bullet"/>
+      <w:lvlText w:val="o"/>
+      <w:lvlJc w:val="left"/>
+      <w:pPr>
+        <w:ind w:left="3600" w:hanging="360"/>
+      </w:pPr>
+      <w:rPr>
+        <w:rFonts w:ascii="Courier New" w:hAnsi="Courier New" w:cs="Courier New" w:hint="default"/>
+      </w:rPr>
+    </w:lvl>
+    <w:lvl w:ilvl="5" w:tplc="04090005" w:tentative="1">
+      <w:start w:val="1"/>
+      <w:numFmt w:val="bullet"/>
+      <w:lvlText w:val=""/>
+      <w:lvlJc w:val="left"/>
+      <w:pPr>
+        <w:ind w:left="4320" w:hanging="360"/>
+      </w:pPr>
+      <w:rPr>
+        <w:rFonts w:ascii="Wingdings" w:hAnsi="Wingdings" w:hint="default"/>
+      </w:rPr>
+    </w:lvl>
+    <w:lvl w:ilvl="6" w:tplc="04090001" w:tentative="1">
+      <w:start w:val="1"/>
+      <w:numFmt w:val="bullet"/>
+      <w:lvlText w:val=""/>
+      <w:lvlJc w:val="left"/>
+      <w:pPr>
+        <w:ind w:left="5040" w:hanging="360"/>
+      </w:pPr>
+      <w:rPr>
+        <w:rFonts w:ascii="Symbol" w:hAnsi="Symbol" w:hint="default"/>
+      </w:rPr>
+    </w:lvl>
+    <w:lvl w:ilvl="7" w:tplc="04090003" w:tentative="1">
+      <w:start w:val="1"/>
+      <w:numFmt w:val="bullet"/>
+      <w:lvlText w:val="o"/>
+      <w:lvlJc w:val="left"/>
+      <w:pPr>
+        <w:ind w:left="5760" w:hanging="360"/>
+      </w:pPr>
+      <w:rPr>
+        <w:rFonts w:ascii="Courier New" w:hAnsi="Courier New" w:cs="Courier New" w:hint="default"/>
+      </w:rPr>
+    </w:lvl>
+    <w:lvl w:ilvl="8" w:tplc="04090005" w:tentative="1">
+      <w:start w:val="1"/>
+      <w:numFmt w:val="bullet"/>
+      <w:lvlText w:val=""/>
+      <w:lvlJc w:val="left"/>
+      <w:pPr>
+        <w:ind w:left="6480" w:hanging="360"/>
+      </w:pPr>
+      <w:rPr>
+        <w:rFonts w:ascii="Wingdings" w:hAnsi="Wingdings" w:hint="default"/>
+      </w:rPr>
+    </w:lvl>
+  </w:abstractNum>
+  <w:abstractNum w:abstractNumId="9" w15:restartNumberingAfterBreak="0">
+    <w:nsid w:val="39C27FBB"/>
+    <w:multiLevelType w:val="hybridMultilevel"/>
+    <w:tmpl w:val="F808D1A0"/>
+    <w:lvl w:ilvl="0" w:tplc="04090001">
+      <w:start w:val="1"/>
+      <w:numFmt w:val="bullet"/>
+      <w:lvlText w:val=""/>
+      <w:lvlJc w:val="left"/>
+      <w:pPr>
+        <w:ind w:left="862" w:hanging="360"/>
+      </w:pPr>
+      <w:rPr>
+        <w:rFonts w:ascii="Symbol" w:hAnsi="Symbol" w:hint="default"/>
+      </w:rPr>
+    </w:lvl>
+    <w:lvl w:ilvl="1" w:tplc="04090003" w:tentative="1">
+      <w:start w:val="1"/>
+      <w:numFmt w:val="bullet"/>
+      <w:lvlText w:val="o"/>
+      <w:lvlJc w:val="left"/>
+      <w:pPr>
+        <w:ind w:left="1582" w:hanging="360"/>
+      </w:pPr>
+      <w:rPr>
+        <w:rFonts w:ascii="Courier New" w:hAnsi="Courier New" w:cs="Courier New" w:hint="default"/>
+      </w:rPr>
+    </w:lvl>
+    <w:lvl w:ilvl="2" w:tplc="04090005" w:tentative="1">
+      <w:start w:val="1"/>
+      <w:numFmt w:val="bullet"/>
+      <w:lvlText w:val=""/>
+      <w:lvlJc w:val="left"/>
+      <w:pPr>
+        <w:ind w:left="2302" w:hanging="360"/>
+      </w:pPr>
+      <w:rPr>
+        <w:rFonts w:ascii="Wingdings" w:hAnsi="Wingdings" w:hint="default"/>
+      </w:rPr>
+    </w:lvl>
+    <w:lvl w:ilvl="3" w:tplc="04090001" w:tentative="1">
+      <w:start w:val="1"/>
+      <w:numFmt w:val="bullet"/>
+      <w:lvlText w:val=""/>
+      <w:lvlJc w:val="left"/>
+      <w:pPr>
+        <w:ind w:left="3022" w:hanging="360"/>
+      </w:pPr>
+      <w:rPr>
+        <w:rFonts w:ascii="Symbol" w:hAnsi="Symbol" w:hint="default"/>
+      </w:rPr>
+    </w:lvl>
+    <w:lvl w:ilvl="4" w:tplc="04090003" w:tentative="1">
+      <w:start w:val="1"/>
+      <w:numFmt w:val="bullet"/>
+      <w:lvlText w:val="o"/>
+      <w:lvlJc w:val="left"/>
+      <w:pPr>
+        <w:ind w:left="3742" w:hanging="360"/>
+      </w:pPr>
+      <w:rPr>
+        <w:rFonts w:ascii="Courier New" w:hAnsi="Courier New" w:cs="Courier New" w:hint="default"/>
+      </w:rPr>
+    </w:lvl>
+    <w:lvl w:ilvl="5" w:tplc="04090005" w:tentative="1">
+      <w:start w:val="1"/>
+      <w:numFmt w:val="bullet"/>
+      <w:lvlText w:val=""/>
+      <w:lvlJc w:val="left"/>
+      <w:pPr>
+        <w:ind w:left="4462" w:hanging="360"/>
+      </w:pPr>
+      <w:rPr>
+        <w:rFonts w:ascii="Wingdings" w:hAnsi="Wingdings" w:hint="default"/>
+      </w:rPr>
+    </w:lvl>
+    <w:lvl w:ilvl="6" w:tplc="04090001" w:tentative="1">
+      <w:start w:val="1"/>
+      <w:numFmt w:val="bullet"/>
+      <w:lvlText w:val=""/>
+      <w:lvlJc w:val="left"/>
+      <w:pPr>
+        <w:ind w:left="5182" w:hanging="360"/>
+      </w:pPr>
+      <w:rPr>
+        <w:rFonts w:ascii="Symbol" w:hAnsi="Symbol" w:hint="default"/>
+      </w:rPr>
+    </w:lvl>
+    <w:lvl w:ilvl="7" w:tplc="04090003" w:tentative="1">
+      <w:start w:val="1"/>
+      <w:numFmt w:val="bullet"/>
+      <w:lvlText w:val="o"/>
+      <w:lvlJc w:val="left"/>
+      <w:pPr>
+        <w:ind w:left="5902" w:hanging="360"/>
+      </w:pPr>
+      <w:rPr>
+        <w:rFonts w:ascii="Courier New" w:hAnsi="Courier New" w:cs="Courier New" w:hint="default"/>
+      </w:rPr>
+    </w:lvl>
+    <w:lvl w:ilvl="8" w:tplc="04090005" w:tentative="1">
+      <w:start w:val="1"/>
+      <w:numFmt w:val="bullet"/>
+      <w:lvlText w:val=""/>
+      <w:lvlJc w:val="left"/>
+      <w:pPr>
+        <w:ind w:left="6622" w:hanging="360"/>
+      </w:pPr>
+      <w:rPr>
+        <w:rFonts w:ascii="Wingdings" w:hAnsi="Wingdings" w:hint="default"/>
+      </w:rPr>
+    </w:lvl>
+  </w:abstractNum>
+  <w:abstractNum w:abstractNumId="10" w15:restartNumberingAfterBreak="0">
+    <w:nsid w:val="3AD41843"/>
+    <w:multiLevelType w:val="hybridMultilevel"/>
+    <w:tmpl w:val="13B8C940"/>
+    <w:lvl w:ilvl="0" w:tplc="04090001">
+      <w:start w:val="1"/>
+      <w:numFmt w:val="bullet"/>
+      <w:lvlText w:val=""/>
+      <w:lvlJc w:val="left"/>
+      <w:pPr>
+        <w:ind w:left="720" w:hanging="360"/>
+      </w:pPr>
+      <w:rPr>
+        <w:rFonts w:ascii="Symbol" w:hAnsi="Symbol" w:hint="default"/>
+      </w:rPr>
+    </w:lvl>
+    <w:lvl w:ilvl="1" w:tplc="04090003" w:tentative="1">
+      <w:start w:val="1"/>
+      <w:numFmt w:val="bullet"/>
+      <w:lvlText w:val="o"/>
+      <w:lvlJc w:val="left"/>
+      <w:pPr>
+        <w:ind w:left="1440" w:hanging="360"/>
+      </w:pPr>
+      <w:rPr>
+        <w:rFonts w:ascii="Courier New" w:hAnsi="Courier New" w:cs="Courier New" w:hint="default"/>
+      </w:rPr>
+    </w:lvl>
+    <w:lvl w:ilvl="2" w:tplc="04090005" w:tentative="1">
+      <w:start w:val="1"/>
+      <w:numFmt w:val="bullet"/>
+      <w:lvlText w:val=""/>
+      <w:lvlJc w:val="left"/>
+      <w:pPr>
+        <w:ind w:left="2160" w:hanging="360"/>
+      </w:pPr>
+      <w:rPr>
+        <w:rFonts w:ascii="Wingdings" w:hAnsi="Wingdings" w:hint="default"/>
+      </w:rPr>
+    </w:lvl>
+    <w:lvl w:ilvl="3" w:tplc="04090001" w:tentative="1">
+      <w:start w:val="1"/>
+      <w:numFmt w:val="bullet"/>
+      <w:lvlText w:val=""/>
+      <w:lvlJc w:val="left"/>
+      <w:pPr>
+        <w:ind w:left="2880" w:hanging="360"/>
+      </w:pPr>
+      <w:rPr>
+        <w:rFonts w:ascii="Symbol" w:hAnsi="Symbol" w:hint="default"/>
+      </w:rPr>
+    </w:lvl>
+    <w:lvl w:ilvl="4" w:tplc="04090003" w:tentative="1">
+      <w:start w:val="1"/>
+      <w:numFmt w:val="bullet"/>
+      <w:lvlText w:val="o"/>
+      <w:lvlJc w:val="left"/>
+      <w:pPr>
+        <w:ind w:left="3600" w:hanging="360"/>
+      </w:pPr>
+      <w:rPr>
+        <w:rFonts w:ascii="Courier New" w:hAnsi="Courier New" w:cs="Courier New" w:hint="default"/>
+      </w:rPr>
+    </w:lvl>
+    <w:lvl w:ilvl="5" w:tplc="04090005" w:tentative="1">
+      <w:start w:val="1"/>
+      <w:numFmt w:val="bullet"/>
+      <w:lvlText w:val=""/>
+      <w:lvlJc w:val="left"/>
+      <w:pPr>
+        <w:ind w:left="4320" w:hanging="360"/>
+      </w:pPr>
+      <w:rPr>
+        <w:rFonts w:ascii="Wingdings" w:hAnsi="Wingdings" w:hint="default"/>
+      </w:rPr>
+    </w:lvl>
+    <w:lvl w:ilvl="6" w:tplc="04090001" w:tentative="1">
+      <w:start w:val="1"/>
+      <w:numFmt w:val="bullet"/>
+      <w:lvlText w:val=""/>
+      <w:lvlJc w:val="left"/>
+      <w:pPr>
+        <w:ind w:left="5040" w:hanging="360"/>
+      </w:pPr>
+      <w:rPr>
+        <w:rFonts w:ascii="Symbol" w:hAnsi="Symbol" w:hint="default"/>
+      </w:rPr>
+    </w:lvl>
+    <w:lvl w:ilvl="7" w:tplc="04090003" w:tentative="1">
+      <w:start w:val="1"/>
+      <w:numFmt w:val="bullet"/>
+      <w:lvlText w:val="o"/>
+      <w:lvlJc w:val="left"/>
+      <w:pPr>
+        <w:ind w:left="5760" w:hanging="360"/>
+      </w:pPr>
+      <w:rPr>
+        <w:rFonts w:ascii="Courier New" w:hAnsi="Courier New" w:cs="Courier New" w:hint="default"/>
+      </w:rPr>
+    </w:lvl>
+    <w:lvl w:ilvl="8" w:tplc="04090005" w:tentative="1">
+      <w:start w:val="1"/>
+      <w:numFmt w:val="bullet"/>
+      <w:lvlText w:val=""/>
+      <w:lvlJc w:val="left"/>
+      <w:pPr>
+        <w:ind w:left="6480" w:hanging="360"/>
+      </w:pPr>
+      <w:rPr>
+        <w:rFonts w:ascii="Wingdings" w:hAnsi="Wingdings" w:hint="default"/>
+      </w:rPr>
+    </w:lvl>
+  </w:abstractNum>
+  <w:abstractNum w:abstractNumId="11" w15:restartNumberingAfterBreak="0">
     <w:nsid w:val="3CDD19B9"/>
     <w:multiLevelType w:val="hybridMultilevel"/>
     <w:tmpl w:val="1CCE9518"/>
@@ -2267,7 +2628,232 @@
       </w:rPr>
     </w:lvl>
   </w:abstractNum>
-  <w:abstractNum w:abstractNumId="4" w15:restartNumberingAfterBreak="0">
+  <w:abstractNum w:abstractNumId="12" w15:restartNumberingAfterBreak="0">
+    <w:nsid w:val="3F136B9F"/>
+    <w:multiLevelType w:val="hybridMultilevel"/>
+    <w:tmpl w:val="C6C61976"/>
+    <w:lvl w:ilvl="0" w:tplc="04090001">
+      <w:numFmt w:val="bullet"/>
+      <w:lvlText w:val=""/>
+      <w:lvlJc w:val="left"/>
+      <w:pPr>
+        <w:ind w:left="720" w:hanging="360"/>
+      </w:pPr>
+      <w:rPr>
+        <w:rFonts w:ascii="Symbol" w:eastAsia="Times New Roman" w:hAnsi="Symbol" w:cs="Times New Roman" w:hint="default"/>
+      </w:rPr>
+    </w:lvl>
+    <w:lvl w:ilvl="1" w:tplc="04090003" w:tentative="1">
+      <w:start w:val="1"/>
+      <w:numFmt w:val="bullet"/>
+      <w:lvlText w:val="o"/>
+      <w:lvlJc w:val="left"/>
+      <w:pPr>
+        <w:ind w:left="1440" w:hanging="360"/>
+      </w:pPr>
+      <w:rPr>
+        <w:rFonts w:ascii="Courier New" w:hAnsi="Courier New" w:cs="Courier New" w:hint="default"/>
+      </w:rPr>
+    </w:lvl>
+    <w:lvl w:ilvl="2" w:tplc="04090005" w:tentative="1">
+      <w:start w:val="1"/>
+      <w:numFmt w:val="bullet"/>
+      <w:lvlText w:val=""/>
+      <w:lvlJc w:val="left"/>
+      <w:pPr>
+        <w:ind w:left="2160" w:hanging="360"/>
+      </w:pPr>
+      <w:rPr>
+        <w:rFonts w:ascii="Wingdings" w:hAnsi="Wingdings" w:hint="default"/>
+      </w:rPr>
+    </w:lvl>
+    <w:lvl w:ilvl="3" w:tplc="04090001" w:tentative="1">
+      <w:start w:val="1"/>
+      <w:numFmt w:val="bullet"/>
+      <w:lvlText w:val=""/>
+      <w:lvlJc w:val="left"/>
+      <w:pPr>
+        <w:ind w:left="2880" w:hanging="360"/>
+      </w:pPr>
+      <w:rPr>
+        <w:rFonts w:ascii="Symbol" w:hAnsi="Symbol" w:hint="default"/>
+      </w:rPr>
+    </w:lvl>
+    <w:lvl w:ilvl="4" w:tplc="04090003" w:tentative="1">
+      <w:start w:val="1"/>
+      <w:numFmt w:val="bullet"/>
+      <w:lvlText w:val="o"/>
+      <w:lvlJc w:val="left"/>
+      <w:pPr>
+        <w:ind w:left="3600" w:hanging="360"/>
+      </w:pPr>
+      <w:rPr>
+        <w:rFonts w:ascii="Courier New" w:hAnsi="Courier New" w:cs="Courier New" w:hint="default"/>
+      </w:rPr>
+    </w:lvl>
+    <w:lvl w:ilvl="5" w:tplc="04090005" w:tentative="1">
+      <w:start w:val="1"/>
+      <w:numFmt w:val="bullet"/>
+      <w:lvlText w:val=""/>
+      <w:lvlJc w:val="left"/>
+      <w:pPr>
+        <w:ind w:left="4320" w:hanging="360"/>
+      </w:pPr>
+      <w:rPr>
+        <w:rFonts w:ascii="Wingdings" w:hAnsi="Wingdings" w:hint="default"/>
+      </w:rPr>
+    </w:lvl>
+    <w:lvl w:ilvl="6" w:tplc="04090001" w:tentative="1">
+      <w:start w:val="1"/>
+      <w:numFmt w:val="bullet"/>
+      <w:lvlText w:val=""/>
+      <w:lvlJc w:val="left"/>
+      <w:pPr>
+        <w:ind w:left="5040" w:hanging="360"/>
+      </w:pPr>
+      <w:rPr>
+        <w:rFonts w:ascii="Symbol" w:hAnsi="Symbol" w:hint="default"/>
+      </w:rPr>
+    </w:lvl>
+    <w:lvl w:ilvl="7" w:tplc="04090003" w:tentative="1">
+      <w:start w:val="1"/>
+      <w:numFmt w:val="bullet"/>
+      <w:lvlText w:val="o"/>
+      <w:lvlJc w:val="left"/>
+      <w:pPr>
+        <w:ind w:left="5760" w:hanging="360"/>
+      </w:pPr>
+      <w:rPr>
+        <w:rFonts w:ascii="Courier New" w:hAnsi="Courier New" w:cs="Courier New" w:hint="default"/>
+      </w:rPr>
+    </w:lvl>
+    <w:lvl w:ilvl="8" w:tplc="04090005" w:tentative="1">
+      <w:start w:val="1"/>
+      <w:numFmt w:val="bullet"/>
+      <w:lvlText w:val=""/>
+      <w:lvlJc w:val="left"/>
+      <w:pPr>
+        <w:ind w:left="6480" w:hanging="360"/>
+      </w:pPr>
+      <w:rPr>
+        <w:rFonts w:ascii="Wingdings" w:hAnsi="Wingdings" w:hint="default"/>
+      </w:rPr>
+    </w:lvl>
+  </w:abstractNum>
+  <w:abstractNum w:abstractNumId="13" w15:restartNumberingAfterBreak="0">
+    <w:nsid w:val="3F3815EE"/>
+    <w:multiLevelType w:val="hybridMultilevel"/>
+    <w:tmpl w:val="E8B61C56"/>
+    <w:lvl w:ilvl="0" w:tplc="04090001">
+      <w:start w:val="1"/>
+      <w:numFmt w:val="bullet"/>
+      <w:lvlText w:val=""/>
+      <w:lvlJc w:val="left"/>
+      <w:pPr>
+        <w:ind w:left="720" w:hanging="360"/>
+      </w:pPr>
+      <w:rPr>
+        <w:rFonts w:ascii="Symbol" w:hAnsi="Symbol" w:hint="default"/>
+      </w:rPr>
+    </w:lvl>
+    <w:lvl w:ilvl="1" w:tplc="04090003" w:tentative="1">
+      <w:start w:val="1"/>
+      <w:numFmt w:val="bullet"/>
+      <w:lvlText w:val="o"/>
+      <w:lvlJc w:val="left"/>
+      <w:pPr>
+        <w:ind w:left="1440" w:hanging="360"/>
+      </w:pPr>
+      <w:rPr>
+        <w:rFonts w:ascii="Courier New" w:hAnsi="Courier New" w:cs="Courier New" w:hint="default"/>
+      </w:rPr>
+    </w:lvl>
+    <w:lvl w:ilvl="2" w:tplc="04090005" w:tentative="1">
+      <w:start w:val="1"/>
+      <w:numFmt w:val="bullet"/>
+      <w:lvlText w:val=""/>
+      <w:lvlJc w:val="left"/>
+      <w:pPr>
+        <w:ind w:left="2160" w:hanging="360"/>
+      </w:pPr>
+      <w:rPr>
+        <w:rFonts w:ascii="Wingdings" w:hAnsi="Wingdings" w:hint="default"/>
+      </w:rPr>
+    </w:lvl>
+    <w:lvl w:ilvl="3" w:tplc="04090001" w:tentative="1">
+      <w:start w:val="1"/>
+      <w:numFmt w:val="bullet"/>
+      <w:lvlText w:val=""/>
+      <w:lvlJc w:val="left"/>
+      <w:pPr>
+        <w:ind w:left="2880" w:hanging="360"/>
+      </w:pPr>
+      <w:rPr>
+        <w:rFonts w:ascii="Symbol" w:hAnsi="Symbol" w:hint="default"/>
+      </w:rPr>
+    </w:lvl>
+    <w:lvl w:ilvl="4" w:tplc="04090003" w:tentative="1">
+      <w:start w:val="1"/>
+      <w:numFmt w:val="bullet"/>
+      <w:lvlText w:val="o"/>
+      <w:lvlJc w:val="left"/>
+      <w:pPr>
+        <w:ind w:left="3600" w:hanging="360"/>
+      </w:pPr>
+      <w:rPr>
+        <w:rFonts w:ascii="Courier New" w:hAnsi="Courier New" w:cs="Courier New" w:hint="default"/>
+      </w:rPr>
+    </w:lvl>
+    <w:lvl w:ilvl="5" w:tplc="04090005" w:tentative="1">
+      <w:start w:val="1"/>
+      <w:numFmt w:val="bullet"/>
+      <w:lvlText w:val=""/>
+      <w:lvlJc w:val="left"/>
+      <w:pPr>
+        <w:ind w:left="4320" w:hanging="360"/>
+      </w:pPr>
+      <w:rPr>
+        <w:rFonts w:ascii="Wingdings" w:hAnsi="Wingdings" w:hint="default"/>
+      </w:rPr>
+    </w:lvl>
+    <w:lvl w:ilvl="6" w:tplc="04090001" w:tentative="1">
+      <w:start w:val="1"/>
+      <w:numFmt w:val="bullet"/>
+      <w:lvlText w:val=""/>
+      <w:lvlJc w:val="left"/>
+      <w:pPr>
+        <w:ind w:left="5040" w:hanging="360"/>
+      </w:pPr>
+      <w:rPr>
+        <w:rFonts w:ascii="Symbol" w:hAnsi="Symbol" w:hint="default"/>
+      </w:rPr>
+    </w:lvl>
+    <w:lvl w:ilvl="7" w:tplc="04090003" w:tentative="1">
+      <w:start w:val="1"/>
+      <w:numFmt w:val="bullet"/>
+      <w:lvlText w:val="o"/>
+      <w:lvlJc w:val="left"/>
+      <w:pPr>
+        <w:ind w:left="5760" w:hanging="360"/>
+      </w:pPr>
+      <w:rPr>
+        <w:rFonts w:ascii="Courier New" w:hAnsi="Courier New" w:cs="Courier New" w:hint="default"/>
+      </w:rPr>
+    </w:lvl>
+    <w:lvl w:ilvl="8" w:tplc="04090005" w:tentative="1">
+      <w:start w:val="1"/>
+      <w:numFmt w:val="bullet"/>
+      <w:lvlText w:val=""/>
+      <w:lvlJc w:val="left"/>
+      <w:pPr>
+        <w:ind w:left="6480" w:hanging="360"/>
+      </w:pPr>
+      <w:rPr>
+        <w:rFonts w:ascii="Wingdings" w:hAnsi="Wingdings" w:hint="default"/>
+      </w:rPr>
+    </w:lvl>
+  </w:abstractNum>
+  <w:abstractNum w:abstractNumId="14" w15:restartNumberingAfterBreak="0">
     <w:nsid w:val="40FD59C8"/>
     <w:multiLevelType w:val="hybridMultilevel"/>
     <w:tmpl w:val="34E46712"/>
@@ -2380,7 +2966,7 @@
       </w:rPr>
     </w:lvl>
   </w:abstractNum>
-  <w:abstractNum w:abstractNumId="5" w15:restartNumberingAfterBreak="0">
+  <w:abstractNum w:abstractNumId="15" w15:restartNumberingAfterBreak="0">
     <w:nsid w:val="463A5FC5"/>
     <w:multiLevelType w:val="hybridMultilevel"/>
     <w:tmpl w:val="AEA0E45A"/>
@@ -2493,7 +3079,233 @@
       </w:rPr>
     </w:lvl>
   </w:abstractNum>
-  <w:abstractNum w:abstractNumId="6" w15:restartNumberingAfterBreak="0">
+  <w:abstractNum w:abstractNumId="16" w15:restartNumberingAfterBreak="0">
+    <w:nsid w:val="49197D0D"/>
+    <w:multiLevelType w:val="hybridMultilevel"/>
+    <w:tmpl w:val="5A3E9404"/>
+    <w:lvl w:ilvl="0" w:tplc="04090001">
+      <w:start w:val="1"/>
+      <w:numFmt w:val="bullet"/>
+      <w:lvlText w:val=""/>
+      <w:lvlJc w:val="left"/>
+      <w:pPr>
+        <w:ind w:left="720" w:hanging="360"/>
+      </w:pPr>
+      <w:rPr>
+        <w:rFonts w:ascii="Symbol" w:hAnsi="Symbol" w:hint="default"/>
+      </w:rPr>
+    </w:lvl>
+    <w:lvl w:ilvl="1" w:tplc="04090003" w:tentative="1">
+      <w:start w:val="1"/>
+      <w:numFmt w:val="bullet"/>
+      <w:lvlText w:val="o"/>
+      <w:lvlJc w:val="left"/>
+      <w:pPr>
+        <w:ind w:left="1440" w:hanging="360"/>
+      </w:pPr>
+      <w:rPr>
+        <w:rFonts w:ascii="Courier New" w:hAnsi="Courier New" w:cs="Courier New" w:hint="default"/>
+      </w:rPr>
+    </w:lvl>
+    <w:lvl w:ilvl="2" w:tplc="04090005" w:tentative="1">
+      <w:start w:val="1"/>
+      <w:numFmt w:val="bullet"/>
+      <w:lvlText w:val=""/>
+      <w:lvlJc w:val="left"/>
+      <w:pPr>
+        <w:ind w:left="2160" w:hanging="360"/>
+      </w:pPr>
+      <w:rPr>
+        <w:rFonts w:ascii="Wingdings" w:hAnsi="Wingdings" w:hint="default"/>
+      </w:rPr>
+    </w:lvl>
+    <w:lvl w:ilvl="3" w:tplc="04090001" w:tentative="1">
+      <w:start w:val="1"/>
+      <w:numFmt w:val="bullet"/>
+      <w:lvlText w:val=""/>
+      <w:lvlJc w:val="left"/>
+      <w:pPr>
+        <w:ind w:left="2880" w:hanging="360"/>
+      </w:pPr>
+      <w:rPr>
+        <w:rFonts w:ascii="Symbol" w:hAnsi="Symbol" w:hint="default"/>
+      </w:rPr>
+    </w:lvl>
+    <w:lvl w:ilvl="4" w:tplc="04090003" w:tentative="1">
+      <w:start w:val="1"/>
+      <w:numFmt w:val="bullet"/>
+      <w:lvlText w:val="o"/>
+      <w:lvlJc w:val="left"/>
+      <w:pPr>
+        <w:ind w:left="3600" w:hanging="360"/>
+      </w:pPr>
+      <w:rPr>
+        <w:rFonts w:ascii="Courier New" w:hAnsi="Courier New" w:cs="Courier New" w:hint="default"/>
+      </w:rPr>
+    </w:lvl>
+    <w:lvl w:ilvl="5" w:tplc="04090005" w:tentative="1">
+      <w:start w:val="1"/>
+      <w:numFmt w:val="bullet"/>
+      <w:lvlText w:val=""/>
+      <w:lvlJc w:val="left"/>
+      <w:pPr>
+        <w:ind w:left="4320" w:hanging="360"/>
+      </w:pPr>
+      <w:rPr>
+        <w:rFonts w:ascii="Wingdings" w:hAnsi="Wingdings" w:hint="default"/>
+      </w:rPr>
+    </w:lvl>
+    <w:lvl w:ilvl="6" w:tplc="04090001" w:tentative="1">
+      <w:start w:val="1"/>
+      <w:numFmt w:val="bullet"/>
+      <w:lvlText w:val=""/>
+      <w:lvlJc w:val="left"/>
+      <w:pPr>
+        <w:ind w:left="5040" w:hanging="360"/>
+      </w:pPr>
+      <w:rPr>
+        <w:rFonts w:ascii="Symbol" w:hAnsi="Symbol" w:hint="default"/>
+      </w:rPr>
+    </w:lvl>
+    <w:lvl w:ilvl="7" w:tplc="04090003" w:tentative="1">
+      <w:start w:val="1"/>
+      <w:numFmt w:val="bullet"/>
+      <w:lvlText w:val="o"/>
+      <w:lvlJc w:val="left"/>
+      <w:pPr>
+        <w:ind w:left="5760" w:hanging="360"/>
+      </w:pPr>
+      <w:rPr>
+        <w:rFonts w:ascii="Courier New" w:hAnsi="Courier New" w:cs="Courier New" w:hint="default"/>
+      </w:rPr>
+    </w:lvl>
+    <w:lvl w:ilvl="8" w:tplc="04090005" w:tentative="1">
+      <w:start w:val="1"/>
+      <w:numFmt w:val="bullet"/>
+      <w:lvlText w:val=""/>
+      <w:lvlJc w:val="left"/>
+      <w:pPr>
+        <w:ind w:left="6480" w:hanging="360"/>
+      </w:pPr>
+      <w:rPr>
+        <w:rFonts w:ascii="Wingdings" w:hAnsi="Wingdings" w:hint="default"/>
+      </w:rPr>
+    </w:lvl>
+  </w:abstractNum>
+  <w:abstractNum w:abstractNumId="17" w15:restartNumberingAfterBreak="0">
+    <w:nsid w:val="4E351701"/>
+    <w:multiLevelType w:val="hybridMultilevel"/>
+    <w:tmpl w:val="7E4A57D4"/>
+    <w:lvl w:ilvl="0" w:tplc="04090001">
+      <w:start w:val="1"/>
+      <w:numFmt w:val="bullet"/>
+      <w:lvlText w:val=""/>
+      <w:lvlJc w:val="left"/>
+      <w:pPr>
+        <w:ind w:left="720" w:hanging="360"/>
+      </w:pPr>
+      <w:rPr>
+        <w:rFonts w:ascii="Symbol" w:hAnsi="Symbol" w:hint="default"/>
+      </w:rPr>
+    </w:lvl>
+    <w:lvl w:ilvl="1" w:tplc="04090003" w:tentative="1">
+      <w:start w:val="1"/>
+      <w:numFmt w:val="bullet"/>
+      <w:lvlText w:val="o"/>
+      <w:lvlJc w:val="left"/>
+      <w:pPr>
+        <w:ind w:left="1440" w:hanging="360"/>
+      </w:pPr>
+      <w:rPr>
+        <w:rFonts w:ascii="Courier New" w:hAnsi="Courier New" w:cs="Courier New" w:hint="default"/>
+      </w:rPr>
+    </w:lvl>
+    <w:lvl w:ilvl="2" w:tplc="04090005" w:tentative="1">
+      <w:start w:val="1"/>
+      <w:numFmt w:val="bullet"/>
+      <w:lvlText w:val=""/>
+      <w:lvlJc w:val="left"/>
+      <w:pPr>
+        <w:ind w:left="2160" w:hanging="360"/>
+      </w:pPr>
+      <w:rPr>
+        <w:rFonts w:ascii="Wingdings" w:hAnsi="Wingdings" w:hint="default"/>
+      </w:rPr>
+    </w:lvl>
+    <w:lvl w:ilvl="3" w:tplc="04090001" w:tentative="1">
+      <w:start w:val="1"/>
+      <w:numFmt w:val="bullet"/>
+      <w:lvlText w:val=""/>
+      <w:lvlJc w:val="left"/>
+      <w:pPr>
+        <w:ind w:left="2880" w:hanging="360"/>
+      </w:pPr>
+      <w:rPr>
+        <w:rFonts w:ascii="Symbol" w:hAnsi="Symbol" w:hint="default"/>
+      </w:rPr>
+    </w:lvl>
+    <w:lvl w:ilvl="4" w:tplc="04090003" w:tentative="1">
+      <w:start w:val="1"/>
+      <w:numFmt w:val="bullet"/>
+      <w:lvlText w:val="o"/>
+      <w:lvlJc w:val="left"/>
+      <w:pPr>
+        <w:ind w:left="3600" w:hanging="360"/>
+      </w:pPr>
+      <w:rPr>
+        <w:rFonts w:ascii="Courier New" w:hAnsi="Courier New" w:cs="Courier New" w:hint="default"/>
+      </w:rPr>
+    </w:lvl>
+    <w:lvl w:ilvl="5" w:tplc="04090005" w:tentative="1">
+      <w:start w:val="1"/>
+      <w:numFmt w:val="bullet"/>
+      <w:lvlText w:val=""/>
+      <w:lvlJc w:val="left"/>
+      <w:pPr>
+        <w:ind w:left="4320" w:hanging="360"/>
+      </w:pPr>
+      <w:rPr>
+        <w:rFonts w:ascii="Wingdings" w:hAnsi="Wingdings" w:hint="default"/>
+      </w:rPr>
+    </w:lvl>
+    <w:lvl w:ilvl="6" w:tplc="04090001" w:tentative="1">
+      <w:start w:val="1"/>
+      <w:numFmt w:val="bullet"/>
+      <w:lvlText w:val=""/>
+      <w:lvlJc w:val="left"/>
+      <w:pPr>
+        <w:ind w:left="5040" w:hanging="360"/>
+      </w:pPr>
+      <w:rPr>
+        <w:rFonts w:ascii="Symbol" w:hAnsi="Symbol" w:hint="default"/>
+      </w:rPr>
+    </w:lvl>
+    <w:lvl w:ilvl="7" w:tplc="04090003" w:tentative="1">
+      <w:start w:val="1"/>
+      <w:numFmt w:val="bullet"/>
+      <w:lvlText w:val="o"/>
+      <w:lvlJc w:val="left"/>
+      <w:pPr>
+        <w:ind w:left="5760" w:hanging="360"/>
+      </w:pPr>
+      <w:rPr>
+        <w:rFonts w:ascii="Courier New" w:hAnsi="Courier New" w:cs="Courier New" w:hint="default"/>
+      </w:rPr>
+    </w:lvl>
+    <w:lvl w:ilvl="8" w:tplc="04090005" w:tentative="1">
+      <w:start w:val="1"/>
+      <w:numFmt w:val="bullet"/>
+      <w:lvlText w:val=""/>
+      <w:lvlJc w:val="left"/>
+      <w:pPr>
+        <w:ind w:left="6480" w:hanging="360"/>
+      </w:pPr>
+      <w:rPr>
+        <w:rFonts w:ascii="Wingdings" w:hAnsi="Wingdings" w:hint="default"/>
+      </w:rPr>
+    </w:lvl>
+  </w:abstractNum>
+  <w:abstractNum w:abstractNumId="18" w15:restartNumberingAfterBreak="0">
     <w:nsid w:val="4E7C2CF5"/>
     <w:multiLevelType w:val="hybridMultilevel"/>
     <w:tmpl w:val="BE66F960"/>
@@ -2606,7 +3418,346 @@
       </w:rPr>
     </w:lvl>
   </w:abstractNum>
-  <w:abstractNum w:abstractNumId="7" w15:restartNumberingAfterBreak="0">
+  <w:abstractNum w:abstractNumId="19" w15:restartNumberingAfterBreak="0">
+    <w:nsid w:val="4EFC6F30"/>
+    <w:multiLevelType w:val="hybridMultilevel"/>
+    <w:tmpl w:val="C8CA6B20"/>
+    <w:lvl w:ilvl="0" w:tplc="04090001">
+      <w:start w:val="1"/>
+      <w:numFmt w:val="bullet"/>
+      <w:lvlText w:val=""/>
+      <w:lvlJc w:val="left"/>
+      <w:pPr>
+        <w:ind w:left="720" w:hanging="360"/>
+      </w:pPr>
+      <w:rPr>
+        <w:rFonts w:ascii="Symbol" w:hAnsi="Symbol" w:hint="default"/>
+      </w:rPr>
+    </w:lvl>
+    <w:lvl w:ilvl="1" w:tplc="04090003" w:tentative="1">
+      <w:start w:val="1"/>
+      <w:numFmt w:val="bullet"/>
+      <w:lvlText w:val="o"/>
+      <w:lvlJc w:val="left"/>
+      <w:pPr>
+        <w:ind w:left="1440" w:hanging="360"/>
+      </w:pPr>
+      <w:rPr>
+        <w:rFonts w:ascii="Courier New" w:hAnsi="Courier New" w:cs="Courier New" w:hint="default"/>
+      </w:rPr>
+    </w:lvl>
+    <w:lvl w:ilvl="2" w:tplc="04090005" w:tentative="1">
+      <w:start w:val="1"/>
+      <w:numFmt w:val="bullet"/>
+      <w:lvlText w:val=""/>
+      <w:lvlJc w:val="left"/>
+      <w:pPr>
+        <w:ind w:left="2160" w:hanging="360"/>
+      </w:pPr>
+      <w:rPr>
+        <w:rFonts w:ascii="Wingdings" w:hAnsi="Wingdings" w:hint="default"/>
+      </w:rPr>
+    </w:lvl>
+    <w:lvl w:ilvl="3" w:tplc="04090001" w:tentative="1">
+      <w:start w:val="1"/>
+      <w:numFmt w:val="bullet"/>
+      <w:lvlText w:val=""/>
+      <w:lvlJc w:val="left"/>
+      <w:pPr>
+        <w:ind w:left="2880" w:hanging="360"/>
+      </w:pPr>
+      <w:rPr>
+        <w:rFonts w:ascii="Symbol" w:hAnsi="Symbol" w:hint="default"/>
+      </w:rPr>
+    </w:lvl>
+    <w:lvl w:ilvl="4" w:tplc="04090003" w:tentative="1">
+      <w:start w:val="1"/>
+      <w:numFmt w:val="bullet"/>
+      <w:lvlText w:val="o"/>
+      <w:lvlJc w:val="left"/>
+      <w:pPr>
+        <w:ind w:left="3600" w:hanging="360"/>
+      </w:pPr>
+      <w:rPr>
+        <w:rFonts w:ascii="Courier New" w:hAnsi="Courier New" w:cs="Courier New" w:hint="default"/>
+      </w:rPr>
+    </w:lvl>
+    <w:lvl w:ilvl="5" w:tplc="04090005" w:tentative="1">
+      <w:start w:val="1"/>
+      <w:numFmt w:val="bullet"/>
+      <w:lvlText w:val=""/>
+      <w:lvlJc w:val="left"/>
+      <w:pPr>
+        <w:ind w:left="4320" w:hanging="360"/>
+      </w:pPr>
+      <w:rPr>
+        <w:rFonts w:ascii="Wingdings" w:hAnsi="Wingdings" w:hint="default"/>
+      </w:rPr>
+    </w:lvl>
+    <w:lvl w:ilvl="6" w:tplc="04090001" w:tentative="1">
+      <w:start w:val="1"/>
+      <w:numFmt w:val="bullet"/>
+      <w:lvlText w:val=""/>
+      <w:lvlJc w:val="left"/>
+      <w:pPr>
+        <w:ind w:left="5040" w:hanging="360"/>
+      </w:pPr>
+      <w:rPr>
+        <w:rFonts w:ascii="Symbol" w:hAnsi="Symbol" w:hint="default"/>
+      </w:rPr>
+    </w:lvl>
+    <w:lvl w:ilvl="7" w:tplc="04090003" w:tentative="1">
+      <w:start w:val="1"/>
+      <w:numFmt w:val="bullet"/>
+      <w:lvlText w:val="o"/>
+      <w:lvlJc w:val="left"/>
+      <w:pPr>
+        <w:ind w:left="5760" w:hanging="360"/>
+      </w:pPr>
+      <w:rPr>
+        <w:rFonts w:ascii="Courier New" w:hAnsi="Courier New" w:cs="Courier New" w:hint="default"/>
+      </w:rPr>
+    </w:lvl>
+    <w:lvl w:ilvl="8" w:tplc="04090005" w:tentative="1">
+      <w:start w:val="1"/>
+      <w:numFmt w:val="bullet"/>
+      <w:lvlText w:val=""/>
+      <w:lvlJc w:val="left"/>
+      <w:pPr>
+        <w:ind w:left="6480" w:hanging="360"/>
+      </w:pPr>
+      <w:rPr>
+        <w:rFonts w:ascii="Wingdings" w:hAnsi="Wingdings" w:hint="default"/>
+      </w:rPr>
+    </w:lvl>
+  </w:abstractNum>
+  <w:abstractNum w:abstractNumId="20" w15:restartNumberingAfterBreak="0">
+    <w:nsid w:val="4F16547F"/>
+    <w:multiLevelType w:val="hybridMultilevel"/>
+    <w:tmpl w:val="96EE933E"/>
+    <w:lvl w:ilvl="0" w:tplc="04090001">
+      <w:start w:val="1"/>
+      <w:numFmt w:val="bullet"/>
+      <w:lvlText w:val=""/>
+      <w:lvlJc w:val="left"/>
+      <w:pPr>
+        <w:ind w:left="720" w:hanging="360"/>
+      </w:pPr>
+      <w:rPr>
+        <w:rFonts w:ascii="Symbol" w:hAnsi="Symbol" w:hint="default"/>
+      </w:rPr>
+    </w:lvl>
+    <w:lvl w:ilvl="1" w:tplc="04090003" w:tentative="1">
+      <w:start w:val="1"/>
+      <w:numFmt w:val="bullet"/>
+      <w:lvlText w:val="o"/>
+      <w:lvlJc w:val="left"/>
+      <w:pPr>
+        <w:ind w:left="1440" w:hanging="360"/>
+      </w:pPr>
+      <w:rPr>
+        <w:rFonts w:ascii="Courier New" w:hAnsi="Courier New" w:cs="Courier New" w:hint="default"/>
+      </w:rPr>
+    </w:lvl>
+    <w:lvl w:ilvl="2" w:tplc="04090005" w:tentative="1">
+      <w:start w:val="1"/>
+      <w:numFmt w:val="bullet"/>
+      <w:lvlText w:val=""/>
+      <w:lvlJc w:val="left"/>
+      <w:pPr>
+        <w:ind w:left="2160" w:hanging="360"/>
+      </w:pPr>
+      <w:rPr>
+        <w:rFonts w:ascii="Wingdings" w:hAnsi="Wingdings" w:hint="default"/>
+      </w:rPr>
+    </w:lvl>
+    <w:lvl w:ilvl="3" w:tplc="04090001" w:tentative="1">
+      <w:start w:val="1"/>
+      <w:numFmt w:val="bullet"/>
+      <w:lvlText w:val=""/>
+      <w:lvlJc w:val="left"/>
+      <w:pPr>
+        <w:ind w:left="2880" w:hanging="360"/>
+      </w:pPr>
+      <w:rPr>
+        <w:rFonts w:ascii="Symbol" w:hAnsi="Symbol" w:hint="default"/>
+      </w:rPr>
+    </w:lvl>
+    <w:lvl w:ilvl="4" w:tplc="04090003" w:tentative="1">
+      <w:start w:val="1"/>
+      <w:numFmt w:val="bullet"/>
+      <w:lvlText w:val="o"/>
+      <w:lvlJc w:val="left"/>
+      <w:pPr>
+        <w:ind w:left="3600" w:hanging="360"/>
+      </w:pPr>
+      <w:rPr>
+        <w:rFonts w:ascii="Courier New" w:hAnsi="Courier New" w:cs="Courier New" w:hint="default"/>
+      </w:rPr>
+    </w:lvl>
+    <w:lvl w:ilvl="5" w:tplc="04090005" w:tentative="1">
+      <w:start w:val="1"/>
+      <w:numFmt w:val="bullet"/>
+      <w:lvlText w:val=""/>
+      <w:lvlJc w:val="left"/>
+      <w:pPr>
+        <w:ind w:left="4320" w:hanging="360"/>
+      </w:pPr>
+      <w:rPr>
+        <w:rFonts w:ascii="Wingdings" w:hAnsi="Wingdings" w:hint="default"/>
+      </w:rPr>
+    </w:lvl>
+    <w:lvl w:ilvl="6" w:tplc="04090001" w:tentative="1">
+      <w:start w:val="1"/>
+      <w:numFmt w:val="bullet"/>
+      <w:lvlText w:val=""/>
+      <w:lvlJc w:val="left"/>
+      <w:pPr>
+        <w:ind w:left="5040" w:hanging="360"/>
+      </w:pPr>
+      <w:rPr>
+        <w:rFonts w:ascii="Symbol" w:hAnsi="Symbol" w:hint="default"/>
+      </w:rPr>
+    </w:lvl>
+    <w:lvl w:ilvl="7" w:tplc="04090003" w:tentative="1">
+      <w:start w:val="1"/>
+      <w:numFmt w:val="bullet"/>
+      <w:lvlText w:val="o"/>
+      <w:lvlJc w:val="left"/>
+      <w:pPr>
+        <w:ind w:left="5760" w:hanging="360"/>
+      </w:pPr>
+      <w:rPr>
+        <w:rFonts w:ascii="Courier New" w:hAnsi="Courier New" w:cs="Courier New" w:hint="default"/>
+      </w:rPr>
+    </w:lvl>
+    <w:lvl w:ilvl="8" w:tplc="04090005" w:tentative="1">
+      <w:start w:val="1"/>
+      <w:numFmt w:val="bullet"/>
+      <w:lvlText w:val=""/>
+      <w:lvlJc w:val="left"/>
+      <w:pPr>
+        <w:ind w:left="6480" w:hanging="360"/>
+      </w:pPr>
+      <w:rPr>
+        <w:rFonts w:ascii="Wingdings" w:hAnsi="Wingdings" w:hint="default"/>
+      </w:rPr>
+    </w:lvl>
+  </w:abstractNum>
+  <w:abstractNum w:abstractNumId="21" w15:restartNumberingAfterBreak="0">
+    <w:nsid w:val="4F4261AF"/>
+    <w:multiLevelType w:val="hybridMultilevel"/>
+    <w:tmpl w:val="9B602C76"/>
+    <w:lvl w:ilvl="0" w:tplc="04090001">
+      <w:start w:val="1"/>
+      <w:numFmt w:val="bullet"/>
+      <w:lvlText w:val=""/>
+      <w:lvlJc w:val="left"/>
+      <w:pPr>
+        <w:ind w:left="862" w:hanging="360"/>
+      </w:pPr>
+      <w:rPr>
+        <w:rFonts w:ascii="Symbol" w:hAnsi="Symbol" w:hint="default"/>
+      </w:rPr>
+    </w:lvl>
+    <w:lvl w:ilvl="1" w:tplc="04090003" w:tentative="1">
+      <w:start w:val="1"/>
+      <w:numFmt w:val="bullet"/>
+      <w:lvlText w:val="o"/>
+      <w:lvlJc w:val="left"/>
+      <w:pPr>
+        <w:ind w:left="1582" w:hanging="360"/>
+      </w:pPr>
+      <w:rPr>
+        <w:rFonts w:ascii="Courier New" w:hAnsi="Courier New" w:cs="Courier New" w:hint="default"/>
+      </w:rPr>
+    </w:lvl>
+    <w:lvl w:ilvl="2" w:tplc="04090005" w:tentative="1">
+      <w:start w:val="1"/>
+      <w:numFmt w:val="bullet"/>
+      <w:lvlText w:val=""/>
+      <w:lvlJc w:val="left"/>
+      <w:pPr>
+        <w:ind w:left="2302" w:hanging="360"/>
+      </w:pPr>
+      <w:rPr>
+        <w:rFonts w:ascii="Wingdings" w:hAnsi="Wingdings" w:hint="default"/>
+      </w:rPr>
+    </w:lvl>
+    <w:lvl w:ilvl="3" w:tplc="04090001" w:tentative="1">
+      <w:start w:val="1"/>
+      <w:numFmt w:val="bullet"/>
+      <w:lvlText w:val=""/>
+      <w:lvlJc w:val="left"/>
+      <w:pPr>
+        <w:ind w:left="3022" w:hanging="360"/>
+      </w:pPr>
+      <w:rPr>
+        <w:rFonts w:ascii="Symbol" w:hAnsi="Symbol" w:hint="default"/>
+      </w:rPr>
+    </w:lvl>
+    <w:lvl w:ilvl="4" w:tplc="04090003" w:tentative="1">
+      <w:start w:val="1"/>
+      <w:numFmt w:val="bullet"/>
+      <w:lvlText w:val="o"/>
+      <w:lvlJc w:val="left"/>
+      <w:pPr>
+        <w:ind w:left="3742" w:hanging="360"/>
+      </w:pPr>
+      <w:rPr>
+        <w:rFonts w:ascii="Courier New" w:hAnsi="Courier New" w:cs="Courier New" w:hint="default"/>
+      </w:rPr>
+    </w:lvl>
+    <w:lvl w:ilvl="5" w:tplc="04090005" w:tentative="1">
+      <w:start w:val="1"/>
+      <w:numFmt w:val="bullet"/>
+      <w:lvlText w:val=""/>
+      <w:lvlJc w:val="left"/>
+      <w:pPr>
+        <w:ind w:left="4462" w:hanging="360"/>
+      </w:pPr>
+      <w:rPr>
+        <w:rFonts w:ascii="Wingdings" w:hAnsi="Wingdings" w:hint="default"/>
+      </w:rPr>
+    </w:lvl>
+    <w:lvl w:ilvl="6" w:tplc="04090001" w:tentative="1">
+      <w:start w:val="1"/>
+      <w:numFmt w:val="bullet"/>
+      <w:lvlText w:val=""/>
+      <w:lvlJc w:val="left"/>
+      <w:pPr>
+        <w:ind w:left="5182" w:hanging="360"/>
+      </w:pPr>
+      <w:rPr>
+        <w:rFonts w:ascii="Symbol" w:hAnsi="Symbol" w:hint="default"/>
+      </w:rPr>
+    </w:lvl>
+    <w:lvl w:ilvl="7" w:tplc="04090003" w:tentative="1">
+      <w:start w:val="1"/>
+      <w:numFmt w:val="bullet"/>
+      <w:lvlText w:val="o"/>
+      <w:lvlJc w:val="left"/>
+      <w:pPr>
+        <w:ind w:left="5902" w:hanging="360"/>
+      </w:pPr>
+      <w:rPr>
+        <w:rFonts w:ascii="Courier New" w:hAnsi="Courier New" w:cs="Courier New" w:hint="default"/>
+      </w:rPr>
+    </w:lvl>
+    <w:lvl w:ilvl="8" w:tplc="04090005" w:tentative="1">
+      <w:start w:val="1"/>
+      <w:numFmt w:val="bullet"/>
+      <w:lvlText w:val=""/>
+      <w:lvlJc w:val="left"/>
+      <w:pPr>
+        <w:ind w:left="6622" w:hanging="360"/>
+      </w:pPr>
+      <w:rPr>
+        <w:rFonts w:ascii="Wingdings" w:hAnsi="Wingdings" w:hint="default"/>
+      </w:rPr>
+    </w:lvl>
+  </w:abstractNum>
+  <w:abstractNum w:abstractNumId="22" w15:restartNumberingAfterBreak="0">
     <w:nsid w:val="541F6CC8"/>
     <w:multiLevelType w:val="hybridMultilevel"/>
     <w:tmpl w:val="B038D5A2"/>
@@ -2719,7 +3870,459 @@
       </w:rPr>
     </w:lvl>
   </w:abstractNum>
-  <w:abstractNum w:abstractNumId="8" w15:restartNumberingAfterBreak="0">
+  <w:abstractNum w:abstractNumId="23" w15:restartNumberingAfterBreak="0">
+    <w:nsid w:val="562058E5"/>
+    <w:multiLevelType w:val="hybridMultilevel"/>
+    <w:tmpl w:val="3AA2CABE"/>
+    <w:lvl w:ilvl="0" w:tplc="04090001">
+      <w:start w:val="1"/>
+      <w:numFmt w:val="bullet"/>
+      <w:lvlText w:val=""/>
+      <w:lvlJc w:val="left"/>
+      <w:pPr>
+        <w:ind w:left="720" w:hanging="360"/>
+      </w:pPr>
+      <w:rPr>
+        <w:rFonts w:ascii="Symbol" w:hAnsi="Symbol" w:hint="default"/>
+      </w:rPr>
+    </w:lvl>
+    <w:lvl w:ilvl="1" w:tplc="04090003" w:tentative="1">
+      <w:start w:val="1"/>
+      <w:numFmt w:val="bullet"/>
+      <w:lvlText w:val="o"/>
+      <w:lvlJc w:val="left"/>
+      <w:pPr>
+        <w:ind w:left="1440" w:hanging="360"/>
+      </w:pPr>
+      <w:rPr>
+        <w:rFonts w:ascii="Courier New" w:hAnsi="Courier New" w:cs="Courier New" w:hint="default"/>
+      </w:rPr>
+    </w:lvl>
+    <w:lvl w:ilvl="2" w:tplc="04090005" w:tentative="1">
+      <w:start w:val="1"/>
+      <w:numFmt w:val="bullet"/>
+      <w:lvlText w:val=""/>
+      <w:lvlJc w:val="left"/>
+      <w:pPr>
+        <w:ind w:left="2160" w:hanging="360"/>
+      </w:pPr>
+      <w:rPr>
+        <w:rFonts w:ascii="Wingdings" w:hAnsi="Wingdings" w:hint="default"/>
+      </w:rPr>
+    </w:lvl>
+    <w:lvl w:ilvl="3" w:tplc="04090001" w:tentative="1">
+      <w:start w:val="1"/>
+      <w:numFmt w:val="bullet"/>
+      <w:lvlText w:val=""/>
+      <w:lvlJc w:val="left"/>
+      <w:pPr>
+        <w:ind w:left="2880" w:hanging="360"/>
+      </w:pPr>
+      <w:rPr>
+        <w:rFonts w:ascii="Symbol" w:hAnsi="Symbol" w:hint="default"/>
+      </w:rPr>
+    </w:lvl>
+    <w:lvl w:ilvl="4" w:tplc="04090003" w:tentative="1">
+      <w:start w:val="1"/>
+      <w:numFmt w:val="bullet"/>
+      <w:lvlText w:val="o"/>
+      <w:lvlJc w:val="left"/>
+      <w:pPr>
+        <w:ind w:left="3600" w:hanging="360"/>
+      </w:pPr>
+      <w:rPr>
+        <w:rFonts w:ascii="Courier New" w:hAnsi="Courier New" w:cs="Courier New" w:hint="default"/>
+      </w:rPr>
+    </w:lvl>
+    <w:lvl w:ilvl="5" w:tplc="04090005" w:tentative="1">
+      <w:start w:val="1"/>
+      <w:numFmt w:val="bullet"/>
+      <w:lvlText w:val=""/>
+      <w:lvlJc w:val="left"/>
+      <w:pPr>
+        <w:ind w:left="4320" w:hanging="360"/>
+      </w:pPr>
+      <w:rPr>
+        <w:rFonts w:ascii="Wingdings" w:hAnsi="Wingdings" w:hint="default"/>
+      </w:rPr>
+    </w:lvl>
+    <w:lvl w:ilvl="6" w:tplc="04090001" w:tentative="1">
+      <w:start w:val="1"/>
+      <w:numFmt w:val="bullet"/>
+      <w:lvlText w:val=""/>
+      <w:lvlJc w:val="left"/>
+      <w:pPr>
+        <w:ind w:left="5040" w:hanging="360"/>
+      </w:pPr>
+      <w:rPr>
+        <w:rFonts w:ascii="Symbol" w:hAnsi="Symbol" w:hint="default"/>
+      </w:rPr>
+    </w:lvl>
+    <w:lvl w:ilvl="7" w:tplc="04090003" w:tentative="1">
+      <w:start w:val="1"/>
+      <w:numFmt w:val="bullet"/>
+      <w:lvlText w:val="o"/>
+      <w:lvlJc w:val="left"/>
+      <w:pPr>
+        <w:ind w:left="5760" w:hanging="360"/>
+      </w:pPr>
+      <w:rPr>
+        <w:rFonts w:ascii="Courier New" w:hAnsi="Courier New" w:cs="Courier New" w:hint="default"/>
+      </w:rPr>
+    </w:lvl>
+    <w:lvl w:ilvl="8" w:tplc="04090005" w:tentative="1">
+      <w:start w:val="1"/>
+      <w:numFmt w:val="bullet"/>
+      <w:lvlText w:val=""/>
+      <w:lvlJc w:val="left"/>
+      <w:pPr>
+        <w:ind w:left="6480" w:hanging="360"/>
+      </w:pPr>
+      <w:rPr>
+        <w:rFonts w:ascii="Wingdings" w:hAnsi="Wingdings" w:hint="default"/>
+      </w:rPr>
+    </w:lvl>
+  </w:abstractNum>
+  <w:abstractNum w:abstractNumId="24" w15:restartNumberingAfterBreak="0">
+    <w:nsid w:val="56526077"/>
+    <w:multiLevelType w:val="hybridMultilevel"/>
+    <w:tmpl w:val="1BDC2FD0"/>
+    <w:lvl w:ilvl="0" w:tplc="04090001">
+      <w:start w:val="1"/>
+      <w:numFmt w:val="bullet"/>
+      <w:lvlText w:val=""/>
+      <w:lvlJc w:val="left"/>
+      <w:pPr>
+        <w:ind w:left="720" w:hanging="360"/>
+      </w:pPr>
+      <w:rPr>
+        <w:rFonts w:ascii="Symbol" w:hAnsi="Symbol" w:hint="default"/>
+      </w:rPr>
+    </w:lvl>
+    <w:lvl w:ilvl="1" w:tplc="04090003" w:tentative="1">
+      <w:start w:val="1"/>
+      <w:numFmt w:val="bullet"/>
+      <w:lvlText w:val="o"/>
+      <w:lvlJc w:val="left"/>
+      <w:pPr>
+        <w:ind w:left="1440" w:hanging="360"/>
+      </w:pPr>
+      <w:rPr>
+        <w:rFonts w:ascii="Courier New" w:hAnsi="Courier New" w:cs="Courier New" w:hint="default"/>
+      </w:rPr>
+    </w:lvl>
+    <w:lvl w:ilvl="2" w:tplc="04090005" w:tentative="1">
+      <w:start w:val="1"/>
+      <w:numFmt w:val="bullet"/>
+      <w:lvlText w:val=""/>
+      <w:lvlJc w:val="left"/>
+      <w:pPr>
+        <w:ind w:left="2160" w:hanging="360"/>
+      </w:pPr>
+      <w:rPr>
+        <w:rFonts w:ascii="Wingdings" w:hAnsi="Wingdings" w:hint="default"/>
+      </w:rPr>
+    </w:lvl>
+    <w:lvl w:ilvl="3" w:tplc="04090001" w:tentative="1">
+      <w:start w:val="1"/>
+      <w:numFmt w:val="bullet"/>
+      <w:lvlText w:val=""/>
+      <w:lvlJc w:val="left"/>
+      <w:pPr>
+        <w:ind w:left="2880" w:hanging="360"/>
+      </w:pPr>
+      <w:rPr>
+        <w:rFonts w:ascii="Symbol" w:hAnsi="Symbol" w:hint="default"/>
+      </w:rPr>
+    </w:lvl>
+    <w:lvl w:ilvl="4" w:tplc="04090003" w:tentative="1">
+      <w:start w:val="1"/>
+      <w:numFmt w:val="bullet"/>
+      <w:lvlText w:val="o"/>
+      <w:lvlJc w:val="left"/>
+      <w:pPr>
+        <w:ind w:left="3600" w:hanging="360"/>
+      </w:pPr>
+      <w:rPr>
+        <w:rFonts w:ascii="Courier New" w:hAnsi="Courier New" w:cs="Courier New" w:hint="default"/>
+      </w:rPr>
+    </w:lvl>
+    <w:lvl w:ilvl="5" w:tplc="04090005" w:tentative="1">
+      <w:start w:val="1"/>
+      <w:numFmt w:val="bullet"/>
+      <w:lvlText w:val=""/>
+      <w:lvlJc w:val="left"/>
+      <w:pPr>
+        <w:ind w:left="4320" w:hanging="360"/>
+      </w:pPr>
+      <w:rPr>
+        <w:rFonts w:ascii="Wingdings" w:hAnsi="Wingdings" w:hint="default"/>
+      </w:rPr>
+    </w:lvl>
+    <w:lvl w:ilvl="6" w:tplc="04090001" w:tentative="1">
+      <w:start w:val="1"/>
+      <w:numFmt w:val="bullet"/>
+      <w:lvlText w:val=""/>
+      <w:lvlJc w:val="left"/>
+      <w:pPr>
+        <w:ind w:left="5040" w:hanging="360"/>
+      </w:pPr>
+      <w:rPr>
+        <w:rFonts w:ascii="Symbol" w:hAnsi="Symbol" w:hint="default"/>
+      </w:rPr>
+    </w:lvl>
+    <w:lvl w:ilvl="7" w:tplc="04090003" w:tentative="1">
+      <w:start w:val="1"/>
+      <w:numFmt w:val="bullet"/>
+      <w:lvlText w:val="o"/>
+      <w:lvlJc w:val="left"/>
+      <w:pPr>
+        <w:ind w:left="5760" w:hanging="360"/>
+      </w:pPr>
+      <w:rPr>
+        <w:rFonts w:ascii="Courier New" w:hAnsi="Courier New" w:cs="Courier New" w:hint="default"/>
+      </w:rPr>
+    </w:lvl>
+    <w:lvl w:ilvl="8" w:tplc="04090005" w:tentative="1">
+      <w:start w:val="1"/>
+      <w:numFmt w:val="bullet"/>
+      <w:lvlText w:val=""/>
+      <w:lvlJc w:val="left"/>
+      <w:pPr>
+        <w:ind w:left="6480" w:hanging="360"/>
+      </w:pPr>
+      <w:rPr>
+        <w:rFonts w:ascii="Wingdings" w:hAnsi="Wingdings" w:hint="default"/>
+      </w:rPr>
+    </w:lvl>
+  </w:abstractNum>
+  <w:abstractNum w:abstractNumId="25" w15:restartNumberingAfterBreak="0">
+    <w:nsid w:val="605E4692"/>
+    <w:multiLevelType w:val="hybridMultilevel"/>
+    <w:tmpl w:val="AE4E9C88"/>
+    <w:lvl w:ilvl="0" w:tplc="04090001">
+      <w:start w:val="1"/>
+      <w:numFmt w:val="bullet"/>
+      <w:lvlText w:val=""/>
+      <w:lvlJc w:val="left"/>
+      <w:pPr>
+        <w:ind w:left="720" w:hanging="360"/>
+      </w:pPr>
+      <w:rPr>
+        <w:rFonts w:ascii="Symbol" w:hAnsi="Symbol" w:hint="default"/>
+      </w:rPr>
+    </w:lvl>
+    <w:lvl w:ilvl="1" w:tplc="04090003" w:tentative="1">
+      <w:start w:val="1"/>
+      <w:numFmt w:val="bullet"/>
+      <w:lvlText w:val="o"/>
+      <w:lvlJc w:val="left"/>
+      <w:pPr>
+        <w:ind w:left="1440" w:hanging="360"/>
+      </w:pPr>
+      <w:rPr>
+        <w:rFonts w:ascii="Courier New" w:hAnsi="Courier New" w:cs="Courier New" w:hint="default"/>
+      </w:rPr>
+    </w:lvl>
+    <w:lvl w:ilvl="2" w:tplc="04090005" w:tentative="1">
+      <w:start w:val="1"/>
+      <w:numFmt w:val="bullet"/>
+      <w:lvlText w:val=""/>
+      <w:lvlJc w:val="left"/>
+      <w:pPr>
+        <w:ind w:left="2160" w:hanging="360"/>
+      </w:pPr>
+      <w:rPr>
+        <w:rFonts w:ascii="Wingdings" w:hAnsi="Wingdings" w:hint="default"/>
+      </w:rPr>
+    </w:lvl>
+    <w:lvl w:ilvl="3" w:tplc="04090001" w:tentative="1">
+      <w:start w:val="1"/>
+      <w:numFmt w:val="bullet"/>
+      <w:lvlText w:val=""/>
+      <w:lvlJc w:val="left"/>
+      <w:pPr>
+        <w:ind w:left="2880" w:hanging="360"/>
+      </w:pPr>
+      <w:rPr>
+        <w:rFonts w:ascii="Symbol" w:hAnsi="Symbol" w:hint="default"/>
+      </w:rPr>
+    </w:lvl>
+    <w:lvl w:ilvl="4" w:tplc="04090003" w:tentative="1">
+      <w:start w:val="1"/>
+      <w:numFmt w:val="bullet"/>
+      <w:lvlText w:val="o"/>
+      <w:lvlJc w:val="left"/>
+      <w:pPr>
+        <w:ind w:left="3600" w:hanging="360"/>
+      </w:pPr>
+      <w:rPr>
+        <w:rFonts w:ascii="Courier New" w:hAnsi="Courier New" w:cs="Courier New" w:hint="default"/>
+      </w:rPr>
+    </w:lvl>
+    <w:lvl w:ilvl="5" w:tplc="04090005" w:tentative="1">
+      <w:start w:val="1"/>
+      <w:numFmt w:val="bullet"/>
+      <w:lvlText w:val=""/>
+      <w:lvlJc w:val="left"/>
+      <w:pPr>
+        <w:ind w:left="4320" w:hanging="360"/>
+      </w:pPr>
+      <w:rPr>
+        <w:rFonts w:ascii="Wingdings" w:hAnsi="Wingdings" w:hint="default"/>
+      </w:rPr>
+    </w:lvl>
+    <w:lvl w:ilvl="6" w:tplc="04090001" w:tentative="1">
+      <w:start w:val="1"/>
+      <w:numFmt w:val="bullet"/>
+      <w:lvlText w:val=""/>
+      <w:lvlJc w:val="left"/>
+      <w:pPr>
+        <w:ind w:left="5040" w:hanging="360"/>
+      </w:pPr>
+      <w:rPr>
+        <w:rFonts w:ascii="Symbol" w:hAnsi="Symbol" w:hint="default"/>
+      </w:rPr>
+    </w:lvl>
+    <w:lvl w:ilvl="7" w:tplc="04090003" w:tentative="1">
+      <w:start w:val="1"/>
+      <w:numFmt w:val="bullet"/>
+      <w:lvlText w:val="o"/>
+      <w:lvlJc w:val="left"/>
+      <w:pPr>
+        <w:ind w:left="5760" w:hanging="360"/>
+      </w:pPr>
+      <w:rPr>
+        <w:rFonts w:ascii="Courier New" w:hAnsi="Courier New" w:cs="Courier New" w:hint="default"/>
+      </w:rPr>
+    </w:lvl>
+    <w:lvl w:ilvl="8" w:tplc="04090005" w:tentative="1">
+      <w:start w:val="1"/>
+      <w:numFmt w:val="bullet"/>
+      <w:lvlText w:val=""/>
+      <w:lvlJc w:val="left"/>
+      <w:pPr>
+        <w:ind w:left="6480" w:hanging="360"/>
+      </w:pPr>
+      <w:rPr>
+        <w:rFonts w:ascii="Wingdings" w:hAnsi="Wingdings" w:hint="default"/>
+      </w:rPr>
+    </w:lvl>
+  </w:abstractNum>
+  <w:abstractNum w:abstractNumId="26" w15:restartNumberingAfterBreak="0">
+    <w:nsid w:val="63452B3D"/>
+    <w:multiLevelType w:val="hybridMultilevel"/>
+    <w:tmpl w:val="138053C0"/>
+    <w:lvl w:ilvl="0" w:tplc="04090001">
+      <w:start w:val="1"/>
+      <w:numFmt w:val="bullet"/>
+      <w:lvlText w:val=""/>
+      <w:lvlJc w:val="left"/>
+      <w:pPr>
+        <w:ind w:left="720" w:hanging="360"/>
+      </w:pPr>
+      <w:rPr>
+        <w:rFonts w:ascii="Symbol" w:hAnsi="Symbol" w:hint="default"/>
+      </w:rPr>
+    </w:lvl>
+    <w:lvl w:ilvl="1" w:tplc="04090003" w:tentative="1">
+      <w:start w:val="1"/>
+      <w:numFmt w:val="bullet"/>
+      <w:lvlText w:val="o"/>
+      <w:lvlJc w:val="left"/>
+      <w:pPr>
+        <w:ind w:left="1440" w:hanging="360"/>
+      </w:pPr>
+      <w:rPr>
+        <w:rFonts w:ascii="Courier New" w:hAnsi="Courier New" w:cs="Courier New" w:hint="default"/>
+      </w:rPr>
+    </w:lvl>
+    <w:lvl w:ilvl="2" w:tplc="04090005" w:tentative="1">
+      <w:start w:val="1"/>
+      <w:numFmt w:val="bullet"/>
+      <w:lvlText w:val=""/>
+      <w:lvlJc w:val="left"/>
+      <w:pPr>
+        <w:ind w:left="2160" w:hanging="360"/>
+      </w:pPr>
+      <w:rPr>
+        <w:rFonts w:ascii="Wingdings" w:hAnsi="Wingdings" w:hint="default"/>
+      </w:rPr>
+    </w:lvl>
+    <w:lvl w:ilvl="3" w:tplc="04090001" w:tentative="1">
+      <w:start w:val="1"/>
+      <w:numFmt w:val="bullet"/>
+      <w:lvlText w:val=""/>
+      <w:lvlJc w:val="left"/>
+      <w:pPr>
+        <w:ind w:left="2880" w:hanging="360"/>
+      </w:pPr>
+      <w:rPr>
+        <w:rFonts w:ascii="Symbol" w:hAnsi="Symbol" w:hint="default"/>
+      </w:rPr>
+    </w:lvl>
+    <w:lvl w:ilvl="4" w:tplc="04090003" w:tentative="1">
+      <w:start w:val="1"/>
+      <w:numFmt w:val="bullet"/>
+      <w:lvlText w:val="o"/>
+      <w:lvlJc w:val="left"/>
+      <w:pPr>
+        <w:ind w:left="3600" w:hanging="360"/>
+      </w:pPr>
+      <w:rPr>
+        <w:rFonts w:ascii="Courier New" w:hAnsi="Courier New" w:cs="Courier New" w:hint="default"/>
+      </w:rPr>
+    </w:lvl>
+    <w:lvl w:ilvl="5" w:tplc="04090005" w:tentative="1">
+      <w:start w:val="1"/>
+      <w:numFmt w:val="bullet"/>
+      <w:lvlText w:val=""/>
+      <w:lvlJc w:val="left"/>
+      <w:pPr>
+        <w:ind w:left="4320" w:hanging="360"/>
+      </w:pPr>
+      <w:rPr>
+        <w:rFonts w:ascii="Wingdings" w:hAnsi="Wingdings" w:hint="default"/>
+      </w:rPr>
+    </w:lvl>
+    <w:lvl w:ilvl="6" w:tplc="04090001" w:tentative="1">
+      <w:start w:val="1"/>
+      <w:numFmt w:val="bullet"/>
+      <w:lvlText w:val=""/>
+      <w:lvlJc w:val="left"/>
+      <w:pPr>
+        <w:ind w:left="5040" w:hanging="360"/>
+      </w:pPr>
+      <w:rPr>
+        <w:rFonts w:ascii="Symbol" w:hAnsi="Symbol" w:hint="default"/>
+      </w:rPr>
+    </w:lvl>
+    <w:lvl w:ilvl="7" w:tplc="04090003" w:tentative="1">
+      <w:start w:val="1"/>
+      <w:numFmt w:val="bullet"/>
+      <w:lvlText w:val="o"/>
+      <w:lvlJc w:val="left"/>
+      <w:pPr>
+        <w:ind w:left="5760" w:hanging="360"/>
+      </w:pPr>
+      <w:rPr>
+        <w:rFonts w:ascii="Courier New" w:hAnsi="Courier New" w:cs="Courier New" w:hint="default"/>
+      </w:rPr>
+    </w:lvl>
+    <w:lvl w:ilvl="8" w:tplc="04090005" w:tentative="1">
+      <w:start w:val="1"/>
+      <w:numFmt w:val="bullet"/>
+      <w:lvlText w:val=""/>
+      <w:lvlJc w:val="left"/>
+      <w:pPr>
+        <w:ind w:left="6480" w:hanging="360"/>
+      </w:pPr>
+      <w:rPr>
+        <w:rFonts w:ascii="Wingdings" w:hAnsi="Wingdings" w:hint="default"/>
+      </w:rPr>
+    </w:lvl>
+  </w:abstractNum>
+  <w:abstractNum w:abstractNumId="27" w15:restartNumberingAfterBreak="0">
     <w:nsid w:val="68B06E86"/>
     <w:multiLevelType w:val="hybridMultilevel"/>
     <w:tmpl w:val="D166F2F0"/>
@@ -2858,32 +4461,437 @@
       </w:rPr>
     </w:lvl>
   </w:abstractNum>
+  <w:abstractNum w:abstractNumId="28" w15:restartNumberingAfterBreak="0">
+    <w:nsid w:val="6E1C05D9"/>
+    <w:multiLevelType w:val="hybridMultilevel"/>
+    <w:tmpl w:val="24B6A5C6"/>
+    <w:lvl w:ilvl="0" w:tplc="04090001">
+      <w:start w:val="1"/>
+      <w:numFmt w:val="bullet"/>
+      <w:lvlText w:val=""/>
+      <w:lvlJc w:val="left"/>
+      <w:pPr>
+        <w:ind w:left="720" w:hanging="360"/>
+      </w:pPr>
+      <w:rPr>
+        <w:rFonts w:ascii="Symbol" w:hAnsi="Symbol" w:hint="default"/>
+      </w:rPr>
+    </w:lvl>
+    <w:lvl w:ilvl="1" w:tplc="04090003" w:tentative="1">
+      <w:start w:val="1"/>
+      <w:numFmt w:val="bullet"/>
+      <w:lvlText w:val="o"/>
+      <w:lvlJc w:val="left"/>
+      <w:pPr>
+        <w:ind w:left="1440" w:hanging="360"/>
+      </w:pPr>
+      <w:rPr>
+        <w:rFonts w:ascii="Courier New" w:hAnsi="Courier New" w:cs="Courier New" w:hint="default"/>
+      </w:rPr>
+    </w:lvl>
+    <w:lvl w:ilvl="2" w:tplc="04090005" w:tentative="1">
+      <w:start w:val="1"/>
+      <w:numFmt w:val="bullet"/>
+      <w:lvlText w:val=""/>
+      <w:lvlJc w:val="left"/>
+      <w:pPr>
+        <w:ind w:left="2160" w:hanging="360"/>
+      </w:pPr>
+      <w:rPr>
+        <w:rFonts w:ascii="Wingdings" w:hAnsi="Wingdings" w:hint="default"/>
+      </w:rPr>
+    </w:lvl>
+    <w:lvl w:ilvl="3" w:tplc="04090001" w:tentative="1">
+      <w:start w:val="1"/>
+      <w:numFmt w:val="bullet"/>
+      <w:lvlText w:val=""/>
+      <w:lvlJc w:val="left"/>
+      <w:pPr>
+        <w:ind w:left="2880" w:hanging="360"/>
+      </w:pPr>
+      <w:rPr>
+        <w:rFonts w:ascii="Symbol" w:hAnsi="Symbol" w:hint="default"/>
+      </w:rPr>
+    </w:lvl>
+    <w:lvl w:ilvl="4" w:tplc="04090003" w:tentative="1">
+      <w:start w:val="1"/>
+      <w:numFmt w:val="bullet"/>
+      <w:lvlText w:val="o"/>
+      <w:lvlJc w:val="left"/>
+      <w:pPr>
+        <w:ind w:left="3600" w:hanging="360"/>
+      </w:pPr>
+      <w:rPr>
+        <w:rFonts w:ascii="Courier New" w:hAnsi="Courier New" w:cs="Courier New" w:hint="default"/>
+      </w:rPr>
+    </w:lvl>
+    <w:lvl w:ilvl="5" w:tplc="04090005" w:tentative="1">
+      <w:start w:val="1"/>
+      <w:numFmt w:val="bullet"/>
+      <w:lvlText w:val=""/>
+      <w:lvlJc w:val="left"/>
+      <w:pPr>
+        <w:ind w:left="4320" w:hanging="360"/>
+      </w:pPr>
+      <w:rPr>
+        <w:rFonts w:ascii="Wingdings" w:hAnsi="Wingdings" w:hint="default"/>
+      </w:rPr>
+    </w:lvl>
+    <w:lvl w:ilvl="6" w:tplc="04090001" w:tentative="1">
+      <w:start w:val="1"/>
+      <w:numFmt w:val="bullet"/>
+      <w:lvlText w:val=""/>
+      <w:lvlJc w:val="left"/>
+      <w:pPr>
+        <w:ind w:left="5040" w:hanging="360"/>
+      </w:pPr>
+      <w:rPr>
+        <w:rFonts w:ascii="Symbol" w:hAnsi="Symbol" w:hint="default"/>
+      </w:rPr>
+    </w:lvl>
+    <w:lvl w:ilvl="7" w:tplc="04090003" w:tentative="1">
+      <w:start w:val="1"/>
+      <w:numFmt w:val="bullet"/>
+      <w:lvlText w:val="o"/>
+      <w:lvlJc w:val="left"/>
+      <w:pPr>
+        <w:ind w:left="5760" w:hanging="360"/>
+      </w:pPr>
+      <w:rPr>
+        <w:rFonts w:ascii="Courier New" w:hAnsi="Courier New" w:cs="Courier New" w:hint="default"/>
+      </w:rPr>
+    </w:lvl>
+    <w:lvl w:ilvl="8" w:tplc="04090005" w:tentative="1">
+      <w:start w:val="1"/>
+      <w:numFmt w:val="bullet"/>
+      <w:lvlText w:val=""/>
+      <w:lvlJc w:val="left"/>
+      <w:pPr>
+        <w:ind w:left="6480" w:hanging="360"/>
+      </w:pPr>
+      <w:rPr>
+        <w:rFonts w:ascii="Wingdings" w:hAnsi="Wingdings" w:hint="default"/>
+      </w:rPr>
+    </w:lvl>
+  </w:abstractNum>
+  <w:abstractNum w:abstractNumId="29" w15:restartNumberingAfterBreak="0">
+    <w:nsid w:val="7BC45C65"/>
+    <w:multiLevelType w:val="hybridMultilevel"/>
+    <w:tmpl w:val="98A45DD8"/>
+    <w:lvl w:ilvl="0" w:tplc="04090001">
+      <w:start w:val="1"/>
+      <w:numFmt w:val="bullet"/>
+      <w:lvlText w:val=""/>
+      <w:lvlJc w:val="left"/>
+      <w:pPr>
+        <w:ind w:left="720" w:hanging="360"/>
+      </w:pPr>
+      <w:rPr>
+        <w:rFonts w:ascii="Symbol" w:hAnsi="Symbol" w:hint="default"/>
+      </w:rPr>
+    </w:lvl>
+    <w:lvl w:ilvl="1" w:tplc="04090003" w:tentative="1">
+      <w:start w:val="1"/>
+      <w:numFmt w:val="bullet"/>
+      <w:lvlText w:val="o"/>
+      <w:lvlJc w:val="left"/>
+      <w:pPr>
+        <w:ind w:left="1440" w:hanging="360"/>
+      </w:pPr>
+      <w:rPr>
+        <w:rFonts w:ascii="Courier New" w:hAnsi="Courier New" w:cs="Courier New" w:hint="default"/>
+      </w:rPr>
+    </w:lvl>
+    <w:lvl w:ilvl="2" w:tplc="04090005" w:tentative="1">
+      <w:start w:val="1"/>
+      <w:numFmt w:val="bullet"/>
+      <w:lvlText w:val=""/>
+      <w:lvlJc w:val="left"/>
+      <w:pPr>
+        <w:ind w:left="2160" w:hanging="360"/>
+      </w:pPr>
+      <w:rPr>
+        <w:rFonts w:ascii="Wingdings" w:hAnsi="Wingdings" w:hint="default"/>
+      </w:rPr>
+    </w:lvl>
+    <w:lvl w:ilvl="3" w:tplc="04090001" w:tentative="1">
+      <w:start w:val="1"/>
+      <w:numFmt w:val="bullet"/>
+      <w:lvlText w:val=""/>
+      <w:lvlJc w:val="left"/>
+      <w:pPr>
+        <w:ind w:left="2880" w:hanging="360"/>
+      </w:pPr>
+      <w:rPr>
+        <w:rFonts w:ascii="Symbol" w:hAnsi="Symbol" w:hint="default"/>
+      </w:rPr>
+    </w:lvl>
+    <w:lvl w:ilvl="4" w:tplc="04090003" w:tentative="1">
+      <w:start w:val="1"/>
+      <w:numFmt w:val="bullet"/>
+      <w:lvlText w:val="o"/>
+      <w:lvlJc w:val="left"/>
+      <w:pPr>
+        <w:ind w:left="3600" w:hanging="360"/>
+      </w:pPr>
+      <w:rPr>
+        <w:rFonts w:ascii="Courier New" w:hAnsi="Courier New" w:cs="Courier New" w:hint="default"/>
+      </w:rPr>
+    </w:lvl>
+    <w:lvl w:ilvl="5" w:tplc="04090005" w:tentative="1">
+      <w:start w:val="1"/>
+      <w:numFmt w:val="bullet"/>
+      <w:lvlText w:val=""/>
+      <w:lvlJc w:val="left"/>
+      <w:pPr>
+        <w:ind w:left="4320" w:hanging="360"/>
+      </w:pPr>
+      <w:rPr>
+        <w:rFonts w:ascii="Wingdings" w:hAnsi="Wingdings" w:hint="default"/>
+      </w:rPr>
+    </w:lvl>
+    <w:lvl w:ilvl="6" w:tplc="04090001" w:tentative="1">
+      <w:start w:val="1"/>
+      <w:numFmt w:val="bullet"/>
+      <w:lvlText w:val=""/>
+      <w:lvlJc w:val="left"/>
+      <w:pPr>
+        <w:ind w:left="5040" w:hanging="360"/>
+      </w:pPr>
+      <w:rPr>
+        <w:rFonts w:ascii="Symbol" w:hAnsi="Symbol" w:hint="default"/>
+      </w:rPr>
+    </w:lvl>
+    <w:lvl w:ilvl="7" w:tplc="04090003" w:tentative="1">
+      <w:start w:val="1"/>
+      <w:numFmt w:val="bullet"/>
+      <w:lvlText w:val="o"/>
+      <w:lvlJc w:val="left"/>
+      <w:pPr>
+        <w:ind w:left="5760" w:hanging="360"/>
+      </w:pPr>
+      <w:rPr>
+        <w:rFonts w:ascii="Courier New" w:hAnsi="Courier New" w:cs="Courier New" w:hint="default"/>
+      </w:rPr>
+    </w:lvl>
+    <w:lvl w:ilvl="8" w:tplc="04090005" w:tentative="1">
+      <w:start w:val="1"/>
+      <w:numFmt w:val="bullet"/>
+      <w:lvlText w:val=""/>
+      <w:lvlJc w:val="left"/>
+      <w:pPr>
+        <w:ind w:left="6480" w:hanging="360"/>
+      </w:pPr>
+      <w:rPr>
+        <w:rFonts w:ascii="Wingdings" w:hAnsi="Wingdings" w:hint="default"/>
+      </w:rPr>
+    </w:lvl>
+  </w:abstractNum>
+  <w:abstractNum w:abstractNumId="30" w15:restartNumberingAfterBreak="0">
+    <w:nsid w:val="7DC70968"/>
+    <w:multiLevelType w:val="hybridMultilevel"/>
+    <w:tmpl w:val="119CF77A"/>
+    <w:lvl w:ilvl="0" w:tplc="04090001">
+      <w:start w:val="1"/>
+      <w:numFmt w:val="bullet"/>
+      <w:lvlText w:val=""/>
+      <w:lvlJc w:val="left"/>
+      <w:pPr>
+        <w:ind w:left="720" w:hanging="360"/>
+      </w:pPr>
+      <w:rPr>
+        <w:rFonts w:ascii="Symbol" w:hAnsi="Symbol" w:hint="default"/>
+      </w:rPr>
+    </w:lvl>
+    <w:lvl w:ilvl="1" w:tplc="04090003" w:tentative="1">
+      <w:start w:val="1"/>
+      <w:numFmt w:val="bullet"/>
+      <w:lvlText w:val="o"/>
+      <w:lvlJc w:val="left"/>
+      <w:pPr>
+        <w:ind w:left="1440" w:hanging="360"/>
+      </w:pPr>
+      <w:rPr>
+        <w:rFonts w:ascii="Courier New" w:hAnsi="Courier New" w:cs="Courier New" w:hint="default"/>
+      </w:rPr>
+    </w:lvl>
+    <w:lvl w:ilvl="2" w:tplc="04090005" w:tentative="1">
+      <w:start w:val="1"/>
+      <w:numFmt w:val="bullet"/>
+      <w:lvlText w:val=""/>
+      <w:lvlJc w:val="left"/>
+      <w:pPr>
+        <w:ind w:left="2160" w:hanging="360"/>
+      </w:pPr>
+      <w:rPr>
+        <w:rFonts w:ascii="Wingdings" w:hAnsi="Wingdings" w:hint="default"/>
+      </w:rPr>
+    </w:lvl>
+    <w:lvl w:ilvl="3" w:tplc="04090001" w:tentative="1">
+      <w:start w:val="1"/>
+      <w:numFmt w:val="bullet"/>
+      <w:lvlText w:val=""/>
+      <w:lvlJc w:val="left"/>
+      <w:pPr>
+        <w:ind w:left="2880" w:hanging="360"/>
+      </w:pPr>
+      <w:rPr>
+        <w:rFonts w:ascii="Symbol" w:hAnsi="Symbol" w:hint="default"/>
+      </w:rPr>
+    </w:lvl>
+    <w:lvl w:ilvl="4" w:tplc="04090003" w:tentative="1">
+      <w:start w:val="1"/>
+      <w:numFmt w:val="bullet"/>
+      <w:lvlText w:val="o"/>
+      <w:lvlJc w:val="left"/>
+      <w:pPr>
+        <w:ind w:left="3600" w:hanging="360"/>
+      </w:pPr>
+      <w:rPr>
+        <w:rFonts w:ascii="Courier New" w:hAnsi="Courier New" w:cs="Courier New" w:hint="default"/>
+      </w:rPr>
+    </w:lvl>
+    <w:lvl w:ilvl="5" w:tplc="04090005" w:tentative="1">
+      <w:start w:val="1"/>
+      <w:numFmt w:val="bullet"/>
+      <w:lvlText w:val=""/>
+      <w:lvlJc w:val="left"/>
+      <w:pPr>
+        <w:ind w:left="4320" w:hanging="360"/>
+      </w:pPr>
+      <w:rPr>
+        <w:rFonts w:ascii="Wingdings" w:hAnsi="Wingdings" w:hint="default"/>
+      </w:rPr>
+    </w:lvl>
+    <w:lvl w:ilvl="6" w:tplc="04090001" w:tentative="1">
+      <w:start w:val="1"/>
+      <w:numFmt w:val="bullet"/>
+      <w:lvlText w:val=""/>
+      <w:lvlJc w:val="left"/>
+      <w:pPr>
+        <w:ind w:left="5040" w:hanging="360"/>
+      </w:pPr>
+      <w:rPr>
+        <w:rFonts w:ascii="Symbol" w:hAnsi="Symbol" w:hint="default"/>
+      </w:rPr>
+    </w:lvl>
+    <w:lvl w:ilvl="7" w:tplc="04090003" w:tentative="1">
+      <w:start w:val="1"/>
+      <w:numFmt w:val="bullet"/>
+      <w:lvlText w:val="o"/>
+      <w:lvlJc w:val="left"/>
+      <w:pPr>
+        <w:ind w:left="5760" w:hanging="360"/>
+      </w:pPr>
+      <w:rPr>
+        <w:rFonts w:ascii="Courier New" w:hAnsi="Courier New" w:cs="Courier New" w:hint="default"/>
+      </w:rPr>
+    </w:lvl>
+    <w:lvl w:ilvl="8" w:tplc="04090005" w:tentative="1">
+      <w:start w:val="1"/>
+      <w:numFmt w:val="bullet"/>
+      <w:lvlText w:val=""/>
+      <w:lvlJc w:val="left"/>
+      <w:pPr>
+        <w:ind w:left="6480" w:hanging="360"/>
+      </w:pPr>
+      <w:rPr>
+        <w:rFonts w:ascii="Wingdings" w:hAnsi="Wingdings" w:hint="default"/>
+      </w:rPr>
+    </w:lvl>
+  </w:abstractNum>
   <w:num w:numId="1">
+    <w:abstractNumId w:val="4"/>
+  </w:num>
+  <w:num w:numId="2">
     <w:abstractNumId w:val="1"/>
   </w:num>
-  <w:num w:numId="2">
+  <w:num w:numId="3">
+    <w:abstractNumId w:val="22"/>
+  </w:num>
+  <w:num w:numId="4">
+    <w:abstractNumId w:val="27"/>
+  </w:num>
+  <w:num w:numId="5">
+    <w:abstractNumId w:val="6"/>
+  </w:num>
+  <w:num w:numId="6">
+    <w:abstractNumId w:val="15"/>
+  </w:num>
+  <w:num w:numId="7">
+    <w:abstractNumId w:val="18"/>
+  </w:num>
+  <w:num w:numId="8">
+    <w:abstractNumId w:val="14"/>
+  </w:num>
+  <w:num w:numId="9">
+    <w:abstractNumId w:val="11"/>
+  </w:num>
+  <w:num w:numId="10">
+    <w:abstractNumId w:val="3"/>
+  </w:num>
+  <w:num w:numId="11">
+    <w:abstractNumId w:val="24"/>
+  </w:num>
+  <w:num w:numId="12">
+    <w:abstractNumId w:val="10"/>
+  </w:num>
+  <w:num w:numId="13">
+    <w:abstractNumId w:val="20"/>
+  </w:num>
+  <w:num w:numId="14">
+    <w:abstractNumId w:val="16"/>
+  </w:num>
+  <w:num w:numId="15">
+    <w:abstractNumId w:val="26"/>
+  </w:num>
+  <w:num w:numId="16">
+    <w:abstractNumId w:val="13"/>
+  </w:num>
+  <w:num w:numId="17">
+    <w:abstractNumId w:val="25"/>
+  </w:num>
+  <w:num w:numId="18">
+    <w:abstractNumId w:val="2"/>
+  </w:num>
+  <w:num w:numId="19">
+    <w:abstractNumId w:val="23"/>
+  </w:num>
+  <w:num w:numId="20">
+    <w:abstractNumId w:val="5"/>
+  </w:num>
+  <w:num w:numId="21">
+    <w:abstractNumId w:val="19"/>
+  </w:num>
+  <w:num w:numId="22">
+    <w:abstractNumId w:val="28"/>
+  </w:num>
+  <w:num w:numId="23">
+    <w:abstractNumId w:val="8"/>
+  </w:num>
+  <w:num w:numId="24">
     <w:abstractNumId w:val="0"/>
   </w:num>
-  <w:num w:numId="3">
+  <w:num w:numId="25">
+    <w:abstractNumId w:val="12"/>
+  </w:num>
+  <w:num w:numId="26">
+    <w:abstractNumId w:val="29"/>
+  </w:num>
+  <w:num w:numId="27">
     <w:abstractNumId w:val="7"/>
   </w:num>
-  <w:num w:numId="4">
-    <w:abstractNumId w:val="8"/>
+  <w:num w:numId="28">
+    <w:abstractNumId w:val="21"/>
   </w:num>
-  <w:num w:numId="5">
-    <w:abstractNumId w:val="2"/>
+  <w:num w:numId="29">
+    <w:abstractNumId w:val="9"/>
   </w:num>
-  <w:num w:numId="6">
-    <w:abstractNumId w:val="5"/>
+  <w:num w:numId="30">
+    <w:abstractNumId w:val="30"/>
   </w:num>
-  <w:num w:numId="7">
-    <w:abstractNumId w:val="6"/>
-  </w:num>
-  <w:num w:numId="8">
-    <w:abstractNumId w:val="4"/>
-  </w:num>
-  <w:num w:numId="9">
-    <w:abstractNumId w:val="3"/>
+  <w:num w:numId="31">
+    <w:abstractNumId w:val="17"/>
   </w:num>
   <w:numIdMacAtCleanup w:val="9"/>
 </w:numbering>
@@ -3674,6 +5682,41 @@
       <w:color w:val="1F3763" w:themeColor="accent1" w:themeShade="7F"/>
     </w:rPr>
   </w:style>
+  <w:style w:type="character" w:styleId="Strong">
+    <w:name w:val="Strong"/>
+    <w:basedOn w:val="DefaultParagraphFont"/>
+    <w:uiPriority w:val="22"/>
+    <w:qFormat/>
+    <w:rsid w:val="00AC42B4"/>
+    <w:rPr>
+      <w:b/>
+      <w:bCs/>
+    </w:rPr>
+  </w:style>
+  <w:style w:type="paragraph" w:styleId="ListBullet">
+    <w:name w:val="List Bullet"/>
+    <w:basedOn w:val="NoSpacing"/>
+    <w:autoRedefine/>
+    <w:uiPriority w:val="99"/>
+    <w:unhideWhenUsed/>
+    <w:rsid w:val="0049549B"/>
+    <w:pPr>
+      <w:numPr>
+        <w:numId w:val="24"/>
+      </w:numPr>
+      <w:tabs>
+        <w:tab w:val="clear" w:pos="360"/>
+      </w:tabs>
+      <w:ind w:left="426" w:hanging="284"/>
+      <w:contextualSpacing/>
+    </w:pPr>
+    <w:rPr>
+      <w:rFonts w:ascii="Calibri" w:eastAsia="Times New Roman" w:hAnsi="Calibri"/>
+      <w:sz w:val="20"/>
+      <w:szCs w:val="20"/>
+      <w:lang w:val="en-CA"/>
+    </w:rPr>
+  </w:style>
 </w:styles>
 </file>
 

--- a/Hieu_Tran_resume.docx
+++ b/Hieu_Tran_resume.docx
@@ -391,7 +391,7 @@
         <w:pStyle w:val="ListBullet"/>
       </w:pPr>
       <w:r>
-        <w:t xml:space="preserve">Owned end-to-end delivery of features across backend services and frontend UI on a Risk and Disputes Management System serving ~1,700 active users and ~43,000 active orders. </w:t>
+        <w:t xml:space="preserve">Owned features end-to-end from design through production, including API design, background jobs, and frontend delivery, for a platform serving ~1,700 active users and ~43,000 active orders. </w:t>
       </w:r>
     </w:p>
     <w:p>
@@ -399,7 +399,7 @@
         <w:pStyle w:val="ListBullet"/>
       </w:pPr>
       <w:r>
-        <w:t xml:space="preserve">Modernized backend architecture by migrating the mobile app's API integration to a Node.js service, deploying across a service-oriented architecture spanning mobile and web clients. </w:t>
+        <w:t xml:space="preserve">Debugged and resolved production performance issues on high-traffic endpoints by introducing database indexing, rewriting inefficient ORM queries, and decoupling synchronous logging from the request path. </w:t>
       </w:r>
     </w:p>
     <w:p>
@@ -407,7 +407,7 @@
         <w:pStyle w:val="ListBullet"/>
       </w:pPr>
       <w:r>
-        <w:t xml:space="preserve">Built a database-backed job-tracking system adopted across ~15 automated workflows, designed as a shared capability for other teams to build on. </w:t>
+        <w:t xml:space="preserve">Modernized backend architecture and API design by migrating the mobile app's integration to a Node.js service, improving reliability for end users. </w:t>
       </w:r>
     </w:p>
     <w:p>
@@ -555,7 +555,7 @@
       </w:r>
       <w:proofErr w:type="spellEnd"/>
       <w:r>
-        <w:t xml:space="preserve"> platform using Django, architecting a multi-tenant database structure and scalable, reactive RESTful APIs. </w:t>
+        <w:t xml:space="preserve"> platform end-to-end using Python (Django), architecting a multi-tenant database structure and scalable RESTful APIs. </w:t>
       </w:r>
     </w:p>
     <w:p>
@@ -563,7 +563,7 @@
         <w:pStyle w:val="ListBullet"/>
       </w:pPr>
       <w:r>
-        <w:t xml:space="preserve">Collaborated cross-functionally with clients and internal teams during onboarding, translating business needs into technical solutions for 45 enterprise clients. </w:t>
+        <w:t xml:space="preserve">Adjusted the UI and implemented state management in Angular, resulting in a 10% increase in user engagement. </w:t>
       </w:r>
     </w:p>
     <w:p>
@@ -571,23 +571,7 @@
         <w:pStyle w:val="ListBullet"/>
       </w:pPr>
       <w:r>
-        <w:t xml:space="preserve">Maintained and optimized backend services using </w:t>
-      </w:r>
-      <w:proofErr w:type="spellStart"/>
-      <w:r>
-        <w:t>ExpressJS</w:t>
-      </w:r>
-      <w:proofErr w:type="spellEnd"/>
-      <w:r>
-        <w:t xml:space="preserve"> and </w:t>
-      </w:r>
-      <w:proofErr w:type="spellStart"/>
-      <w:r>
-        <w:t>GraphQL</w:t>
-      </w:r>
-      <w:proofErr w:type="spellEnd"/>
-      <w:r>
-        <w:t xml:space="preserve">, ensuring high performance and scalability. </w:t>
+        <w:t xml:space="preserve">Collaborated directly with clients during onboarding, translating real customer needs into technical solutions for 45 enterprise clients. </w:t>
       </w:r>
     </w:p>
     <w:p>
@@ -735,7 +719,7 @@
         <w:pStyle w:val="ListBullet"/>
       </w:pPr>
       <w:r>
-        <w:t xml:space="preserve">Built user-facing web components using React, translating designs and wireframes into production-quality, responsive code. </w:t>
+        <w:t xml:space="preserve">Built React-based front-end applications and Django RESTful APIs, translating designs and wireframes into production-quality code. </w:t>
       </w:r>
     </w:p>
     <w:p>
@@ -743,7 +727,7 @@
         <w:pStyle w:val="ListBullet"/>
       </w:pPr>
       <w:r>
-        <w:t xml:space="preserve">Developed Django RESTful APIs and integrated API data into front-end applications. </w:t>
+        <w:t xml:space="preserve">Integrated third-party API data into front-end applications, working closely with backend services. </w:t>
       </w:r>
     </w:p>
     <w:p>
@@ -751,7 +735,7 @@
         <w:pStyle w:val="ListBullet"/>
       </w:pPr>
       <w:r>
-        <w:t xml:space="preserve">Mentored through code reviews and pull request feedback, contributing to a 20% reduction in bug occurrences and improved team collaboration. </w:t>
+        <w:t xml:space="preserve">Conducted code reviews and pull request feedback, contributing to a 20% reduction in bug occurrences. </w:t>
       </w:r>
     </w:p>
     <w:p>
@@ -868,7 +852,7 @@
         <w:pStyle w:val="ListBullet"/>
       </w:pPr>
       <w:r>
-        <w:t xml:space="preserve">Led code reviews, mentored teammates through pull requests, and resolved conflicts, improving collaboration and code quality across the team. </w:t>
+        <w:t xml:space="preserve">Built reusable, maintainable UI components in Vue, cutting development time by 30%. </w:t>
       </w:r>
     </w:p>
     <w:p>
@@ -876,7 +860,7 @@
         <w:pStyle w:val="ListBullet"/>
       </w:pPr>
       <w:r>
-        <w:t xml:space="preserve">Built WordPress themes and backend integrations from scratch using PHP, optimizing assets for a 3-second load time and 85+ Google </w:t>
+        <w:t xml:space="preserve">Optimized frontend performance and asset delivery (Webpack), achieving a 3-second load time and 85+ Google </w:t>
       </w:r>
       <w:proofErr w:type="spellStart"/>
       <w:r>
@@ -892,7 +876,7 @@
         <w:pStyle w:val="ListBullet"/>
       </w:pPr>
       <w:r>
-        <w:t>Developed reusable components in Vue, improving code maintainability and cutting development time by 30%.</w:t>
+        <w:t>Conducted code reviews, managed pull requests, and resolved conflicts, improving collaboration and code quality across the team.</w:t>
       </w:r>
     </w:p>
     <w:p>
@@ -949,23 +933,7 @@
         <w:pStyle w:val="ListBullet"/>
       </w:pPr>
       <w:r>
-        <w:t xml:space="preserve">Backend: Python, Django, Node.js, </w:t>
-      </w:r>
-      <w:proofErr w:type="spellStart"/>
-      <w:r>
-        <w:t>ExpressJS</w:t>
-      </w:r>
-      <w:proofErr w:type="spellEnd"/>
-      <w:r>
-        <w:t xml:space="preserve">, PHP, Laravel, RESTful APIs, </w:t>
-      </w:r>
-      <w:proofErr w:type="spellStart"/>
-      <w:r>
-        <w:t>GraphQL</w:t>
-      </w:r>
-      <w:proofErr w:type="spellEnd"/>
-      <w:r>
-        <w:t xml:space="preserve"> </w:t>
+        <w:t xml:space="preserve">Frontend: React, TypeScript, JavaScript, Angular, Vue, HTML, CSS/Sass </w:t>
       </w:r>
     </w:p>
     <w:p>
@@ -973,7 +941,23 @@
         <w:pStyle w:val="ListBullet"/>
       </w:pPr>
       <w:r>
-        <w:t xml:space="preserve">Frontend: React, Angular, Vue, TypeScript, JavaScript, HTML, CSS/Sass </w:t>
+        <w:t xml:space="preserve">Backend: Python, Django, Node.js, </w:t>
+      </w:r>
+      <w:proofErr w:type="spellStart"/>
+      <w:r>
+        <w:t>ExpressJS</w:t>
+      </w:r>
+      <w:proofErr w:type="spellEnd"/>
+      <w:r>
+        <w:t xml:space="preserve">, RESTful APIs, </w:t>
+      </w:r>
+      <w:proofErr w:type="spellStart"/>
+      <w:r>
+        <w:t>GraphQL</w:t>
+      </w:r>
+      <w:proofErr w:type="spellEnd"/>
+      <w:r>
+        <w:t xml:space="preserve"> </w:t>
       </w:r>
     </w:p>
     <w:p>
@@ -981,7 +965,7 @@
         <w:pStyle w:val="ListBullet"/>
       </w:pPr>
       <w:r>
-        <w:t xml:space="preserve">Practices: End-to-end feature ownership, service-oriented architecture, code review &amp; mentoring, cross-functional collaboration </w:t>
+        <w:t xml:space="preserve">Databases: PostgreSQL, MySQL, data modeling, query optimization, indexing </w:t>
       </w:r>
     </w:p>
     <w:p>
@@ -989,7 +973,7 @@
         <w:pStyle w:val="ListBullet"/>
       </w:pPr>
       <w:r>
-        <w:t xml:space="preserve">Databases: PostgreSQL, MySQL </w:t>
+        <w:t xml:space="preserve">Practices: End-to-end feature ownership, production debugging &amp; reliability, code review, cross-functional collaboration </w:t>
       </w:r>
     </w:p>
     <w:p>
@@ -997,7 +981,7 @@
         <w:pStyle w:val="ListBullet"/>
       </w:pPr>
       <w:r>
-        <w:t xml:space="preserve">DevOps / CI/CD: Git, Docker, AWS, </w:t>
+        <w:t xml:space="preserve">Cloud / DevOps: AWS, </w:t>
       </w:r>
       <w:proofErr w:type="spellStart"/>
       <w:r>
@@ -1005,7 +989,15 @@
       </w:r>
       <w:proofErr w:type="spellEnd"/>
       <w:r>
-        <w:t>, Jenkins</w:t>
+        <w:t xml:space="preserve">, Docker, Kubernetes, Git, Jenkins, CI/CD </w:t>
+      </w:r>
+    </w:p>
+    <w:p>
+      <w:pPr>
+        <w:pStyle w:val="ListBullet"/>
+      </w:pPr>
+      <w:r>
+        <w:t>AI-Assisted Development: Daily use of AI coding tools (Gemini, Claude Code) to accelerate writing, testing, and reviewing production code</w:t>
       </w:r>
     </w:p>
     <w:p>

--- a/Hieu_Tran_resume.docx
+++ b/Hieu_Tran_resume.docx
@@ -30,16 +30,16 @@
         <w:rPr>
           <w:rFonts w:ascii="Calibri" w:hAnsi="Calibri" w:cs="Calibri"/>
           <w:bCs/>
-          <w:sz w:val="20"/>
-          <w:szCs w:val="20"/>
+          <w:sz w:val="22"/>
+          <w:szCs w:val="22"/>
         </w:rPr>
       </w:pPr>
       <w:r>
         <w:rPr>
           <w:rFonts w:ascii="Calibri" w:hAnsi="Calibri" w:cs="Calibri"/>
           <w:bCs/>
-          <w:sz w:val="20"/>
-          <w:szCs w:val="20"/>
+          <w:sz w:val="22"/>
+          <w:szCs w:val="22"/>
         </w:rPr>
         <w:t xml:space="preserve">Canada | </w:t>
       </w:r>
@@ -48,8 +48,8 @@
           <w:rPr>
             <w:rStyle w:val="Hyperlink"/>
             <w:rFonts w:ascii="Calibri" w:hAnsi="Calibri" w:cs="Calibri"/>
-            <w:sz w:val="20"/>
-            <w:szCs w:val="20"/>
+            <w:sz w:val="22"/>
+            <w:szCs w:val="22"/>
           </w:rPr>
           <w:t>hieu.tn.411@gmail.com</w:t>
         </w:r>
@@ -57,8 +57,8 @@
       <w:r>
         <w:rPr>
           <w:rFonts w:ascii="Calibri" w:hAnsi="Calibri" w:cs="Calibri"/>
-          <w:sz w:val="20"/>
-          <w:szCs w:val="20"/>
+          <w:sz w:val="22"/>
+          <w:szCs w:val="22"/>
         </w:rPr>
         <w:t xml:space="preserve"> | </w:t>
       </w:r>
@@ -66,16 +66,16 @@
         <w:rPr>
           <w:rFonts w:ascii="Calibri" w:hAnsi="Calibri" w:cs="Calibri"/>
           <w:color w:val="222222"/>
-          <w:sz w:val="20"/>
-          <w:szCs w:val="20"/>
+          <w:sz w:val="22"/>
+          <w:szCs w:val="22"/>
         </w:rPr>
         <w:t>+1 (587) 439 2368</w:t>
       </w:r>
       <w:r>
         <w:rPr>
           <w:rFonts w:ascii="Calibri" w:hAnsi="Calibri" w:cs="Calibri"/>
-          <w:sz w:val="20"/>
-          <w:szCs w:val="20"/>
+          <w:sz w:val="22"/>
+          <w:szCs w:val="22"/>
         </w:rPr>
         <w:t xml:space="preserve"> | </w:t>
       </w:r>
@@ -84,8 +84,8 @@
           <w:rPr>
             <w:rStyle w:val="Hyperlink"/>
             <w:rFonts w:ascii="Calibri" w:hAnsi="Calibri" w:cs="Calibri"/>
-            <w:sz w:val="20"/>
-            <w:szCs w:val="20"/>
+            <w:sz w:val="22"/>
+            <w:szCs w:val="22"/>
           </w:rPr>
           <w:t>LinkedIn</w:t>
         </w:r>
@@ -93,8 +93,8 @@
       <w:r>
         <w:rPr>
           <w:rFonts w:ascii="Calibri" w:hAnsi="Calibri" w:cs="Calibri"/>
-          <w:sz w:val="20"/>
-          <w:szCs w:val="20"/>
+          <w:sz w:val="22"/>
+          <w:szCs w:val="22"/>
         </w:rPr>
         <w:t xml:space="preserve"> </w:t>
       </w:r>
@@ -102,16 +102,16 @@
         <w:rPr>
           <w:rFonts w:ascii="Calibri" w:hAnsi="Calibri" w:cs="Calibri"/>
           <w:color w:val="222222"/>
-          <w:sz w:val="20"/>
-          <w:szCs w:val="20"/>
+          <w:sz w:val="22"/>
+          <w:szCs w:val="22"/>
         </w:rPr>
         <w:t>|</w:t>
       </w:r>
       <w:r>
         <w:rPr>
           <w:rFonts w:ascii="Calibri" w:hAnsi="Calibri" w:cs="Calibri"/>
-          <w:sz w:val="20"/>
-          <w:szCs w:val="20"/>
+          <w:sz w:val="22"/>
+          <w:szCs w:val="22"/>
         </w:rPr>
         <w:t xml:space="preserve"> </w:t>
       </w:r>
@@ -120,8 +120,8 @@
           <w:rPr>
             <w:rStyle w:val="Hyperlink"/>
             <w:rFonts w:ascii="Calibri" w:hAnsi="Calibri" w:cs="Calibri"/>
-            <w:sz w:val="20"/>
-            <w:szCs w:val="20"/>
+            <w:sz w:val="22"/>
+            <w:szCs w:val="22"/>
           </w:rPr>
           <w:t>GitHub</w:t>
         </w:r>
@@ -129,8 +129,8 @@
       <w:r>
         <w:rPr>
           <w:rFonts w:ascii="Calibri" w:hAnsi="Calibri" w:cs="Calibri"/>
-          <w:sz w:val="20"/>
-          <w:szCs w:val="20"/>
+          <w:sz w:val="22"/>
+          <w:szCs w:val="22"/>
         </w:rPr>
         <w:t xml:space="preserve"> | </w:t>
       </w:r>
@@ -140,8 +140,8 @@
           <w:rPr>
             <w:rStyle w:val="Hyperlink"/>
             <w:rFonts w:ascii="Calibri" w:hAnsi="Calibri" w:cs="Calibri"/>
-            <w:sz w:val="20"/>
-            <w:szCs w:val="20"/>
+            <w:sz w:val="22"/>
+            <w:szCs w:val="22"/>
           </w:rPr>
           <w:t>hieu-tn.netlify.</w:t>
         </w:r>
@@ -149,8 +149,8 @@
           <w:rPr>
             <w:rStyle w:val="Hyperlink"/>
             <w:rFonts w:ascii="Calibri" w:hAnsi="Calibri" w:cs="Calibri"/>
-            <w:sz w:val="20"/>
-            <w:szCs w:val="20"/>
+            <w:sz w:val="22"/>
+            <w:szCs w:val="22"/>
           </w:rPr>
           <w:t>app</w:t>
         </w:r>
@@ -169,8 +169,6 @@
           <w:b/>
           <w:smallCaps/>
           <w:color w:val="767171" w:themeColor="background2" w:themeShade="80"/>
-          <w:sz w:val="22"/>
-          <w:szCs w:val="22"/>
         </w:rPr>
       </w:pPr>
       <w:r>
@@ -179,8 +177,6 @@
           <w:b/>
           <w:smallCaps/>
           <w:color w:val="767171" w:themeColor="background2" w:themeShade="80"/>
-          <w:sz w:val="22"/>
-          <w:szCs w:val="22"/>
         </w:rPr>
         <w:t>Employment</w:t>
       </w:r>
@@ -190,8 +186,6 @@
           <w:b/>
           <w:smallCaps/>
           <w:color w:val="767171" w:themeColor="background2" w:themeShade="80"/>
-          <w:sz w:val="22"/>
-          <w:szCs w:val="22"/>
         </w:rPr>
         <w:tab/>
       </w:r>
@@ -201,8 +195,6 @@
           <w:b/>
           <w:smallCaps/>
           <w:color w:val="767171" w:themeColor="background2" w:themeShade="80"/>
-          <w:sz w:val="22"/>
-          <w:szCs w:val="22"/>
         </w:rPr>
         <w:tab/>
       </w:r>
@@ -210,28 +202,45 @@
     <w:p>
       <w:pPr>
         <w:tabs>
+          <w:tab w:val="right" w:pos="8505"/>
           <w:tab w:val="right" w:pos="10773"/>
         </w:tabs>
         <w:spacing w:line="276" w:lineRule="auto"/>
         <w:ind w:left="142"/>
         <w:rPr>
           <w:rFonts w:ascii="Calibri" w:hAnsi="Calibri" w:cs="Calibri"/>
+          <w:color w:val="222222"/>
+          <w:sz w:val="22"/>
+          <w:szCs w:val="22"/>
+        </w:rPr>
+      </w:pPr>
+      <w:r>
+        <w:rPr>
+          <w:rFonts w:ascii="Calibri" w:hAnsi="Calibri" w:cs="Calibri"/>
           <w:b/>
           <w:bCs/>
           <w:color w:val="222222"/>
-          <w:sz w:val="20"/>
-          <w:szCs w:val="20"/>
-        </w:rPr>
-      </w:pPr>
+          <w:sz w:val="22"/>
+          <w:szCs w:val="22"/>
+        </w:rPr>
+        <w:t>Full Stack Developer</w:t>
+      </w:r>
+      <w:r>
+        <w:rPr>
+          <w:rFonts w:ascii="Calibri" w:hAnsi="Calibri" w:cs="Calibri"/>
+          <w:color w:val="222222"/>
+          <w:sz w:val="22"/>
+          <w:szCs w:val="22"/>
+        </w:rPr>
+        <w:t xml:space="preserve"> - </w:t>
+      </w:r>
       <w:proofErr w:type="spellStart"/>
       <w:r>
         <w:rPr>
           <w:rFonts w:ascii="Calibri" w:hAnsi="Calibri" w:cs="Calibri"/>
-          <w:b/>
-          <w:bCs/>
           <w:color w:val="222222"/>
-          <w:sz w:val="20"/>
-          <w:szCs w:val="20"/>
+          <w:sz w:val="22"/>
+          <w:szCs w:val="22"/>
         </w:rPr>
         <w:t>Danihel</w:t>
       </w:r>
@@ -239,151 +248,41 @@
       <w:r>
         <w:rPr>
           <w:rFonts w:ascii="Calibri" w:hAnsi="Calibri" w:cs="Calibri"/>
-          <w:b/>
-          <w:bCs/>
           <w:color w:val="222222"/>
-          <w:sz w:val="20"/>
-          <w:szCs w:val="20"/>
+          <w:sz w:val="22"/>
+          <w:szCs w:val="22"/>
         </w:rPr>
         <w:t xml:space="preserve"> Group</w:t>
       </w:r>
       <w:r>
         <w:rPr>
           <w:rFonts w:ascii="Calibri" w:hAnsi="Calibri" w:cs="Calibri"/>
-          <w:b/>
-          <w:bCs/>
           <w:color w:val="222222"/>
-          <w:sz w:val="20"/>
-          <w:szCs w:val="20"/>
+          <w:sz w:val="22"/>
+          <w:szCs w:val="22"/>
         </w:rPr>
         <w:tab/>
-      </w:r>
-      <w:r>
-        <w:rPr>
-          <w:rFonts w:ascii="Calibri" w:hAnsi="Calibri" w:cs="Calibri"/>
-          <w:b/>
-          <w:bCs/>
+        <w:t>Alberta, Canada</w:t>
+      </w:r>
+      <w:r>
+        <w:rPr>
+          <w:rFonts w:ascii="Calibri" w:hAnsi="Calibri" w:cs="Calibri"/>
           <w:color w:val="222222"/>
-          <w:sz w:val="20"/>
-          <w:szCs w:val="20"/>
-        </w:rPr>
-        <w:t>Alberta</w:t>
-      </w:r>
-      <w:r>
-        <w:rPr>
-          <w:rFonts w:ascii="Calibri" w:hAnsi="Calibri" w:cs="Calibri"/>
-          <w:b/>
-          <w:bCs/>
-          <w:color w:val="222222"/>
-          <w:sz w:val="20"/>
-          <w:szCs w:val="20"/>
-        </w:rPr>
-        <w:t xml:space="preserve">, </w:t>
-      </w:r>
-      <w:r>
-        <w:rPr>
-          <w:rFonts w:ascii="Calibri" w:hAnsi="Calibri" w:cs="Calibri"/>
-          <w:b/>
-          <w:bCs/>
-          <w:color w:val="222222"/>
-          <w:sz w:val="20"/>
-          <w:szCs w:val="20"/>
-        </w:rPr>
-        <w:t>Canada</w:t>
-      </w:r>
-    </w:p>
-    <w:p>
-      <w:pPr>
-        <w:tabs>
-          <w:tab w:val="right" w:pos="10773"/>
-        </w:tabs>
-        <w:spacing w:line="276" w:lineRule="auto"/>
-        <w:ind w:left="142"/>
+          <w:sz w:val="22"/>
+          <w:szCs w:val="22"/>
+        </w:rPr>
+        <w:tab/>
+      </w:r>
+      <w:r>
         <w:rPr>
           <w:rFonts w:ascii="Calibri" w:hAnsi="Calibri" w:cs="Calibri"/>
           <w:i/>
           <w:iCs/>
           <w:color w:val="222222"/>
-          <w:sz w:val="20"/>
-          <w:szCs w:val="20"/>
-        </w:rPr>
-      </w:pPr>
-      <w:r>
-        <w:rPr>
-          <w:rFonts w:ascii="Calibri" w:hAnsi="Calibri" w:cs="Calibri"/>
-          <w:i/>
-          <w:iCs/>
-          <w:color w:val="222222"/>
-          <w:sz w:val="20"/>
-          <w:szCs w:val="20"/>
-        </w:rPr>
-        <w:t>Full Stack Developer</w:t>
-      </w:r>
-      <w:r>
-        <w:rPr>
-          <w:rFonts w:ascii="Calibri" w:hAnsi="Calibri" w:cs="Calibri"/>
-          <w:i/>
-          <w:iCs/>
-          <w:color w:val="222222"/>
-          <w:sz w:val="20"/>
-          <w:szCs w:val="20"/>
-        </w:rPr>
-        <w:tab/>
-      </w:r>
-      <w:r>
-        <w:rPr>
-          <w:rFonts w:ascii="Calibri" w:hAnsi="Calibri" w:cs="Calibri"/>
-          <w:i/>
-          <w:iCs/>
-          <w:color w:val="222222"/>
-          <w:sz w:val="20"/>
-          <w:szCs w:val="20"/>
-        </w:rPr>
-        <w:t>Dec</w:t>
-      </w:r>
-      <w:r>
-        <w:rPr>
-          <w:rFonts w:ascii="Calibri" w:hAnsi="Calibri" w:cs="Calibri"/>
-          <w:i/>
-          <w:iCs/>
-          <w:color w:val="222222"/>
-          <w:sz w:val="20"/>
-          <w:szCs w:val="20"/>
-        </w:rPr>
-        <w:t xml:space="preserve"> 202</w:t>
-      </w:r>
-      <w:r>
-        <w:rPr>
-          <w:rFonts w:ascii="Calibri" w:hAnsi="Calibri" w:cs="Calibri"/>
-          <w:i/>
-          <w:iCs/>
-          <w:color w:val="222222"/>
-          <w:sz w:val="20"/>
-          <w:szCs w:val="20"/>
-        </w:rPr>
-        <w:t>3</w:t>
-      </w:r>
-      <w:r>
-        <w:rPr>
-          <w:rFonts w:ascii="Calibri" w:hAnsi="Calibri" w:cs="Calibri"/>
-          <w:i/>
-          <w:iCs/>
-          <w:color w:val="222222"/>
-          <w:sz w:val="20"/>
-          <w:szCs w:val="20"/>
-        </w:rPr>
-        <w:t xml:space="preserve"> – </w:t>
-      </w:r>
-      <w:r>
-        <w:rPr>
-          <w:rFonts w:ascii="Calibri" w:hAnsi="Calibri" w:cs="Calibri"/>
-          <w:i/>
-          <w:iCs/>
-          <w:color w:val="222222"/>
-          <w:sz w:val="20"/>
-          <w:szCs w:val="20"/>
-        </w:rPr>
-        <w:t>Aug 2026</w:t>
+          <w:sz w:val="22"/>
+          <w:szCs w:val="22"/>
+        </w:rPr>
+        <w:t>Dec 2023 – Aug 2026</w:t>
       </w:r>
     </w:p>
     <w:p>
@@ -391,7 +290,7 @@
         <w:pStyle w:val="ListBullet"/>
       </w:pPr>
       <w:r>
-        <w:t xml:space="preserve">Owned features end-to-end from design through production, including API design, background jobs, and frontend delivery, for a platform serving ~1,700 active users and ~43,000 active orders. </w:t>
+        <w:t xml:space="preserve">Owned authentication and access-control systems end-to-end, standardizing permission headers, centralizing auth error handling, and auditing token anomalies across ~5 million scan records on a platform serving ~1,700 active users. </w:t>
       </w:r>
     </w:p>
     <w:p>
@@ -399,7 +298,7 @@
         <w:pStyle w:val="ListBullet"/>
       </w:pPr>
       <w:r>
-        <w:t xml:space="preserve">Debugged and resolved production performance issues on high-traffic endpoints by introducing database indexing, rewriting inefficient ORM queries, and decoupling synchronous logging from the request path. </w:t>
+        <w:t xml:space="preserve">Strengthened account access reliability by resolving credential-caching defects and broken authentication flows, directly improving login and session integrity for end users. </w:t>
       </w:r>
     </w:p>
     <w:p>
@@ -407,7 +306,7 @@
         <w:pStyle w:val="ListBullet"/>
       </w:pPr>
       <w:r>
-        <w:t xml:space="preserve">Modernized backend architecture and API design by migrating the mobile app's integration to a Node.js service, improving reliability for end users. </w:t>
+        <w:t xml:space="preserve">Implemented role-based access controls (RBAC) for pricing edits and scheduling permissions, preventing unauthorized actions across ~1,650 technicians. </w:t>
       </w:r>
     </w:p>
     <w:p>
@@ -415,34 +314,60 @@
         <w:pStyle w:val="ListBullet"/>
       </w:pPr>
       <w:r>
-        <w:t>Strengthened application security by standardizing permission headers, centralizing auth error handling, and auditing token anomalies across ~5 million scan records.</w:t>
+        <w:t>Modernized backend architecture by migrating the mobile app's API integration to a Node.js service, improving reliability and maintainability of the surrounding system.</w:t>
       </w:r>
     </w:p>
     <w:p>
       <w:pPr>
         <w:tabs>
+          <w:tab w:val="right" w:pos="8505"/>
           <w:tab w:val="right" w:pos="10773"/>
         </w:tabs>
         <w:spacing w:before="60" w:line="276" w:lineRule="auto"/>
         <w:ind w:left="142"/>
         <w:rPr>
           <w:rFonts w:ascii="Calibri" w:hAnsi="Calibri" w:cs="Calibri"/>
+          <w:color w:val="222222"/>
+          <w:sz w:val="22"/>
+          <w:szCs w:val="22"/>
+        </w:rPr>
+      </w:pPr>
+      <w:r>
+        <w:rPr>
+          <w:rFonts w:ascii="Calibri" w:hAnsi="Calibri" w:cs="Calibri"/>
           <w:b/>
           <w:bCs/>
           <w:color w:val="222222"/>
-          <w:sz w:val="20"/>
-          <w:szCs w:val="20"/>
-        </w:rPr>
-      </w:pPr>
+          <w:sz w:val="22"/>
+          <w:szCs w:val="22"/>
+        </w:rPr>
+        <w:t>Full-stack Developer</w:t>
+      </w:r>
+      <w:r>
+        <w:rPr>
+          <w:rFonts w:ascii="Calibri" w:hAnsi="Calibri" w:cs="Calibri"/>
+          <w:color w:val="222222"/>
+          <w:sz w:val="22"/>
+          <w:szCs w:val="22"/>
+        </w:rPr>
+        <w:t xml:space="preserve"> </w:t>
+      </w:r>
+      <w:r>
+        <w:rPr>
+          <w:rFonts w:ascii="Calibri" w:hAnsi="Calibri" w:cs="Calibri"/>
+          <w:color w:val="222222"/>
+          <w:sz w:val="22"/>
+          <w:szCs w:val="22"/>
+        </w:rPr>
+        <w:t xml:space="preserve">- </w:t>
+      </w:r>
       <w:proofErr w:type="spellStart"/>
       <w:r>
         <w:rPr>
           <w:rFonts w:ascii="Calibri" w:hAnsi="Calibri" w:cs="Calibri"/>
-          <w:b/>
-          <w:bCs/>
           <w:color w:val="222222"/>
-          <w:sz w:val="20"/>
-          <w:szCs w:val="20"/>
+          <w:sz w:val="22"/>
+          <w:szCs w:val="22"/>
         </w:rPr>
         <w:t>Cynopsis</w:t>
       </w:r>
@@ -450,96 +375,58 @@
       <w:r>
         <w:rPr>
           <w:rFonts w:ascii="Calibri" w:hAnsi="Calibri" w:cs="Calibri"/>
-          <w:b/>
-          <w:bCs/>
           <w:color w:val="222222"/>
-          <w:sz w:val="20"/>
-          <w:szCs w:val="20"/>
+          <w:sz w:val="22"/>
+          <w:szCs w:val="22"/>
         </w:rPr>
         <w:t xml:space="preserve"> Solutions</w:t>
       </w:r>
       <w:r>
         <w:rPr>
           <w:rFonts w:ascii="Calibri" w:hAnsi="Calibri" w:cs="Calibri"/>
-          <w:b/>
-          <w:bCs/>
           <w:color w:val="222222"/>
-          <w:sz w:val="20"/>
-          <w:szCs w:val="20"/>
+          <w:sz w:val="22"/>
+          <w:szCs w:val="22"/>
         </w:rPr>
         <w:tab/>
       </w:r>
       <w:r>
         <w:rPr>
           <w:rFonts w:ascii="Calibri" w:hAnsi="Calibri" w:cs="Calibri"/>
-          <w:b/>
-          <w:bCs/>
           <w:color w:val="222222"/>
-          <w:sz w:val="20"/>
-          <w:szCs w:val="20"/>
+          <w:sz w:val="22"/>
+          <w:szCs w:val="22"/>
         </w:rPr>
         <w:t>Singapore</w:t>
       </w:r>
       <w:r>
         <w:rPr>
           <w:rFonts w:ascii="Calibri" w:hAnsi="Calibri" w:cs="Calibri"/>
-          <w:b/>
-          <w:bCs/>
           <w:color w:val="222222"/>
-          <w:sz w:val="20"/>
-          <w:szCs w:val="20"/>
+          <w:sz w:val="22"/>
+          <w:szCs w:val="22"/>
         </w:rPr>
         <w:tab/>
       </w:r>
-    </w:p>
-    <w:p>
-      <w:pPr>
-        <w:tabs>
-          <w:tab w:val="right" w:pos="10773"/>
-        </w:tabs>
-        <w:spacing w:line="276" w:lineRule="auto"/>
-        <w:ind w:left="142"/>
+      <w:r>
         <w:rPr>
           <w:rFonts w:ascii="Calibri" w:hAnsi="Calibri" w:cs="Calibri"/>
           <w:i/>
           <w:iCs/>
           <w:color w:val="222222"/>
-          <w:sz w:val="20"/>
-          <w:szCs w:val="20"/>
-        </w:rPr>
-      </w:pPr>
-      <w:r>
-        <w:rPr>
-          <w:rFonts w:ascii="Calibri" w:hAnsi="Calibri" w:cs="Calibri"/>
-          <w:i/>
-          <w:iCs/>
+          <w:sz w:val="22"/>
+          <w:szCs w:val="22"/>
+        </w:rPr>
+        <w:t>Sep 2020 – Mar 2022</w:t>
+      </w:r>
+      <w:r>
+        <w:rPr>
+          <w:rFonts w:ascii="Calibri" w:hAnsi="Calibri" w:cs="Calibri"/>
           <w:color w:val="222222"/>
-          <w:sz w:val="20"/>
-          <w:szCs w:val="20"/>
-        </w:rPr>
-        <w:t>Full-stack Developer</w:t>
-      </w:r>
-      <w:r>
-        <w:rPr>
-          <w:rFonts w:ascii="Calibri" w:hAnsi="Calibri" w:cs="Calibri"/>
-          <w:i/>
-          <w:iCs/>
-          <w:color w:val="222222"/>
-          <w:sz w:val="20"/>
-          <w:szCs w:val="20"/>
+          <w:sz w:val="22"/>
+          <w:szCs w:val="22"/>
         </w:rPr>
         <w:tab/>
-      </w:r>
-      <w:r>
-        <w:rPr>
-          <w:rFonts w:ascii="Calibri" w:hAnsi="Calibri" w:cs="Calibri"/>
-          <w:i/>
-          <w:iCs/>
-          <w:color w:val="222222"/>
-          <w:sz w:val="20"/>
-          <w:szCs w:val="20"/>
-        </w:rPr>
-        <w:t>Sep 2020 – Mar 2022</w:t>
       </w:r>
     </w:p>
     <w:p>
@@ -547,7 +434,7 @@
         <w:pStyle w:val="ListBullet"/>
       </w:pPr>
       <w:r>
-        <w:t xml:space="preserve">Designed and built a new version of the </w:t>
+        <w:t>Designed and built a new version of a regulated identity-verification (</w:t>
       </w:r>
       <w:proofErr w:type="spellStart"/>
       <w:r>
@@ -555,7 +442,7 @@
       </w:r>
       <w:proofErr w:type="spellEnd"/>
       <w:r>
-        <w:t xml:space="preserve"> platform end-to-end using Python (Django), architecting a multi-tenant database structure and scalable RESTful APIs. </w:t>
+        <w:t xml:space="preserve">) platform using Django, architecting a multi-tenant database structure and scalable RESTful APIs. </w:t>
       </w:r>
     </w:p>
     <w:p>
@@ -563,7 +450,23 @@
         <w:pStyle w:val="ListBullet"/>
       </w:pPr>
       <w:r>
-        <w:t xml:space="preserve">Adjusted the UI and implemented state management in Angular, resulting in a 10% increase in user engagement. </w:t>
+        <w:t xml:space="preserve">Maintained and optimized backend services using </w:t>
+      </w:r>
+      <w:proofErr w:type="spellStart"/>
+      <w:r>
+        <w:t>ExpressJS</w:t>
+      </w:r>
+      <w:proofErr w:type="spellEnd"/>
+      <w:r>
+        <w:t xml:space="preserve"> and </w:t>
+      </w:r>
+      <w:proofErr w:type="spellStart"/>
+      <w:r>
+        <w:t>GraphQL</w:t>
+      </w:r>
+      <w:proofErr w:type="spellEnd"/>
+      <w:r>
+        <w:t xml:space="preserve">, ensuring high performance, reliability, and scalability for 45 enterprise clients. </w:t>
       </w:r>
     </w:p>
     <w:p>
@@ -571,7 +474,7 @@
         <w:pStyle w:val="ListBullet"/>
       </w:pPr>
       <w:r>
-        <w:t xml:space="preserve">Collaborated directly with clients during onboarding, translating real customer needs into technical solutions for 45 enterprise clients. </w:t>
+        <w:t xml:space="preserve">Adjusted the UI and implemented state management techniques in Angular, resulting in a 10% increase in user engagement. </w:t>
       </w:r>
     </w:p>
     <w:p>
@@ -593,28 +496,45 @@
     <w:p>
       <w:pPr>
         <w:tabs>
+          <w:tab w:val="right" w:pos="8505"/>
           <w:tab w:val="right" w:pos="10773"/>
         </w:tabs>
         <w:spacing w:before="60" w:line="276" w:lineRule="auto"/>
         <w:ind w:left="142"/>
         <w:rPr>
           <w:rFonts w:ascii="Calibri" w:hAnsi="Calibri" w:cs="Calibri"/>
+          <w:color w:val="222222"/>
+          <w:sz w:val="22"/>
+          <w:szCs w:val="22"/>
+        </w:rPr>
+      </w:pPr>
+      <w:r>
+        <w:rPr>
+          <w:rFonts w:ascii="Calibri" w:hAnsi="Calibri" w:cs="Calibri"/>
           <w:b/>
           <w:bCs/>
           <w:color w:val="222222"/>
-          <w:sz w:val="20"/>
-          <w:szCs w:val="20"/>
-        </w:rPr>
-      </w:pPr>
+          <w:sz w:val="22"/>
+          <w:szCs w:val="22"/>
+        </w:rPr>
+        <w:t>Full-stack Developer</w:t>
+      </w:r>
+      <w:r>
+        <w:rPr>
+          <w:rFonts w:ascii="Calibri" w:hAnsi="Calibri" w:cs="Calibri"/>
+          <w:color w:val="222222"/>
+          <w:sz w:val="22"/>
+          <w:szCs w:val="22"/>
+        </w:rPr>
+        <w:t xml:space="preserve"> - </w:t>
+      </w:r>
       <w:proofErr w:type="spellStart"/>
       <w:r>
         <w:rPr>
           <w:rFonts w:ascii="Calibri" w:hAnsi="Calibri" w:cs="Calibri"/>
-          <w:b/>
-          <w:bCs/>
           <w:color w:val="222222"/>
-          <w:sz w:val="20"/>
-          <w:szCs w:val="20"/>
+          <w:sz w:val="22"/>
+          <w:szCs w:val="22"/>
         </w:rPr>
         <w:t>Oursky</w:t>
       </w:r>
@@ -622,94 +542,47 @@
       <w:r>
         <w:rPr>
           <w:rFonts w:ascii="Calibri" w:hAnsi="Calibri" w:cs="Calibri"/>
-          <w:b/>
-          <w:bCs/>
           <w:color w:val="222222"/>
-          <w:sz w:val="20"/>
-          <w:szCs w:val="20"/>
+          <w:sz w:val="22"/>
+          <w:szCs w:val="22"/>
         </w:rPr>
         <w:t xml:space="preserve"> Limited</w:t>
       </w:r>
       <w:r>
         <w:rPr>
           <w:rFonts w:ascii="Calibri" w:hAnsi="Calibri" w:cs="Calibri"/>
-          <w:b/>
-          <w:bCs/>
           <w:color w:val="222222"/>
-          <w:sz w:val="20"/>
-          <w:szCs w:val="20"/>
+          <w:sz w:val="22"/>
+          <w:szCs w:val="22"/>
         </w:rPr>
         <w:tab/>
       </w:r>
       <w:r>
         <w:rPr>
           <w:rFonts w:ascii="Calibri" w:hAnsi="Calibri" w:cs="Calibri"/>
-          <w:b/>
-          <w:bCs/>
           <w:color w:val="222222"/>
-          <w:sz w:val="20"/>
-          <w:szCs w:val="20"/>
+          <w:sz w:val="22"/>
+          <w:szCs w:val="22"/>
         </w:rPr>
         <w:t>Hong Kong</w:t>
       </w:r>
       <w:r>
         <w:rPr>
           <w:rFonts w:ascii="Calibri" w:hAnsi="Calibri" w:cs="Calibri"/>
-          <w:b/>
-          <w:bCs/>
           <w:color w:val="222222"/>
-          <w:sz w:val="20"/>
-          <w:szCs w:val="20"/>
+          <w:sz w:val="22"/>
+          <w:szCs w:val="22"/>
         </w:rPr>
         <w:tab/>
       </w:r>
-    </w:p>
-    <w:p>
-      <w:pPr>
-        <w:tabs>
-          <w:tab w:val="right" w:pos="10773"/>
-        </w:tabs>
-        <w:spacing w:line="276" w:lineRule="auto"/>
-        <w:ind w:left="142"/>
+      <w:r>
         <w:rPr>
           <w:rFonts w:ascii="Calibri" w:hAnsi="Calibri" w:cs="Calibri"/>
           <w:i/>
           <w:iCs/>
           <w:color w:val="222222"/>
-          <w:sz w:val="20"/>
-          <w:szCs w:val="20"/>
-        </w:rPr>
-      </w:pPr>
-      <w:r>
-        <w:rPr>
-          <w:rFonts w:ascii="Calibri" w:hAnsi="Calibri" w:cs="Calibri"/>
-          <w:i/>
-          <w:iCs/>
-          <w:color w:val="222222"/>
-          <w:sz w:val="20"/>
-          <w:szCs w:val="20"/>
-        </w:rPr>
-        <w:t>Full-stack Developer</w:t>
-      </w:r>
-      <w:r>
-        <w:rPr>
-          <w:rFonts w:ascii="Calibri" w:hAnsi="Calibri" w:cs="Calibri"/>
-          <w:i/>
-          <w:iCs/>
-          <w:color w:val="222222"/>
-          <w:sz w:val="20"/>
-          <w:szCs w:val="20"/>
-        </w:rPr>
-        <w:tab/>
-      </w:r>
-      <w:r>
-        <w:rPr>
-          <w:rFonts w:ascii="Calibri" w:hAnsi="Calibri" w:cs="Calibri"/>
-          <w:i/>
-          <w:iCs/>
-          <w:color w:val="222222"/>
-          <w:sz w:val="20"/>
-          <w:szCs w:val="20"/>
+          <w:sz w:val="22"/>
+          <w:szCs w:val="22"/>
         </w:rPr>
         <w:t>Jan 2020 – Aug 2020</w:t>
       </w:r>
@@ -719,7 +592,7 @@
         <w:pStyle w:val="ListBullet"/>
       </w:pPr>
       <w:r>
-        <w:t xml:space="preserve">Built React-based front-end applications and Django RESTful APIs, translating designs and wireframes into production-quality code. </w:t>
+        <w:t xml:space="preserve">Built React-based front-end applications and Django RESTful APIs, delivering production-quality end-to-end features. </w:t>
       </w:r>
     </w:p>
     <w:p>
@@ -727,7 +600,7 @@
         <w:pStyle w:val="ListBullet"/>
       </w:pPr>
       <w:r>
-        <w:t xml:space="preserve">Integrated third-party API data into front-end applications, working closely with backend services. </w:t>
+        <w:t xml:space="preserve">Managed release and deployment processes to AWS using Docker and Kubernetes. </w:t>
       </w:r>
     </w:p>
     <w:p>
@@ -743,44 +616,59 @@
         <w:pStyle w:val="ListBullet"/>
       </w:pPr>
       <w:r>
-        <w:t>Managed release and deployment processes to AWS using Docker and Kubernetes.</w:t>
+        <w:t>Extended a Wagtail CRM backend to support structured content management.</w:t>
       </w:r>
     </w:p>
     <w:p>
       <w:pPr>
         <w:tabs>
+          <w:tab w:val="right" w:pos="8505"/>
           <w:tab w:val="right" w:pos="10773"/>
         </w:tabs>
         <w:spacing w:before="60" w:line="276" w:lineRule="auto"/>
         <w:ind w:left="142"/>
         <w:rPr>
           <w:rFonts w:ascii="Calibri" w:hAnsi="Calibri" w:cs="Calibri"/>
+          <w:color w:val="222222"/>
+          <w:sz w:val="22"/>
+          <w:szCs w:val="22"/>
+        </w:rPr>
+      </w:pPr>
+      <w:r>
+        <w:rPr>
+          <w:rFonts w:ascii="Calibri" w:hAnsi="Calibri" w:cs="Calibri"/>
           <w:b/>
           <w:bCs/>
           <w:color w:val="222222"/>
-          <w:sz w:val="20"/>
-          <w:szCs w:val="20"/>
-        </w:rPr>
-      </w:pPr>
-      <w:r>
-        <w:rPr>
-          <w:rFonts w:ascii="Calibri" w:hAnsi="Calibri" w:cs="Calibri"/>
-          <w:b/>
-          <w:bCs/>
+          <w:sz w:val="22"/>
+          <w:szCs w:val="22"/>
+        </w:rPr>
+        <w:t>Full-stack Web Developer</w:t>
+      </w:r>
+      <w:r>
+        <w:rPr>
+          <w:rFonts w:ascii="Calibri" w:hAnsi="Calibri" w:cs="Calibri"/>
           <w:color w:val="222222"/>
-          <w:sz w:val="20"/>
-          <w:szCs w:val="20"/>
+          <w:sz w:val="22"/>
+          <w:szCs w:val="22"/>
+        </w:rPr>
+        <w:t xml:space="preserve"> - </w:t>
+      </w:r>
+      <w:r>
+        <w:rPr>
+          <w:rFonts w:ascii="Calibri" w:hAnsi="Calibri" w:cs="Calibri"/>
+          <w:color w:val="222222"/>
+          <w:sz w:val="22"/>
+          <w:szCs w:val="22"/>
         </w:rPr>
         <w:t>Construct Digital</w:t>
       </w:r>
       <w:r>
         <w:rPr>
           <w:rFonts w:ascii="Calibri" w:hAnsi="Calibri" w:cs="Calibri"/>
-          <w:b/>
-          <w:bCs/>
           <w:color w:val="222222"/>
-          <w:sz w:val="20"/>
-          <w:szCs w:val="20"/>
+          <w:sz w:val="22"/>
+          <w:szCs w:val="22"/>
         </w:rPr>
         <w:tab/>
         <w:t>Singapore</w:t>
@@ -788,63 +676,33 @@
       <w:r>
         <w:rPr>
           <w:rFonts w:ascii="Calibri" w:hAnsi="Calibri" w:cs="Calibri"/>
-          <w:b/>
-          <w:bCs/>
           <w:color w:val="222222"/>
-          <w:sz w:val="20"/>
-          <w:szCs w:val="20"/>
+          <w:sz w:val="22"/>
+          <w:szCs w:val="22"/>
         </w:rPr>
         <w:tab/>
       </w:r>
-    </w:p>
-    <w:p>
-      <w:pPr>
-        <w:tabs>
-          <w:tab w:val="right" w:pos="10773"/>
-        </w:tabs>
-        <w:spacing w:line="276" w:lineRule="auto"/>
-        <w:ind w:left="142"/>
+      <w:r>
         <w:rPr>
           <w:rFonts w:ascii="Calibri" w:hAnsi="Calibri" w:cs="Calibri"/>
           <w:i/>
           <w:iCs/>
           <w:color w:val="222222"/>
-          <w:sz w:val="20"/>
-          <w:szCs w:val="20"/>
-        </w:rPr>
-      </w:pPr>
+          <w:sz w:val="22"/>
+          <w:szCs w:val="22"/>
+        </w:rPr>
+        <w:t>Aug 2016 – Jan 2020</w:t>
+      </w:r>
       <w:r>
         <w:rPr>
           <w:rFonts w:ascii="Calibri" w:hAnsi="Calibri" w:cs="Calibri"/>
           <w:i/>
           <w:iCs/>
           <w:color w:val="222222"/>
-          <w:sz w:val="20"/>
-          <w:szCs w:val="20"/>
-        </w:rPr>
-        <w:t>Full-stack Web Developer</w:t>
-      </w:r>
-      <w:r>
-        <w:rPr>
-          <w:rFonts w:ascii="Calibri" w:hAnsi="Calibri" w:cs="Calibri"/>
-          <w:i/>
-          <w:iCs/>
-          <w:color w:val="222222"/>
-          <w:sz w:val="20"/>
-          <w:szCs w:val="20"/>
+          <w:sz w:val="22"/>
+          <w:szCs w:val="22"/>
         </w:rPr>
         <w:tab/>
-      </w:r>
-      <w:r>
-        <w:rPr>
-          <w:rFonts w:ascii="Calibri" w:hAnsi="Calibri" w:cs="Calibri"/>
-          <w:i/>
-          <w:iCs/>
-          <w:color w:val="222222"/>
-          <w:sz w:val="20"/>
-          <w:szCs w:val="20"/>
-        </w:rPr>
-        <w:t>Aug 2016 – Jan 2020</w:t>
       </w:r>
     </w:p>
     <w:p>
@@ -889,8 +747,6 @@
         <w:rPr>
           <w:rFonts w:ascii="Calibri" w:hAnsi="Calibri" w:cs="Calibri"/>
           <w:color w:val="767171" w:themeColor="background2" w:themeShade="80"/>
-          <w:sz w:val="22"/>
-          <w:szCs w:val="22"/>
           <w:u w:val="single"/>
         </w:rPr>
       </w:pPr>
@@ -900,8 +756,6 @@
           <w:b/>
           <w:smallCaps/>
           <w:color w:val="767171" w:themeColor="background2" w:themeShade="80"/>
-          <w:sz w:val="22"/>
-          <w:szCs w:val="22"/>
         </w:rPr>
         <w:t>Skills</w:t>
       </w:r>
@@ -911,8 +765,6 @@
           <w:b/>
           <w:smallCaps/>
           <w:color w:val="767171" w:themeColor="background2" w:themeShade="80"/>
-          <w:sz w:val="22"/>
-          <w:szCs w:val="22"/>
         </w:rPr>
         <w:tab/>
       </w:r>
@@ -922,8 +774,6 @@
           <w:b/>
           <w:smallCaps/>
           <w:color w:val="767171" w:themeColor="background2" w:themeShade="80"/>
-          <w:sz w:val="22"/>
-          <w:szCs w:val="22"/>
         </w:rPr>
         <w:tab/>
       </w:r>
@@ -933,7 +783,7 @@
         <w:pStyle w:val="ListBullet"/>
       </w:pPr>
       <w:r>
-        <w:t xml:space="preserve">Frontend: React, TypeScript, JavaScript, Angular, Vue, HTML, CSS/Sass </w:t>
+        <w:t xml:space="preserve">Identity &amp; Access Management: Authentication &amp; authorization flows, permission/access control design, token/session management, auth error handling, anomaly auditing </w:t>
       </w:r>
     </w:p>
     <w:p>
@@ -941,23 +791,7 @@
         <w:pStyle w:val="ListBullet"/>
       </w:pPr>
       <w:r>
-        <w:t xml:space="preserve">Backend: Python, Django, Node.js, </w:t>
-      </w:r>
-      <w:proofErr w:type="spellStart"/>
-      <w:r>
-        <w:t>ExpressJS</w:t>
-      </w:r>
-      <w:proofErr w:type="spellEnd"/>
-      <w:r>
-        <w:t xml:space="preserve">, RESTful APIs, </w:t>
-      </w:r>
-      <w:proofErr w:type="spellStart"/>
-      <w:r>
-        <w:t>GraphQL</w:t>
-      </w:r>
-      <w:proofErr w:type="spellEnd"/>
-      <w:r>
-        <w:t xml:space="preserve"> </w:t>
+        <w:t xml:space="preserve">Frontend: React, TypeScript, JavaScript, Angular, Vue, HTML, CSS/Sass </w:t>
       </w:r>
     </w:p>
     <w:p>
@@ -965,7 +799,23 @@
         <w:pStyle w:val="ListBullet"/>
       </w:pPr>
       <w:r>
-        <w:t xml:space="preserve">Databases: PostgreSQL, MySQL, data modeling, query optimization, indexing </w:t>
+        <w:t xml:space="preserve">Backend: Python, Django, Node.js, </w:t>
+      </w:r>
+      <w:proofErr w:type="spellStart"/>
+      <w:r>
+        <w:t>ExpressJS</w:t>
+      </w:r>
+      <w:proofErr w:type="spellEnd"/>
+      <w:r>
+        <w:t xml:space="preserve">, RESTful APIs, </w:t>
+      </w:r>
+      <w:proofErr w:type="spellStart"/>
+      <w:r>
+        <w:t>GraphQL</w:t>
+      </w:r>
+      <w:proofErr w:type="spellEnd"/>
+      <w:r>
+        <w:t xml:space="preserve"> </w:t>
       </w:r>
     </w:p>
     <w:p>
@@ -973,7 +823,7 @@
         <w:pStyle w:val="ListBullet"/>
       </w:pPr>
       <w:r>
-        <w:t xml:space="preserve">Practices: End-to-end feature ownership, production debugging &amp; reliability, code review, cross-functional collaboration </w:t>
+        <w:t xml:space="preserve">Databases: PostgreSQL, MySQL, DB2 </w:t>
       </w:r>
     </w:p>
     <w:p>
@@ -981,23 +831,26 @@
         <w:pStyle w:val="ListBullet"/>
       </w:pPr>
       <w:r>
-        <w:t xml:space="preserve">Cloud / DevOps: AWS, </w:t>
-      </w:r>
-      <w:proofErr w:type="spellStart"/>
-      <w:r>
-        <w:t>aws-cdk</w:t>
-      </w:r>
-      <w:proofErr w:type="spellEnd"/>
-      <w:r>
-        <w:t xml:space="preserve">, Docker, Kubernetes, Git, Jenkins, CI/CD </w:t>
+        <w:t xml:space="preserve">Practices: Production reliability &amp; uptime support, cross-functional collaboration with product/security stakeholders, code review </w:t>
       </w:r>
     </w:p>
     <w:p>
       <w:pPr>
         <w:pStyle w:val="ListBullet"/>
-      </w:pPr>
-      <w:r>
-        <w:t>AI-Assisted Development: Daily use of AI coding tools (Gemini, Claude Code) to accelerate writing, testing, and reviewing production code</w:t>
+        <w:rPr>
+          <w:rFonts w:ascii="Times New Roman" w:hAnsi="Times New Roman"/>
+        </w:rPr>
+      </w:pPr>
+      <w:r>
+        <w:t xml:space="preserve">DevOps / CI/CD: Git, Docker, AWS, </w:t>
+      </w:r>
+      <w:proofErr w:type="spellStart"/>
+      <w:r>
+        <w:t>aws-cdk</w:t>
+      </w:r>
+      <w:proofErr w:type="spellEnd"/>
+      <w:r>
+        <w:t>, Jenkins</w:t>
       </w:r>
     </w:p>
     <w:p>
@@ -1011,8 +864,6 @@
           <w:rFonts w:ascii="Calibri" w:hAnsi="Calibri" w:cs="Calibri"/>
           <w:bCs/>
           <w:color w:val="767171" w:themeColor="background2" w:themeShade="80"/>
-          <w:sz w:val="22"/>
-          <w:szCs w:val="22"/>
           <w:u w:val="single"/>
         </w:rPr>
       </w:pPr>
@@ -1022,50 +873,44 @@
           <w:b/>
           <w:smallCaps/>
           <w:color w:val="767171" w:themeColor="background2" w:themeShade="80"/>
+        </w:rPr>
+        <w:t>Education</w:t>
+      </w:r>
+      <w:r>
+        <w:rPr>
+          <w:rFonts w:ascii="Calibri" w:hAnsi="Calibri" w:cs="Calibri"/>
+          <w:bCs/>
+          <w:color w:val="767171" w:themeColor="background2" w:themeShade="80"/>
+        </w:rPr>
+        <w:tab/>
+      </w:r>
+      <w:r>
+        <w:rPr>
+          <w:rFonts w:ascii="Calibri" w:hAnsi="Calibri" w:cs="Calibri"/>
+          <w:bCs/>
+          <w:color w:val="767171" w:themeColor="background2" w:themeShade="80"/>
+        </w:rPr>
+        <w:tab/>
+      </w:r>
+    </w:p>
+    <w:p>
+      <w:pPr>
+        <w:spacing w:line="276" w:lineRule="auto"/>
+        <w:rPr>
+          <w:rFonts w:ascii="Calibri" w:hAnsi="Calibri" w:cs="Calibri"/>
+          <w:b/>
+          <w:color w:val="222222"/>
           <w:sz w:val="22"/>
           <w:szCs w:val="22"/>
         </w:rPr>
-        <w:t>Education</w:t>
-      </w:r>
-      <w:r>
-        <w:rPr>
-          <w:rFonts w:ascii="Calibri" w:hAnsi="Calibri" w:cs="Calibri"/>
-          <w:bCs/>
-          <w:color w:val="767171" w:themeColor="background2" w:themeShade="80"/>
+      </w:pPr>
+      <w:r>
+        <w:rPr>
+          <w:rFonts w:ascii="Calibri" w:hAnsi="Calibri" w:cs="Calibri"/>
+          <w:b/>
+          <w:color w:val="222222"/>
           <w:sz w:val="22"/>
           <w:szCs w:val="22"/>
-        </w:rPr>
-        <w:tab/>
-      </w:r>
-      <w:r>
-        <w:rPr>
-          <w:rFonts w:ascii="Calibri" w:hAnsi="Calibri" w:cs="Calibri"/>
-          <w:bCs/>
-          <w:color w:val="767171" w:themeColor="background2" w:themeShade="80"/>
-          <w:sz w:val="22"/>
-          <w:szCs w:val="22"/>
-        </w:rPr>
-        <w:tab/>
-      </w:r>
-    </w:p>
-    <w:p>
-      <w:pPr>
-        <w:spacing w:line="276" w:lineRule="auto"/>
-        <w:rPr>
-          <w:rFonts w:ascii="Calibri" w:hAnsi="Calibri" w:cs="Calibri"/>
-          <w:b/>
-          <w:color w:val="222222"/>
-          <w:sz w:val="20"/>
-          <w:szCs w:val="20"/>
-        </w:rPr>
-      </w:pPr>
-      <w:r>
-        <w:rPr>
-          <w:rFonts w:ascii="Calibri" w:hAnsi="Calibri" w:cs="Calibri"/>
-          <w:b/>
-          <w:color w:val="222222"/>
-          <w:sz w:val="20"/>
-          <w:szCs w:val="20"/>
         </w:rPr>
         <w:t>Ho Chi Minh City University of Technology</w:t>
       </w:r>
@@ -1082,8 +927,8 @@
           <w:i/>
           <w:iCs/>
           <w:color w:val="222222"/>
-          <w:sz w:val="20"/>
-          <w:szCs w:val="20"/>
+          <w:sz w:val="22"/>
+          <w:szCs w:val="22"/>
         </w:rPr>
       </w:pPr>
       <w:r>
@@ -1093,8 +938,8 @@
           <w:i/>
           <w:iCs/>
           <w:color w:val="222222"/>
-          <w:sz w:val="20"/>
-          <w:szCs w:val="20"/>
+          <w:sz w:val="22"/>
+          <w:szCs w:val="22"/>
         </w:rPr>
         <w:t>Bachelor of Engineering in Computer Science</w:t>
       </w:r>
@@ -1105,8 +950,8 @@
           <w:i/>
           <w:iCs/>
           <w:color w:val="222222"/>
-          <w:sz w:val="20"/>
-          <w:szCs w:val="20"/>
+          <w:sz w:val="22"/>
+          <w:szCs w:val="22"/>
         </w:rPr>
         <w:tab/>
         <w:t>Awarded</w:t>
@@ -1118,8 +963,8 @@
           <w:i/>
           <w:iCs/>
           <w:color w:val="222222"/>
-          <w:sz w:val="20"/>
-          <w:szCs w:val="20"/>
+          <w:sz w:val="22"/>
+          <w:szCs w:val="22"/>
         </w:rPr>
         <w:t xml:space="preserve"> in</w:t>
       </w:r>
@@ -1130,8 +975,8 @@
           <w:i/>
           <w:iCs/>
           <w:color w:val="222222"/>
-          <w:sz w:val="20"/>
-          <w:szCs w:val="20"/>
+          <w:sz w:val="22"/>
+          <w:szCs w:val="22"/>
         </w:rPr>
         <w:t xml:space="preserve"> 2017</w:t>
       </w:r>
@@ -1360,7 +1205,7 @@
   <w:abstractNum w:abstractNumId="0" w15:restartNumberingAfterBreak="0">
     <w:nsid w:val="FFFFFF89"/>
     <w:multiLevelType w:val="singleLevel"/>
-    <w:tmpl w:val="1AA8039C"/>
+    <w:tmpl w:val="7CA67BC6"/>
     <w:lvl w:ilvl="0">
       <w:start w:val="1"/>
       <w:numFmt w:val="bullet"/>
@@ -5082,7 +4927,7 @@
     <w:lsdException w:name="Medium Shading 2 Accent 1" w:uiPriority="64"/>
     <w:lsdException w:name="Medium List 1 Accent 1" w:uiPriority="65"/>
     <w:lsdException w:name="Revision" w:semiHidden="1"/>
-    <w:lsdException w:name="List Paragraph" w:uiPriority="34" w:qFormat="1"/>
+    <w:lsdException w:name="List Paragraph" w:uiPriority="34"/>
     <w:lsdException w:name="Quote" w:uiPriority="29" w:qFormat="1"/>
     <w:lsdException w:name="Intense Quote" w:uiPriority="30" w:qFormat="1"/>
     <w:lsdException w:name="Medium List 2 Accent 1" w:uiPriority="66"/>
@@ -5409,17 +5254,11 @@
   </w:style>
   <w:style w:type="paragraph" w:styleId="ListParagraph">
     <w:name w:val="List Paragraph"/>
-    <w:basedOn w:val="Normal"/>
+    <w:basedOn w:val="ListBullet"/>
     <w:uiPriority w:val="34"/>
-    <w:qFormat/>
-    <w:rsid w:val="00C818E2"/>
-    <w:pPr>
-      <w:ind w:left="720"/>
-      <w:contextualSpacing/>
-    </w:pPr>
+    <w:rsid w:val="001A79A7"/>
     <w:rPr>
-      <w:rFonts w:asciiTheme="minorHAnsi" w:eastAsiaTheme="minorHAnsi" w:hAnsiTheme="minorHAnsi" w:cstheme="minorBidi"/>
-      <w:lang w:val="en-US"/>
+      <w:szCs w:val="22"/>
     </w:rPr>
   </w:style>
   <w:style w:type="character" w:styleId="FollowedHyperlink">
@@ -5691,7 +5530,7 @@
     <w:autoRedefine/>
     <w:uiPriority w:val="99"/>
     <w:unhideWhenUsed/>
-    <w:rsid w:val="0049549B"/>
+    <w:rsid w:val="000B2EE5"/>
     <w:pPr>
       <w:numPr>
         <w:numId w:val="24"/>
@@ -5704,7 +5543,7 @@
     </w:pPr>
     <w:rPr>
       <w:rFonts w:ascii="Calibri" w:eastAsia="Times New Roman" w:hAnsi="Calibri"/>
-      <w:sz w:val="20"/>
+      <w:sz w:val="22"/>
       <w:szCs w:val="20"/>
       <w:lang w:val="en-CA"/>
     </w:rPr>

--- a/Hieu_Tran_resume.docx
+++ b/Hieu_Tran_resume.docx
@@ -1,6 +1,6 @@
 
 <file path=word/document.xml><?xml version="1.0" encoding="utf-8"?>
-<w:document xmlns:wpc="http://schemas.microsoft.com/office/word/2010/wordprocessingCanvas" xmlns:cx="http://schemas.microsoft.com/office/drawing/2014/chartex" xmlns:cx1="http://schemas.microsoft.com/office/drawing/2015/9/8/chartex" xmlns:cx2="http://schemas.microsoft.com/office/drawing/2015/10/21/chartex" xmlns:cx3="http://schemas.microsoft.com/office/drawing/2016/5/9/chartex" xmlns:cx4="http://schemas.microsoft.com/office/drawing/2016/5/10/chartex" xmlns:cx5="http://schemas.microsoft.com/office/drawing/2016/5/11/chartex" xmlns:cx6="http://schemas.microsoft.com/office/drawing/2016/5/12/chartex" xmlns:cx7="http://schemas.microsoft.com/office/drawing/2016/5/13/chartex" xmlns:cx8="http://schemas.microsoft.com/office/drawing/2016/5/14/chartex" xmlns:mc="http://schemas.openxmlformats.org/markup-compatibility/2006" xmlns:aink="http://schemas.microsoft.com/office/drawing/2016/ink" xmlns:am3d="http://schemas.microsoft.com/office/drawing/2017/model3d" xmlns:o="urn:schemas-microsoft-com:office:office" xmlns:r="http://schemas.openxmlformats.org/officeDocument/2006/relationships" xmlns:m="http://schemas.openxmlformats.org/officeDocument/2006/math" xmlns:v="urn:schemas-microsoft-com:vml" xmlns:wp14="http://schemas.microsoft.com/office/word/2010/wordprocessingDrawing" xmlns:wp="http://schemas.openxmlformats.org/drawingml/2006/wordprocessingDrawing" xmlns:w10="urn:schemas-microsoft-com:office:word" xmlns:w="http://schemas.openxmlformats.org/wordprocessingml/2006/main" xmlns:w14="http://schemas.microsoft.com/office/word/2010/wordml" xmlns:w15="http://schemas.microsoft.com/office/word/2012/wordml" xmlns:w16cex="http://schemas.microsoft.com/office/word/2018/wordml/cex" xmlns:w16cid="http://schemas.microsoft.com/office/word/2016/wordml/cid" xmlns:w16="http://schemas.microsoft.com/office/word/2018/wordml" xmlns:w16sdtdh="http://schemas.microsoft.com/office/word/2020/wordml/sdtdatahash" xmlns:w16se="http://schemas.microsoft.com/office/word/2015/wordml/symex" xmlns:wpg="http://schemas.microsoft.com/office/word/2010/wordprocessingGroup" xmlns:wpi="http://schemas.microsoft.com/office/word/2010/wordprocessingInk" xmlns:wne="http://schemas.microsoft.com/office/word/2006/wordml" xmlns:wps="http://schemas.microsoft.com/office/word/2010/wordprocessingShape" mc:Ignorable="w14 w15 w16se w16cid w16 w16cex w16sdtdh wp14">
+<w:document xmlns:wpc="http://schemas.microsoft.com/office/word/2010/wordprocessingCanvas" xmlns:cx="http://schemas.microsoft.com/office/drawing/2014/chartex" xmlns:cx1="http://schemas.microsoft.com/office/drawing/2015/9/8/chartex" xmlns:cx2="http://schemas.microsoft.com/office/drawing/2015/10/21/chartex" xmlns:cx3="http://schemas.microsoft.com/office/drawing/2016/5/9/chartex" xmlns:cx4="http://schemas.microsoft.com/office/drawing/2016/5/10/chartex" xmlns:cx5="http://schemas.microsoft.com/office/drawing/2016/5/11/chartex" xmlns:cx6="http://schemas.microsoft.com/office/drawing/2016/5/12/chartex" xmlns:cx7="http://schemas.microsoft.com/office/drawing/2016/5/13/chartex" xmlns:cx8="http://schemas.microsoft.com/office/drawing/2016/5/14/chartex" xmlns:mc="http://schemas.openxmlformats.org/markup-compatibility/2006" xmlns:aink="http://schemas.microsoft.com/office/drawing/2016/ink" xmlns:am3d="http://schemas.microsoft.com/office/drawing/2017/model3d" xmlns:o="urn:schemas-microsoft-com:office:office" xmlns:oel="http://schemas.microsoft.com/office/2019/extlst" xmlns:r="http://schemas.openxmlformats.org/officeDocument/2006/relationships" xmlns:m="http://schemas.openxmlformats.org/officeDocument/2006/math" xmlns:v="urn:schemas-microsoft-com:vml" xmlns:wp14="http://schemas.microsoft.com/office/word/2010/wordprocessingDrawing" xmlns:wp="http://schemas.openxmlformats.org/drawingml/2006/wordprocessingDrawing" xmlns:w10="urn:schemas-microsoft-com:office:word" xmlns:w="http://schemas.openxmlformats.org/wordprocessingml/2006/main" xmlns:w14="http://schemas.microsoft.com/office/word/2010/wordml" xmlns:w15="http://schemas.microsoft.com/office/word/2012/wordml" xmlns:w16cex="http://schemas.microsoft.com/office/word/2018/wordml/cex" xmlns:w16cid="http://schemas.microsoft.com/office/word/2016/wordml/cid" xmlns:w16="http://schemas.microsoft.com/office/word/2018/wordml" xmlns:w16du="http://schemas.microsoft.com/office/word/2023/wordml/word16du" xmlns:w16sdtdh="http://schemas.microsoft.com/office/word/2020/wordml/sdtdatahash" xmlns:w16sdtfl="http://schemas.microsoft.com/office/word/2024/wordml/sdtformatlock" xmlns:w16se="http://schemas.microsoft.com/office/word/2015/wordml/symex" xmlns:wpg="http://schemas.microsoft.com/office/word/2010/wordprocessingGroup" xmlns:wpi="http://schemas.microsoft.com/office/word/2010/wordprocessingInk" xmlns:wne="http://schemas.microsoft.com/office/word/2006/wordml" xmlns:wps="http://schemas.microsoft.com/office/word/2010/wordprocessingShape" mc:Ignorable="w14 w15 w16se w16cid w16 w16cex w16sdtdh w16sdtfl w16du wp14">
   <w:body>
     <w:p>
       <w:pPr>
@@ -202,7 +202,7 @@
     <w:p>
       <w:pPr>
         <w:tabs>
-          <w:tab w:val="right" w:pos="8505"/>
+          <w:tab w:val="right" w:pos="8222"/>
           <w:tab w:val="right" w:pos="10773"/>
         </w:tabs>
         <w:spacing w:line="276" w:lineRule="auto"/>
@@ -234,7 +234,6 @@
         </w:rPr>
         <w:t xml:space="preserve"> - </w:t>
       </w:r>
-      <w:proofErr w:type="spellStart"/>
       <w:r>
         <w:rPr>
           <w:rFonts w:ascii="Calibri" w:hAnsi="Calibri" w:cs="Calibri"/>
@@ -242,17 +241,7 @@
           <w:sz w:val="22"/>
           <w:szCs w:val="22"/>
         </w:rPr>
-        <w:t>Danihel</w:t>
-      </w:r>
-      <w:proofErr w:type="spellEnd"/>
-      <w:r>
-        <w:rPr>
-          <w:rFonts w:ascii="Calibri" w:hAnsi="Calibri" w:cs="Calibri"/>
-          <w:color w:val="222222"/>
-          <w:sz w:val="22"/>
-          <w:szCs w:val="22"/>
-        </w:rPr>
-        <w:t xml:space="preserve"> Group</w:t>
+        <w:t>Danihel Group</w:t>
       </w:r>
       <w:r>
         <w:rPr>
@@ -290,7 +279,7 @@
         <w:pStyle w:val="ListBullet"/>
       </w:pPr>
       <w:r>
-        <w:t xml:space="preserve">Owned authentication and access-control systems end-to-end, standardizing permission headers, centralizing auth error handling, and auditing token anomalies across ~5 million scan records on a platform serving ~1,700 active users. </w:t>
+        <w:t>Reduced load times on high-traffic store endpoints for ~1,700 users, by introducing database indexing, rewriting inefficient ORM queries, and decoupling synchronous logging from the request path.</w:t>
       </w:r>
     </w:p>
     <w:p>
@@ -298,7 +287,7 @@
         <w:pStyle w:val="ListBullet"/>
       </w:pPr>
       <w:r>
-        <w:t xml:space="preserve">Strengthened account access reliability by resolving credential-caching defects and broken authentication flows, directly improving login and session integrity for end users. </w:t>
+        <w:t>Improved scheduled-job reliability across ~15 automated workflows, by building a database-backed job-tracking system that logs status and cleans up orphaned jobs.</w:t>
       </w:r>
     </w:p>
     <w:p>
@@ -306,7 +295,7 @@
         <w:pStyle w:val="ListBullet"/>
       </w:pPr>
       <w:r>
-        <w:t xml:space="preserve">Implemented role-based access controls (RBAC) for pricing edits and scheduling permissions, preventing unauthorized actions across ~1,650 technicians. </w:t>
+        <w:t>Prevented invalid state transitions across ~43,000 active orders, by refactoring lifecycle-stage entity relations to use stable alias IDs and adding state-machine guards.</w:t>
       </w:r>
     </w:p>
     <w:p>
@@ -314,13 +303,21 @@
         <w:pStyle w:val="ListBullet"/>
       </w:pPr>
       <w:r>
-        <w:t>Modernized backend architecture by migrating the mobile app's API integration to a Node.js service, improving reliability and maintainability of the surrounding system.</w:t>
+        <w:t xml:space="preserve">Modernized client-server communication, by migrating the mobile app's API integration to a </w:t>
+      </w:r>
+      <w:proofErr w:type="spellStart"/>
+      <w:r>
+        <w:t>NestJS</w:t>
+      </w:r>
+      <w:proofErr w:type="spellEnd"/>
+      <w:r>
+        <w:t xml:space="preserve"> backend and optimizing background geolocation sync frequency.</w:t>
       </w:r>
     </w:p>
     <w:p>
       <w:pPr>
         <w:tabs>
-          <w:tab w:val="right" w:pos="8505"/>
+          <w:tab w:val="right" w:pos="8222"/>
           <w:tab w:val="right" w:pos="10773"/>
         </w:tabs>
         <w:spacing w:before="60" w:line="276" w:lineRule="auto"/>
@@ -434,15 +431,15 @@
         <w:pStyle w:val="ListBullet"/>
       </w:pPr>
       <w:r>
-        <w:t>Designed and built a new version of a regulated identity-verification (</w:t>
+        <w:t xml:space="preserve">Reduced deployment time by 50%, by designing, building, and managing an automated AWS </w:t>
       </w:r>
       <w:proofErr w:type="spellStart"/>
       <w:r>
-        <w:t>eKYC</w:t>
+        <w:t>CodePipeline</w:t>
       </w:r>
       <w:proofErr w:type="spellEnd"/>
       <w:r>
-        <w:t xml:space="preserve">) platform using Django, architecting a multi-tenant database structure and scalable RESTful APIs. </w:t>
+        <w:t xml:space="preserve"> process that compiles source code and streamlines builds and releases.</w:t>
       </w:r>
     </w:p>
     <w:p>
@@ -450,7 +447,31 @@
         <w:pStyle w:val="ListBullet"/>
       </w:pPr>
       <w:r>
-        <w:t xml:space="preserve">Maintained and optimized backend services using </w:t>
+        <w:t xml:space="preserve">Cut client processing time to 15 minutes, by automating deployment and configuration with Jenkins jobs and an </w:t>
+      </w:r>
+      <w:proofErr w:type="spellStart"/>
+      <w:r>
+        <w:t>aws-cdk</w:t>
+      </w:r>
+      <w:proofErr w:type="spellEnd"/>
+      <w:r>
+        <w:t xml:space="preserve"> script that provisions CloudFormation, CloudFront, Route 53, EC2, and RDS resources.</w:t>
+      </w:r>
+    </w:p>
+    <w:p>
+      <w:pPr>
+        <w:pStyle w:val="ListBullet"/>
+      </w:pPr>
+      <w:r>
+        <w:t>Reduced data duplication across 45 enterprise clients, by designing a multi-tenant database structure and applying design patterns in a new Django-based platform version.</w:t>
+      </w:r>
+    </w:p>
+    <w:p>
+      <w:pPr>
+        <w:pStyle w:val="ListBullet"/>
+      </w:pPr>
+      <w:r>
+        <w:t xml:space="preserve">Kept the existing platform performant and scalable, by maintaining and optimizing its </w:t>
       </w:r>
       <w:proofErr w:type="spellStart"/>
       <w:r>
@@ -466,37 +487,13 @@
       </w:r>
       <w:proofErr w:type="spellEnd"/>
       <w:r>
-        <w:t xml:space="preserve">, ensuring high performance, reliability, and scalability for 45 enterprise clients. </w:t>
+        <w:t xml:space="preserve"> services.</w:t>
       </w:r>
     </w:p>
     <w:p>
       <w:pPr>
-        <w:pStyle w:val="ListBullet"/>
-      </w:pPr>
-      <w:r>
-        <w:t xml:space="preserve">Adjusted the UI and implemented state management techniques in Angular, resulting in a 10% increase in user engagement. </w:t>
-      </w:r>
-    </w:p>
-    <w:p>
-      <w:pPr>
-        <w:pStyle w:val="ListBullet"/>
-      </w:pPr>
-      <w:r>
-        <w:t xml:space="preserve">Designed and managed an automated AWS </w:t>
-      </w:r>
-      <w:proofErr w:type="spellStart"/>
-      <w:r>
-        <w:t>CodePipeline</w:t>
-      </w:r>
-      <w:proofErr w:type="spellEnd"/>
-      <w:r>
-        <w:t xml:space="preserve"> deployment process, cutting deployment time by 50%.</w:t>
-      </w:r>
-    </w:p>
-    <w:p>
-      <w:pPr>
-        <w:tabs>
-          <w:tab w:val="right" w:pos="8505"/>
+        <w:tabs>
+          <w:tab w:val="right" w:pos="8222"/>
           <w:tab w:val="right" w:pos="10773"/>
         </w:tabs>
         <w:spacing w:before="60" w:line="276" w:lineRule="auto"/>
@@ -592,7 +589,7 @@
         <w:pStyle w:val="ListBullet"/>
       </w:pPr>
       <w:r>
-        <w:t xml:space="preserve">Built React-based front-end applications and Django RESTful APIs, delivering production-quality end-to-end features. </w:t>
+        <w:t>Accelerated scalability and flexible infrastructure management, by managing releases and deployments to AWS with Docker and Kubernetes.</w:t>
       </w:r>
     </w:p>
     <w:p>
@@ -600,7 +597,7 @@
         <w:pStyle w:val="ListBullet"/>
       </w:pPr>
       <w:r>
-        <w:t xml:space="preserve">Managed release and deployment processes to AWS using Docker and Kubernetes. </w:t>
+        <w:t>Reduced bug occurrences by 20%, by conducting thorough code reviews and giving constructive pull request feedback.</w:t>
       </w:r>
     </w:p>
     <w:p>
@@ -608,21 +605,13 @@
         <w:pStyle w:val="ListBullet"/>
       </w:pPr>
       <w:r>
-        <w:t xml:space="preserve">Conducted code reviews and pull request feedback, contributing to a 20% reduction in bug occurrences. </w:t>
+        <w:t>Streamlined content population, by developing Django RESTful APIs and extending a Wagtail CRM.</w:t>
       </w:r>
     </w:p>
     <w:p>
       <w:pPr>
-        <w:pStyle w:val="ListBullet"/>
-      </w:pPr>
-      <w:r>
-        <w:t>Extended a Wagtail CRM backend to support structured content management.</w:t>
-      </w:r>
-    </w:p>
-    <w:p>
-      <w:pPr>
-        <w:tabs>
-          <w:tab w:val="right" w:pos="8505"/>
+        <w:tabs>
+          <w:tab w:val="right" w:pos="8222"/>
           <w:tab w:val="right" w:pos="10773"/>
         </w:tabs>
         <w:spacing w:before="60" w:line="276" w:lineRule="auto"/>
@@ -710,15 +699,7 @@
         <w:pStyle w:val="ListBullet"/>
       </w:pPr>
       <w:r>
-        <w:t xml:space="preserve">Built reusable, maintainable UI components in Vue, cutting development time by 30%. </w:t>
-      </w:r>
-    </w:p>
-    <w:p>
-      <w:pPr>
-        <w:pStyle w:val="ListBullet"/>
-      </w:pPr>
-      <w:r>
-        <w:t xml:space="preserve">Optimized frontend performance and asset delivery (Webpack), achieving a 3-second load time and 85+ Google </w:t>
+        <w:t xml:space="preserve">Reached a 3-second load time and 85+ Google </w:t>
       </w:r>
       <w:proofErr w:type="spellStart"/>
       <w:r>
@@ -726,7 +707,7 @@
       </w:r>
       <w:proofErr w:type="spellEnd"/>
       <w:r>
-        <w:t xml:space="preserve"> score. </w:t>
+        <w:t xml:space="preserve"> score, by implementing caching and Webpack asset optimization on WordPress themes built from scratch.</w:t>
       </w:r>
     </w:p>
     <w:p>
@@ -734,7 +715,15 @@
         <w:pStyle w:val="ListBullet"/>
       </w:pPr>
       <w:r>
-        <w:t>Conducted code reviews, managed pull requests, and resolved conflicts, improving collaboration and code quality across the team.</w:t>
+        <w:t>Improved release smoothness and code quality, by conducting code reviews, managing pull requests, resolving conflicts, and deploying updates to servers.</w:t>
+      </w:r>
+    </w:p>
+    <w:p>
+      <w:pPr>
+        <w:pStyle w:val="ListBullet"/>
+      </w:pPr>
+      <w:r>
+        <w:t>Cut development time by 30%, by building reusable components in Vue.</w:t>
       </w:r>
     </w:p>
     <w:p>
@@ -781,76 +770,173 @@
     <w:p>
       <w:pPr>
         <w:pStyle w:val="ListBullet"/>
+        <w:rPr>
+          <w:rStyle w:val="Strong"/>
+          <w:b w:val="0"/>
+          <w:bCs w:val="0"/>
+        </w:rPr>
       </w:pPr>
       <w:r>
-        <w:t xml:space="preserve">Identity &amp; Access Management: Authentication &amp; authorization flows, permission/access control design, token/session management, auth error handling, anomaly auditing </w:t>
+        <w:rPr>
+          <w:rStyle w:val="Strong"/>
+          <w:b w:val="0"/>
+          <w:bCs w:val="0"/>
+        </w:rPr>
+        <w:t xml:space="preserve">CI/CD &amp; Release Automation: AWS </w:t>
+      </w:r>
+      <w:proofErr w:type="spellStart"/>
+      <w:r>
+        <w:rPr>
+          <w:rStyle w:val="Strong"/>
+          <w:b w:val="0"/>
+          <w:bCs w:val="0"/>
+        </w:rPr>
+        <w:t>CodePipeline</w:t>
+      </w:r>
+      <w:proofErr w:type="spellEnd"/>
+      <w:r>
+        <w:rPr>
+          <w:rStyle w:val="Strong"/>
+          <w:b w:val="0"/>
+          <w:bCs w:val="0"/>
+        </w:rPr>
+        <w:t>, Jenkins, automated build and deployment pipelines, Git</w:t>
       </w:r>
     </w:p>
     <w:p>
       <w:pPr>
         <w:pStyle w:val="ListBullet"/>
+        <w:rPr>
+          <w:rStyle w:val="Strong"/>
+          <w:b w:val="0"/>
+          <w:bCs w:val="0"/>
+        </w:rPr>
       </w:pPr>
       <w:r>
-        <w:t xml:space="preserve">Frontend: React, TypeScript, JavaScript, Angular, Vue, HTML, CSS/Sass </w:t>
+        <w:rPr>
+          <w:rStyle w:val="Strong"/>
+          <w:b w:val="0"/>
+          <w:bCs w:val="0"/>
+        </w:rPr>
+        <w:t xml:space="preserve">Infrastructure as Code: </w:t>
+      </w:r>
+      <w:proofErr w:type="spellStart"/>
+      <w:r>
+        <w:rPr>
+          <w:rStyle w:val="Strong"/>
+          <w:b w:val="0"/>
+          <w:bCs w:val="0"/>
+        </w:rPr>
+        <w:t>aws-cdk</w:t>
+      </w:r>
+      <w:proofErr w:type="spellEnd"/>
+      <w:r>
+        <w:rPr>
+          <w:rStyle w:val="Strong"/>
+          <w:b w:val="0"/>
+          <w:bCs w:val="0"/>
+        </w:rPr>
+        <w:t>, CloudFormation, reproducible and parameterized environments</w:t>
       </w:r>
     </w:p>
     <w:p>
       <w:pPr>
         <w:pStyle w:val="ListBullet"/>
+        <w:rPr>
+          <w:rStyle w:val="Strong"/>
+          <w:b w:val="0"/>
+          <w:bCs w:val="0"/>
+        </w:rPr>
       </w:pPr>
       <w:r>
+        <w:rPr>
+          <w:rStyle w:val="Strong"/>
+          <w:b w:val="0"/>
+          <w:bCs w:val="0"/>
+        </w:rPr>
+        <w:t>Containers &amp; Cloud: Docker, Kubernetes, AWS (EC2, RDS, CloudFront, Route 53)</w:t>
+      </w:r>
+    </w:p>
+    <w:p>
+      <w:pPr>
+        <w:pStyle w:val="ListBullet"/>
+        <w:rPr>
+          <w:rStyle w:val="Strong"/>
+          <w:b w:val="0"/>
+          <w:bCs w:val="0"/>
+        </w:rPr>
+      </w:pPr>
+      <w:r>
+        <w:rPr>
+          <w:rStyle w:val="Strong"/>
+          <w:b w:val="0"/>
+          <w:bCs w:val="0"/>
+        </w:rPr>
         <w:t xml:space="preserve">Backend: Python, Django, Node.js, </w:t>
       </w:r>
       <w:proofErr w:type="spellStart"/>
       <w:r>
+        <w:rPr>
+          <w:rStyle w:val="Strong"/>
+          <w:b w:val="0"/>
+          <w:bCs w:val="0"/>
+        </w:rPr>
         <w:t>ExpressJS</w:t>
       </w:r>
       <w:proofErr w:type="spellEnd"/>
       <w:r>
+        <w:rPr>
+          <w:rStyle w:val="Strong"/>
+          <w:b w:val="0"/>
+          <w:bCs w:val="0"/>
+        </w:rPr>
         <w:t xml:space="preserve">, RESTful APIs, </w:t>
       </w:r>
       <w:proofErr w:type="spellStart"/>
       <w:r>
+        <w:rPr>
+          <w:rStyle w:val="Strong"/>
+          <w:b w:val="0"/>
+          <w:bCs w:val="0"/>
+        </w:rPr>
         <w:t>GraphQL</w:t>
       </w:r>
       <w:proofErr w:type="spellEnd"/>
+    </w:p>
+    <w:p>
+      <w:pPr>
+        <w:pStyle w:val="ListBullet"/>
+        <w:rPr>
+          <w:rStyle w:val="Strong"/>
+          <w:b w:val="0"/>
+          <w:bCs w:val="0"/>
+        </w:rPr>
+      </w:pPr>
       <w:r>
-        <w:t xml:space="preserve"> </w:t>
+        <w:rPr>
+          <w:rStyle w:val="Strong"/>
+          <w:b w:val="0"/>
+          <w:bCs w:val="0"/>
+        </w:rPr>
+        <w:t>Performance &amp; Reliability: Query and index optimization, bottleneck diagnosis, scheduled-job monitoring, refactoring legacy code</w:t>
       </w:r>
     </w:p>
     <w:p>
       <w:pPr>
         <w:pStyle w:val="ListBullet"/>
+        <w:rPr>
+          <w:rStyle w:val="Strong"/>
+          <w:b w:val="0"/>
+          <w:bCs w:val="0"/>
+        </w:rPr>
       </w:pPr>
       <w:r>
-        <w:t xml:space="preserve">Databases: PostgreSQL, MySQL, DB2 </w:t>
-      </w:r>
-    </w:p>
-    <w:p>
-      <w:pPr>
-        <w:pStyle w:val="ListBullet"/>
-      </w:pPr>
-      <w:r>
-        <w:t xml:space="preserve">Practices: Production reliability &amp; uptime support, cross-functional collaboration with product/security stakeholders, code review </w:t>
-      </w:r>
-    </w:p>
-    <w:p>
-      <w:pPr>
-        <w:pStyle w:val="ListBullet"/>
         <w:rPr>
-          <w:rFonts w:ascii="Times New Roman" w:hAnsi="Times New Roman"/>
+          <w:rStyle w:val="Strong"/>
+          <w:b w:val="0"/>
+          <w:bCs w:val="0"/>
         </w:rPr>
-      </w:pPr>
-      <w:r>
-        <w:t xml:space="preserve">DevOps / CI/CD: Git, Docker, AWS, </w:t>
-      </w:r>
-      <w:proofErr w:type="spellStart"/>
-      <w:r>
-        <w:t>aws-cdk</w:t>
-      </w:r>
-      <w:proofErr w:type="spellEnd"/>
-      <w:r>
-        <w:t>, Jenkins</w:t>
+        <w:t>Databases: PostgreSQL, MySQL, DB2</w:t>
       </w:r>
     </w:p>
     <w:p>
@@ -995,7 +1081,7 @@
 </file>
 
 <file path=word/endnotes.xml><?xml version="1.0" encoding="utf-8"?>
-<w:endnotes xmlns:wpc="http://schemas.microsoft.com/office/word/2010/wordprocessingCanvas" xmlns:cx="http://schemas.microsoft.com/office/drawing/2014/chartex" xmlns:cx1="http://schemas.microsoft.com/office/drawing/2015/9/8/chartex" xmlns:cx2="http://schemas.microsoft.com/office/drawing/2015/10/21/chartex" xmlns:cx3="http://schemas.microsoft.com/office/drawing/2016/5/9/chartex" xmlns:cx4="http://schemas.microsoft.com/office/drawing/2016/5/10/chartex" xmlns:cx5="http://schemas.microsoft.com/office/drawing/2016/5/11/chartex" xmlns:cx6="http://schemas.microsoft.com/office/drawing/2016/5/12/chartex" xmlns:cx7="http://schemas.microsoft.com/office/drawing/2016/5/13/chartex" xmlns:cx8="http://schemas.microsoft.com/office/drawing/2016/5/14/chartex" xmlns:mc="http://schemas.openxmlformats.org/markup-compatibility/2006" xmlns:aink="http://schemas.microsoft.com/office/drawing/2016/ink" xmlns:am3d="http://schemas.microsoft.com/office/drawing/2017/model3d" xmlns:o="urn:schemas-microsoft-com:office:office" xmlns:r="http://schemas.openxmlformats.org/officeDocument/2006/relationships" xmlns:m="http://schemas.openxmlformats.org/officeDocument/2006/math" xmlns:v="urn:schemas-microsoft-com:vml" xmlns:wp14="http://schemas.microsoft.com/office/word/2010/wordprocessingDrawing" xmlns:wp="http://schemas.openxmlformats.org/drawingml/2006/wordprocessingDrawing" xmlns:w10="urn:schemas-microsoft-com:office:word" xmlns:w="http://schemas.openxmlformats.org/wordprocessingml/2006/main" xmlns:w14="http://schemas.microsoft.com/office/word/2010/wordml" xmlns:w15="http://schemas.microsoft.com/office/word/2012/wordml" xmlns:w16cex="http://schemas.microsoft.com/office/word/2018/wordml/cex" xmlns:w16cid="http://schemas.microsoft.com/office/word/2016/wordml/cid" xmlns:w16="http://schemas.microsoft.com/office/word/2018/wordml" xmlns:w16sdtdh="http://schemas.microsoft.com/office/word/2020/wordml/sdtdatahash" xmlns:w16se="http://schemas.microsoft.com/office/word/2015/wordml/symex" xmlns:wpg="http://schemas.microsoft.com/office/word/2010/wordprocessingGroup" xmlns:wpi="http://schemas.microsoft.com/office/word/2010/wordprocessingInk" xmlns:wne="http://schemas.microsoft.com/office/word/2006/wordml" xmlns:wps="http://schemas.microsoft.com/office/word/2010/wordprocessingShape" mc:Ignorable="w14 w15 w16se w16cid w16 w16cex w16sdtdh wp14">
+<w:endnotes xmlns:wpc="http://schemas.microsoft.com/office/word/2010/wordprocessingCanvas" xmlns:cx="http://schemas.microsoft.com/office/drawing/2014/chartex" xmlns:cx1="http://schemas.microsoft.com/office/drawing/2015/9/8/chartex" xmlns:cx2="http://schemas.microsoft.com/office/drawing/2015/10/21/chartex" xmlns:cx3="http://schemas.microsoft.com/office/drawing/2016/5/9/chartex" xmlns:cx4="http://schemas.microsoft.com/office/drawing/2016/5/10/chartex" xmlns:cx5="http://schemas.microsoft.com/office/drawing/2016/5/11/chartex" xmlns:cx6="http://schemas.microsoft.com/office/drawing/2016/5/12/chartex" xmlns:cx7="http://schemas.microsoft.com/office/drawing/2016/5/13/chartex" xmlns:cx8="http://schemas.microsoft.com/office/drawing/2016/5/14/chartex" xmlns:mc="http://schemas.openxmlformats.org/markup-compatibility/2006" xmlns:aink="http://schemas.microsoft.com/office/drawing/2016/ink" xmlns:am3d="http://schemas.microsoft.com/office/drawing/2017/model3d" xmlns:o="urn:schemas-microsoft-com:office:office" xmlns:oel="http://schemas.microsoft.com/office/2019/extlst" xmlns:r="http://schemas.openxmlformats.org/officeDocument/2006/relationships" xmlns:m="http://schemas.openxmlformats.org/officeDocument/2006/math" xmlns:v="urn:schemas-microsoft-com:vml" xmlns:wp14="http://schemas.microsoft.com/office/word/2010/wordprocessingDrawing" xmlns:wp="http://schemas.openxmlformats.org/drawingml/2006/wordprocessingDrawing" xmlns:w10="urn:schemas-microsoft-com:office:word" xmlns:w="http://schemas.openxmlformats.org/wordprocessingml/2006/main" xmlns:w14="http://schemas.microsoft.com/office/word/2010/wordml" xmlns:w15="http://schemas.microsoft.com/office/word/2012/wordml" xmlns:w16cex="http://schemas.microsoft.com/office/word/2018/wordml/cex" xmlns:w16cid="http://schemas.microsoft.com/office/word/2016/wordml/cid" xmlns:w16="http://schemas.microsoft.com/office/word/2018/wordml" xmlns:w16du="http://schemas.microsoft.com/office/word/2023/wordml/word16du" xmlns:w16sdtdh="http://schemas.microsoft.com/office/word/2020/wordml/sdtdatahash" xmlns:w16sdtfl="http://schemas.microsoft.com/office/word/2024/wordml/sdtformatlock" xmlns:w16se="http://schemas.microsoft.com/office/word/2015/wordml/symex" xmlns:wpg="http://schemas.microsoft.com/office/word/2010/wordprocessingGroup" xmlns:wpi="http://schemas.microsoft.com/office/word/2010/wordprocessingInk" xmlns:wne="http://schemas.microsoft.com/office/word/2006/wordml" xmlns:wps="http://schemas.microsoft.com/office/word/2010/wordprocessingShape" mc:Ignorable="w14 w15 w16se w16cid w16 w16cex w16sdtdh w16sdtfl w16du wp14">
   <w:endnote w:type="separator" w:id="-1">
     <w:p>
       <w:r>
@@ -1014,7 +1100,7 @@
 </file>
 
 <file path=word/footer1.xml><?xml version="1.0" encoding="utf-8"?>
-<w:ftr xmlns:wpc="http://schemas.microsoft.com/office/word/2010/wordprocessingCanvas" xmlns:cx="http://schemas.microsoft.com/office/drawing/2014/chartex" xmlns:cx1="http://schemas.microsoft.com/office/drawing/2015/9/8/chartex" xmlns:cx2="http://schemas.microsoft.com/office/drawing/2015/10/21/chartex" xmlns:cx3="http://schemas.microsoft.com/office/drawing/2016/5/9/chartex" xmlns:cx4="http://schemas.microsoft.com/office/drawing/2016/5/10/chartex" xmlns:cx5="http://schemas.microsoft.com/office/drawing/2016/5/11/chartex" xmlns:cx6="http://schemas.microsoft.com/office/drawing/2016/5/12/chartex" xmlns:cx7="http://schemas.microsoft.com/office/drawing/2016/5/13/chartex" xmlns:cx8="http://schemas.microsoft.com/office/drawing/2016/5/14/chartex" xmlns:mc="http://schemas.openxmlformats.org/markup-compatibility/2006" xmlns:aink="http://schemas.microsoft.com/office/drawing/2016/ink" xmlns:am3d="http://schemas.microsoft.com/office/drawing/2017/model3d" xmlns:o="urn:schemas-microsoft-com:office:office" xmlns:r="http://schemas.openxmlformats.org/officeDocument/2006/relationships" xmlns:m="http://schemas.openxmlformats.org/officeDocument/2006/math" xmlns:v="urn:schemas-microsoft-com:vml" xmlns:wp14="http://schemas.microsoft.com/office/word/2010/wordprocessingDrawing" xmlns:wp="http://schemas.openxmlformats.org/drawingml/2006/wordprocessingDrawing" xmlns:w10="urn:schemas-microsoft-com:office:word" xmlns:w="http://schemas.openxmlformats.org/wordprocessingml/2006/main" xmlns:w14="http://schemas.microsoft.com/office/word/2010/wordml" xmlns:w15="http://schemas.microsoft.com/office/word/2012/wordml" xmlns:w16cex="http://schemas.microsoft.com/office/word/2018/wordml/cex" xmlns:w16cid="http://schemas.microsoft.com/office/word/2016/wordml/cid" xmlns:w16="http://schemas.microsoft.com/office/word/2018/wordml" xmlns:w16sdtdh="http://schemas.microsoft.com/office/word/2020/wordml/sdtdatahash" xmlns:w16se="http://schemas.microsoft.com/office/word/2015/wordml/symex" xmlns:wpg="http://schemas.microsoft.com/office/word/2010/wordprocessingGroup" xmlns:wpi="http://schemas.microsoft.com/office/word/2010/wordprocessingInk" xmlns:wne="http://schemas.microsoft.com/office/word/2006/wordml" xmlns:wps="http://schemas.microsoft.com/office/word/2010/wordprocessingShape" mc:Ignorable="w14 w15 w16se w16cid w16 w16cex w16sdtdh wp14">
+<w:ftr xmlns:wpc="http://schemas.microsoft.com/office/word/2010/wordprocessingCanvas" xmlns:cx="http://schemas.microsoft.com/office/drawing/2014/chartex" xmlns:cx1="http://schemas.microsoft.com/office/drawing/2015/9/8/chartex" xmlns:cx2="http://schemas.microsoft.com/office/drawing/2015/10/21/chartex" xmlns:cx3="http://schemas.microsoft.com/office/drawing/2016/5/9/chartex" xmlns:cx4="http://schemas.microsoft.com/office/drawing/2016/5/10/chartex" xmlns:cx5="http://schemas.microsoft.com/office/drawing/2016/5/11/chartex" xmlns:cx6="http://schemas.microsoft.com/office/drawing/2016/5/12/chartex" xmlns:cx7="http://schemas.microsoft.com/office/drawing/2016/5/13/chartex" xmlns:cx8="http://schemas.microsoft.com/office/drawing/2016/5/14/chartex" xmlns:mc="http://schemas.openxmlformats.org/markup-compatibility/2006" xmlns:aink="http://schemas.microsoft.com/office/drawing/2016/ink" xmlns:am3d="http://schemas.microsoft.com/office/drawing/2017/model3d" xmlns:o="urn:schemas-microsoft-com:office:office" xmlns:oel="http://schemas.microsoft.com/office/2019/extlst" xmlns:r="http://schemas.openxmlformats.org/officeDocument/2006/relationships" xmlns:m="http://schemas.openxmlformats.org/officeDocument/2006/math" xmlns:v="urn:schemas-microsoft-com:vml" xmlns:wp14="http://schemas.microsoft.com/office/word/2010/wordprocessingDrawing" xmlns:wp="http://schemas.openxmlformats.org/drawingml/2006/wordprocessingDrawing" xmlns:w10="urn:schemas-microsoft-com:office:word" xmlns:w="http://schemas.openxmlformats.org/wordprocessingml/2006/main" xmlns:w14="http://schemas.microsoft.com/office/word/2010/wordml" xmlns:w15="http://schemas.microsoft.com/office/word/2012/wordml" xmlns:w16cex="http://schemas.microsoft.com/office/word/2018/wordml/cex" xmlns:w16cid="http://schemas.microsoft.com/office/word/2016/wordml/cid" xmlns:w16="http://schemas.microsoft.com/office/word/2018/wordml" xmlns:w16du="http://schemas.microsoft.com/office/word/2023/wordml/word16du" xmlns:w16sdtdh="http://schemas.microsoft.com/office/word/2020/wordml/sdtdatahash" xmlns:w16sdtfl="http://schemas.microsoft.com/office/word/2024/wordml/sdtformatlock" xmlns:w16se="http://schemas.microsoft.com/office/word/2015/wordml/symex" xmlns:wpg="http://schemas.microsoft.com/office/word/2010/wordprocessingGroup" xmlns:wpi="http://schemas.microsoft.com/office/word/2010/wordprocessingInk" xmlns:wne="http://schemas.microsoft.com/office/word/2006/wordml" xmlns:wps="http://schemas.microsoft.com/office/word/2010/wordprocessingShape" mc:Ignorable="w14 w15 w16se w16cid w16 w16cex w16sdtdh w16sdtfl w16du wp14">
   <w:sdt>
     <w:sdtPr>
       <w:rPr>
@@ -1026,11 +1112,6 @@
         <w:docPartUnique/>
       </w:docPartObj>
     </w:sdtPr>
-    <w:sdtEndPr>
-      <w:rPr>
-        <w:rStyle w:val="PageNumber"/>
-      </w:rPr>
-    </w:sdtEndPr>
     <w:sdtContent>
       <w:p>
         <w:pPr>
@@ -1072,11 +1153,6 @@
         <w:docPartUnique/>
       </w:docPartObj>
     </w:sdtPr>
-    <w:sdtEndPr>
-      <w:rPr>
-        <w:rStyle w:val="PageNumber"/>
-      </w:rPr>
-    </w:sdtEndPr>
     <w:sdtContent>
       <w:p>
         <w:pPr>
@@ -1119,11 +1195,6 @@
         <w:docPartUnique/>
       </w:docPartObj>
     </w:sdtPr>
-    <w:sdtEndPr>
-      <w:rPr>
-        <w:rStyle w:val="PageNumber"/>
-      </w:rPr>
-    </w:sdtEndPr>
     <w:sdtContent>
       <w:p>
         <w:pPr>
@@ -1165,7 +1236,7 @@
 </file>
 
 <file path=word/footer2.xml><?xml version="1.0" encoding="utf-8"?>
-<w:ftr xmlns:wpc="http://schemas.microsoft.com/office/word/2010/wordprocessingCanvas" xmlns:cx="http://schemas.microsoft.com/office/drawing/2014/chartex" xmlns:cx1="http://schemas.microsoft.com/office/drawing/2015/9/8/chartex" xmlns:cx2="http://schemas.microsoft.com/office/drawing/2015/10/21/chartex" xmlns:cx3="http://schemas.microsoft.com/office/drawing/2016/5/9/chartex" xmlns:cx4="http://schemas.microsoft.com/office/drawing/2016/5/10/chartex" xmlns:cx5="http://schemas.microsoft.com/office/drawing/2016/5/11/chartex" xmlns:cx6="http://schemas.microsoft.com/office/drawing/2016/5/12/chartex" xmlns:cx7="http://schemas.microsoft.com/office/drawing/2016/5/13/chartex" xmlns:cx8="http://schemas.microsoft.com/office/drawing/2016/5/14/chartex" xmlns:mc="http://schemas.openxmlformats.org/markup-compatibility/2006" xmlns:aink="http://schemas.microsoft.com/office/drawing/2016/ink" xmlns:am3d="http://schemas.microsoft.com/office/drawing/2017/model3d" xmlns:o="urn:schemas-microsoft-com:office:office" xmlns:r="http://schemas.openxmlformats.org/officeDocument/2006/relationships" xmlns:m="http://schemas.openxmlformats.org/officeDocument/2006/math" xmlns:v="urn:schemas-microsoft-com:vml" xmlns:wp14="http://schemas.microsoft.com/office/word/2010/wordprocessingDrawing" xmlns:wp="http://schemas.openxmlformats.org/drawingml/2006/wordprocessingDrawing" xmlns:w10="urn:schemas-microsoft-com:office:word" xmlns:w="http://schemas.openxmlformats.org/wordprocessingml/2006/main" xmlns:w14="http://schemas.microsoft.com/office/word/2010/wordml" xmlns:w15="http://schemas.microsoft.com/office/word/2012/wordml" xmlns:w16cex="http://schemas.microsoft.com/office/word/2018/wordml/cex" xmlns:w16cid="http://schemas.microsoft.com/office/word/2016/wordml/cid" xmlns:w16="http://schemas.microsoft.com/office/word/2018/wordml" xmlns:w16sdtdh="http://schemas.microsoft.com/office/word/2020/wordml/sdtdatahash" xmlns:w16se="http://schemas.microsoft.com/office/word/2015/wordml/symex" xmlns:wpg="http://schemas.microsoft.com/office/word/2010/wordprocessingGroup" xmlns:wpi="http://schemas.microsoft.com/office/word/2010/wordprocessingInk" xmlns:wne="http://schemas.microsoft.com/office/word/2006/wordml" xmlns:wps="http://schemas.microsoft.com/office/word/2010/wordprocessingShape" mc:Ignorable="w14 w15 w16se w16cid w16 w16cex w16sdtdh wp14">
+<w:ftr xmlns:wpc="http://schemas.microsoft.com/office/word/2010/wordprocessingCanvas" xmlns:cx="http://schemas.microsoft.com/office/drawing/2014/chartex" xmlns:cx1="http://schemas.microsoft.com/office/drawing/2015/9/8/chartex" xmlns:cx2="http://schemas.microsoft.com/office/drawing/2015/10/21/chartex" xmlns:cx3="http://schemas.microsoft.com/office/drawing/2016/5/9/chartex" xmlns:cx4="http://schemas.microsoft.com/office/drawing/2016/5/10/chartex" xmlns:cx5="http://schemas.microsoft.com/office/drawing/2016/5/11/chartex" xmlns:cx6="http://schemas.microsoft.com/office/drawing/2016/5/12/chartex" xmlns:cx7="http://schemas.microsoft.com/office/drawing/2016/5/13/chartex" xmlns:cx8="http://schemas.microsoft.com/office/drawing/2016/5/14/chartex" xmlns:mc="http://schemas.openxmlformats.org/markup-compatibility/2006" xmlns:aink="http://schemas.microsoft.com/office/drawing/2016/ink" xmlns:am3d="http://schemas.microsoft.com/office/drawing/2017/model3d" xmlns:o="urn:schemas-microsoft-com:office:office" xmlns:oel="http://schemas.microsoft.com/office/2019/extlst" xmlns:r="http://schemas.openxmlformats.org/officeDocument/2006/relationships" xmlns:m="http://schemas.openxmlformats.org/officeDocument/2006/math" xmlns:v="urn:schemas-microsoft-com:vml" xmlns:wp14="http://schemas.microsoft.com/office/word/2010/wordprocessingDrawing" xmlns:wp="http://schemas.openxmlformats.org/drawingml/2006/wordprocessingDrawing" xmlns:w10="urn:schemas-microsoft-com:office:word" xmlns:w="http://schemas.openxmlformats.org/wordprocessingml/2006/main" xmlns:w14="http://schemas.microsoft.com/office/word/2010/wordml" xmlns:w15="http://schemas.microsoft.com/office/word/2012/wordml" xmlns:w16cex="http://schemas.microsoft.com/office/word/2018/wordml/cex" xmlns:w16cid="http://schemas.microsoft.com/office/word/2016/wordml/cid" xmlns:w16="http://schemas.microsoft.com/office/word/2018/wordml" xmlns:w16du="http://schemas.microsoft.com/office/word/2023/wordml/word16du" xmlns:w16sdtdh="http://schemas.microsoft.com/office/word/2020/wordml/sdtdatahash" xmlns:w16sdtfl="http://schemas.microsoft.com/office/word/2024/wordml/sdtformatlock" xmlns:w16se="http://schemas.microsoft.com/office/word/2015/wordml/symex" xmlns:wpg="http://schemas.microsoft.com/office/word/2010/wordprocessingGroup" xmlns:wpi="http://schemas.microsoft.com/office/word/2010/wordprocessingInk" xmlns:wne="http://schemas.microsoft.com/office/word/2006/wordml" xmlns:wps="http://schemas.microsoft.com/office/word/2010/wordprocessingShape" mc:Ignorable="w14 w15 w16se w16cid w16 w16cex w16sdtdh w16sdtfl w16du wp14">
   <w:p>
     <w:pPr>
       <w:autoSpaceDE w:val="0"/>
@@ -1182,7 +1253,7 @@
 </file>
 
 <file path=word/footnotes.xml><?xml version="1.0" encoding="utf-8"?>
-<w:footnotes xmlns:wpc="http://schemas.microsoft.com/office/word/2010/wordprocessingCanvas" xmlns:cx="http://schemas.microsoft.com/office/drawing/2014/chartex" xmlns:cx1="http://schemas.microsoft.com/office/drawing/2015/9/8/chartex" xmlns:cx2="http://schemas.microsoft.com/office/drawing/2015/10/21/chartex" xmlns:cx3="http://schemas.microsoft.com/office/drawing/2016/5/9/chartex" xmlns:cx4="http://schemas.microsoft.com/office/drawing/2016/5/10/chartex" xmlns:cx5="http://schemas.microsoft.com/office/drawing/2016/5/11/chartex" xmlns:cx6="http://schemas.microsoft.com/office/drawing/2016/5/12/chartex" xmlns:cx7="http://schemas.microsoft.com/office/drawing/2016/5/13/chartex" xmlns:cx8="http://schemas.microsoft.com/office/drawing/2016/5/14/chartex" xmlns:mc="http://schemas.openxmlformats.org/markup-compatibility/2006" xmlns:aink="http://schemas.microsoft.com/office/drawing/2016/ink" xmlns:am3d="http://schemas.microsoft.com/office/drawing/2017/model3d" xmlns:o="urn:schemas-microsoft-com:office:office" xmlns:r="http://schemas.openxmlformats.org/officeDocument/2006/relationships" xmlns:m="http://schemas.openxmlformats.org/officeDocument/2006/math" xmlns:v="urn:schemas-microsoft-com:vml" xmlns:wp14="http://schemas.microsoft.com/office/word/2010/wordprocessingDrawing" xmlns:wp="http://schemas.openxmlformats.org/drawingml/2006/wordprocessingDrawing" xmlns:w10="urn:schemas-microsoft-com:office:word" xmlns:w="http://schemas.openxmlformats.org/wordprocessingml/2006/main" xmlns:w14="http://schemas.microsoft.com/office/word/2010/wordml" xmlns:w15="http://schemas.microsoft.com/office/word/2012/wordml" xmlns:w16cex="http://schemas.microsoft.com/office/word/2018/wordml/cex" xmlns:w16cid="http://schemas.microsoft.com/office/word/2016/wordml/cid" xmlns:w16="http://schemas.microsoft.com/office/word/2018/wordml" xmlns:w16sdtdh="http://schemas.microsoft.com/office/word/2020/wordml/sdtdatahash" xmlns:w16se="http://schemas.microsoft.com/office/word/2015/wordml/symex" xmlns:wpg="http://schemas.microsoft.com/office/word/2010/wordprocessingGroup" xmlns:wpi="http://schemas.microsoft.com/office/word/2010/wordprocessingInk" xmlns:wne="http://schemas.microsoft.com/office/word/2006/wordml" xmlns:wps="http://schemas.microsoft.com/office/word/2010/wordprocessingShape" mc:Ignorable="w14 w15 w16se w16cid w16 w16cex w16sdtdh wp14">
+<w:footnotes xmlns:wpc="http://schemas.microsoft.com/office/word/2010/wordprocessingCanvas" xmlns:cx="http://schemas.microsoft.com/office/drawing/2014/chartex" xmlns:cx1="http://schemas.microsoft.com/office/drawing/2015/9/8/chartex" xmlns:cx2="http://schemas.microsoft.com/office/drawing/2015/10/21/chartex" xmlns:cx3="http://schemas.microsoft.com/office/drawing/2016/5/9/chartex" xmlns:cx4="http://schemas.microsoft.com/office/drawing/2016/5/10/chartex" xmlns:cx5="http://schemas.microsoft.com/office/drawing/2016/5/11/chartex" xmlns:cx6="http://schemas.microsoft.com/office/drawing/2016/5/12/chartex" xmlns:cx7="http://schemas.microsoft.com/office/drawing/2016/5/13/chartex" xmlns:cx8="http://schemas.microsoft.com/office/drawing/2016/5/14/chartex" xmlns:mc="http://schemas.openxmlformats.org/markup-compatibility/2006" xmlns:aink="http://schemas.microsoft.com/office/drawing/2016/ink" xmlns:am3d="http://schemas.microsoft.com/office/drawing/2017/model3d" xmlns:o="urn:schemas-microsoft-com:office:office" xmlns:oel="http://schemas.microsoft.com/office/2019/extlst" xmlns:r="http://schemas.openxmlformats.org/officeDocument/2006/relationships" xmlns:m="http://schemas.openxmlformats.org/officeDocument/2006/math" xmlns:v="urn:schemas-microsoft-com:vml" xmlns:wp14="http://schemas.microsoft.com/office/word/2010/wordprocessingDrawing" xmlns:wp="http://schemas.openxmlformats.org/drawingml/2006/wordprocessingDrawing" xmlns:w10="urn:schemas-microsoft-com:office:word" xmlns:w="http://schemas.openxmlformats.org/wordprocessingml/2006/main" xmlns:w14="http://schemas.microsoft.com/office/word/2010/wordml" xmlns:w15="http://schemas.microsoft.com/office/word/2012/wordml" xmlns:w16cex="http://schemas.microsoft.com/office/word/2018/wordml/cex" xmlns:w16cid="http://schemas.microsoft.com/office/word/2016/wordml/cid" xmlns:w16="http://schemas.microsoft.com/office/word/2018/wordml" xmlns:w16du="http://schemas.microsoft.com/office/word/2023/wordml/word16du" xmlns:w16sdtdh="http://schemas.microsoft.com/office/word/2020/wordml/sdtdatahash" xmlns:w16sdtfl="http://schemas.microsoft.com/office/word/2024/wordml/sdtformatlock" xmlns:w16se="http://schemas.microsoft.com/office/word/2015/wordml/symex" xmlns:wpg="http://schemas.microsoft.com/office/word/2010/wordprocessingGroup" xmlns:wpi="http://schemas.microsoft.com/office/word/2010/wordprocessingInk" xmlns:wne="http://schemas.microsoft.com/office/word/2006/wordml" xmlns:wps="http://schemas.microsoft.com/office/word/2010/wordprocessingShape" mc:Ignorable="w14 w15 w16se w16cid w16 w16cex w16sdtdh w16sdtfl w16du wp14">
   <w:footnote w:type="separator" w:id="-1">
     <w:p>
       <w:r>
@@ -1201,7 +1272,7 @@
 </file>
 
 <file path=word/numbering.xml><?xml version="1.0" encoding="utf-8"?>
-<w:numbering xmlns:wpc="http://schemas.microsoft.com/office/word/2010/wordprocessingCanvas" xmlns:cx="http://schemas.microsoft.com/office/drawing/2014/chartex" xmlns:cx1="http://schemas.microsoft.com/office/drawing/2015/9/8/chartex" xmlns:cx2="http://schemas.microsoft.com/office/drawing/2015/10/21/chartex" xmlns:cx3="http://schemas.microsoft.com/office/drawing/2016/5/9/chartex" xmlns:cx4="http://schemas.microsoft.com/office/drawing/2016/5/10/chartex" xmlns:cx5="http://schemas.microsoft.com/office/drawing/2016/5/11/chartex" xmlns:cx6="http://schemas.microsoft.com/office/drawing/2016/5/12/chartex" xmlns:cx7="http://schemas.microsoft.com/office/drawing/2016/5/13/chartex" xmlns:cx8="http://schemas.microsoft.com/office/drawing/2016/5/14/chartex" xmlns:mc="http://schemas.openxmlformats.org/markup-compatibility/2006" xmlns:aink="http://schemas.microsoft.com/office/drawing/2016/ink" xmlns:am3d="http://schemas.microsoft.com/office/drawing/2017/model3d" xmlns:o="urn:schemas-microsoft-com:office:office" xmlns:r="http://schemas.openxmlformats.org/officeDocument/2006/relationships" xmlns:m="http://schemas.openxmlformats.org/officeDocument/2006/math" xmlns:v="urn:schemas-microsoft-com:vml" xmlns:wp14="http://schemas.microsoft.com/office/word/2010/wordprocessingDrawing" xmlns:wp="http://schemas.openxmlformats.org/drawingml/2006/wordprocessingDrawing" xmlns:w10="urn:schemas-microsoft-com:office:word" xmlns:w="http://schemas.openxmlformats.org/wordprocessingml/2006/main" xmlns:w14="http://schemas.microsoft.com/office/word/2010/wordml" xmlns:w15="http://schemas.microsoft.com/office/word/2012/wordml" xmlns:w16cex="http://schemas.microsoft.com/office/word/2018/wordml/cex" xmlns:w16cid="http://schemas.microsoft.com/office/word/2016/wordml/cid" xmlns:w16="http://schemas.microsoft.com/office/word/2018/wordml" xmlns:w16sdtdh="http://schemas.microsoft.com/office/word/2020/wordml/sdtdatahash" xmlns:w16se="http://schemas.microsoft.com/office/word/2015/wordml/symex" xmlns:wpg="http://schemas.microsoft.com/office/word/2010/wordprocessingGroup" xmlns:wpi="http://schemas.microsoft.com/office/word/2010/wordprocessingInk" xmlns:wne="http://schemas.microsoft.com/office/word/2006/wordml" xmlns:wps="http://schemas.microsoft.com/office/word/2010/wordprocessingShape" mc:Ignorable="w14 w15 w16se w16cid w16 w16cex w16sdtdh wp14">
+<w:numbering xmlns:wpc="http://schemas.microsoft.com/office/word/2010/wordprocessingCanvas" xmlns:cx="http://schemas.microsoft.com/office/drawing/2014/chartex" xmlns:cx1="http://schemas.microsoft.com/office/drawing/2015/9/8/chartex" xmlns:cx2="http://schemas.microsoft.com/office/drawing/2015/10/21/chartex" xmlns:cx3="http://schemas.microsoft.com/office/drawing/2016/5/9/chartex" xmlns:cx4="http://schemas.microsoft.com/office/drawing/2016/5/10/chartex" xmlns:cx5="http://schemas.microsoft.com/office/drawing/2016/5/11/chartex" xmlns:cx6="http://schemas.microsoft.com/office/drawing/2016/5/12/chartex" xmlns:cx7="http://schemas.microsoft.com/office/drawing/2016/5/13/chartex" xmlns:cx8="http://schemas.microsoft.com/office/drawing/2016/5/14/chartex" xmlns:mc="http://schemas.openxmlformats.org/markup-compatibility/2006" xmlns:aink="http://schemas.microsoft.com/office/drawing/2016/ink" xmlns:am3d="http://schemas.microsoft.com/office/drawing/2017/model3d" xmlns:o="urn:schemas-microsoft-com:office:office" xmlns:oel="http://schemas.microsoft.com/office/2019/extlst" xmlns:r="http://schemas.openxmlformats.org/officeDocument/2006/relationships" xmlns:m="http://schemas.openxmlformats.org/officeDocument/2006/math" xmlns:v="urn:schemas-microsoft-com:vml" xmlns:wp14="http://schemas.microsoft.com/office/word/2010/wordprocessingDrawing" xmlns:wp="http://schemas.openxmlformats.org/drawingml/2006/wordprocessingDrawing" xmlns:w10="urn:schemas-microsoft-com:office:word" xmlns:w="http://schemas.openxmlformats.org/wordprocessingml/2006/main" xmlns:w14="http://schemas.microsoft.com/office/word/2010/wordml" xmlns:w15="http://schemas.microsoft.com/office/word/2012/wordml" xmlns:w16cex="http://schemas.microsoft.com/office/word/2018/wordml/cex" xmlns:w16cid="http://schemas.microsoft.com/office/word/2016/wordml/cid" xmlns:w16="http://schemas.microsoft.com/office/word/2018/wordml" xmlns:w16du="http://schemas.microsoft.com/office/word/2023/wordml/word16du" xmlns:w16sdtdh="http://schemas.microsoft.com/office/word/2020/wordml/sdtdatahash" xmlns:w16sdtfl="http://schemas.microsoft.com/office/word/2024/wordml/sdtformatlock" xmlns:w16se="http://schemas.microsoft.com/office/word/2015/wordml/symex" xmlns:wpg="http://schemas.microsoft.com/office/word/2010/wordprocessingGroup" xmlns:wpi="http://schemas.microsoft.com/office/word/2010/wordprocessingInk" xmlns:wne="http://schemas.microsoft.com/office/word/2006/wordml" xmlns:wps="http://schemas.microsoft.com/office/word/2010/wordprocessingShape" mc:Ignorable="w14 w15 w16se w16cid w16 w16cex w16sdtdh w16sdtfl w16du wp14">
   <w:abstractNum w:abstractNumId="0" w15:restartNumberingAfterBreak="0">
     <w:nsid w:val="FFFFFF89"/>
     <w:multiLevelType w:val="singleLevel"/>
@@ -1224,6 +1295,304 @@
     </w:lvl>
   </w:abstractNum>
   <w:abstractNum w:abstractNumId="1" w15:restartNumberingAfterBreak="0">
+    <w:nsid w:val="087B1669"/>
+    <w:multiLevelType w:val="multilevel"/>
+    <w:tmpl w:val="F0B63ED0"/>
+    <w:lvl w:ilvl="0">
+      <w:start w:val="1"/>
+      <w:numFmt w:val="bullet"/>
+      <w:lvlText w:val=""/>
+      <w:lvlJc w:val="left"/>
+      <w:pPr>
+        <w:tabs>
+          <w:tab w:val="num" w:pos="720"/>
+        </w:tabs>
+        <w:ind w:left="720" w:hanging="360"/>
+      </w:pPr>
+      <w:rPr>
+        <w:rFonts w:ascii="Symbol" w:hAnsi="Symbol" w:hint="default"/>
+        <w:sz w:val="20"/>
+      </w:rPr>
+    </w:lvl>
+    <w:lvl w:ilvl="1" w:tentative="1">
+      <w:start w:val="1"/>
+      <w:numFmt w:val="bullet"/>
+      <w:lvlText w:val="o"/>
+      <w:lvlJc w:val="left"/>
+      <w:pPr>
+        <w:tabs>
+          <w:tab w:val="num" w:pos="1440"/>
+        </w:tabs>
+        <w:ind w:left="1440" w:hanging="360"/>
+      </w:pPr>
+      <w:rPr>
+        <w:rFonts w:ascii="Courier New" w:hAnsi="Courier New" w:hint="default"/>
+        <w:sz w:val="20"/>
+      </w:rPr>
+    </w:lvl>
+    <w:lvl w:ilvl="2" w:tentative="1">
+      <w:start w:val="1"/>
+      <w:numFmt w:val="bullet"/>
+      <w:lvlText w:val=""/>
+      <w:lvlJc w:val="left"/>
+      <w:pPr>
+        <w:tabs>
+          <w:tab w:val="num" w:pos="2160"/>
+        </w:tabs>
+        <w:ind w:left="2160" w:hanging="360"/>
+      </w:pPr>
+      <w:rPr>
+        <w:rFonts w:ascii="Wingdings" w:hAnsi="Wingdings" w:hint="default"/>
+        <w:sz w:val="20"/>
+      </w:rPr>
+    </w:lvl>
+    <w:lvl w:ilvl="3" w:tentative="1">
+      <w:start w:val="1"/>
+      <w:numFmt w:val="bullet"/>
+      <w:lvlText w:val=""/>
+      <w:lvlJc w:val="left"/>
+      <w:pPr>
+        <w:tabs>
+          <w:tab w:val="num" w:pos="2880"/>
+        </w:tabs>
+        <w:ind w:left="2880" w:hanging="360"/>
+      </w:pPr>
+      <w:rPr>
+        <w:rFonts w:ascii="Wingdings" w:hAnsi="Wingdings" w:hint="default"/>
+        <w:sz w:val="20"/>
+      </w:rPr>
+    </w:lvl>
+    <w:lvl w:ilvl="4" w:tentative="1">
+      <w:start w:val="1"/>
+      <w:numFmt w:val="bullet"/>
+      <w:lvlText w:val=""/>
+      <w:lvlJc w:val="left"/>
+      <w:pPr>
+        <w:tabs>
+          <w:tab w:val="num" w:pos="3600"/>
+        </w:tabs>
+        <w:ind w:left="3600" w:hanging="360"/>
+      </w:pPr>
+      <w:rPr>
+        <w:rFonts w:ascii="Wingdings" w:hAnsi="Wingdings" w:hint="default"/>
+        <w:sz w:val="20"/>
+      </w:rPr>
+    </w:lvl>
+    <w:lvl w:ilvl="5" w:tentative="1">
+      <w:start w:val="1"/>
+      <w:numFmt w:val="bullet"/>
+      <w:lvlText w:val=""/>
+      <w:lvlJc w:val="left"/>
+      <w:pPr>
+        <w:tabs>
+          <w:tab w:val="num" w:pos="4320"/>
+        </w:tabs>
+        <w:ind w:left="4320" w:hanging="360"/>
+      </w:pPr>
+      <w:rPr>
+        <w:rFonts w:ascii="Wingdings" w:hAnsi="Wingdings" w:hint="default"/>
+        <w:sz w:val="20"/>
+      </w:rPr>
+    </w:lvl>
+    <w:lvl w:ilvl="6" w:tentative="1">
+      <w:start w:val="1"/>
+      <w:numFmt w:val="bullet"/>
+      <w:lvlText w:val=""/>
+      <w:lvlJc w:val="left"/>
+      <w:pPr>
+        <w:tabs>
+          <w:tab w:val="num" w:pos="5040"/>
+        </w:tabs>
+        <w:ind w:left="5040" w:hanging="360"/>
+      </w:pPr>
+      <w:rPr>
+        <w:rFonts w:ascii="Wingdings" w:hAnsi="Wingdings" w:hint="default"/>
+        <w:sz w:val="20"/>
+      </w:rPr>
+    </w:lvl>
+    <w:lvl w:ilvl="7" w:tentative="1">
+      <w:start w:val="1"/>
+      <w:numFmt w:val="bullet"/>
+      <w:lvlText w:val=""/>
+      <w:lvlJc w:val="left"/>
+      <w:pPr>
+        <w:tabs>
+          <w:tab w:val="num" w:pos="5760"/>
+        </w:tabs>
+        <w:ind w:left="5760" w:hanging="360"/>
+      </w:pPr>
+      <w:rPr>
+        <w:rFonts w:ascii="Wingdings" w:hAnsi="Wingdings" w:hint="default"/>
+        <w:sz w:val="20"/>
+      </w:rPr>
+    </w:lvl>
+    <w:lvl w:ilvl="8" w:tentative="1">
+      <w:start w:val="1"/>
+      <w:numFmt w:val="bullet"/>
+      <w:lvlText w:val=""/>
+      <w:lvlJc w:val="left"/>
+      <w:pPr>
+        <w:tabs>
+          <w:tab w:val="num" w:pos="6480"/>
+        </w:tabs>
+        <w:ind w:left="6480" w:hanging="360"/>
+      </w:pPr>
+      <w:rPr>
+        <w:rFonts w:ascii="Wingdings" w:hAnsi="Wingdings" w:hint="default"/>
+        <w:sz w:val="20"/>
+      </w:rPr>
+    </w:lvl>
+  </w:abstractNum>
+  <w:abstractNum w:abstractNumId="2" w15:restartNumberingAfterBreak="0">
+    <w:nsid w:val="0A4817A4"/>
+    <w:multiLevelType w:val="multilevel"/>
+    <w:tmpl w:val="4D703486"/>
+    <w:lvl w:ilvl="0">
+      <w:start w:val="1"/>
+      <w:numFmt w:val="bullet"/>
+      <w:lvlText w:val=""/>
+      <w:lvlJc w:val="left"/>
+      <w:pPr>
+        <w:tabs>
+          <w:tab w:val="num" w:pos="720"/>
+        </w:tabs>
+        <w:ind w:left="720" w:hanging="360"/>
+      </w:pPr>
+      <w:rPr>
+        <w:rFonts w:ascii="Symbol" w:hAnsi="Symbol" w:hint="default"/>
+        <w:sz w:val="20"/>
+      </w:rPr>
+    </w:lvl>
+    <w:lvl w:ilvl="1" w:tentative="1">
+      <w:start w:val="1"/>
+      <w:numFmt w:val="bullet"/>
+      <w:lvlText w:val="o"/>
+      <w:lvlJc w:val="left"/>
+      <w:pPr>
+        <w:tabs>
+          <w:tab w:val="num" w:pos="1440"/>
+        </w:tabs>
+        <w:ind w:left="1440" w:hanging="360"/>
+      </w:pPr>
+      <w:rPr>
+        <w:rFonts w:ascii="Courier New" w:hAnsi="Courier New" w:hint="default"/>
+        <w:sz w:val="20"/>
+      </w:rPr>
+    </w:lvl>
+    <w:lvl w:ilvl="2" w:tentative="1">
+      <w:start w:val="1"/>
+      <w:numFmt w:val="bullet"/>
+      <w:lvlText w:val=""/>
+      <w:lvlJc w:val="left"/>
+      <w:pPr>
+        <w:tabs>
+          <w:tab w:val="num" w:pos="2160"/>
+        </w:tabs>
+        <w:ind w:left="2160" w:hanging="360"/>
+      </w:pPr>
+      <w:rPr>
+        <w:rFonts w:ascii="Wingdings" w:hAnsi="Wingdings" w:hint="default"/>
+        <w:sz w:val="20"/>
+      </w:rPr>
+    </w:lvl>
+    <w:lvl w:ilvl="3" w:tentative="1">
+      <w:start w:val="1"/>
+      <w:numFmt w:val="bullet"/>
+      <w:lvlText w:val=""/>
+      <w:lvlJc w:val="left"/>
+      <w:pPr>
+        <w:tabs>
+          <w:tab w:val="num" w:pos="2880"/>
+        </w:tabs>
+        <w:ind w:left="2880" w:hanging="360"/>
+      </w:pPr>
+      <w:rPr>
+        <w:rFonts w:ascii="Wingdings" w:hAnsi="Wingdings" w:hint="default"/>
+        <w:sz w:val="20"/>
+      </w:rPr>
+    </w:lvl>
+    <w:lvl w:ilvl="4" w:tentative="1">
+      <w:start w:val="1"/>
+      <w:numFmt w:val="bullet"/>
+      <w:lvlText w:val=""/>
+      <w:lvlJc w:val="left"/>
+      <w:pPr>
+        <w:tabs>
+          <w:tab w:val="num" w:pos="3600"/>
+        </w:tabs>
+        <w:ind w:left="3600" w:hanging="360"/>
+      </w:pPr>
+      <w:rPr>
+        <w:rFonts w:ascii="Wingdings" w:hAnsi="Wingdings" w:hint="default"/>
+        <w:sz w:val="20"/>
+      </w:rPr>
+    </w:lvl>
+    <w:lvl w:ilvl="5" w:tentative="1">
+      <w:start w:val="1"/>
+      <w:numFmt w:val="bullet"/>
+      <w:lvlText w:val=""/>
+      <w:lvlJc w:val="left"/>
+      <w:pPr>
+        <w:tabs>
+          <w:tab w:val="num" w:pos="4320"/>
+        </w:tabs>
+        <w:ind w:left="4320" w:hanging="360"/>
+      </w:pPr>
+      <w:rPr>
+        <w:rFonts w:ascii="Wingdings" w:hAnsi="Wingdings" w:hint="default"/>
+        <w:sz w:val="20"/>
+      </w:rPr>
+    </w:lvl>
+    <w:lvl w:ilvl="6" w:tentative="1">
+      <w:start w:val="1"/>
+      <w:numFmt w:val="bullet"/>
+      <w:lvlText w:val=""/>
+      <w:lvlJc w:val="left"/>
+      <w:pPr>
+        <w:tabs>
+          <w:tab w:val="num" w:pos="5040"/>
+        </w:tabs>
+        <w:ind w:left="5040" w:hanging="360"/>
+      </w:pPr>
+      <w:rPr>
+        <w:rFonts w:ascii="Wingdings" w:hAnsi="Wingdings" w:hint="default"/>
+        <w:sz w:val="20"/>
+      </w:rPr>
+    </w:lvl>
+    <w:lvl w:ilvl="7" w:tentative="1">
+      <w:start w:val="1"/>
+      <w:numFmt w:val="bullet"/>
+      <w:lvlText w:val=""/>
+      <w:lvlJc w:val="left"/>
+      <w:pPr>
+        <w:tabs>
+          <w:tab w:val="num" w:pos="5760"/>
+        </w:tabs>
+        <w:ind w:left="5760" w:hanging="360"/>
+      </w:pPr>
+      <w:rPr>
+        <w:rFonts w:ascii="Wingdings" w:hAnsi="Wingdings" w:hint="default"/>
+        <w:sz w:val="20"/>
+      </w:rPr>
+    </w:lvl>
+    <w:lvl w:ilvl="8" w:tentative="1">
+      <w:start w:val="1"/>
+      <w:numFmt w:val="bullet"/>
+      <w:lvlText w:val=""/>
+      <w:lvlJc w:val="left"/>
+      <w:pPr>
+        <w:tabs>
+          <w:tab w:val="num" w:pos="6480"/>
+        </w:tabs>
+        <w:ind w:left="6480" w:hanging="360"/>
+      </w:pPr>
+      <w:rPr>
+        <w:rFonts w:ascii="Wingdings" w:hAnsi="Wingdings" w:hint="default"/>
+        <w:sz w:val="20"/>
+      </w:rPr>
+    </w:lvl>
+  </w:abstractNum>
+  <w:abstractNum w:abstractNumId="3" w15:restartNumberingAfterBreak="0">
     <w:nsid w:val="0EF20500"/>
     <w:multiLevelType w:val="hybridMultilevel"/>
     <w:tmpl w:val="FCD04070"/>
@@ -1336,7 +1705,603 @@
       </w:rPr>
     </w:lvl>
   </w:abstractNum>
-  <w:abstractNum w:abstractNumId="2" w15:restartNumberingAfterBreak="0">
+  <w:abstractNum w:abstractNumId="4" w15:restartNumberingAfterBreak="0">
+    <w:nsid w:val="16637B9B"/>
+    <w:multiLevelType w:val="multilevel"/>
+    <w:tmpl w:val="86EA3978"/>
+    <w:lvl w:ilvl="0">
+      <w:start w:val="1"/>
+      <w:numFmt w:val="bullet"/>
+      <w:lvlText w:val=""/>
+      <w:lvlJc w:val="left"/>
+      <w:pPr>
+        <w:tabs>
+          <w:tab w:val="num" w:pos="720"/>
+        </w:tabs>
+        <w:ind w:left="720" w:hanging="360"/>
+      </w:pPr>
+      <w:rPr>
+        <w:rFonts w:ascii="Symbol" w:hAnsi="Symbol" w:hint="default"/>
+        <w:sz w:val="20"/>
+      </w:rPr>
+    </w:lvl>
+    <w:lvl w:ilvl="1" w:tentative="1">
+      <w:start w:val="1"/>
+      <w:numFmt w:val="bullet"/>
+      <w:lvlText w:val="o"/>
+      <w:lvlJc w:val="left"/>
+      <w:pPr>
+        <w:tabs>
+          <w:tab w:val="num" w:pos="1440"/>
+        </w:tabs>
+        <w:ind w:left="1440" w:hanging="360"/>
+      </w:pPr>
+      <w:rPr>
+        <w:rFonts w:ascii="Courier New" w:hAnsi="Courier New" w:hint="default"/>
+        <w:sz w:val="20"/>
+      </w:rPr>
+    </w:lvl>
+    <w:lvl w:ilvl="2" w:tentative="1">
+      <w:start w:val="1"/>
+      <w:numFmt w:val="bullet"/>
+      <w:lvlText w:val=""/>
+      <w:lvlJc w:val="left"/>
+      <w:pPr>
+        <w:tabs>
+          <w:tab w:val="num" w:pos="2160"/>
+        </w:tabs>
+        <w:ind w:left="2160" w:hanging="360"/>
+      </w:pPr>
+      <w:rPr>
+        <w:rFonts w:ascii="Wingdings" w:hAnsi="Wingdings" w:hint="default"/>
+        <w:sz w:val="20"/>
+      </w:rPr>
+    </w:lvl>
+    <w:lvl w:ilvl="3" w:tentative="1">
+      <w:start w:val="1"/>
+      <w:numFmt w:val="bullet"/>
+      <w:lvlText w:val=""/>
+      <w:lvlJc w:val="left"/>
+      <w:pPr>
+        <w:tabs>
+          <w:tab w:val="num" w:pos="2880"/>
+        </w:tabs>
+        <w:ind w:left="2880" w:hanging="360"/>
+      </w:pPr>
+      <w:rPr>
+        <w:rFonts w:ascii="Wingdings" w:hAnsi="Wingdings" w:hint="default"/>
+        <w:sz w:val="20"/>
+      </w:rPr>
+    </w:lvl>
+    <w:lvl w:ilvl="4" w:tentative="1">
+      <w:start w:val="1"/>
+      <w:numFmt w:val="bullet"/>
+      <w:lvlText w:val=""/>
+      <w:lvlJc w:val="left"/>
+      <w:pPr>
+        <w:tabs>
+          <w:tab w:val="num" w:pos="3600"/>
+        </w:tabs>
+        <w:ind w:left="3600" w:hanging="360"/>
+      </w:pPr>
+      <w:rPr>
+        <w:rFonts w:ascii="Wingdings" w:hAnsi="Wingdings" w:hint="default"/>
+        <w:sz w:val="20"/>
+      </w:rPr>
+    </w:lvl>
+    <w:lvl w:ilvl="5" w:tentative="1">
+      <w:start w:val="1"/>
+      <w:numFmt w:val="bullet"/>
+      <w:lvlText w:val=""/>
+      <w:lvlJc w:val="left"/>
+      <w:pPr>
+        <w:tabs>
+          <w:tab w:val="num" w:pos="4320"/>
+        </w:tabs>
+        <w:ind w:left="4320" w:hanging="360"/>
+      </w:pPr>
+      <w:rPr>
+        <w:rFonts w:ascii="Wingdings" w:hAnsi="Wingdings" w:hint="default"/>
+        <w:sz w:val="20"/>
+      </w:rPr>
+    </w:lvl>
+    <w:lvl w:ilvl="6" w:tentative="1">
+      <w:start w:val="1"/>
+      <w:numFmt w:val="bullet"/>
+      <w:lvlText w:val=""/>
+      <w:lvlJc w:val="left"/>
+      <w:pPr>
+        <w:tabs>
+          <w:tab w:val="num" w:pos="5040"/>
+        </w:tabs>
+        <w:ind w:left="5040" w:hanging="360"/>
+      </w:pPr>
+      <w:rPr>
+        <w:rFonts w:ascii="Wingdings" w:hAnsi="Wingdings" w:hint="default"/>
+        <w:sz w:val="20"/>
+      </w:rPr>
+    </w:lvl>
+    <w:lvl w:ilvl="7" w:tentative="1">
+      <w:start w:val="1"/>
+      <w:numFmt w:val="bullet"/>
+      <w:lvlText w:val=""/>
+      <w:lvlJc w:val="left"/>
+      <w:pPr>
+        <w:tabs>
+          <w:tab w:val="num" w:pos="5760"/>
+        </w:tabs>
+        <w:ind w:left="5760" w:hanging="360"/>
+      </w:pPr>
+      <w:rPr>
+        <w:rFonts w:ascii="Wingdings" w:hAnsi="Wingdings" w:hint="default"/>
+        <w:sz w:val="20"/>
+      </w:rPr>
+    </w:lvl>
+    <w:lvl w:ilvl="8" w:tentative="1">
+      <w:start w:val="1"/>
+      <w:numFmt w:val="bullet"/>
+      <w:lvlText w:val=""/>
+      <w:lvlJc w:val="left"/>
+      <w:pPr>
+        <w:tabs>
+          <w:tab w:val="num" w:pos="6480"/>
+        </w:tabs>
+        <w:ind w:left="6480" w:hanging="360"/>
+      </w:pPr>
+      <w:rPr>
+        <w:rFonts w:ascii="Wingdings" w:hAnsi="Wingdings" w:hint="default"/>
+        <w:sz w:val="20"/>
+      </w:rPr>
+    </w:lvl>
+  </w:abstractNum>
+  <w:abstractNum w:abstractNumId="5" w15:restartNumberingAfterBreak="0">
+    <w:nsid w:val="172A628C"/>
+    <w:multiLevelType w:val="multilevel"/>
+    <w:tmpl w:val="C0E6D222"/>
+    <w:lvl w:ilvl="0">
+      <w:start w:val="1"/>
+      <w:numFmt w:val="bullet"/>
+      <w:lvlText w:val=""/>
+      <w:lvlJc w:val="left"/>
+      <w:pPr>
+        <w:tabs>
+          <w:tab w:val="num" w:pos="720"/>
+        </w:tabs>
+        <w:ind w:left="720" w:hanging="360"/>
+      </w:pPr>
+      <w:rPr>
+        <w:rFonts w:ascii="Symbol" w:hAnsi="Symbol" w:hint="default"/>
+        <w:sz w:val="20"/>
+      </w:rPr>
+    </w:lvl>
+    <w:lvl w:ilvl="1" w:tentative="1">
+      <w:start w:val="1"/>
+      <w:numFmt w:val="bullet"/>
+      <w:lvlText w:val="o"/>
+      <w:lvlJc w:val="left"/>
+      <w:pPr>
+        <w:tabs>
+          <w:tab w:val="num" w:pos="1440"/>
+        </w:tabs>
+        <w:ind w:left="1440" w:hanging="360"/>
+      </w:pPr>
+      <w:rPr>
+        <w:rFonts w:ascii="Courier New" w:hAnsi="Courier New" w:hint="default"/>
+        <w:sz w:val="20"/>
+      </w:rPr>
+    </w:lvl>
+    <w:lvl w:ilvl="2" w:tentative="1">
+      <w:start w:val="1"/>
+      <w:numFmt w:val="bullet"/>
+      <w:lvlText w:val=""/>
+      <w:lvlJc w:val="left"/>
+      <w:pPr>
+        <w:tabs>
+          <w:tab w:val="num" w:pos="2160"/>
+        </w:tabs>
+        <w:ind w:left="2160" w:hanging="360"/>
+      </w:pPr>
+      <w:rPr>
+        <w:rFonts w:ascii="Wingdings" w:hAnsi="Wingdings" w:hint="default"/>
+        <w:sz w:val="20"/>
+      </w:rPr>
+    </w:lvl>
+    <w:lvl w:ilvl="3" w:tentative="1">
+      <w:start w:val="1"/>
+      <w:numFmt w:val="bullet"/>
+      <w:lvlText w:val=""/>
+      <w:lvlJc w:val="left"/>
+      <w:pPr>
+        <w:tabs>
+          <w:tab w:val="num" w:pos="2880"/>
+        </w:tabs>
+        <w:ind w:left="2880" w:hanging="360"/>
+      </w:pPr>
+      <w:rPr>
+        <w:rFonts w:ascii="Wingdings" w:hAnsi="Wingdings" w:hint="default"/>
+        <w:sz w:val="20"/>
+      </w:rPr>
+    </w:lvl>
+    <w:lvl w:ilvl="4" w:tentative="1">
+      <w:start w:val="1"/>
+      <w:numFmt w:val="bullet"/>
+      <w:lvlText w:val=""/>
+      <w:lvlJc w:val="left"/>
+      <w:pPr>
+        <w:tabs>
+          <w:tab w:val="num" w:pos="3600"/>
+        </w:tabs>
+        <w:ind w:left="3600" w:hanging="360"/>
+      </w:pPr>
+      <w:rPr>
+        <w:rFonts w:ascii="Wingdings" w:hAnsi="Wingdings" w:hint="default"/>
+        <w:sz w:val="20"/>
+      </w:rPr>
+    </w:lvl>
+    <w:lvl w:ilvl="5" w:tentative="1">
+      <w:start w:val="1"/>
+      <w:numFmt w:val="bullet"/>
+      <w:lvlText w:val=""/>
+      <w:lvlJc w:val="left"/>
+      <w:pPr>
+        <w:tabs>
+          <w:tab w:val="num" w:pos="4320"/>
+        </w:tabs>
+        <w:ind w:left="4320" w:hanging="360"/>
+      </w:pPr>
+      <w:rPr>
+        <w:rFonts w:ascii="Wingdings" w:hAnsi="Wingdings" w:hint="default"/>
+        <w:sz w:val="20"/>
+      </w:rPr>
+    </w:lvl>
+    <w:lvl w:ilvl="6" w:tentative="1">
+      <w:start w:val="1"/>
+      <w:numFmt w:val="bullet"/>
+      <w:lvlText w:val=""/>
+      <w:lvlJc w:val="left"/>
+      <w:pPr>
+        <w:tabs>
+          <w:tab w:val="num" w:pos="5040"/>
+        </w:tabs>
+        <w:ind w:left="5040" w:hanging="360"/>
+      </w:pPr>
+      <w:rPr>
+        <w:rFonts w:ascii="Wingdings" w:hAnsi="Wingdings" w:hint="default"/>
+        <w:sz w:val="20"/>
+      </w:rPr>
+    </w:lvl>
+    <w:lvl w:ilvl="7" w:tentative="1">
+      <w:start w:val="1"/>
+      <w:numFmt w:val="bullet"/>
+      <w:lvlText w:val=""/>
+      <w:lvlJc w:val="left"/>
+      <w:pPr>
+        <w:tabs>
+          <w:tab w:val="num" w:pos="5760"/>
+        </w:tabs>
+        <w:ind w:left="5760" w:hanging="360"/>
+      </w:pPr>
+      <w:rPr>
+        <w:rFonts w:ascii="Wingdings" w:hAnsi="Wingdings" w:hint="default"/>
+        <w:sz w:val="20"/>
+      </w:rPr>
+    </w:lvl>
+    <w:lvl w:ilvl="8" w:tentative="1">
+      <w:start w:val="1"/>
+      <w:numFmt w:val="bullet"/>
+      <w:lvlText w:val=""/>
+      <w:lvlJc w:val="left"/>
+      <w:pPr>
+        <w:tabs>
+          <w:tab w:val="num" w:pos="6480"/>
+        </w:tabs>
+        <w:ind w:left="6480" w:hanging="360"/>
+      </w:pPr>
+      <w:rPr>
+        <w:rFonts w:ascii="Wingdings" w:hAnsi="Wingdings" w:hint="default"/>
+        <w:sz w:val="20"/>
+      </w:rPr>
+    </w:lvl>
+  </w:abstractNum>
+  <w:abstractNum w:abstractNumId="6" w15:restartNumberingAfterBreak="0">
+    <w:nsid w:val="186D5336"/>
+    <w:multiLevelType w:val="multilevel"/>
+    <w:tmpl w:val="FAC4DF0C"/>
+    <w:lvl w:ilvl="0">
+      <w:start w:val="1"/>
+      <w:numFmt w:val="bullet"/>
+      <w:lvlText w:val=""/>
+      <w:lvlJc w:val="left"/>
+      <w:pPr>
+        <w:tabs>
+          <w:tab w:val="num" w:pos="720"/>
+        </w:tabs>
+        <w:ind w:left="720" w:hanging="360"/>
+      </w:pPr>
+      <w:rPr>
+        <w:rFonts w:ascii="Symbol" w:hAnsi="Symbol" w:hint="default"/>
+        <w:sz w:val="20"/>
+      </w:rPr>
+    </w:lvl>
+    <w:lvl w:ilvl="1" w:tentative="1">
+      <w:start w:val="1"/>
+      <w:numFmt w:val="bullet"/>
+      <w:lvlText w:val="o"/>
+      <w:lvlJc w:val="left"/>
+      <w:pPr>
+        <w:tabs>
+          <w:tab w:val="num" w:pos="1440"/>
+        </w:tabs>
+        <w:ind w:left="1440" w:hanging="360"/>
+      </w:pPr>
+      <w:rPr>
+        <w:rFonts w:ascii="Courier New" w:hAnsi="Courier New" w:hint="default"/>
+        <w:sz w:val="20"/>
+      </w:rPr>
+    </w:lvl>
+    <w:lvl w:ilvl="2" w:tentative="1">
+      <w:start w:val="1"/>
+      <w:numFmt w:val="bullet"/>
+      <w:lvlText w:val=""/>
+      <w:lvlJc w:val="left"/>
+      <w:pPr>
+        <w:tabs>
+          <w:tab w:val="num" w:pos="2160"/>
+        </w:tabs>
+        <w:ind w:left="2160" w:hanging="360"/>
+      </w:pPr>
+      <w:rPr>
+        <w:rFonts w:ascii="Wingdings" w:hAnsi="Wingdings" w:hint="default"/>
+        <w:sz w:val="20"/>
+      </w:rPr>
+    </w:lvl>
+    <w:lvl w:ilvl="3" w:tentative="1">
+      <w:start w:val="1"/>
+      <w:numFmt w:val="bullet"/>
+      <w:lvlText w:val=""/>
+      <w:lvlJc w:val="left"/>
+      <w:pPr>
+        <w:tabs>
+          <w:tab w:val="num" w:pos="2880"/>
+        </w:tabs>
+        <w:ind w:left="2880" w:hanging="360"/>
+      </w:pPr>
+      <w:rPr>
+        <w:rFonts w:ascii="Wingdings" w:hAnsi="Wingdings" w:hint="default"/>
+        <w:sz w:val="20"/>
+      </w:rPr>
+    </w:lvl>
+    <w:lvl w:ilvl="4" w:tentative="1">
+      <w:start w:val="1"/>
+      <w:numFmt w:val="bullet"/>
+      <w:lvlText w:val=""/>
+      <w:lvlJc w:val="left"/>
+      <w:pPr>
+        <w:tabs>
+          <w:tab w:val="num" w:pos="3600"/>
+        </w:tabs>
+        <w:ind w:left="3600" w:hanging="360"/>
+      </w:pPr>
+      <w:rPr>
+        <w:rFonts w:ascii="Wingdings" w:hAnsi="Wingdings" w:hint="default"/>
+        <w:sz w:val="20"/>
+      </w:rPr>
+    </w:lvl>
+    <w:lvl w:ilvl="5" w:tentative="1">
+      <w:start w:val="1"/>
+      <w:numFmt w:val="bullet"/>
+      <w:lvlText w:val=""/>
+      <w:lvlJc w:val="left"/>
+      <w:pPr>
+        <w:tabs>
+          <w:tab w:val="num" w:pos="4320"/>
+        </w:tabs>
+        <w:ind w:left="4320" w:hanging="360"/>
+      </w:pPr>
+      <w:rPr>
+        <w:rFonts w:ascii="Wingdings" w:hAnsi="Wingdings" w:hint="default"/>
+        <w:sz w:val="20"/>
+      </w:rPr>
+    </w:lvl>
+    <w:lvl w:ilvl="6" w:tentative="1">
+      <w:start w:val="1"/>
+      <w:numFmt w:val="bullet"/>
+      <w:lvlText w:val=""/>
+      <w:lvlJc w:val="left"/>
+      <w:pPr>
+        <w:tabs>
+          <w:tab w:val="num" w:pos="5040"/>
+        </w:tabs>
+        <w:ind w:left="5040" w:hanging="360"/>
+      </w:pPr>
+      <w:rPr>
+        <w:rFonts w:ascii="Wingdings" w:hAnsi="Wingdings" w:hint="default"/>
+        <w:sz w:val="20"/>
+      </w:rPr>
+    </w:lvl>
+    <w:lvl w:ilvl="7" w:tentative="1">
+      <w:start w:val="1"/>
+      <w:numFmt w:val="bullet"/>
+      <w:lvlText w:val=""/>
+      <w:lvlJc w:val="left"/>
+      <w:pPr>
+        <w:tabs>
+          <w:tab w:val="num" w:pos="5760"/>
+        </w:tabs>
+        <w:ind w:left="5760" w:hanging="360"/>
+      </w:pPr>
+      <w:rPr>
+        <w:rFonts w:ascii="Wingdings" w:hAnsi="Wingdings" w:hint="default"/>
+        <w:sz w:val="20"/>
+      </w:rPr>
+    </w:lvl>
+    <w:lvl w:ilvl="8" w:tentative="1">
+      <w:start w:val="1"/>
+      <w:numFmt w:val="bullet"/>
+      <w:lvlText w:val=""/>
+      <w:lvlJc w:val="left"/>
+      <w:pPr>
+        <w:tabs>
+          <w:tab w:val="num" w:pos="6480"/>
+        </w:tabs>
+        <w:ind w:left="6480" w:hanging="360"/>
+      </w:pPr>
+      <w:rPr>
+        <w:rFonts w:ascii="Wingdings" w:hAnsi="Wingdings" w:hint="default"/>
+        <w:sz w:val="20"/>
+      </w:rPr>
+    </w:lvl>
+  </w:abstractNum>
+  <w:abstractNum w:abstractNumId="7" w15:restartNumberingAfterBreak="0">
+    <w:nsid w:val="19520C7A"/>
+    <w:multiLevelType w:val="multilevel"/>
+    <w:tmpl w:val="8B34F1D2"/>
+    <w:lvl w:ilvl="0">
+      <w:start w:val="1"/>
+      <w:numFmt w:val="bullet"/>
+      <w:lvlText w:val=""/>
+      <w:lvlJc w:val="left"/>
+      <w:pPr>
+        <w:tabs>
+          <w:tab w:val="num" w:pos="720"/>
+        </w:tabs>
+        <w:ind w:left="720" w:hanging="360"/>
+      </w:pPr>
+      <w:rPr>
+        <w:rFonts w:ascii="Symbol" w:hAnsi="Symbol" w:hint="default"/>
+        <w:sz w:val="20"/>
+      </w:rPr>
+    </w:lvl>
+    <w:lvl w:ilvl="1" w:tentative="1">
+      <w:start w:val="1"/>
+      <w:numFmt w:val="bullet"/>
+      <w:lvlText w:val="o"/>
+      <w:lvlJc w:val="left"/>
+      <w:pPr>
+        <w:tabs>
+          <w:tab w:val="num" w:pos="1440"/>
+        </w:tabs>
+        <w:ind w:left="1440" w:hanging="360"/>
+      </w:pPr>
+      <w:rPr>
+        <w:rFonts w:ascii="Courier New" w:hAnsi="Courier New" w:hint="default"/>
+        <w:sz w:val="20"/>
+      </w:rPr>
+    </w:lvl>
+    <w:lvl w:ilvl="2" w:tentative="1">
+      <w:start w:val="1"/>
+      <w:numFmt w:val="bullet"/>
+      <w:lvlText w:val=""/>
+      <w:lvlJc w:val="left"/>
+      <w:pPr>
+        <w:tabs>
+          <w:tab w:val="num" w:pos="2160"/>
+        </w:tabs>
+        <w:ind w:left="2160" w:hanging="360"/>
+      </w:pPr>
+      <w:rPr>
+        <w:rFonts w:ascii="Wingdings" w:hAnsi="Wingdings" w:hint="default"/>
+        <w:sz w:val="20"/>
+      </w:rPr>
+    </w:lvl>
+    <w:lvl w:ilvl="3" w:tentative="1">
+      <w:start w:val="1"/>
+      <w:numFmt w:val="bullet"/>
+      <w:lvlText w:val=""/>
+      <w:lvlJc w:val="left"/>
+      <w:pPr>
+        <w:tabs>
+          <w:tab w:val="num" w:pos="2880"/>
+        </w:tabs>
+        <w:ind w:left="2880" w:hanging="360"/>
+      </w:pPr>
+      <w:rPr>
+        <w:rFonts w:ascii="Wingdings" w:hAnsi="Wingdings" w:hint="default"/>
+        <w:sz w:val="20"/>
+      </w:rPr>
+    </w:lvl>
+    <w:lvl w:ilvl="4" w:tentative="1">
+      <w:start w:val="1"/>
+      <w:numFmt w:val="bullet"/>
+      <w:lvlText w:val=""/>
+      <w:lvlJc w:val="left"/>
+      <w:pPr>
+        <w:tabs>
+          <w:tab w:val="num" w:pos="3600"/>
+        </w:tabs>
+        <w:ind w:left="3600" w:hanging="360"/>
+      </w:pPr>
+      <w:rPr>
+        <w:rFonts w:ascii="Wingdings" w:hAnsi="Wingdings" w:hint="default"/>
+        <w:sz w:val="20"/>
+      </w:rPr>
+    </w:lvl>
+    <w:lvl w:ilvl="5" w:tentative="1">
+      <w:start w:val="1"/>
+      <w:numFmt w:val="bullet"/>
+      <w:lvlText w:val=""/>
+      <w:lvlJc w:val="left"/>
+      <w:pPr>
+        <w:tabs>
+          <w:tab w:val="num" w:pos="4320"/>
+        </w:tabs>
+        <w:ind w:left="4320" w:hanging="360"/>
+      </w:pPr>
+      <w:rPr>
+        <w:rFonts w:ascii="Wingdings" w:hAnsi="Wingdings" w:hint="default"/>
+        <w:sz w:val="20"/>
+      </w:rPr>
+    </w:lvl>
+    <w:lvl w:ilvl="6" w:tentative="1">
+      <w:start w:val="1"/>
+      <w:numFmt w:val="bullet"/>
+      <w:lvlText w:val=""/>
+      <w:lvlJc w:val="left"/>
+      <w:pPr>
+        <w:tabs>
+          <w:tab w:val="num" w:pos="5040"/>
+        </w:tabs>
+        <w:ind w:left="5040" w:hanging="360"/>
+      </w:pPr>
+      <w:rPr>
+        <w:rFonts w:ascii="Wingdings" w:hAnsi="Wingdings" w:hint="default"/>
+        <w:sz w:val="20"/>
+      </w:rPr>
+    </w:lvl>
+    <w:lvl w:ilvl="7" w:tentative="1">
+      <w:start w:val="1"/>
+      <w:numFmt w:val="bullet"/>
+      <w:lvlText w:val=""/>
+      <w:lvlJc w:val="left"/>
+      <w:pPr>
+        <w:tabs>
+          <w:tab w:val="num" w:pos="5760"/>
+        </w:tabs>
+        <w:ind w:left="5760" w:hanging="360"/>
+      </w:pPr>
+      <w:rPr>
+        <w:rFonts w:ascii="Wingdings" w:hAnsi="Wingdings" w:hint="default"/>
+        <w:sz w:val="20"/>
+      </w:rPr>
+    </w:lvl>
+    <w:lvl w:ilvl="8" w:tentative="1">
+      <w:start w:val="1"/>
+      <w:numFmt w:val="bullet"/>
+      <w:lvlText w:val=""/>
+      <w:lvlJc w:val="left"/>
+      <w:pPr>
+        <w:tabs>
+          <w:tab w:val="num" w:pos="6480"/>
+        </w:tabs>
+        <w:ind w:left="6480" w:hanging="360"/>
+      </w:pPr>
+      <w:rPr>
+        <w:rFonts w:ascii="Wingdings" w:hAnsi="Wingdings" w:hint="default"/>
+        <w:sz w:val="20"/>
+      </w:rPr>
+    </w:lvl>
+  </w:abstractNum>
+  <w:abstractNum w:abstractNumId="8" w15:restartNumberingAfterBreak="0">
     <w:nsid w:val="19D2539E"/>
     <w:multiLevelType w:val="hybridMultilevel"/>
     <w:tmpl w:val="19AC4A3E"/>
@@ -1449,7 +2414,7 @@
       </w:rPr>
     </w:lvl>
   </w:abstractNum>
-  <w:abstractNum w:abstractNumId="3" w15:restartNumberingAfterBreak="0">
+  <w:abstractNum w:abstractNumId="9" w15:restartNumberingAfterBreak="0">
     <w:nsid w:val="1EF67E67"/>
     <w:multiLevelType w:val="hybridMultilevel"/>
     <w:tmpl w:val="2B444CE0"/>
@@ -1562,7 +2527,7 @@
       </w:rPr>
     </w:lvl>
   </w:abstractNum>
-  <w:abstractNum w:abstractNumId="4" w15:restartNumberingAfterBreak="0">
+  <w:abstractNum w:abstractNumId="10" w15:restartNumberingAfterBreak="0">
     <w:nsid w:val="2077390B"/>
     <w:multiLevelType w:val="hybridMultilevel"/>
     <w:tmpl w:val="B01A7F80"/>
@@ -1675,7 +2640,156 @@
       </w:rPr>
     </w:lvl>
   </w:abstractNum>
-  <w:abstractNum w:abstractNumId="5" w15:restartNumberingAfterBreak="0">
+  <w:abstractNum w:abstractNumId="11" w15:restartNumberingAfterBreak="0">
+    <w:nsid w:val="22AD010D"/>
+    <w:multiLevelType w:val="multilevel"/>
+    <w:tmpl w:val="06A8A020"/>
+    <w:lvl w:ilvl="0">
+      <w:start w:val="1"/>
+      <w:numFmt w:val="bullet"/>
+      <w:lvlText w:val=""/>
+      <w:lvlJc w:val="left"/>
+      <w:pPr>
+        <w:tabs>
+          <w:tab w:val="num" w:pos="720"/>
+        </w:tabs>
+        <w:ind w:left="720" w:hanging="360"/>
+      </w:pPr>
+      <w:rPr>
+        <w:rFonts w:ascii="Symbol" w:hAnsi="Symbol" w:hint="default"/>
+        <w:sz w:val="20"/>
+      </w:rPr>
+    </w:lvl>
+    <w:lvl w:ilvl="1" w:tentative="1">
+      <w:start w:val="1"/>
+      <w:numFmt w:val="bullet"/>
+      <w:lvlText w:val="o"/>
+      <w:lvlJc w:val="left"/>
+      <w:pPr>
+        <w:tabs>
+          <w:tab w:val="num" w:pos="1440"/>
+        </w:tabs>
+        <w:ind w:left="1440" w:hanging="360"/>
+      </w:pPr>
+      <w:rPr>
+        <w:rFonts w:ascii="Courier New" w:hAnsi="Courier New" w:hint="default"/>
+        <w:sz w:val="20"/>
+      </w:rPr>
+    </w:lvl>
+    <w:lvl w:ilvl="2" w:tentative="1">
+      <w:start w:val="1"/>
+      <w:numFmt w:val="bullet"/>
+      <w:lvlText w:val=""/>
+      <w:lvlJc w:val="left"/>
+      <w:pPr>
+        <w:tabs>
+          <w:tab w:val="num" w:pos="2160"/>
+        </w:tabs>
+        <w:ind w:left="2160" w:hanging="360"/>
+      </w:pPr>
+      <w:rPr>
+        <w:rFonts w:ascii="Wingdings" w:hAnsi="Wingdings" w:hint="default"/>
+        <w:sz w:val="20"/>
+      </w:rPr>
+    </w:lvl>
+    <w:lvl w:ilvl="3" w:tentative="1">
+      <w:start w:val="1"/>
+      <w:numFmt w:val="bullet"/>
+      <w:lvlText w:val=""/>
+      <w:lvlJc w:val="left"/>
+      <w:pPr>
+        <w:tabs>
+          <w:tab w:val="num" w:pos="2880"/>
+        </w:tabs>
+        <w:ind w:left="2880" w:hanging="360"/>
+      </w:pPr>
+      <w:rPr>
+        <w:rFonts w:ascii="Wingdings" w:hAnsi="Wingdings" w:hint="default"/>
+        <w:sz w:val="20"/>
+      </w:rPr>
+    </w:lvl>
+    <w:lvl w:ilvl="4" w:tentative="1">
+      <w:start w:val="1"/>
+      <w:numFmt w:val="bullet"/>
+      <w:lvlText w:val=""/>
+      <w:lvlJc w:val="left"/>
+      <w:pPr>
+        <w:tabs>
+          <w:tab w:val="num" w:pos="3600"/>
+        </w:tabs>
+        <w:ind w:left="3600" w:hanging="360"/>
+      </w:pPr>
+      <w:rPr>
+        <w:rFonts w:ascii="Wingdings" w:hAnsi="Wingdings" w:hint="default"/>
+        <w:sz w:val="20"/>
+      </w:rPr>
+    </w:lvl>
+    <w:lvl w:ilvl="5" w:tentative="1">
+      <w:start w:val="1"/>
+      <w:numFmt w:val="bullet"/>
+      <w:lvlText w:val=""/>
+      <w:lvlJc w:val="left"/>
+      <w:pPr>
+        <w:tabs>
+          <w:tab w:val="num" w:pos="4320"/>
+        </w:tabs>
+        <w:ind w:left="4320" w:hanging="360"/>
+      </w:pPr>
+      <w:rPr>
+        <w:rFonts w:ascii="Wingdings" w:hAnsi="Wingdings" w:hint="default"/>
+        <w:sz w:val="20"/>
+      </w:rPr>
+    </w:lvl>
+    <w:lvl w:ilvl="6" w:tentative="1">
+      <w:start w:val="1"/>
+      <w:numFmt w:val="bullet"/>
+      <w:lvlText w:val=""/>
+      <w:lvlJc w:val="left"/>
+      <w:pPr>
+        <w:tabs>
+          <w:tab w:val="num" w:pos="5040"/>
+        </w:tabs>
+        <w:ind w:left="5040" w:hanging="360"/>
+      </w:pPr>
+      <w:rPr>
+        <w:rFonts w:ascii="Wingdings" w:hAnsi="Wingdings" w:hint="default"/>
+        <w:sz w:val="20"/>
+      </w:rPr>
+    </w:lvl>
+    <w:lvl w:ilvl="7" w:tentative="1">
+      <w:start w:val="1"/>
+      <w:numFmt w:val="bullet"/>
+      <w:lvlText w:val=""/>
+      <w:lvlJc w:val="left"/>
+      <w:pPr>
+        <w:tabs>
+          <w:tab w:val="num" w:pos="5760"/>
+        </w:tabs>
+        <w:ind w:left="5760" w:hanging="360"/>
+      </w:pPr>
+      <w:rPr>
+        <w:rFonts w:ascii="Wingdings" w:hAnsi="Wingdings" w:hint="default"/>
+        <w:sz w:val="20"/>
+      </w:rPr>
+    </w:lvl>
+    <w:lvl w:ilvl="8" w:tentative="1">
+      <w:start w:val="1"/>
+      <w:numFmt w:val="bullet"/>
+      <w:lvlText w:val=""/>
+      <w:lvlJc w:val="left"/>
+      <w:pPr>
+        <w:tabs>
+          <w:tab w:val="num" w:pos="6480"/>
+        </w:tabs>
+        <w:ind w:left="6480" w:hanging="360"/>
+      </w:pPr>
+      <w:rPr>
+        <w:rFonts w:ascii="Wingdings" w:hAnsi="Wingdings" w:hint="default"/>
+        <w:sz w:val="20"/>
+      </w:rPr>
+    </w:lvl>
+  </w:abstractNum>
+  <w:abstractNum w:abstractNumId="12" w15:restartNumberingAfterBreak="0">
     <w:nsid w:val="234242B8"/>
     <w:multiLevelType w:val="hybridMultilevel"/>
     <w:tmpl w:val="96D6262E"/>
@@ -1788,7 +2902,305 @@
       </w:rPr>
     </w:lvl>
   </w:abstractNum>
-  <w:abstractNum w:abstractNumId="6" w15:restartNumberingAfterBreak="0">
+  <w:abstractNum w:abstractNumId="13" w15:restartNumberingAfterBreak="0">
+    <w:nsid w:val="24D65D4F"/>
+    <w:multiLevelType w:val="multilevel"/>
+    <w:tmpl w:val="B0449BDA"/>
+    <w:lvl w:ilvl="0">
+      <w:start w:val="1"/>
+      <w:numFmt w:val="bullet"/>
+      <w:lvlText w:val=""/>
+      <w:lvlJc w:val="left"/>
+      <w:pPr>
+        <w:tabs>
+          <w:tab w:val="num" w:pos="720"/>
+        </w:tabs>
+        <w:ind w:left="720" w:hanging="360"/>
+      </w:pPr>
+      <w:rPr>
+        <w:rFonts w:ascii="Symbol" w:hAnsi="Symbol" w:hint="default"/>
+        <w:sz w:val="20"/>
+      </w:rPr>
+    </w:lvl>
+    <w:lvl w:ilvl="1" w:tentative="1">
+      <w:start w:val="1"/>
+      <w:numFmt w:val="bullet"/>
+      <w:lvlText w:val="o"/>
+      <w:lvlJc w:val="left"/>
+      <w:pPr>
+        <w:tabs>
+          <w:tab w:val="num" w:pos="1440"/>
+        </w:tabs>
+        <w:ind w:left="1440" w:hanging="360"/>
+      </w:pPr>
+      <w:rPr>
+        <w:rFonts w:ascii="Courier New" w:hAnsi="Courier New" w:hint="default"/>
+        <w:sz w:val="20"/>
+      </w:rPr>
+    </w:lvl>
+    <w:lvl w:ilvl="2" w:tentative="1">
+      <w:start w:val="1"/>
+      <w:numFmt w:val="bullet"/>
+      <w:lvlText w:val=""/>
+      <w:lvlJc w:val="left"/>
+      <w:pPr>
+        <w:tabs>
+          <w:tab w:val="num" w:pos="2160"/>
+        </w:tabs>
+        <w:ind w:left="2160" w:hanging="360"/>
+      </w:pPr>
+      <w:rPr>
+        <w:rFonts w:ascii="Wingdings" w:hAnsi="Wingdings" w:hint="default"/>
+        <w:sz w:val="20"/>
+      </w:rPr>
+    </w:lvl>
+    <w:lvl w:ilvl="3" w:tentative="1">
+      <w:start w:val="1"/>
+      <w:numFmt w:val="bullet"/>
+      <w:lvlText w:val=""/>
+      <w:lvlJc w:val="left"/>
+      <w:pPr>
+        <w:tabs>
+          <w:tab w:val="num" w:pos="2880"/>
+        </w:tabs>
+        <w:ind w:left="2880" w:hanging="360"/>
+      </w:pPr>
+      <w:rPr>
+        <w:rFonts w:ascii="Wingdings" w:hAnsi="Wingdings" w:hint="default"/>
+        <w:sz w:val="20"/>
+      </w:rPr>
+    </w:lvl>
+    <w:lvl w:ilvl="4" w:tentative="1">
+      <w:start w:val="1"/>
+      <w:numFmt w:val="bullet"/>
+      <w:lvlText w:val=""/>
+      <w:lvlJc w:val="left"/>
+      <w:pPr>
+        <w:tabs>
+          <w:tab w:val="num" w:pos="3600"/>
+        </w:tabs>
+        <w:ind w:left="3600" w:hanging="360"/>
+      </w:pPr>
+      <w:rPr>
+        <w:rFonts w:ascii="Wingdings" w:hAnsi="Wingdings" w:hint="default"/>
+        <w:sz w:val="20"/>
+      </w:rPr>
+    </w:lvl>
+    <w:lvl w:ilvl="5" w:tentative="1">
+      <w:start w:val="1"/>
+      <w:numFmt w:val="bullet"/>
+      <w:lvlText w:val=""/>
+      <w:lvlJc w:val="left"/>
+      <w:pPr>
+        <w:tabs>
+          <w:tab w:val="num" w:pos="4320"/>
+        </w:tabs>
+        <w:ind w:left="4320" w:hanging="360"/>
+      </w:pPr>
+      <w:rPr>
+        <w:rFonts w:ascii="Wingdings" w:hAnsi="Wingdings" w:hint="default"/>
+        <w:sz w:val="20"/>
+      </w:rPr>
+    </w:lvl>
+    <w:lvl w:ilvl="6" w:tentative="1">
+      <w:start w:val="1"/>
+      <w:numFmt w:val="bullet"/>
+      <w:lvlText w:val=""/>
+      <w:lvlJc w:val="left"/>
+      <w:pPr>
+        <w:tabs>
+          <w:tab w:val="num" w:pos="5040"/>
+        </w:tabs>
+        <w:ind w:left="5040" w:hanging="360"/>
+      </w:pPr>
+      <w:rPr>
+        <w:rFonts w:ascii="Wingdings" w:hAnsi="Wingdings" w:hint="default"/>
+        <w:sz w:val="20"/>
+      </w:rPr>
+    </w:lvl>
+    <w:lvl w:ilvl="7" w:tentative="1">
+      <w:start w:val="1"/>
+      <w:numFmt w:val="bullet"/>
+      <w:lvlText w:val=""/>
+      <w:lvlJc w:val="left"/>
+      <w:pPr>
+        <w:tabs>
+          <w:tab w:val="num" w:pos="5760"/>
+        </w:tabs>
+        <w:ind w:left="5760" w:hanging="360"/>
+      </w:pPr>
+      <w:rPr>
+        <w:rFonts w:ascii="Wingdings" w:hAnsi="Wingdings" w:hint="default"/>
+        <w:sz w:val="20"/>
+      </w:rPr>
+    </w:lvl>
+    <w:lvl w:ilvl="8" w:tentative="1">
+      <w:start w:val="1"/>
+      <w:numFmt w:val="bullet"/>
+      <w:lvlText w:val=""/>
+      <w:lvlJc w:val="left"/>
+      <w:pPr>
+        <w:tabs>
+          <w:tab w:val="num" w:pos="6480"/>
+        </w:tabs>
+        <w:ind w:left="6480" w:hanging="360"/>
+      </w:pPr>
+      <w:rPr>
+        <w:rFonts w:ascii="Wingdings" w:hAnsi="Wingdings" w:hint="default"/>
+        <w:sz w:val="20"/>
+      </w:rPr>
+    </w:lvl>
+  </w:abstractNum>
+  <w:abstractNum w:abstractNumId="14" w15:restartNumberingAfterBreak="0">
+    <w:nsid w:val="2C0C0D47"/>
+    <w:multiLevelType w:val="multilevel"/>
+    <w:tmpl w:val="3E827A36"/>
+    <w:lvl w:ilvl="0">
+      <w:start w:val="1"/>
+      <w:numFmt w:val="bullet"/>
+      <w:lvlText w:val=""/>
+      <w:lvlJc w:val="left"/>
+      <w:pPr>
+        <w:tabs>
+          <w:tab w:val="num" w:pos="720"/>
+        </w:tabs>
+        <w:ind w:left="720" w:hanging="360"/>
+      </w:pPr>
+      <w:rPr>
+        <w:rFonts w:ascii="Symbol" w:hAnsi="Symbol" w:hint="default"/>
+        <w:sz w:val="20"/>
+      </w:rPr>
+    </w:lvl>
+    <w:lvl w:ilvl="1" w:tentative="1">
+      <w:start w:val="1"/>
+      <w:numFmt w:val="bullet"/>
+      <w:lvlText w:val="o"/>
+      <w:lvlJc w:val="left"/>
+      <w:pPr>
+        <w:tabs>
+          <w:tab w:val="num" w:pos="1440"/>
+        </w:tabs>
+        <w:ind w:left="1440" w:hanging="360"/>
+      </w:pPr>
+      <w:rPr>
+        <w:rFonts w:ascii="Courier New" w:hAnsi="Courier New" w:hint="default"/>
+        <w:sz w:val="20"/>
+      </w:rPr>
+    </w:lvl>
+    <w:lvl w:ilvl="2" w:tentative="1">
+      <w:start w:val="1"/>
+      <w:numFmt w:val="bullet"/>
+      <w:lvlText w:val=""/>
+      <w:lvlJc w:val="left"/>
+      <w:pPr>
+        <w:tabs>
+          <w:tab w:val="num" w:pos="2160"/>
+        </w:tabs>
+        <w:ind w:left="2160" w:hanging="360"/>
+      </w:pPr>
+      <w:rPr>
+        <w:rFonts w:ascii="Wingdings" w:hAnsi="Wingdings" w:hint="default"/>
+        <w:sz w:val="20"/>
+      </w:rPr>
+    </w:lvl>
+    <w:lvl w:ilvl="3" w:tentative="1">
+      <w:start w:val="1"/>
+      <w:numFmt w:val="bullet"/>
+      <w:lvlText w:val=""/>
+      <w:lvlJc w:val="left"/>
+      <w:pPr>
+        <w:tabs>
+          <w:tab w:val="num" w:pos="2880"/>
+        </w:tabs>
+        <w:ind w:left="2880" w:hanging="360"/>
+      </w:pPr>
+      <w:rPr>
+        <w:rFonts w:ascii="Wingdings" w:hAnsi="Wingdings" w:hint="default"/>
+        <w:sz w:val="20"/>
+      </w:rPr>
+    </w:lvl>
+    <w:lvl w:ilvl="4" w:tentative="1">
+      <w:start w:val="1"/>
+      <w:numFmt w:val="bullet"/>
+      <w:lvlText w:val=""/>
+      <w:lvlJc w:val="left"/>
+      <w:pPr>
+        <w:tabs>
+          <w:tab w:val="num" w:pos="3600"/>
+        </w:tabs>
+        <w:ind w:left="3600" w:hanging="360"/>
+      </w:pPr>
+      <w:rPr>
+        <w:rFonts w:ascii="Wingdings" w:hAnsi="Wingdings" w:hint="default"/>
+        <w:sz w:val="20"/>
+      </w:rPr>
+    </w:lvl>
+    <w:lvl w:ilvl="5" w:tentative="1">
+      <w:start w:val="1"/>
+      <w:numFmt w:val="bullet"/>
+      <w:lvlText w:val=""/>
+      <w:lvlJc w:val="left"/>
+      <w:pPr>
+        <w:tabs>
+          <w:tab w:val="num" w:pos="4320"/>
+        </w:tabs>
+        <w:ind w:left="4320" w:hanging="360"/>
+      </w:pPr>
+      <w:rPr>
+        <w:rFonts w:ascii="Wingdings" w:hAnsi="Wingdings" w:hint="default"/>
+        <w:sz w:val="20"/>
+      </w:rPr>
+    </w:lvl>
+    <w:lvl w:ilvl="6" w:tentative="1">
+      <w:start w:val="1"/>
+      <w:numFmt w:val="bullet"/>
+      <w:lvlText w:val=""/>
+      <w:lvlJc w:val="left"/>
+      <w:pPr>
+        <w:tabs>
+          <w:tab w:val="num" w:pos="5040"/>
+        </w:tabs>
+        <w:ind w:left="5040" w:hanging="360"/>
+      </w:pPr>
+      <w:rPr>
+        <w:rFonts w:ascii="Wingdings" w:hAnsi="Wingdings" w:hint="default"/>
+        <w:sz w:val="20"/>
+      </w:rPr>
+    </w:lvl>
+    <w:lvl w:ilvl="7" w:tentative="1">
+      <w:start w:val="1"/>
+      <w:numFmt w:val="bullet"/>
+      <w:lvlText w:val=""/>
+      <w:lvlJc w:val="left"/>
+      <w:pPr>
+        <w:tabs>
+          <w:tab w:val="num" w:pos="5760"/>
+        </w:tabs>
+        <w:ind w:left="5760" w:hanging="360"/>
+      </w:pPr>
+      <w:rPr>
+        <w:rFonts w:ascii="Wingdings" w:hAnsi="Wingdings" w:hint="default"/>
+        <w:sz w:val="20"/>
+      </w:rPr>
+    </w:lvl>
+    <w:lvl w:ilvl="8" w:tentative="1">
+      <w:start w:val="1"/>
+      <w:numFmt w:val="bullet"/>
+      <w:lvlText w:val=""/>
+      <w:lvlJc w:val="left"/>
+      <w:pPr>
+        <w:tabs>
+          <w:tab w:val="num" w:pos="6480"/>
+        </w:tabs>
+        <w:ind w:left="6480" w:hanging="360"/>
+      </w:pPr>
+      <w:rPr>
+        <w:rFonts w:ascii="Wingdings" w:hAnsi="Wingdings" w:hint="default"/>
+        <w:sz w:val="20"/>
+      </w:rPr>
+    </w:lvl>
+  </w:abstractNum>
+  <w:abstractNum w:abstractNumId="15" w15:restartNumberingAfterBreak="0">
     <w:nsid w:val="2C480260"/>
     <w:multiLevelType w:val="hybridMultilevel"/>
     <w:tmpl w:val="97760696"/>
@@ -1901,7 +3313,603 @@
       </w:rPr>
     </w:lvl>
   </w:abstractNum>
-  <w:abstractNum w:abstractNumId="7" w15:restartNumberingAfterBreak="0">
+  <w:abstractNum w:abstractNumId="16" w15:restartNumberingAfterBreak="0">
+    <w:nsid w:val="317D3CCB"/>
+    <w:multiLevelType w:val="multilevel"/>
+    <w:tmpl w:val="E6A61CD4"/>
+    <w:lvl w:ilvl="0">
+      <w:start w:val="1"/>
+      <w:numFmt w:val="bullet"/>
+      <w:lvlText w:val=""/>
+      <w:lvlJc w:val="left"/>
+      <w:pPr>
+        <w:tabs>
+          <w:tab w:val="num" w:pos="720"/>
+        </w:tabs>
+        <w:ind w:left="720" w:hanging="360"/>
+      </w:pPr>
+      <w:rPr>
+        <w:rFonts w:ascii="Symbol" w:hAnsi="Symbol" w:hint="default"/>
+        <w:sz w:val="20"/>
+      </w:rPr>
+    </w:lvl>
+    <w:lvl w:ilvl="1" w:tentative="1">
+      <w:start w:val="1"/>
+      <w:numFmt w:val="bullet"/>
+      <w:lvlText w:val="o"/>
+      <w:lvlJc w:val="left"/>
+      <w:pPr>
+        <w:tabs>
+          <w:tab w:val="num" w:pos="1440"/>
+        </w:tabs>
+        <w:ind w:left="1440" w:hanging="360"/>
+      </w:pPr>
+      <w:rPr>
+        <w:rFonts w:ascii="Courier New" w:hAnsi="Courier New" w:hint="default"/>
+        <w:sz w:val="20"/>
+      </w:rPr>
+    </w:lvl>
+    <w:lvl w:ilvl="2" w:tentative="1">
+      <w:start w:val="1"/>
+      <w:numFmt w:val="bullet"/>
+      <w:lvlText w:val=""/>
+      <w:lvlJc w:val="left"/>
+      <w:pPr>
+        <w:tabs>
+          <w:tab w:val="num" w:pos="2160"/>
+        </w:tabs>
+        <w:ind w:left="2160" w:hanging="360"/>
+      </w:pPr>
+      <w:rPr>
+        <w:rFonts w:ascii="Wingdings" w:hAnsi="Wingdings" w:hint="default"/>
+        <w:sz w:val="20"/>
+      </w:rPr>
+    </w:lvl>
+    <w:lvl w:ilvl="3" w:tentative="1">
+      <w:start w:val="1"/>
+      <w:numFmt w:val="bullet"/>
+      <w:lvlText w:val=""/>
+      <w:lvlJc w:val="left"/>
+      <w:pPr>
+        <w:tabs>
+          <w:tab w:val="num" w:pos="2880"/>
+        </w:tabs>
+        <w:ind w:left="2880" w:hanging="360"/>
+      </w:pPr>
+      <w:rPr>
+        <w:rFonts w:ascii="Wingdings" w:hAnsi="Wingdings" w:hint="default"/>
+        <w:sz w:val="20"/>
+      </w:rPr>
+    </w:lvl>
+    <w:lvl w:ilvl="4" w:tentative="1">
+      <w:start w:val="1"/>
+      <w:numFmt w:val="bullet"/>
+      <w:lvlText w:val=""/>
+      <w:lvlJc w:val="left"/>
+      <w:pPr>
+        <w:tabs>
+          <w:tab w:val="num" w:pos="3600"/>
+        </w:tabs>
+        <w:ind w:left="3600" w:hanging="360"/>
+      </w:pPr>
+      <w:rPr>
+        <w:rFonts w:ascii="Wingdings" w:hAnsi="Wingdings" w:hint="default"/>
+        <w:sz w:val="20"/>
+      </w:rPr>
+    </w:lvl>
+    <w:lvl w:ilvl="5" w:tentative="1">
+      <w:start w:val="1"/>
+      <w:numFmt w:val="bullet"/>
+      <w:lvlText w:val=""/>
+      <w:lvlJc w:val="left"/>
+      <w:pPr>
+        <w:tabs>
+          <w:tab w:val="num" w:pos="4320"/>
+        </w:tabs>
+        <w:ind w:left="4320" w:hanging="360"/>
+      </w:pPr>
+      <w:rPr>
+        <w:rFonts w:ascii="Wingdings" w:hAnsi="Wingdings" w:hint="default"/>
+        <w:sz w:val="20"/>
+      </w:rPr>
+    </w:lvl>
+    <w:lvl w:ilvl="6" w:tentative="1">
+      <w:start w:val="1"/>
+      <w:numFmt w:val="bullet"/>
+      <w:lvlText w:val=""/>
+      <w:lvlJc w:val="left"/>
+      <w:pPr>
+        <w:tabs>
+          <w:tab w:val="num" w:pos="5040"/>
+        </w:tabs>
+        <w:ind w:left="5040" w:hanging="360"/>
+      </w:pPr>
+      <w:rPr>
+        <w:rFonts w:ascii="Wingdings" w:hAnsi="Wingdings" w:hint="default"/>
+        <w:sz w:val="20"/>
+      </w:rPr>
+    </w:lvl>
+    <w:lvl w:ilvl="7" w:tentative="1">
+      <w:start w:val="1"/>
+      <w:numFmt w:val="bullet"/>
+      <w:lvlText w:val=""/>
+      <w:lvlJc w:val="left"/>
+      <w:pPr>
+        <w:tabs>
+          <w:tab w:val="num" w:pos="5760"/>
+        </w:tabs>
+        <w:ind w:left="5760" w:hanging="360"/>
+      </w:pPr>
+      <w:rPr>
+        <w:rFonts w:ascii="Wingdings" w:hAnsi="Wingdings" w:hint="default"/>
+        <w:sz w:val="20"/>
+      </w:rPr>
+    </w:lvl>
+    <w:lvl w:ilvl="8" w:tentative="1">
+      <w:start w:val="1"/>
+      <w:numFmt w:val="bullet"/>
+      <w:lvlText w:val=""/>
+      <w:lvlJc w:val="left"/>
+      <w:pPr>
+        <w:tabs>
+          <w:tab w:val="num" w:pos="6480"/>
+        </w:tabs>
+        <w:ind w:left="6480" w:hanging="360"/>
+      </w:pPr>
+      <w:rPr>
+        <w:rFonts w:ascii="Wingdings" w:hAnsi="Wingdings" w:hint="default"/>
+        <w:sz w:val="20"/>
+      </w:rPr>
+    </w:lvl>
+  </w:abstractNum>
+  <w:abstractNum w:abstractNumId="17" w15:restartNumberingAfterBreak="0">
+    <w:nsid w:val="336A2924"/>
+    <w:multiLevelType w:val="multilevel"/>
+    <w:tmpl w:val="1B60A890"/>
+    <w:lvl w:ilvl="0">
+      <w:start w:val="1"/>
+      <w:numFmt w:val="bullet"/>
+      <w:lvlText w:val=""/>
+      <w:lvlJc w:val="left"/>
+      <w:pPr>
+        <w:tabs>
+          <w:tab w:val="num" w:pos="720"/>
+        </w:tabs>
+        <w:ind w:left="720" w:hanging="360"/>
+      </w:pPr>
+      <w:rPr>
+        <w:rFonts w:ascii="Symbol" w:hAnsi="Symbol" w:hint="default"/>
+        <w:sz w:val="20"/>
+      </w:rPr>
+    </w:lvl>
+    <w:lvl w:ilvl="1" w:tentative="1">
+      <w:start w:val="1"/>
+      <w:numFmt w:val="bullet"/>
+      <w:lvlText w:val="o"/>
+      <w:lvlJc w:val="left"/>
+      <w:pPr>
+        <w:tabs>
+          <w:tab w:val="num" w:pos="1440"/>
+        </w:tabs>
+        <w:ind w:left="1440" w:hanging="360"/>
+      </w:pPr>
+      <w:rPr>
+        <w:rFonts w:ascii="Courier New" w:hAnsi="Courier New" w:hint="default"/>
+        <w:sz w:val="20"/>
+      </w:rPr>
+    </w:lvl>
+    <w:lvl w:ilvl="2" w:tentative="1">
+      <w:start w:val="1"/>
+      <w:numFmt w:val="bullet"/>
+      <w:lvlText w:val=""/>
+      <w:lvlJc w:val="left"/>
+      <w:pPr>
+        <w:tabs>
+          <w:tab w:val="num" w:pos="2160"/>
+        </w:tabs>
+        <w:ind w:left="2160" w:hanging="360"/>
+      </w:pPr>
+      <w:rPr>
+        <w:rFonts w:ascii="Wingdings" w:hAnsi="Wingdings" w:hint="default"/>
+        <w:sz w:val="20"/>
+      </w:rPr>
+    </w:lvl>
+    <w:lvl w:ilvl="3" w:tentative="1">
+      <w:start w:val="1"/>
+      <w:numFmt w:val="bullet"/>
+      <w:lvlText w:val=""/>
+      <w:lvlJc w:val="left"/>
+      <w:pPr>
+        <w:tabs>
+          <w:tab w:val="num" w:pos="2880"/>
+        </w:tabs>
+        <w:ind w:left="2880" w:hanging="360"/>
+      </w:pPr>
+      <w:rPr>
+        <w:rFonts w:ascii="Wingdings" w:hAnsi="Wingdings" w:hint="default"/>
+        <w:sz w:val="20"/>
+      </w:rPr>
+    </w:lvl>
+    <w:lvl w:ilvl="4" w:tentative="1">
+      <w:start w:val="1"/>
+      <w:numFmt w:val="bullet"/>
+      <w:lvlText w:val=""/>
+      <w:lvlJc w:val="left"/>
+      <w:pPr>
+        <w:tabs>
+          <w:tab w:val="num" w:pos="3600"/>
+        </w:tabs>
+        <w:ind w:left="3600" w:hanging="360"/>
+      </w:pPr>
+      <w:rPr>
+        <w:rFonts w:ascii="Wingdings" w:hAnsi="Wingdings" w:hint="default"/>
+        <w:sz w:val="20"/>
+      </w:rPr>
+    </w:lvl>
+    <w:lvl w:ilvl="5" w:tentative="1">
+      <w:start w:val="1"/>
+      <w:numFmt w:val="bullet"/>
+      <w:lvlText w:val=""/>
+      <w:lvlJc w:val="left"/>
+      <w:pPr>
+        <w:tabs>
+          <w:tab w:val="num" w:pos="4320"/>
+        </w:tabs>
+        <w:ind w:left="4320" w:hanging="360"/>
+      </w:pPr>
+      <w:rPr>
+        <w:rFonts w:ascii="Wingdings" w:hAnsi="Wingdings" w:hint="default"/>
+        <w:sz w:val="20"/>
+      </w:rPr>
+    </w:lvl>
+    <w:lvl w:ilvl="6" w:tentative="1">
+      <w:start w:val="1"/>
+      <w:numFmt w:val="bullet"/>
+      <w:lvlText w:val=""/>
+      <w:lvlJc w:val="left"/>
+      <w:pPr>
+        <w:tabs>
+          <w:tab w:val="num" w:pos="5040"/>
+        </w:tabs>
+        <w:ind w:left="5040" w:hanging="360"/>
+      </w:pPr>
+      <w:rPr>
+        <w:rFonts w:ascii="Wingdings" w:hAnsi="Wingdings" w:hint="default"/>
+        <w:sz w:val="20"/>
+      </w:rPr>
+    </w:lvl>
+    <w:lvl w:ilvl="7" w:tentative="1">
+      <w:start w:val="1"/>
+      <w:numFmt w:val="bullet"/>
+      <w:lvlText w:val=""/>
+      <w:lvlJc w:val="left"/>
+      <w:pPr>
+        <w:tabs>
+          <w:tab w:val="num" w:pos="5760"/>
+        </w:tabs>
+        <w:ind w:left="5760" w:hanging="360"/>
+      </w:pPr>
+      <w:rPr>
+        <w:rFonts w:ascii="Wingdings" w:hAnsi="Wingdings" w:hint="default"/>
+        <w:sz w:val="20"/>
+      </w:rPr>
+    </w:lvl>
+    <w:lvl w:ilvl="8" w:tentative="1">
+      <w:start w:val="1"/>
+      <w:numFmt w:val="bullet"/>
+      <w:lvlText w:val=""/>
+      <w:lvlJc w:val="left"/>
+      <w:pPr>
+        <w:tabs>
+          <w:tab w:val="num" w:pos="6480"/>
+        </w:tabs>
+        <w:ind w:left="6480" w:hanging="360"/>
+      </w:pPr>
+      <w:rPr>
+        <w:rFonts w:ascii="Wingdings" w:hAnsi="Wingdings" w:hint="default"/>
+        <w:sz w:val="20"/>
+      </w:rPr>
+    </w:lvl>
+  </w:abstractNum>
+  <w:abstractNum w:abstractNumId="18" w15:restartNumberingAfterBreak="0">
+    <w:nsid w:val="355115BC"/>
+    <w:multiLevelType w:val="multilevel"/>
+    <w:tmpl w:val="E968E0EE"/>
+    <w:lvl w:ilvl="0">
+      <w:start w:val="1"/>
+      <w:numFmt w:val="bullet"/>
+      <w:lvlText w:val=""/>
+      <w:lvlJc w:val="left"/>
+      <w:pPr>
+        <w:tabs>
+          <w:tab w:val="num" w:pos="720"/>
+        </w:tabs>
+        <w:ind w:left="720" w:hanging="360"/>
+      </w:pPr>
+      <w:rPr>
+        <w:rFonts w:ascii="Symbol" w:hAnsi="Symbol" w:hint="default"/>
+        <w:sz w:val="20"/>
+      </w:rPr>
+    </w:lvl>
+    <w:lvl w:ilvl="1" w:tentative="1">
+      <w:start w:val="1"/>
+      <w:numFmt w:val="bullet"/>
+      <w:lvlText w:val="o"/>
+      <w:lvlJc w:val="left"/>
+      <w:pPr>
+        <w:tabs>
+          <w:tab w:val="num" w:pos="1440"/>
+        </w:tabs>
+        <w:ind w:left="1440" w:hanging="360"/>
+      </w:pPr>
+      <w:rPr>
+        <w:rFonts w:ascii="Courier New" w:hAnsi="Courier New" w:hint="default"/>
+        <w:sz w:val="20"/>
+      </w:rPr>
+    </w:lvl>
+    <w:lvl w:ilvl="2" w:tentative="1">
+      <w:start w:val="1"/>
+      <w:numFmt w:val="bullet"/>
+      <w:lvlText w:val=""/>
+      <w:lvlJc w:val="left"/>
+      <w:pPr>
+        <w:tabs>
+          <w:tab w:val="num" w:pos="2160"/>
+        </w:tabs>
+        <w:ind w:left="2160" w:hanging="360"/>
+      </w:pPr>
+      <w:rPr>
+        <w:rFonts w:ascii="Wingdings" w:hAnsi="Wingdings" w:hint="default"/>
+        <w:sz w:val="20"/>
+      </w:rPr>
+    </w:lvl>
+    <w:lvl w:ilvl="3" w:tentative="1">
+      <w:start w:val="1"/>
+      <w:numFmt w:val="bullet"/>
+      <w:lvlText w:val=""/>
+      <w:lvlJc w:val="left"/>
+      <w:pPr>
+        <w:tabs>
+          <w:tab w:val="num" w:pos="2880"/>
+        </w:tabs>
+        <w:ind w:left="2880" w:hanging="360"/>
+      </w:pPr>
+      <w:rPr>
+        <w:rFonts w:ascii="Wingdings" w:hAnsi="Wingdings" w:hint="default"/>
+        <w:sz w:val="20"/>
+      </w:rPr>
+    </w:lvl>
+    <w:lvl w:ilvl="4" w:tentative="1">
+      <w:start w:val="1"/>
+      <w:numFmt w:val="bullet"/>
+      <w:lvlText w:val=""/>
+      <w:lvlJc w:val="left"/>
+      <w:pPr>
+        <w:tabs>
+          <w:tab w:val="num" w:pos="3600"/>
+        </w:tabs>
+        <w:ind w:left="3600" w:hanging="360"/>
+      </w:pPr>
+      <w:rPr>
+        <w:rFonts w:ascii="Wingdings" w:hAnsi="Wingdings" w:hint="default"/>
+        <w:sz w:val="20"/>
+      </w:rPr>
+    </w:lvl>
+    <w:lvl w:ilvl="5" w:tentative="1">
+      <w:start w:val="1"/>
+      <w:numFmt w:val="bullet"/>
+      <w:lvlText w:val=""/>
+      <w:lvlJc w:val="left"/>
+      <w:pPr>
+        <w:tabs>
+          <w:tab w:val="num" w:pos="4320"/>
+        </w:tabs>
+        <w:ind w:left="4320" w:hanging="360"/>
+      </w:pPr>
+      <w:rPr>
+        <w:rFonts w:ascii="Wingdings" w:hAnsi="Wingdings" w:hint="default"/>
+        <w:sz w:val="20"/>
+      </w:rPr>
+    </w:lvl>
+    <w:lvl w:ilvl="6" w:tentative="1">
+      <w:start w:val="1"/>
+      <w:numFmt w:val="bullet"/>
+      <w:lvlText w:val=""/>
+      <w:lvlJc w:val="left"/>
+      <w:pPr>
+        <w:tabs>
+          <w:tab w:val="num" w:pos="5040"/>
+        </w:tabs>
+        <w:ind w:left="5040" w:hanging="360"/>
+      </w:pPr>
+      <w:rPr>
+        <w:rFonts w:ascii="Wingdings" w:hAnsi="Wingdings" w:hint="default"/>
+        <w:sz w:val="20"/>
+      </w:rPr>
+    </w:lvl>
+    <w:lvl w:ilvl="7" w:tentative="1">
+      <w:start w:val="1"/>
+      <w:numFmt w:val="bullet"/>
+      <w:lvlText w:val=""/>
+      <w:lvlJc w:val="left"/>
+      <w:pPr>
+        <w:tabs>
+          <w:tab w:val="num" w:pos="5760"/>
+        </w:tabs>
+        <w:ind w:left="5760" w:hanging="360"/>
+      </w:pPr>
+      <w:rPr>
+        <w:rFonts w:ascii="Wingdings" w:hAnsi="Wingdings" w:hint="default"/>
+        <w:sz w:val="20"/>
+      </w:rPr>
+    </w:lvl>
+    <w:lvl w:ilvl="8" w:tentative="1">
+      <w:start w:val="1"/>
+      <w:numFmt w:val="bullet"/>
+      <w:lvlText w:val=""/>
+      <w:lvlJc w:val="left"/>
+      <w:pPr>
+        <w:tabs>
+          <w:tab w:val="num" w:pos="6480"/>
+        </w:tabs>
+        <w:ind w:left="6480" w:hanging="360"/>
+      </w:pPr>
+      <w:rPr>
+        <w:rFonts w:ascii="Wingdings" w:hAnsi="Wingdings" w:hint="default"/>
+        <w:sz w:val="20"/>
+      </w:rPr>
+    </w:lvl>
+  </w:abstractNum>
+  <w:abstractNum w:abstractNumId="19" w15:restartNumberingAfterBreak="0">
+    <w:nsid w:val="37EC0C9A"/>
+    <w:multiLevelType w:val="multilevel"/>
+    <w:tmpl w:val="2E4CA1A0"/>
+    <w:lvl w:ilvl="0">
+      <w:start w:val="1"/>
+      <w:numFmt w:val="bullet"/>
+      <w:lvlText w:val=""/>
+      <w:lvlJc w:val="left"/>
+      <w:pPr>
+        <w:tabs>
+          <w:tab w:val="num" w:pos="720"/>
+        </w:tabs>
+        <w:ind w:left="720" w:hanging="360"/>
+      </w:pPr>
+      <w:rPr>
+        <w:rFonts w:ascii="Symbol" w:hAnsi="Symbol" w:hint="default"/>
+        <w:sz w:val="20"/>
+      </w:rPr>
+    </w:lvl>
+    <w:lvl w:ilvl="1" w:tentative="1">
+      <w:start w:val="1"/>
+      <w:numFmt w:val="bullet"/>
+      <w:lvlText w:val="o"/>
+      <w:lvlJc w:val="left"/>
+      <w:pPr>
+        <w:tabs>
+          <w:tab w:val="num" w:pos="1440"/>
+        </w:tabs>
+        <w:ind w:left="1440" w:hanging="360"/>
+      </w:pPr>
+      <w:rPr>
+        <w:rFonts w:ascii="Courier New" w:hAnsi="Courier New" w:hint="default"/>
+        <w:sz w:val="20"/>
+      </w:rPr>
+    </w:lvl>
+    <w:lvl w:ilvl="2" w:tentative="1">
+      <w:start w:val="1"/>
+      <w:numFmt w:val="bullet"/>
+      <w:lvlText w:val=""/>
+      <w:lvlJc w:val="left"/>
+      <w:pPr>
+        <w:tabs>
+          <w:tab w:val="num" w:pos="2160"/>
+        </w:tabs>
+        <w:ind w:left="2160" w:hanging="360"/>
+      </w:pPr>
+      <w:rPr>
+        <w:rFonts w:ascii="Wingdings" w:hAnsi="Wingdings" w:hint="default"/>
+        <w:sz w:val="20"/>
+      </w:rPr>
+    </w:lvl>
+    <w:lvl w:ilvl="3" w:tentative="1">
+      <w:start w:val="1"/>
+      <w:numFmt w:val="bullet"/>
+      <w:lvlText w:val=""/>
+      <w:lvlJc w:val="left"/>
+      <w:pPr>
+        <w:tabs>
+          <w:tab w:val="num" w:pos="2880"/>
+        </w:tabs>
+        <w:ind w:left="2880" w:hanging="360"/>
+      </w:pPr>
+      <w:rPr>
+        <w:rFonts w:ascii="Wingdings" w:hAnsi="Wingdings" w:hint="default"/>
+        <w:sz w:val="20"/>
+      </w:rPr>
+    </w:lvl>
+    <w:lvl w:ilvl="4" w:tentative="1">
+      <w:start w:val="1"/>
+      <w:numFmt w:val="bullet"/>
+      <w:lvlText w:val=""/>
+      <w:lvlJc w:val="left"/>
+      <w:pPr>
+        <w:tabs>
+          <w:tab w:val="num" w:pos="3600"/>
+        </w:tabs>
+        <w:ind w:left="3600" w:hanging="360"/>
+      </w:pPr>
+      <w:rPr>
+        <w:rFonts w:ascii="Wingdings" w:hAnsi="Wingdings" w:hint="default"/>
+        <w:sz w:val="20"/>
+      </w:rPr>
+    </w:lvl>
+    <w:lvl w:ilvl="5" w:tentative="1">
+      <w:start w:val="1"/>
+      <w:numFmt w:val="bullet"/>
+      <w:lvlText w:val=""/>
+      <w:lvlJc w:val="left"/>
+      <w:pPr>
+        <w:tabs>
+          <w:tab w:val="num" w:pos="4320"/>
+        </w:tabs>
+        <w:ind w:left="4320" w:hanging="360"/>
+      </w:pPr>
+      <w:rPr>
+        <w:rFonts w:ascii="Wingdings" w:hAnsi="Wingdings" w:hint="default"/>
+        <w:sz w:val="20"/>
+      </w:rPr>
+    </w:lvl>
+    <w:lvl w:ilvl="6" w:tentative="1">
+      <w:start w:val="1"/>
+      <w:numFmt w:val="bullet"/>
+      <w:lvlText w:val=""/>
+      <w:lvlJc w:val="left"/>
+      <w:pPr>
+        <w:tabs>
+          <w:tab w:val="num" w:pos="5040"/>
+        </w:tabs>
+        <w:ind w:left="5040" w:hanging="360"/>
+      </w:pPr>
+      <w:rPr>
+        <w:rFonts w:ascii="Wingdings" w:hAnsi="Wingdings" w:hint="default"/>
+        <w:sz w:val="20"/>
+      </w:rPr>
+    </w:lvl>
+    <w:lvl w:ilvl="7" w:tentative="1">
+      <w:start w:val="1"/>
+      <w:numFmt w:val="bullet"/>
+      <w:lvlText w:val=""/>
+      <w:lvlJc w:val="left"/>
+      <w:pPr>
+        <w:tabs>
+          <w:tab w:val="num" w:pos="5760"/>
+        </w:tabs>
+        <w:ind w:left="5760" w:hanging="360"/>
+      </w:pPr>
+      <w:rPr>
+        <w:rFonts w:ascii="Wingdings" w:hAnsi="Wingdings" w:hint="default"/>
+        <w:sz w:val="20"/>
+      </w:rPr>
+    </w:lvl>
+    <w:lvl w:ilvl="8" w:tentative="1">
+      <w:start w:val="1"/>
+      <w:numFmt w:val="bullet"/>
+      <w:lvlText w:val=""/>
+      <w:lvlJc w:val="left"/>
+      <w:pPr>
+        <w:tabs>
+          <w:tab w:val="num" w:pos="6480"/>
+        </w:tabs>
+        <w:ind w:left="6480" w:hanging="360"/>
+      </w:pPr>
+      <w:rPr>
+        <w:rFonts w:ascii="Wingdings" w:hAnsi="Wingdings" w:hint="default"/>
+        <w:sz w:val="20"/>
+      </w:rPr>
+    </w:lvl>
+  </w:abstractNum>
+  <w:abstractNum w:abstractNumId="20" w15:restartNumberingAfterBreak="0">
     <w:nsid w:val="39012AA0"/>
     <w:multiLevelType w:val="hybridMultilevel"/>
     <w:tmpl w:val="02A036A2"/>
@@ -2013,7 +4021,156 @@
       </w:rPr>
     </w:lvl>
   </w:abstractNum>
-  <w:abstractNum w:abstractNumId="8" w15:restartNumberingAfterBreak="0">
+  <w:abstractNum w:abstractNumId="21" w15:restartNumberingAfterBreak="0">
+    <w:nsid w:val="39245CAD"/>
+    <w:multiLevelType w:val="multilevel"/>
+    <w:tmpl w:val="422C1CB8"/>
+    <w:lvl w:ilvl="0">
+      <w:start w:val="1"/>
+      <w:numFmt w:val="bullet"/>
+      <w:lvlText w:val=""/>
+      <w:lvlJc w:val="left"/>
+      <w:pPr>
+        <w:tabs>
+          <w:tab w:val="num" w:pos="720"/>
+        </w:tabs>
+        <w:ind w:left="720" w:hanging="360"/>
+      </w:pPr>
+      <w:rPr>
+        <w:rFonts w:ascii="Symbol" w:hAnsi="Symbol" w:hint="default"/>
+        <w:sz w:val="20"/>
+      </w:rPr>
+    </w:lvl>
+    <w:lvl w:ilvl="1" w:tentative="1">
+      <w:start w:val="1"/>
+      <w:numFmt w:val="bullet"/>
+      <w:lvlText w:val="o"/>
+      <w:lvlJc w:val="left"/>
+      <w:pPr>
+        <w:tabs>
+          <w:tab w:val="num" w:pos="1440"/>
+        </w:tabs>
+        <w:ind w:left="1440" w:hanging="360"/>
+      </w:pPr>
+      <w:rPr>
+        <w:rFonts w:ascii="Courier New" w:hAnsi="Courier New" w:hint="default"/>
+        <w:sz w:val="20"/>
+      </w:rPr>
+    </w:lvl>
+    <w:lvl w:ilvl="2" w:tentative="1">
+      <w:start w:val="1"/>
+      <w:numFmt w:val="bullet"/>
+      <w:lvlText w:val=""/>
+      <w:lvlJc w:val="left"/>
+      <w:pPr>
+        <w:tabs>
+          <w:tab w:val="num" w:pos="2160"/>
+        </w:tabs>
+        <w:ind w:left="2160" w:hanging="360"/>
+      </w:pPr>
+      <w:rPr>
+        <w:rFonts w:ascii="Wingdings" w:hAnsi="Wingdings" w:hint="default"/>
+        <w:sz w:val="20"/>
+      </w:rPr>
+    </w:lvl>
+    <w:lvl w:ilvl="3" w:tentative="1">
+      <w:start w:val="1"/>
+      <w:numFmt w:val="bullet"/>
+      <w:lvlText w:val=""/>
+      <w:lvlJc w:val="left"/>
+      <w:pPr>
+        <w:tabs>
+          <w:tab w:val="num" w:pos="2880"/>
+        </w:tabs>
+        <w:ind w:left="2880" w:hanging="360"/>
+      </w:pPr>
+      <w:rPr>
+        <w:rFonts w:ascii="Wingdings" w:hAnsi="Wingdings" w:hint="default"/>
+        <w:sz w:val="20"/>
+      </w:rPr>
+    </w:lvl>
+    <w:lvl w:ilvl="4" w:tentative="1">
+      <w:start w:val="1"/>
+      <w:numFmt w:val="bullet"/>
+      <w:lvlText w:val=""/>
+      <w:lvlJc w:val="left"/>
+      <w:pPr>
+        <w:tabs>
+          <w:tab w:val="num" w:pos="3600"/>
+        </w:tabs>
+        <w:ind w:left="3600" w:hanging="360"/>
+      </w:pPr>
+      <w:rPr>
+        <w:rFonts w:ascii="Wingdings" w:hAnsi="Wingdings" w:hint="default"/>
+        <w:sz w:val="20"/>
+      </w:rPr>
+    </w:lvl>
+    <w:lvl w:ilvl="5" w:tentative="1">
+      <w:start w:val="1"/>
+      <w:numFmt w:val="bullet"/>
+      <w:lvlText w:val=""/>
+      <w:lvlJc w:val="left"/>
+      <w:pPr>
+        <w:tabs>
+          <w:tab w:val="num" w:pos="4320"/>
+        </w:tabs>
+        <w:ind w:left="4320" w:hanging="360"/>
+      </w:pPr>
+      <w:rPr>
+        <w:rFonts w:ascii="Wingdings" w:hAnsi="Wingdings" w:hint="default"/>
+        <w:sz w:val="20"/>
+      </w:rPr>
+    </w:lvl>
+    <w:lvl w:ilvl="6" w:tentative="1">
+      <w:start w:val="1"/>
+      <w:numFmt w:val="bullet"/>
+      <w:lvlText w:val=""/>
+      <w:lvlJc w:val="left"/>
+      <w:pPr>
+        <w:tabs>
+          <w:tab w:val="num" w:pos="5040"/>
+        </w:tabs>
+        <w:ind w:left="5040" w:hanging="360"/>
+      </w:pPr>
+      <w:rPr>
+        <w:rFonts w:ascii="Wingdings" w:hAnsi="Wingdings" w:hint="default"/>
+        <w:sz w:val="20"/>
+      </w:rPr>
+    </w:lvl>
+    <w:lvl w:ilvl="7" w:tentative="1">
+      <w:start w:val="1"/>
+      <w:numFmt w:val="bullet"/>
+      <w:lvlText w:val=""/>
+      <w:lvlJc w:val="left"/>
+      <w:pPr>
+        <w:tabs>
+          <w:tab w:val="num" w:pos="5760"/>
+        </w:tabs>
+        <w:ind w:left="5760" w:hanging="360"/>
+      </w:pPr>
+      <w:rPr>
+        <w:rFonts w:ascii="Wingdings" w:hAnsi="Wingdings" w:hint="default"/>
+        <w:sz w:val="20"/>
+      </w:rPr>
+    </w:lvl>
+    <w:lvl w:ilvl="8" w:tentative="1">
+      <w:start w:val="1"/>
+      <w:numFmt w:val="bullet"/>
+      <w:lvlText w:val=""/>
+      <w:lvlJc w:val="left"/>
+      <w:pPr>
+        <w:tabs>
+          <w:tab w:val="num" w:pos="6480"/>
+        </w:tabs>
+        <w:ind w:left="6480" w:hanging="360"/>
+      </w:pPr>
+      <w:rPr>
+        <w:rFonts w:ascii="Wingdings" w:hAnsi="Wingdings" w:hint="default"/>
+        <w:sz w:val="20"/>
+      </w:rPr>
+    </w:lvl>
+  </w:abstractNum>
+  <w:abstractNum w:abstractNumId="22" w15:restartNumberingAfterBreak="0">
     <w:nsid w:val="39261D15"/>
     <w:multiLevelType w:val="hybridMultilevel"/>
     <w:tmpl w:val="EAC883E8"/>
@@ -2126,7 +4283,7 @@
       </w:rPr>
     </w:lvl>
   </w:abstractNum>
-  <w:abstractNum w:abstractNumId="9" w15:restartNumberingAfterBreak="0">
+  <w:abstractNum w:abstractNumId="23" w15:restartNumberingAfterBreak="0">
     <w:nsid w:val="39C27FBB"/>
     <w:multiLevelType w:val="hybridMultilevel"/>
     <w:tmpl w:val="F808D1A0"/>
@@ -2239,7 +4396,7 @@
       </w:rPr>
     </w:lvl>
   </w:abstractNum>
-  <w:abstractNum w:abstractNumId="10" w15:restartNumberingAfterBreak="0">
+  <w:abstractNum w:abstractNumId="24" w15:restartNumberingAfterBreak="0">
     <w:nsid w:val="3AD41843"/>
     <w:multiLevelType w:val="hybridMultilevel"/>
     <w:tmpl w:val="13B8C940"/>
@@ -2352,7 +4509,7 @@
       </w:rPr>
     </w:lvl>
   </w:abstractNum>
-  <w:abstractNum w:abstractNumId="11" w15:restartNumberingAfterBreak="0">
+  <w:abstractNum w:abstractNumId="25" w15:restartNumberingAfterBreak="0">
     <w:nsid w:val="3CDD19B9"/>
     <w:multiLevelType w:val="hybridMultilevel"/>
     <w:tmpl w:val="1CCE9518"/>
@@ -2465,7 +4622,7 @@
       </w:rPr>
     </w:lvl>
   </w:abstractNum>
-  <w:abstractNum w:abstractNumId="12" w15:restartNumberingAfterBreak="0">
+  <w:abstractNum w:abstractNumId="26" w15:restartNumberingAfterBreak="0">
     <w:nsid w:val="3F136B9F"/>
     <w:multiLevelType w:val="hybridMultilevel"/>
     <w:tmpl w:val="C6C61976"/>
@@ -2577,7 +4734,7 @@
       </w:rPr>
     </w:lvl>
   </w:abstractNum>
-  <w:abstractNum w:abstractNumId="13" w15:restartNumberingAfterBreak="0">
+  <w:abstractNum w:abstractNumId="27" w15:restartNumberingAfterBreak="0">
     <w:nsid w:val="3F3815EE"/>
     <w:multiLevelType w:val="hybridMultilevel"/>
     <w:tmpl w:val="E8B61C56"/>
@@ -2690,7 +4847,7 @@
       </w:rPr>
     </w:lvl>
   </w:abstractNum>
-  <w:abstractNum w:abstractNumId="14" w15:restartNumberingAfterBreak="0">
+  <w:abstractNum w:abstractNumId="28" w15:restartNumberingAfterBreak="0">
     <w:nsid w:val="40FD59C8"/>
     <w:multiLevelType w:val="hybridMultilevel"/>
     <w:tmpl w:val="34E46712"/>
@@ -2803,7 +4960,305 @@
       </w:rPr>
     </w:lvl>
   </w:abstractNum>
-  <w:abstractNum w:abstractNumId="15" w15:restartNumberingAfterBreak="0">
+  <w:abstractNum w:abstractNumId="29" w15:restartNumberingAfterBreak="0">
+    <w:nsid w:val="4113394E"/>
+    <w:multiLevelType w:val="multilevel"/>
+    <w:tmpl w:val="571E8102"/>
+    <w:lvl w:ilvl="0">
+      <w:start w:val="1"/>
+      <w:numFmt w:val="bullet"/>
+      <w:lvlText w:val=""/>
+      <w:lvlJc w:val="left"/>
+      <w:pPr>
+        <w:tabs>
+          <w:tab w:val="num" w:pos="720"/>
+        </w:tabs>
+        <w:ind w:left="720" w:hanging="360"/>
+      </w:pPr>
+      <w:rPr>
+        <w:rFonts w:ascii="Symbol" w:hAnsi="Symbol" w:hint="default"/>
+        <w:sz w:val="20"/>
+      </w:rPr>
+    </w:lvl>
+    <w:lvl w:ilvl="1" w:tentative="1">
+      <w:start w:val="1"/>
+      <w:numFmt w:val="bullet"/>
+      <w:lvlText w:val="o"/>
+      <w:lvlJc w:val="left"/>
+      <w:pPr>
+        <w:tabs>
+          <w:tab w:val="num" w:pos="1440"/>
+        </w:tabs>
+        <w:ind w:left="1440" w:hanging="360"/>
+      </w:pPr>
+      <w:rPr>
+        <w:rFonts w:ascii="Courier New" w:hAnsi="Courier New" w:hint="default"/>
+        <w:sz w:val="20"/>
+      </w:rPr>
+    </w:lvl>
+    <w:lvl w:ilvl="2" w:tentative="1">
+      <w:start w:val="1"/>
+      <w:numFmt w:val="bullet"/>
+      <w:lvlText w:val=""/>
+      <w:lvlJc w:val="left"/>
+      <w:pPr>
+        <w:tabs>
+          <w:tab w:val="num" w:pos="2160"/>
+        </w:tabs>
+        <w:ind w:left="2160" w:hanging="360"/>
+      </w:pPr>
+      <w:rPr>
+        <w:rFonts w:ascii="Wingdings" w:hAnsi="Wingdings" w:hint="default"/>
+        <w:sz w:val="20"/>
+      </w:rPr>
+    </w:lvl>
+    <w:lvl w:ilvl="3" w:tentative="1">
+      <w:start w:val="1"/>
+      <w:numFmt w:val="bullet"/>
+      <w:lvlText w:val=""/>
+      <w:lvlJc w:val="left"/>
+      <w:pPr>
+        <w:tabs>
+          <w:tab w:val="num" w:pos="2880"/>
+        </w:tabs>
+        <w:ind w:left="2880" w:hanging="360"/>
+      </w:pPr>
+      <w:rPr>
+        <w:rFonts w:ascii="Wingdings" w:hAnsi="Wingdings" w:hint="default"/>
+        <w:sz w:val="20"/>
+      </w:rPr>
+    </w:lvl>
+    <w:lvl w:ilvl="4" w:tentative="1">
+      <w:start w:val="1"/>
+      <w:numFmt w:val="bullet"/>
+      <w:lvlText w:val=""/>
+      <w:lvlJc w:val="left"/>
+      <w:pPr>
+        <w:tabs>
+          <w:tab w:val="num" w:pos="3600"/>
+        </w:tabs>
+        <w:ind w:left="3600" w:hanging="360"/>
+      </w:pPr>
+      <w:rPr>
+        <w:rFonts w:ascii="Wingdings" w:hAnsi="Wingdings" w:hint="default"/>
+        <w:sz w:val="20"/>
+      </w:rPr>
+    </w:lvl>
+    <w:lvl w:ilvl="5" w:tentative="1">
+      <w:start w:val="1"/>
+      <w:numFmt w:val="bullet"/>
+      <w:lvlText w:val=""/>
+      <w:lvlJc w:val="left"/>
+      <w:pPr>
+        <w:tabs>
+          <w:tab w:val="num" w:pos="4320"/>
+        </w:tabs>
+        <w:ind w:left="4320" w:hanging="360"/>
+      </w:pPr>
+      <w:rPr>
+        <w:rFonts w:ascii="Wingdings" w:hAnsi="Wingdings" w:hint="default"/>
+        <w:sz w:val="20"/>
+      </w:rPr>
+    </w:lvl>
+    <w:lvl w:ilvl="6" w:tentative="1">
+      <w:start w:val="1"/>
+      <w:numFmt w:val="bullet"/>
+      <w:lvlText w:val=""/>
+      <w:lvlJc w:val="left"/>
+      <w:pPr>
+        <w:tabs>
+          <w:tab w:val="num" w:pos="5040"/>
+        </w:tabs>
+        <w:ind w:left="5040" w:hanging="360"/>
+      </w:pPr>
+      <w:rPr>
+        <w:rFonts w:ascii="Wingdings" w:hAnsi="Wingdings" w:hint="default"/>
+        <w:sz w:val="20"/>
+      </w:rPr>
+    </w:lvl>
+    <w:lvl w:ilvl="7" w:tentative="1">
+      <w:start w:val="1"/>
+      <w:numFmt w:val="bullet"/>
+      <w:lvlText w:val=""/>
+      <w:lvlJc w:val="left"/>
+      <w:pPr>
+        <w:tabs>
+          <w:tab w:val="num" w:pos="5760"/>
+        </w:tabs>
+        <w:ind w:left="5760" w:hanging="360"/>
+      </w:pPr>
+      <w:rPr>
+        <w:rFonts w:ascii="Wingdings" w:hAnsi="Wingdings" w:hint="default"/>
+        <w:sz w:val="20"/>
+      </w:rPr>
+    </w:lvl>
+    <w:lvl w:ilvl="8" w:tentative="1">
+      <w:start w:val="1"/>
+      <w:numFmt w:val="bullet"/>
+      <w:lvlText w:val=""/>
+      <w:lvlJc w:val="left"/>
+      <w:pPr>
+        <w:tabs>
+          <w:tab w:val="num" w:pos="6480"/>
+        </w:tabs>
+        <w:ind w:left="6480" w:hanging="360"/>
+      </w:pPr>
+      <w:rPr>
+        <w:rFonts w:ascii="Wingdings" w:hAnsi="Wingdings" w:hint="default"/>
+        <w:sz w:val="20"/>
+      </w:rPr>
+    </w:lvl>
+  </w:abstractNum>
+  <w:abstractNum w:abstractNumId="30" w15:restartNumberingAfterBreak="0">
+    <w:nsid w:val="42B96BAE"/>
+    <w:multiLevelType w:val="multilevel"/>
+    <w:tmpl w:val="7E84F732"/>
+    <w:lvl w:ilvl="0">
+      <w:start w:val="1"/>
+      <w:numFmt w:val="bullet"/>
+      <w:lvlText w:val=""/>
+      <w:lvlJc w:val="left"/>
+      <w:pPr>
+        <w:tabs>
+          <w:tab w:val="num" w:pos="720"/>
+        </w:tabs>
+        <w:ind w:left="720" w:hanging="360"/>
+      </w:pPr>
+      <w:rPr>
+        <w:rFonts w:ascii="Symbol" w:hAnsi="Symbol" w:hint="default"/>
+        <w:sz w:val="20"/>
+      </w:rPr>
+    </w:lvl>
+    <w:lvl w:ilvl="1" w:tentative="1">
+      <w:start w:val="1"/>
+      <w:numFmt w:val="bullet"/>
+      <w:lvlText w:val="o"/>
+      <w:lvlJc w:val="left"/>
+      <w:pPr>
+        <w:tabs>
+          <w:tab w:val="num" w:pos="1440"/>
+        </w:tabs>
+        <w:ind w:left="1440" w:hanging="360"/>
+      </w:pPr>
+      <w:rPr>
+        <w:rFonts w:ascii="Courier New" w:hAnsi="Courier New" w:hint="default"/>
+        <w:sz w:val="20"/>
+      </w:rPr>
+    </w:lvl>
+    <w:lvl w:ilvl="2" w:tentative="1">
+      <w:start w:val="1"/>
+      <w:numFmt w:val="bullet"/>
+      <w:lvlText w:val=""/>
+      <w:lvlJc w:val="left"/>
+      <w:pPr>
+        <w:tabs>
+          <w:tab w:val="num" w:pos="2160"/>
+        </w:tabs>
+        <w:ind w:left="2160" w:hanging="360"/>
+      </w:pPr>
+      <w:rPr>
+        <w:rFonts w:ascii="Wingdings" w:hAnsi="Wingdings" w:hint="default"/>
+        <w:sz w:val="20"/>
+      </w:rPr>
+    </w:lvl>
+    <w:lvl w:ilvl="3" w:tentative="1">
+      <w:start w:val="1"/>
+      <w:numFmt w:val="bullet"/>
+      <w:lvlText w:val=""/>
+      <w:lvlJc w:val="left"/>
+      <w:pPr>
+        <w:tabs>
+          <w:tab w:val="num" w:pos="2880"/>
+        </w:tabs>
+        <w:ind w:left="2880" w:hanging="360"/>
+      </w:pPr>
+      <w:rPr>
+        <w:rFonts w:ascii="Wingdings" w:hAnsi="Wingdings" w:hint="default"/>
+        <w:sz w:val="20"/>
+      </w:rPr>
+    </w:lvl>
+    <w:lvl w:ilvl="4" w:tentative="1">
+      <w:start w:val="1"/>
+      <w:numFmt w:val="bullet"/>
+      <w:lvlText w:val=""/>
+      <w:lvlJc w:val="left"/>
+      <w:pPr>
+        <w:tabs>
+          <w:tab w:val="num" w:pos="3600"/>
+        </w:tabs>
+        <w:ind w:left="3600" w:hanging="360"/>
+      </w:pPr>
+      <w:rPr>
+        <w:rFonts w:ascii="Wingdings" w:hAnsi="Wingdings" w:hint="default"/>
+        <w:sz w:val="20"/>
+      </w:rPr>
+    </w:lvl>
+    <w:lvl w:ilvl="5" w:tentative="1">
+      <w:start w:val="1"/>
+      <w:numFmt w:val="bullet"/>
+      <w:lvlText w:val=""/>
+      <w:lvlJc w:val="left"/>
+      <w:pPr>
+        <w:tabs>
+          <w:tab w:val="num" w:pos="4320"/>
+        </w:tabs>
+        <w:ind w:left="4320" w:hanging="360"/>
+      </w:pPr>
+      <w:rPr>
+        <w:rFonts w:ascii="Wingdings" w:hAnsi="Wingdings" w:hint="default"/>
+        <w:sz w:val="20"/>
+      </w:rPr>
+    </w:lvl>
+    <w:lvl w:ilvl="6" w:tentative="1">
+      <w:start w:val="1"/>
+      <w:numFmt w:val="bullet"/>
+      <w:lvlText w:val=""/>
+      <w:lvlJc w:val="left"/>
+      <w:pPr>
+        <w:tabs>
+          <w:tab w:val="num" w:pos="5040"/>
+        </w:tabs>
+        <w:ind w:left="5040" w:hanging="360"/>
+      </w:pPr>
+      <w:rPr>
+        <w:rFonts w:ascii="Wingdings" w:hAnsi="Wingdings" w:hint="default"/>
+        <w:sz w:val="20"/>
+      </w:rPr>
+    </w:lvl>
+    <w:lvl w:ilvl="7" w:tentative="1">
+      <w:start w:val="1"/>
+      <w:numFmt w:val="bullet"/>
+      <w:lvlText w:val=""/>
+      <w:lvlJc w:val="left"/>
+      <w:pPr>
+        <w:tabs>
+          <w:tab w:val="num" w:pos="5760"/>
+        </w:tabs>
+        <w:ind w:left="5760" w:hanging="360"/>
+      </w:pPr>
+      <w:rPr>
+        <w:rFonts w:ascii="Wingdings" w:hAnsi="Wingdings" w:hint="default"/>
+        <w:sz w:val="20"/>
+      </w:rPr>
+    </w:lvl>
+    <w:lvl w:ilvl="8" w:tentative="1">
+      <w:start w:val="1"/>
+      <w:numFmt w:val="bullet"/>
+      <w:lvlText w:val=""/>
+      <w:lvlJc w:val="left"/>
+      <w:pPr>
+        <w:tabs>
+          <w:tab w:val="num" w:pos="6480"/>
+        </w:tabs>
+        <w:ind w:left="6480" w:hanging="360"/>
+      </w:pPr>
+      <w:rPr>
+        <w:rFonts w:ascii="Wingdings" w:hAnsi="Wingdings" w:hint="default"/>
+        <w:sz w:val="20"/>
+      </w:rPr>
+    </w:lvl>
+  </w:abstractNum>
+  <w:abstractNum w:abstractNumId="31" w15:restartNumberingAfterBreak="0">
     <w:nsid w:val="463A5FC5"/>
     <w:multiLevelType w:val="hybridMultilevel"/>
     <w:tmpl w:val="AEA0E45A"/>
@@ -2916,7 +5371,156 @@
       </w:rPr>
     </w:lvl>
   </w:abstractNum>
-  <w:abstractNum w:abstractNumId="16" w15:restartNumberingAfterBreak="0">
+  <w:abstractNum w:abstractNumId="32" w15:restartNumberingAfterBreak="0">
+    <w:nsid w:val="488C5B78"/>
+    <w:multiLevelType w:val="multilevel"/>
+    <w:tmpl w:val="97CC03B8"/>
+    <w:lvl w:ilvl="0">
+      <w:start w:val="1"/>
+      <w:numFmt w:val="bullet"/>
+      <w:lvlText w:val=""/>
+      <w:lvlJc w:val="left"/>
+      <w:pPr>
+        <w:tabs>
+          <w:tab w:val="num" w:pos="720"/>
+        </w:tabs>
+        <w:ind w:left="720" w:hanging="360"/>
+      </w:pPr>
+      <w:rPr>
+        <w:rFonts w:ascii="Symbol" w:hAnsi="Symbol" w:hint="default"/>
+        <w:sz w:val="20"/>
+      </w:rPr>
+    </w:lvl>
+    <w:lvl w:ilvl="1" w:tentative="1">
+      <w:start w:val="1"/>
+      <w:numFmt w:val="bullet"/>
+      <w:lvlText w:val="o"/>
+      <w:lvlJc w:val="left"/>
+      <w:pPr>
+        <w:tabs>
+          <w:tab w:val="num" w:pos="1440"/>
+        </w:tabs>
+        <w:ind w:left="1440" w:hanging="360"/>
+      </w:pPr>
+      <w:rPr>
+        <w:rFonts w:ascii="Courier New" w:hAnsi="Courier New" w:hint="default"/>
+        <w:sz w:val="20"/>
+      </w:rPr>
+    </w:lvl>
+    <w:lvl w:ilvl="2" w:tentative="1">
+      <w:start w:val="1"/>
+      <w:numFmt w:val="bullet"/>
+      <w:lvlText w:val=""/>
+      <w:lvlJc w:val="left"/>
+      <w:pPr>
+        <w:tabs>
+          <w:tab w:val="num" w:pos="2160"/>
+        </w:tabs>
+        <w:ind w:left="2160" w:hanging="360"/>
+      </w:pPr>
+      <w:rPr>
+        <w:rFonts w:ascii="Wingdings" w:hAnsi="Wingdings" w:hint="default"/>
+        <w:sz w:val="20"/>
+      </w:rPr>
+    </w:lvl>
+    <w:lvl w:ilvl="3" w:tentative="1">
+      <w:start w:val="1"/>
+      <w:numFmt w:val="bullet"/>
+      <w:lvlText w:val=""/>
+      <w:lvlJc w:val="left"/>
+      <w:pPr>
+        <w:tabs>
+          <w:tab w:val="num" w:pos="2880"/>
+        </w:tabs>
+        <w:ind w:left="2880" w:hanging="360"/>
+      </w:pPr>
+      <w:rPr>
+        <w:rFonts w:ascii="Wingdings" w:hAnsi="Wingdings" w:hint="default"/>
+        <w:sz w:val="20"/>
+      </w:rPr>
+    </w:lvl>
+    <w:lvl w:ilvl="4" w:tentative="1">
+      <w:start w:val="1"/>
+      <w:numFmt w:val="bullet"/>
+      <w:lvlText w:val=""/>
+      <w:lvlJc w:val="left"/>
+      <w:pPr>
+        <w:tabs>
+          <w:tab w:val="num" w:pos="3600"/>
+        </w:tabs>
+        <w:ind w:left="3600" w:hanging="360"/>
+      </w:pPr>
+      <w:rPr>
+        <w:rFonts w:ascii="Wingdings" w:hAnsi="Wingdings" w:hint="default"/>
+        <w:sz w:val="20"/>
+      </w:rPr>
+    </w:lvl>
+    <w:lvl w:ilvl="5" w:tentative="1">
+      <w:start w:val="1"/>
+      <w:numFmt w:val="bullet"/>
+      <w:lvlText w:val=""/>
+      <w:lvlJc w:val="left"/>
+      <w:pPr>
+        <w:tabs>
+          <w:tab w:val="num" w:pos="4320"/>
+        </w:tabs>
+        <w:ind w:left="4320" w:hanging="360"/>
+      </w:pPr>
+      <w:rPr>
+        <w:rFonts w:ascii="Wingdings" w:hAnsi="Wingdings" w:hint="default"/>
+        <w:sz w:val="20"/>
+      </w:rPr>
+    </w:lvl>
+    <w:lvl w:ilvl="6" w:tentative="1">
+      <w:start w:val="1"/>
+      <w:numFmt w:val="bullet"/>
+      <w:lvlText w:val=""/>
+      <w:lvlJc w:val="left"/>
+      <w:pPr>
+        <w:tabs>
+          <w:tab w:val="num" w:pos="5040"/>
+        </w:tabs>
+        <w:ind w:left="5040" w:hanging="360"/>
+      </w:pPr>
+      <w:rPr>
+        <w:rFonts w:ascii="Wingdings" w:hAnsi="Wingdings" w:hint="default"/>
+        <w:sz w:val="20"/>
+      </w:rPr>
+    </w:lvl>
+    <w:lvl w:ilvl="7" w:tentative="1">
+      <w:start w:val="1"/>
+      <w:numFmt w:val="bullet"/>
+      <w:lvlText w:val=""/>
+      <w:lvlJc w:val="left"/>
+      <w:pPr>
+        <w:tabs>
+          <w:tab w:val="num" w:pos="5760"/>
+        </w:tabs>
+        <w:ind w:left="5760" w:hanging="360"/>
+      </w:pPr>
+      <w:rPr>
+        <w:rFonts w:ascii="Wingdings" w:hAnsi="Wingdings" w:hint="default"/>
+        <w:sz w:val="20"/>
+      </w:rPr>
+    </w:lvl>
+    <w:lvl w:ilvl="8" w:tentative="1">
+      <w:start w:val="1"/>
+      <w:numFmt w:val="bullet"/>
+      <w:lvlText w:val=""/>
+      <w:lvlJc w:val="left"/>
+      <w:pPr>
+        <w:tabs>
+          <w:tab w:val="num" w:pos="6480"/>
+        </w:tabs>
+        <w:ind w:left="6480" w:hanging="360"/>
+      </w:pPr>
+      <w:rPr>
+        <w:rFonts w:ascii="Wingdings" w:hAnsi="Wingdings" w:hint="default"/>
+        <w:sz w:val="20"/>
+      </w:rPr>
+    </w:lvl>
+  </w:abstractNum>
+  <w:abstractNum w:abstractNumId="33" w15:restartNumberingAfterBreak="0">
     <w:nsid w:val="49197D0D"/>
     <w:multiLevelType w:val="hybridMultilevel"/>
     <w:tmpl w:val="5A3E9404"/>
@@ -3029,7 +5633,454 @@
       </w:rPr>
     </w:lvl>
   </w:abstractNum>
-  <w:abstractNum w:abstractNumId="17" w15:restartNumberingAfterBreak="0">
+  <w:abstractNum w:abstractNumId="34" w15:restartNumberingAfterBreak="0">
+    <w:nsid w:val="4C6B62E6"/>
+    <w:multiLevelType w:val="multilevel"/>
+    <w:tmpl w:val="A57E5C18"/>
+    <w:lvl w:ilvl="0">
+      <w:start w:val="1"/>
+      <w:numFmt w:val="bullet"/>
+      <w:lvlText w:val=""/>
+      <w:lvlJc w:val="left"/>
+      <w:pPr>
+        <w:tabs>
+          <w:tab w:val="num" w:pos="720"/>
+        </w:tabs>
+        <w:ind w:left="720" w:hanging="360"/>
+      </w:pPr>
+      <w:rPr>
+        <w:rFonts w:ascii="Symbol" w:hAnsi="Symbol" w:hint="default"/>
+        <w:sz w:val="20"/>
+      </w:rPr>
+    </w:lvl>
+    <w:lvl w:ilvl="1" w:tentative="1">
+      <w:start w:val="1"/>
+      <w:numFmt w:val="bullet"/>
+      <w:lvlText w:val="o"/>
+      <w:lvlJc w:val="left"/>
+      <w:pPr>
+        <w:tabs>
+          <w:tab w:val="num" w:pos="1440"/>
+        </w:tabs>
+        <w:ind w:left="1440" w:hanging="360"/>
+      </w:pPr>
+      <w:rPr>
+        <w:rFonts w:ascii="Courier New" w:hAnsi="Courier New" w:hint="default"/>
+        <w:sz w:val="20"/>
+      </w:rPr>
+    </w:lvl>
+    <w:lvl w:ilvl="2" w:tentative="1">
+      <w:start w:val="1"/>
+      <w:numFmt w:val="bullet"/>
+      <w:lvlText w:val=""/>
+      <w:lvlJc w:val="left"/>
+      <w:pPr>
+        <w:tabs>
+          <w:tab w:val="num" w:pos="2160"/>
+        </w:tabs>
+        <w:ind w:left="2160" w:hanging="360"/>
+      </w:pPr>
+      <w:rPr>
+        <w:rFonts w:ascii="Wingdings" w:hAnsi="Wingdings" w:hint="default"/>
+        <w:sz w:val="20"/>
+      </w:rPr>
+    </w:lvl>
+    <w:lvl w:ilvl="3" w:tentative="1">
+      <w:start w:val="1"/>
+      <w:numFmt w:val="bullet"/>
+      <w:lvlText w:val=""/>
+      <w:lvlJc w:val="left"/>
+      <w:pPr>
+        <w:tabs>
+          <w:tab w:val="num" w:pos="2880"/>
+        </w:tabs>
+        <w:ind w:left="2880" w:hanging="360"/>
+      </w:pPr>
+      <w:rPr>
+        <w:rFonts w:ascii="Wingdings" w:hAnsi="Wingdings" w:hint="default"/>
+        <w:sz w:val="20"/>
+      </w:rPr>
+    </w:lvl>
+    <w:lvl w:ilvl="4" w:tentative="1">
+      <w:start w:val="1"/>
+      <w:numFmt w:val="bullet"/>
+      <w:lvlText w:val=""/>
+      <w:lvlJc w:val="left"/>
+      <w:pPr>
+        <w:tabs>
+          <w:tab w:val="num" w:pos="3600"/>
+        </w:tabs>
+        <w:ind w:left="3600" w:hanging="360"/>
+      </w:pPr>
+      <w:rPr>
+        <w:rFonts w:ascii="Wingdings" w:hAnsi="Wingdings" w:hint="default"/>
+        <w:sz w:val="20"/>
+      </w:rPr>
+    </w:lvl>
+    <w:lvl w:ilvl="5" w:tentative="1">
+      <w:start w:val="1"/>
+      <w:numFmt w:val="bullet"/>
+      <w:lvlText w:val=""/>
+      <w:lvlJc w:val="left"/>
+      <w:pPr>
+        <w:tabs>
+          <w:tab w:val="num" w:pos="4320"/>
+        </w:tabs>
+        <w:ind w:left="4320" w:hanging="360"/>
+      </w:pPr>
+      <w:rPr>
+        <w:rFonts w:ascii="Wingdings" w:hAnsi="Wingdings" w:hint="default"/>
+        <w:sz w:val="20"/>
+      </w:rPr>
+    </w:lvl>
+    <w:lvl w:ilvl="6" w:tentative="1">
+      <w:start w:val="1"/>
+      <w:numFmt w:val="bullet"/>
+      <w:lvlText w:val=""/>
+      <w:lvlJc w:val="left"/>
+      <w:pPr>
+        <w:tabs>
+          <w:tab w:val="num" w:pos="5040"/>
+        </w:tabs>
+        <w:ind w:left="5040" w:hanging="360"/>
+      </w:pPr>
+      <w:rPr>
+        <w:rFonts w:ascii="Wingdings" w:hAnsi="Wingdings" w:hint="default"/>
+        <w:sz w:val="20"/>
+      </w:rPr>
+    </w:lvl>
+    <w:lvl w:ilvl="7" w:tentative="1">
+      <w:start w:val="1"/>
+      <w:numFmt w:val="bullet"/>
+      <w:lvlText w:val=""/>
+      <w:lvlJc w:val="left"/>
+      <w:pPr>
+        <w:tabs>
+          <w:tab w:val="num" w:pos="5760"/>
+        </w:tabs>
+        <w:ind w:left="5760" w:hanging="360"/>
+      </w:pPr>
+      <w:rPr>
+        <w:rFonts w:ascii="Wingdings" w:hAnsi="Wingdings" w:hint="default"/>
+        <w:sz w:val="20"/>
+      </w:rPr>
+    </w:lvl>
+    <w:lvl w:ilvl="8" w:tentative="1">
+      <w:start w:val="1"/>
+      <w:numFmt w:val="bullet"/>
+      <w:lvlText w:val=""/>
+      <w:lvlJc w:val="left"/>
+      <w:pPr>
+        <w:tabs>
+          <w:tab w:val="num" w:pos="6480"/>
+        </w:tabs>
+        <w:ind w:left="6480" w:hanging="360"/>
+      </w:pPr>
+      <w:rPr>
+        <w:rFonts w:ascii="Wingdings" w:hAnsi="Wingdings" w:hint="default"/>
+        <w:sz w:val="20"/>
+      </w:rPr>
+    </w:lvl>
+  </w:abstractNum>
+  <w:abstractNum w:abstractNumId="35" w15:restartNumberingAfterBreak="0">
+    <w:nsid w:val="4DC123A6"/>
+    <w:multiLevelType w:val="multilevel"/>
+    <w:tmpl w:val="944A78A0"/>
+    <w:lvl w:ilvl="0">
+      <w:start w:val="1"/>
+      <w:numFmt w:val="bullet"/>
+      <w:lvlText w:val=""/>
+      <w:lvlJc w:val="left"/>
+      <w:pPr>
+        <w:tabs>
+          <w:tab w:val="num" w:pos="720"/>
+        </w:tabs>
+        <w:ind w:left="720" w:hanging="360"/>
+      </w:pPr>
+      <w:rPr>
+        <w:rFonts w:ascii="Symbol" w:hAnsi="Symbol" w:hint="default"/>
+        <w:sz w:val="20"/>
+      </w:rPr>
+    </w:lvl>
+    <w:lvl w:ilvl="1" w:tentative="1">
+      <w:start w:val="1"/>
+      <w:numFmt w:val="bullet"/>
+      <w:lvlText w:val="o"/>
+      <w:lvlJc w:val="left"/>
+      <w:pPr>
+        <w:tabs>
+          <w:tab w:val="num" w:pos="1440"/>
+        </w:tabs>
+        <w:ind w:left="1440" w:hanging="360"/>
+      </w:pPr>
+      <w:rPr>
+        <w:rFonts w:ascii="Courier New" w:hAnsi="Courier New" w:hint="default"/>
+        <w:sz w:val="20"/>
+      </w:rPr>
+    </w:lvl>
+    <w:lvl w:ilvl="2" w:tentative="1">
+      <w:start w:val="1"/>
+      <w:numFmt w:val="bullet"/>
+      <w:lvlText w:val=""/>
+      <w:lvlJc w:val="left"/>
+      <w:pPr>
+        <w:tabs>
+          <w:tab w:val="num" w:pos="2160"/>
+        </w:tabs>
+        <w:ind w:left="2160" w:hanging="360"/>
+      </w:pPr>
+      <w:rPr>
+        <w:rFonts w:ascii="Wingdings" w:hAnsi="Wingdings" w:hint="default"/>
+        <w:sz w:val="20"/>
+      </w:rPr>
+    </w:lvl>
+    <w:lvl w:ilvl="3" w:tentative="1">
+      <w:start w:val="1"/>
+      <w:numFmt w:val="bullet"/>
+      <w:lvlText w:val=""/>
+      <w:lvlJc w:val="left"/>
+      <w:pPr>
+        <w:tabs>
+          <w:tab w:val="num" w:pos="2880"/>
+        </w:tabs>
+        <w:ind w:left="2880" w:hanging="360"/>
+      </w:pPr>
+      <w:rPr>
+        <w:rFonts w:ascii="Wingdings" w:hAnsi="Wingdings" w:hint="default"/>
+        <w:sz w:val="20"/>
+      </w:rPr>
+    </w:lvl>
+    <w:lvl w:ilvl="4" w:tentative="1">
+      <w:start w:val="1"/>
+      <w:numFmt w:val="bullet"/>
+      <w:lvlText w:val=""/>
+      <w:lvlJc w:val="left"/>
+      <w:pPr>
+        <w:tabs>
+          <w:tab w:val="num" w:pos="3600"/>
+        </w:tabs>
+        <w:ind w:left="3600" w:hanging="360"/>
+      </w:pPr>
+      <w:rPr>
+        <w:rFonts w:ascii="Wingdings" w:hAnsi="Wingdings" w:hint="default"/>
+        <w:sz w:val="20"/>
+      </w:rPr>
+    </w:lvl>
+    <w:lvl w:ilvl="5" w:tentative="1">
+      <w:start w:val="1"/>
+      <w:numFmt w:val="bullet"/>
+      <w:lvlText w:val=""/>
+      <w:lvlJc w:val="left"/>
+      <w:pPr>
+        <w:tabs>
+          <w:tab w:val="num" w:pos="4320"/>
+        </w:tabs>
+        <w:ind w:left="4320" w:hanging="360"/>
+      </w:pPr>
+      <w:rPr>
+        <w:rFonts w:ascii="Wingdings" w:hAnsi="Wingdings" w:hint="default"/>
+        <w:sz w:val="20"/>
+      </w:rPr>
+    </w:lvl>
+    <w:lvl w:ilvl="6" w:tentative="1">
+      <w:start w:val="1"/>
+      <w:numFmt w:val="bullet"/>
+      <w:lvlText w:val=""/>
+      <w:lvlJc w:val="left"/>
+      <w:pPr>
+        <w:tabs>
+          <w:tab w:val="num" w:pos="5040"/>
+        </w:tabs>
+        <w:ind w:left="5040" w:hanging="360"/>
+      </w:pPr>
+      <w:rPr>
+        <w:rFonts w:ascii="Wingdings" w:hAnsi="Wingdings" w:hint="default"/>
+        <w:sz w:val="20"/>
+      </w:rPr>
+    </w:lvl>
+    <w:lvl w:ilvl="7" w:tentative="1">
+      <w:start w:val="1"/>
+      <w:numFmt w:val="bullet"/>
+      <w:lvlText w:val=""/>
+      <w:lvlJc w:val="left"/>
+      <w:pPr>
+        <w:tabs>
+          <w:tab w:val="num" w:pos="5760"/>
+        </w:tabs>
+        <w:ind w:left="5760" w:hanging="360"/>
+      </w:pPr>
+      <w:rPr>
+        <w:rFonts w:ascii="Wingdings" w:hAnsi="Wingdings" w:hint="default"/>
+        <w:sz w:val="20"/>
+      </w:rPr>
+    </w:lvl>
+    <w:lvl w:ilvl="8" w:tentative="1">
+      <w:start w:val="1"/>
+      <w:numFmt w:val="bullet"/>
+      <w:lvlText w:val=""/>
+      <w:lvlJc w:val="left"/>
+      <w:pPr>
+        <w:tabs>
+          <w:tab w:val="num" w:pos="6480"/>
+        </w:tabs>
+        <w:ind w:left="6480" w:hanging="360"/>
+      </w:pPr>
+      <w:rPr>
+        <w:rFonts w:ascii="Wingdings" w:hAnsi="Wingdings" w:hint="default"/>
+        <w:sz w:val="20"/>
+      </w:rPr>
+    </w:lvl>
+  </w:abstractNum>
+  <w:abstractNum w:abstractNumId="36" w15:restartNumberingAfterBreak="0">
+    <w:nsid w:val="4E112D02"/>
+    <w:multiLevelType w:val="multilevel"/>
+    <w:tmpl w:val="E43A12E4"/>
+    <w:lvl w:ilvl="0">
+      <w:start w:val="1"/>
+      <w:numFmt w:val="bullet"/>
+      <w:lvlText w:val=""/>
+      <w:lvlJc w:val="left"/>
+      <w:pPr>
+        <w:tabs>
+          <w:tab w:val="num" w:pos="720"/>
+        </w:tabs>
+        <w:ind w:left="720" w:hanging="360"/>
+      </w:pPr>
+      <w:rPr>
+        <w:rFonts w:ascii="Symbol" w:hAnsi="Symbol" w:hint="default"/>
+        <w:sz w:val="20"/>
+      </w:rPr>
+    </w:lvl>
+    <w:lvl w:ilvl="1" w:tentative="1">
+      <w:start w:val="1"/>
+      <w:numFmt w:val="bullet"/>
+      <w:lvlText w:val="o"/>
+      <w:lvlJc w:val="left"/>
+      <w:pPr>
+        <w:tabs>
+          <w:tab w:val="num" w:pos="1440"/>
+        </w:tabs>
+        <w:ind w:left="1440" w:hanging="360"/>
+      </w:pPr>
+      <w:rPr>
+        <w:rFonts w:ascii="Courier New" w:hAnsi="Courier New" w:hint="default"/>
+        <w:sz w:val="20"/>
+      </w:rPr>
+    </w:lvl>
+    <w:lvl w:ilvl="2" w:tentative="1">
+      <w:start w:val="1"/>
+      <w:numFmt w:val="bullet"/>
+      <w:lvlText w:val=""/>
+      <w:lvlJc w:val="left"/>
+      <w:pPr>
+        <w:tabs>
+          <w:tab w:val="num" w:pos="2160"/>
+        </w:tabs>
+        <w:ind w:left="2160" w:hanging="360"/>
+      </w:pPr>
+      <w:rPr>
+        <w:rFonts w:ascii="Wingdings" w:hAnsi="Wingdings" w:hint="default"/>
+        <w:sz w:val="20"/>
+      </w:rPr>
+    </w:lvl>
+    <w:lvl w:ilvl="3" w:tentative="1">
+      <w:start w:val="1"/>
+      <w:numFmt w:val="bullet"/>
+      <w:lvlText w:val=""/>
+      <w:lvlJc w:val="left"/>
+      <w:pPr>
+        <w:tabs>
+          <w:tab w:val="num" w:pos="2880"/>
+        </w:tabs>
+        <w:ind w:left="2880" w:hanging="360"/>
+      </w:pPr>
+      <w:rPr>
+        <w:rFonts w:ascii="Wingdings" w:hAnsi="Wingdings" w:hint="default"/>
+        <w:sz w:val="20"/>
+      </w:rPr>
+    </w:lvl>
+    <w:lvl w:ilvl="4" w:tentative="1">
+      <w:start w:val="1"/>
+      <w:numFmt w:val="bullet"/>
+      <w:lvlText w:val=""/>
+      <w:lvlJc w:val="left"/>
+      <w:pPr>
+        <w:tabs>
+          <w:tab w:val="num" w:pos="3600"/>
+        </w:tabs>
+        <w:ind w:left="3600" w:hanging="360"/>
+      </w:pPr>
+      <w:rPr>
+        <w:rFonts w:ascii="Wingdings" w:hAnsi="Wingdings" w:hint="default"/>
+        <w:sz w:val="20"/>
+      </w:rPr>
+    </w:lvl>
+    <w:lvl w:ilvl="5" w:tentative="1">
+      <w:start w:val="1"/>
+      <w:numFmt w:val="bullet"/>
+      <w:lvlText w:val=""/>
+      <w:lvlJc w:val="left"/>
+      <w:pPr>
+        <w:tabs>
+          <w:tab w:val="num" w:pos="4320"/>
+        </w:tabs>
+        <w:ind w:left="4320" w:hanging="360"/>
+      </w:pPr>
+      <w:rPr>
+        <w:rFonts w:ascii="Wingdings" w:hAnsi="Wingdings" w:hint="default"/>
+        <w:sz w:val="20"/>
+      </w:rPr>
+    </w:lvl>
+    <w:lvl w:ilvl="6" w:tentative="1">
+      <w:start w:val="1"/>
+      <w:numFmt w:val="bullet"/>
+      <w:lvlText w:val=""/>
+      <w:lvlJc w:val="left"/>
+      <w:pPr>
+        <w:tabs>
+          <w:tab w:val="num" w:pos="5040"/>
+        </w:tabs>
+        <w:ind w:left="5040" w:hanging="360"/>
+      </w:pPr>
+      <w:rPr>
+        <w:rFonts w:ascii="Wingdings" w:hAnsi="Wingdings" w:hint="default"/>
+        <w:sz w:val="20"/>
+      </w:rPr>
+    </w:lvl>
+    <w:lvl w:ilvl="7" w:tentative="1">
+      <w:start w:val="1"/>
+      <w:numFmt w:val="bullet"/>
+      <w:lvlText w:val=""/>
+      <w:lvlJc w:val="left"/>
+      <w:pPr>
+        <w:tabs>
+          <w:tab w:val="num" w:pos="5760"/>
+        </w:tabs>
+        <w:ind w:left="5760" w:hanging="360"/>
+      </w:pPr>
+      <w:rPr>
+        <w:rFonts w:ascii="Wingdings" w:hAnsi="Wingdings" w:hint="default"/>
+        <w:sz w:val="20"/>
+      </w:rPr>
+    </w:lvl>
+    <w:lvl w:ilvl="8" w:tentative="1">
+      <w:start w:val="1"/>
+      <w:numFmt w:val="bullet"/>
+      <w:lvlText w:val=""/>
+      <w:lvlJc w:val="left"/>
+      <w:pPr>
+        <w:tabs>
+          <w:tab w:val="num" w:pos="6480"/>
+        </w:tabs>
+        <w:ind w:left="6480" w:hanging="360"/>
+      </w:pPr>
+      <w:rPr>
+        <w:rFonts w:ascii="Wingdings" w:hAnsi="Wingdings" w:hint="default"/>
+        <w:sz w:val="20"/>
+      </w:rPr>
+    </w:lvl>
+  </w:abstractNum>
+  <w:abstractNum w:abstractNumId="37" w15:restartNumberingAfterBreak="0">
     <w:nsid w:val="4E351701"/>
     <w:multiLevelType w:val="hybridMultilevel"/>
     <w:tmpl w:val="7E4A57D4"/>
@@ -3142,7 +6193,7 @@
       </w:rPr>
     </w:lvl>
   </w:abstractNum>
-  <w:abstractNum w:abstractNumId="18" w15:restartNumberingAfterBreak="0">
+  <w:abstractNum w:abstractNumId="38" w15:restartNumberingAfterBreak="0">
     <w:nsid w:val="4E7C2CF5"/>
     <w:multiLevelType w:val="hybridMultilevel"/>
     <w:tmpl w:val="BE66F960"/>
@@ -3255,7 +6306,7 @@
       </w:rPr>
     </w:lvl>
   </w:abstractNum>
-  <w:abstractNum w:abstractNumId="19" w15:restartNumberingAfterBreak="0">
+  <w:abstractNum w:abstractNumId="39" w15:restartNumberingAfterBreak="0">
     <w:nsid w:val="4EFC6F30"/>
     <w:multiLevelType w:val="hybridMultilevel"/>
     <w:tmpl w:val="C8CA6B20"/>
@@ -3368,7 +6419,7 @@
       </w:rPr>
     </w:lvl>
   </w:abstractNum>
-  <w:abstractNum w:abstractNumId="20" w15:restartNumberingAfterBreak="0">
+  <w:abstractNum w:abstractNumId="40" w15:restartNumberingAfterBreak="0">
     <w:nsid w:val="4F16547F"/>
     <w:multiLevelType w:val="hybridMultilevel"/>
     <w:tmpl w:val="96EE933E"/>
@@ -3481,7 +6532,7 @@
       </w:rPr>
     </w:lvl>
   </w:abstractNum>
-  <w:abstractNum w:abstractNumId="21" w15:restartNumberingAfterBreak="0">
+  <w:abstractNum w:abstractNumId="41" w15:restartNumberingAfterBreak="0">
     <w:nsid w:val="4F4261AF"/>
     <w:multiLevelType w:val="hybridMultilevel"/>
     <w:tmpl w:val="9B602C76"/>
@@ -3594,7 +6645,7 @@
       </w:rPr>
     </w:lvl>
   </w:abstractNum>
-  <w:abstractNum w:abstractNumId="22" w15:restartNumberingAfterBreak="0">
+  <w:abstractNum w:abstractNumId="42" w15:restartNumberingAfterBreak="0">
     <w:nsid w:val="541F6CC8"/>
     <w:multiLevelType w:val="hybridMultilevel"/>
     <w:tmpl w:val="B038D5A2"/>
@@ -3707,7 +6758,7 @@
       </w:rPr>
     </w:lvl>
   </w:abstractNum>
-  <w:abstractNum w:abstractNumId="23" w15:restartNumberingAfterBreak="0">
+  <w:abstractNum w:abstractNumId="43" w15:restartNumberingAfterBreak="0">
     <w:nsid w:val="562058E5"/>
     <w:multiLevelType w:val="hybridMultilevel"/>
     <w:tmpl w:val="3AA2CABE"/>
@@ -3820,7 +6871,7 @@
       </w:rPr>
     </w:lvl>
   </w:abstractNum>
-  <w:abstractNum w:abstractNumId="24" w15:restartNumberingAfterBreak="0">
+  <w:abstractNum w:abstractNumId="44" w15:restartNumberingAfterBreak="0">
     <w:nsid w:val="56526077"/>
     <w:multiLevelType w:val="hybridMultilevel"/>
     <w:tmpl w:val="1BDC2FD0"/>
@@ -3933,7 +6984,156 @@
       </w:rPr>
     </w:lvl>
   </w:abstractNum>
-  <w:abstractNum w:abstractNumId="25" w15:restartNumberingAfterBreak="0">
+  <w:abstractNum w:abstractNumId="45" w15:restartNumberingAfterBreak="0">
+    <w:nsid w:val="5BF040E7"/>
+    <w:multiLevelType w:val="multilevel"/>
+    <w:tmpl w:val="3BEACBA2"/>
+    <w:lvl w:ilvl="0">
+      <w:start w:val="1"/>
+      <w:numFmt w:val="bullet"/>
+      <w:lvlText w:val=""/>
+      <w:lvlJc w:val="left"/>
+      <w:pPr>
+        <w:tabs>
+          <w:tab w:val="num" w:pos="720"/>
+        </w:tabs>
+        <w:ind w:left="720" w:hanging="360"/>
+      </w:pPr>
+      <w:rPr>
+        <w:rFonts w:ascii="Symbol" w:hAnsi="Symbol" w:hint="default"/>
+        <w:sz w:val="20"/>
+      </w:rPr>
+    </w:lvl>
+    <w:lvl w:ilvl="1" w:tentative="1">
+      <w:start w:val="1"/>
+      <w:numFmt w:val="bullet"/>
+      <w:lvlText w:val="o"/>
+      <w:lvlJc w:val="left"/>
+      <w:pPr>
+        <w:tabs>
+          <w:tab w:val="num" w:pos="1440"/>
+        </w:tabs>
+        <w:ind w:left="1440" w:hanging="360"/>
+      </w:pPr>
+      <w:rPr>
+        <w:rFonts w:ascii="Courier New" w:hAnsi="Courier New" w:hint="default"/>
+        <w:sz w:val="20"/>
+      </w:rPr>
+    </w:lvl>
+    <w:lvl w:ilvl="2" w:tentative="1">
+      <w:start w:val="1"/>
+      <w:numFmt w:val="bullet"/>
+      <w:lvlText w:val=""/>
+      <w:lvlJc w:val="left"/>
+      <w:pPr>
+        <w:tabs>
+          <w:tab w:val="num" w:pos="2160"/>
+        </w:tabs>
+        <w:ind w:left="2160" w:hanging="360"/>
+      </w:pPr>
+      <w:rPr>
+        <w:rFonts w:ascii="Wingdings" w:hAnsi="Wingdings" w:hint="default"/>
+        <w:sz w:val="20"/>
+      </w:rPr>
+    </w:lvl>
+    <w:lvl w:ilvl="3" w:tentative="1">
+      <w:start w:val="1"/>
+      <w:numFmt w:val="bullet"/>
+      <w:lvlText w:val=""/>
+      <w:lvlJc w:val="left"/>
+      <w:pPr>
+        <w:tabs>
+          <w:tab w:val="num" w:pos="2880"/>
+        </w:tabs>
+        <w:ind w:left="2880" w:hanging="360"/>
+      </w:pPr>
+      <w:rPr>
+        <w:rFonts w:ascii="Wingdings" w:hAnsi="Wingdings" w:hint="default"/>
+        <w:sz w:val="20"/>
+      </w:rPr>
+    </w:lvl>
+    <w:lvl w:ilvl="4" w:tentative="1">
+      <w:start w:val="1"/>
+      <w:numFmt w:val="bullet"/>
+      <w:lvlText w:val=""/>
+      <w:lvlJc w:val="left"/>
+      <w:pPr>
+        <w:tabs>
+          <w:tab w:val="num" w:pos="3600"/>
+        </w:tabs>
+        <w:ind w:left="3600" w:hanging="360"/>
+      </w:pPr>
+      <w:rPr>
+        <w:rFonts w:ascii="Wingdings" w:hAnsi="Wingdings" w:hint="default"/>
+        <w:sz w:val="20"/>
+      </w:rPr>
+    </w:lvl>
+    <w:lvl w:ilvl="5" w:tentative="1">
+      <w:start w:val="1"/>
+      <w:numFmt w:val="bullet"/>
+      <w:lvlText w:val=""/>
+      <w:lvlJc w:val="left"/>
+      <w:pPr>
+        <w:tabs>
+          <w:tab w:val="num" w:pos="4320"/>
+        </w:tabs>
+        <w:ind w:left="4320" w:hanging="360"/>
+      </w:pPr>
+      <w:rPr>
+        <w:rFonts w:ascii="Wingdings" w:hAnsi="Wingdings" w:hint="default"/>
+        <w:sz w:val="20"/>
+      </w:rPr>
+    </w:lvl>
+    <w:lvl w:ilvl="6" w:tentative="1">
+      <w:start w:val="1"/>
+      <w:numFmt w:val="bullet"/>
+      <w:lvlText w:val=""/>
+      <w:lvlJc w:val="left"/>
+      <w:pPr>
+        <w:tabs>
+          <w:tab w:val="num" w:pos="5040"/>
+        </w:tabs>
+        <w:ind w:left="5040" w:hanging="360"/>
+      </w:pPr>
+      <w:rPr>
+        <w:rFonts w:ascii="Wingdings" w:hAnsi="Wingdings" w:hint="default"/>
+        <w:sz w:val="20"/>
+      </w:rPr>
+    </w:lvl>
+    <w:lvl w:ilvl="7" w:tentative="1">
+      <w:start w:val="1"/>
+      <w:numFmt w:val="bullet"/>
+      <w:lvlText w:val=""/>
+      <w:lvlJc w:val="left"/>
+      <w:pPr>
+        <w:tabs>
+          <w:tab w:val="num" w:pos="5760"/>
+        </w:tabs>
+        <w:ind w:left="5760" w:hanging="360"/>
+      </w:pPr>
+      <w:rPr>
+        <w:rFonts w:ascii="Wingdings" w:hAnsi="Wingdings" w:hint="default"/>
+        <w:sz w:val="20"/>
+      </w:rPr>
+    </w:lvl>
+    <w:lvl w:ilvl="8" w:tentative="1">
+      <w:start w:val="1"/>
+      <w:numFmt w:val="bullet"/>
+      <w:lvlText w:val=""/>
+      <w:lvlJc w:val="left"/>
+      <w:pPr>
+        <w:tabs>
+          <w:tab w:val="num" w:pos="6480"/>
+        </w:tabs>
+        <w:ind w:left="6480" w:hanging="360"/>
+      </w:pPr>
+      <w:rPr>
+        <w:rFonts w:ascii="Wingdings" w:hAnsi="Wingdings" w:hint="default"/>
+        <w:sz w:val="20"/>
+      </w:rPr>
+    </w:lvl>
+  </w:abstractNum>
+  <w:abstractNum w:abstractNumId="46" w15:restartNumberingAfterBreak="0">
     <w:nsid w:val="605E4692"/>
     <w:multiLevelType w:val="hybridMultilevel"/>
     <w:tmpl w:val="AE4E9C88"/>
@@ -4046,7 +7246,454 @@
       </w:rPr>
     </w:lvl>
   </w:abstractNum>
-  <w:abstractNum w:abstractNumId="26" w15:restartNumberingAfterBreak="0">
+  <w:abstractNum w:abstractNumId="47" w15:restartNumberingAfterBreak="0">
+    <w:nsid w:val="61526048"/>
+    <w:multiLevelType w:val="multilevel"/>
+    <w:tmpl w:val="C9A660D8"/>
+    <w:lvl w:ilvl="0">
+      <w:start w:val="1"/>
+      <w:numFmt w:val="bullet"/>
+      <w:lvlText w:val=""/>
+      <w:lvlJc w:val="left"/>
+      <w:pPr>
+        <w:tabs>
+          <w:tab w:val="num" w:pos="720"/>
+        </w:tabs>
+        <w:ind w:left="720" w:hanging="360"/>
+      </w:pPr>
+      <w:rPr>
+        <w:rFonts w:ascii="Symbol" w:hAnsi="Symbol" w:hint="default"/>
+        <w:sz w:val="20"/>
+      </w:rPr>
+    </w:lvl>
+    <w:lvl w:ilvl="1" w:tentative="1">
+      <w:start w:val="1"/>
+      <w:numFmt w:val="bullet"/>
+      <w:lvlText w:val="o"/>
+      <w:lvlJc w:val="left"/>
+      <w:pPr>
+        <w:tabs>
+          <w:tab w:val="num" w:pos="1440"/>
+        </w:tabs>
+        <w:ind w:left="1440" w:hanging="360"/>
+      </w:pPr>
+      <w:rPr>
+        <w:rFonts w:ascii="Courier New" w:hAnsi="Courier New" w:hint="default"/>
+        <w:sz w:val="20"/>
+      </w:rPr>
+    </w:lvl>
+    <w:lvl w:ilvl="2" w:tentative="1">
+      <w:start w:val="1"/>
+      <w:numFmt w:val="bullet"/>
+      <w:lvlText w:val=""/>
+      <w:lvlJc w:val="left"/>
+      <w:pPr>
+        <w:tabs>
+          <w:tab w:val="num" w:pos="2160"/>
+        </w:tabs>
+        <w:ind w:left="2160" w:hanging="360"/>
+      </w:pPr>
+      <w:rPr>
+        <w:rFonts w:ascii="Wingdings" w:hAnsi="Wingdings" w:hint="default"/>
+        <w:sz w:val="20"/>
+      </w:rPr>
+    </w:lvl>
+    <w:lvl w:ilvl="3" w:tentative="1">
+      <w:start w:val="1"/>
+      <w:numFmt w:val="bullet"/>
+      <w:lvlText w:val=""/>
+      <w:lvlJc w:val="left"/>
+      <w:pPr>
+        <w:tabs>
+          <w:tab w:val="num" w:pos="2880"/>
+        </w:tabs>
+        <w:ind w:left="2880" w:hanging="360"/>
+      </w:pPr>
+      <w:rPr>
+        <w:rFonts w:ascii="Wingdings" w:hAnsi="Wingdings" w:hint="default"/>
+        <w:sz w:val="20"/>
+      </w:rPr>
+    </w:lvl>
+    <w:lvl w:ilvl="4" w:tentative="1">
+      <w:start w:val="1"/>
+      <w:numFmt w:val="bullet"/>
+      <w:lvlText w:val=""/>
+      <w:lvlJc w:val="left"/>
+      <w:pPr>
+        <w:tabs>
+          <w:tab w:val="num" w:pos="3600"/>
+        </w:tabs>
+        <w:ind w:left="3600" w:hanging="360"/>
+      </w:pPr>
+      <w:rPr>
+        <w:rFonts w:ascii="Wingdings" w:hAnsi="Wingdings" w:hint="default"/>
+        <w:sz w:val="20"/>
+      </w:rPr>
+    </w:lvl>
+    <w:lvl w:ilvl="5" w:tentative="1">
+      <w:start w:val="1"/>
+      <w:numFmt w:val="bullet"/>
+      <w:lvlText w:val=""/>
+      <w:lvlJc w:val="left"/>
+      <w:pPr>
+        <w:tabs>
+          <w:tab w:val="num" w:pos="4320"/>
+        </w:tabs>
+        <w:ind w:left="4320" w:hanging="360"/>
+      </w:pPr>
+      <w:rPr>
+        <w:rFonts w:ascii="Wingdings" w:hAnsi="Wingdings" w:hint="default"/>
+        <w:sz w:val="20"/>
+      </w:rPr>
+    </w:lvl>
+    <w:lvl w:ilvl="6" w:tentative="1">
+      <w:start w:val="1"/>
+      <w:numFmt w:val="bullet"/>
+      <w:lvlText w:val=""/>
+      <w:lvlJc w:val="left"/>
+      <w:pPr>
+        <w:tabs>
+          <w:tab w:val="num" w:pos="5040"/>
+        </w:tabs>
+        <w:ind w:left="5040" w:hanging="360"/>
+      </w:pPr>
+      <w:rPr>
+        <w:rFonts w:ascii="Wingdings" w:hAnsi="Wingdings" w:hint="default"/>
+        <w:sz w:val="20"/>
+      </w:rPr>
+    </w:lvl>
+    <w:lvl w:ilvl="7" w:tentative="1">
+      <w:start w:val="1"/>
+      <w:numFmt w:val="bullet"/>
+      <w:lvlText w:val=""/>
+      <w:lvlJc w:val="left"/>
+      <w:pPr>
+        <w:tabs>
+          <w:tab w:val="num" w:pos="5760"/>
+        </w:tabs>
+        <w:ind w:left="5760" w:hanging="360"/>
+      </w:pPr>
+      <w:rPr>
+        <w:rFonts w:ascii="Wingdings" w:hAnsi="Wingdings" w:hint="default"/>
+        <w:sz w:val="20"/>
+      </w:rPr>
+    </w:lvl>
+    <w:lvl w:ilvl="8" w:tentative="1">
+      <w:start w:val="1"/>
+      <w:numFmt w:val="bullet"/>
+      <w:lvlText w:val=""/>
+      <w:lvlJc w:val="left"/>
+      <w:pPr>
+        <w:tabs>
+          <w:tab w:val="num" w:pos="6480"/>
+        </w:tabs>
+        <w:ind w:left="6480" w:hanging="360"/>
+      </w:pPr>
+      <w:rPr>
+        <w:rFonts w:ascii="Wingdings" w:hAnsi="Wingdings" w:hint="default"/>
+        <w:sz w:val="20"/>
+      </w:rPr>
+    </w:lvl>
+  </w:abstractNum>
+  <w:abstractNum w:abstractNumId="48" w15:restartNumberingAfterBreak="0">
+    <w:nsid w:val="6157140D"/>
+    <w:multiLevelType w:val="multilevel"/>
+    <w:tmpl w:val="F8EE6BC0"/>
+    <w:lvl w:ilvl="0">
+      <w:start w:val="1"/>
+      <w:numFmt w:val="bullet"/>
+      <w:lvlText w:val=""/>
+      <w:lvlJc w:val="left"/>
+      <w:pPr>
+        <w:tabs>
+          <w:tab w:val="num" w:pos="720"/>
+        </w:tabs>
+        <w:ind w:left="720" w:hanging="360"/>
+      </w:pPr>
+      <w:rPr>
+        <w:rFonts w:ascii="Symbol" w:hAnsi="Symbol" w:hint="default"/>
+        <w:sz w:val="20"/>
+      </w:rPr>
+    </w:lvl>
+    <w:lvl w:ilvl="1" w:tentative="1">
+      <w:start w:val="1"/>
+      <w:numFmt w:val="bullet"/>
+      <w:lvlText w:val="o"/>
+      <w:lvlJc w:val="left"/>
+      <w:pPr>
+        <w:tabs>
+          <w:tab w:val="num" w:pos="1440"/>
+        </w:tabs>
+        <w:ind w:left="1440" w:hanging="360"/>
+      </w:pPr>
+      <w:rPr>
+        <w:rFonts w:ascii="Courier New" w:hAnsi="Courier New" w:hint="default"/>
+        <w:sz w:val="20"/>
+      </w:rPr>
+    </w:lvl>
+    <w:lvl w:ilvl="2" w:tentative="1">
+      <w:start w:val="1"/>
+      <w:numFmt w:val="bullet"/>
+      <w:lvlText w:val=""/>
+      <w:lvlJc w:val="left"/>
+      <w:pPr>
+        <w:tabs>
+          <w:tab w:val="num" w:pos="2160"/>
+        </w:tabs>
+        <w:ind w:left="2160" w:hanging="360"/>
+      </w:pPr>
+      <w:rPr>
+        <w:rFonts w:ascii="Wingdings" w:hAnsi="Wingdings" w:hint="default"/>
+        <w:sz w:val="20"/>
+      </w:rPr>
+    </w:lvl>
+    <w:lvl w:ilvl="3" w:tentative="1">
+      <w:start w:val="1"/>
+      <w:numFmt w:val="bullet"/>
+      <w:lvlText w:val=""/>
+      <w:lvlJc w:val="left"/>
+      <w:pPr>
+        <w:tabs>
+          <w:tab w:val="num" w:pos="2880"/>
+        </w:tabs>
+        <w:ind w:left="2880" w:hanging="360"/>
+      </w:pPr>
+      <w:rPr>
+        <w:rFonts w:ascii="Wingdings" w:hAnsi="Wingdings" w:hint="default"/>
+        <w:sz w:val="20"/>
+      </w:rPr>
+    </w:lvl>
+    <w:lvl w:ilvl="4" w:tentative="1">
+      <w:start w:val="1"/>
+      <w:numFmt w:val="bullet"/>
+      <w:lvlText w:val=""/>
+      <w:lvlJc w:val="left"/>
+      <w:pPr>
+        <w:tabs>
+          <w:tab w:val="num" w:pos="3600"/>
+        </w:tabs>
+        <w:ind w:left="3600" w:hanging="360"/>
+      </w:pPr>
+      <w:rPr>
+        <w:rFonts w:ascii="Wingdings" w:hAnsi="Wingdings" w:hint="default"/>
+        <w:sz w:val="20"/>
+      </w:rPr>
+    </w:lvl>
+    <w:lvl w:ilvl="5" w:tentative="1">
+      <w:start w:val="1"/>
+      <w:numFmt w:val="bullet"/>
+      <w:lvlText w:val=""/>
+      <w:lvlJc w:val="left"/>
+      <w:pPr>
+        <w:tabs>
+          <w:tab w:val="num" w:pos="4320"/>
+        </w:tabs>
+        <w:ind w:left="4320" w:hanging="360"/>
+      </w:pPr>
+      <w:rPr>
+        <w:rFonts w:ascii="Wingdings" w:hAnsi="Wingdings" w:hint="default"/>
+        <w:sz w:val="20"/>
+      </w:rPr>
+    </w:lvl>
+    <w:lvl w:ilvl="6" w:tentative="1">
+      <w:start w:val="1"/>
+      <w:numFmt w:val="bullet"/>
+      <w:lvlText w:val=""/>
+      <w:lvlJc w:val="left"/>
+      <w:pPr>
+        <w:tabs>
+          <w:tab w:val="num" w:pos="5040"/>
+        </w:tabs>
+        <w:ind w:left="5040" w:hanging="360"/>
+      </w:pPr>
+      <w:rPr>
+        <w:rFonts w:ascii="Wingdings" w:hAnsi="Wingdings" w:hint="default"/>
+        <w:sz w:val="20"/>
+      </w:rPr>
+    </w:lvl>
+    <w:lvl w:ilvl="7" w:tentative="1">
+      <w:start w:val="1"/>
+      <w:numFmt w:val="bullet"/>
+      <w:lvlText w:val=""/>
+      <w:lvlJc w:val="left"/>
+      <w:pPr>
+        <w:tabs>
+          <w:tab w:val="num" w:pos="5760"/>
+        </w:tabs>
+        <w:ind w:left="5760" w:hanging="360"/>
+      </w:pPr>
+      <w:rPr>
+        <w:rFonts w:ascii="Wingdings" w:hAnsi="Wingdings" w:hint="default"/>
+        <w:sz w:val="20"/>
+      </w:rPr>
+    </w:lvl>
+    <w:lvl w:ilvl="8" w:tentative="1">
+      <w:start w:val="1"/>
+      <w:numFmt w:val="bullet"/>
+      <w:lvlText w:val=""/>
+      <w:lvlJc w:val="left"/>
+      <w:pPr>
+        <w:tabs>
+          <w:tab w:val="num" w:pos="6480"/>
+        </w:tabs>
+        <w:ind w:left="6480" w:hanging="360"/>
+      </w:pPr>
+      <w:rPr>
+        <w:rFonts w:ascii="Wingdings" w:hAnsi="Wingdings" w:hint="default"/>
+        <w:sz w:val="20"/>
+      </w:rPr>
+    </w:lvl>
+  </w:abstractNum>
+  <w:abstractNum w:abstractNumId="49" w15:restartNumberingAfterBreak="0">
+    <w:nsid w:val="629C4626"/>
+    <w:multiLevelType w:val="multilevel"/>
+    <w:tmpl w:val="D422D4D8"/>
+    <w:lvl w:ilvl="0">
+      <w:start w:val="1"/>
+      <w:numFmt w:val="bullet"/>
+      <w:lvlText w:val=""/>
+      <w:lvlJc w:val="left"/>
+      <w:pPr>
+        <w:tabs>
+          <w:tab w:val="num" w:pos="720"/>
+        </w:tabs>
+        <w:ind w:left="720" w:hanging="360"/>
+      </w:pPr>
+      <w:rPr>
+        <w:rFonts w:ascii="Symbol" w:hAnsi="Symbol" w:hint="default"/>
+        <w:sz w:val="20"/>
+      </w:rPr>
+    </w:lvl>
+    <w:lvl w:ilvl="1" w:tentative="1">
+      <w:start w:val="1"/>
+      <w:numFmt w:val="bullet"/>
+      <w:lvlText w:val="o"/>
+      <w:lvlJc w:val="left"/>
+      <w:pPr>
+        <w:tabs>
+          <w:tab w:val="num" w:pos="1440"/>
+        </w:tabs>
+        <w:ind w:left="1440" w:hanging="360"/>
+      </w:pPr>
+      <w:rPr>
+        <w:rFonts w:ascii="Courier New" w:hAnsi="Courier New" w:hint="default"/>
+        <w:sz w:val="20"/>
+      </w:rPr>
+    </w:lvl>
+    <w:lvl w:ilvl="2" w:tentative="1">
+      <w:start w:val="1"/>
+      <w:numFmt w:val="bullet"/>
+      <w:lvlText w:val=""/>
+      <w:lvlJc w:val="left"/>
+      <w:pPr>
+        <w:tabs>
+          <w:tab w:val="num" w:pos="2160"/>
+        </w:tabs>
+        <w:ind w:left="2160" w:hanging="360"/>
+      </w:pPr>
+      <w:rPr>
+        <w:rFonts w:ascii="Wingdings" w:hAnsi="Wingdings" w:hint="default"/>
+        <w:sz w:val="20"/>
+      </w:rPr>
+    </w:lvl>
+    <w:lvl w:ilvl="3" w:tentative="1">
+      <w:start w:val="1"/>
+      <w:numFmt w:val="bullet"/>
+      <w:lvlText w:val=""/>
+      <w:lvlJc w:val="left"/>
+      <w:pPr>
+        <w:tabs>
+          <w:tab w:val="num" w:pos="2880"/>
+        </w:tabs>
+        <w:ind w:left="2880" w:hanging="360"/>
+      </w:pPr>
+      <w:rPr>
+        <w:rFonts w:ascii="Wingdings" w:hAnsi="Wingdings" w:hint="default"/>
+        <w:sz w:val="20"/>
+      </w:rPr>
+    </w:lvl>
+    <w:lvl w:ilvl="4" w:tentative="1">
+      <w:start w:val="1"/>
+      <w:numFmt w:val="bullet"/>
+      <w:lvlText w:val=""/>
+      <w:lvlJc w:val="left"/>
+      <w:pPr>
+        <w:tabs>
+          <w:tab w:val="num" w:pos="3600"/>
+        </w:tabs>
+        <w:ind w:left="3600" w:hanging="360"/>
+      </w:pPr>
+      <w:rPr>
+        <w:rFonts w:ascii="Wingdings" w:hAnsi="Wingdings" w:hint="default"/>
+        <w:sz w:val="20"/>
+      </w:rPr>
+    </w:lvl>
+    <w:lvl w:ilvl="5" w:tentative="1">
+      <w:start w:val="1"/>
+      <w:numFmt w:val="bullet"/>
+      <w:lvlText w:val=""/>
+      <w:lvlJc w:val="left"/>
+      <w:pPr>
+        <w:tabs>
+          <w:tab w:val="num" w:pos="4320"/>
+        </w:tabs>
+        <w:ind w:left="4320" w:hanging="360"/>
+      </w:pPr>
+      <w:rPr>
+        <w:rFonts w:ascii="Wingdings" w:hAnsi="Wingdings" w:hint="default"/>
+        <w:sz w:val="20"/>
+      </w:rPr>
+    </w:lvl>
+    <w:lvl w:ilvl="6" w:tentative="1">
+      <w:start w:val="1"/>
+      <w:numFmt w:val="bullet"/>
+      <w:lvlText w:val=""/>
+      <w:lvlJc w:val="left"/>
+      <w:pPr>
+        <w:tabs>
+          <w:tab w:val="num" w:pos="5040"/>
+        </w:tabs>
+        <w:ind w:left="5040" w:hanging="360"/>
+      </w:pPr>
+      <w:rPr>
+        <w:rFonts w:ascii="Wingdings" w:hAnsi="Wingdings" w:hint="default"/>
+        <w:sz w:val="20"/>
+      </w:rPr>
+    </w:lvl>
+    <w:lvl w:ilvl="7" w:tentative="1">
+      <w:start w:val="1"/>
+      <w:numFmt w:val="bullet"/>
+      <w:lvlText w:val=""/>
+      <w:lvlJc w:val="left"/>
+      <w:pPr>
+        <w:tabs>
+          <w:tab w:val="num" w:pos="5760"/>
+        </w:tabs>
+        <w:ind w:left="5760" w:hanging="360"/>
+      </w:pPr>
+      <w:rPr>
+        <w:rFonts w:ascii="Wingdings" w:hAnsi="Wingdings" w:hint="default"/>
+        <w:sz w:val="20"/>
+      </w:rPr>
+    </w:lvl>
+    <w:lvl w:ilvl="8" w:tentative="1">
+      <w:start w:val="1"/>
+      <w:numFmt w:val="bullet"/>
+      <w:lvlText w:val=""/>
+      <w:lvlJc w:val="left"/>
+      <w:pPr>
+        <w:tabs>
+          <w:tab w:val="num" w:pos="6480"/>
+        </w:tabs>
+        <w:ind w:left="6480" w:hanging="360"/>
+      </w:pPr>
+      <w:rPr>
+        <w:rFonts w:ascii="Wingdings" w:hAnsi="Wingdings" w:hint="default"/>
+        <w:sz w:val="20"/>
+      </w:rPr>
+    </w:lvl>
+  </w:abstractNum>
+  <w:abstractNum w:abstractNumId="50" w15:restartNumberingAfterBreak="0">
     <w:nsid w:val="63452B3D"/>
     <w:multiLevelType w:val="hybridMultilevel"/>
     <w:tmpl w:val="138053C0"/>
@@ -4159,7 +7806,156 @@
       </w:rPr>
     </w:lvl>
   </w:abstractNum>
-  <w:abstractNum w:abstractNumId="27" w15:restartNumberingAfterBreak="0">
+  <w:abstractNum w:abstractNumId="51" w15:restartNumberingAfterBreak="0">
+    <w:nsid w:val="679F076F"/>
+    <w:multiLevelType w:val="multilevel"/>
+    <w:tmpl w:val="D09CA580"/>
+    <w:lvl w:ilvl="0">
+      <w:start w:val="1"/>
+      <w:numFmt w:val="bullet"/>
+      <w:lvlText w:val=""/>
+      <w:lvlJc w:val="left"/>
+      <w:pPr>
+        <w:tabs>
+          <w:tab w:val="num" w:pos="720"/>
+        </w:tabs>
+        <w:ind w:left="720" w:hanging="360"/>
+      </w:pPr>
+      <w:rPr>
+        <w:rFonts w:ascii="Symbol" w:hAnsi="Symbol" w:hint="default"/>
+        <w:sz w:val="20"/>
+      </w:rPr>
+    </w:lvl>
+    <w:lvl w:ilvl="1" w:tentative="1">
+      <w:start w:val="1"/>
+      <w:numFmt w:val="bullet"/>
+      <w:lvlText w:val="o"/>
+      <w:lvlJc w:val="left"/>
+      <w:pPr>
+        <w:tabs>
+          <w:tab w:val="num" w:pos="1440"/>
+        </w:tabs>
+        <w:ind w:left="1440" w:hanging="360"/>
+      </w:pPr>
+      <w:rPr>
+        <w:rFonts w:ascii="Courier New" w:hAnsi="Courier New" w:hint="default"/>
+        <w:sz w:val="20"/>
+      </w:rPr>
+    </w:lvl>
+    <w:lvl w:ilvl="2" w:tentative="1">
+      <w:start w:val="1"/>
+      <w:numFmt w:val="bullet"/>
+      <w:lvlText w:val=""/>
+      <w:lvlJc w:val="left"/>
+      <w:pPr>
+        <w:tabs>
+          <w:tab w:val="num" w:pos="2160"/>
+        </w:tabs>
+        <w:ind w:left="2160" w:hanging="360"/>
+      </w:pPr>
+      <w:rPr>
+        <w:rFonts w:ascii="Wingdings" w:hAnsi="Wingdings" w:hint="default"/>
+        <w:sz w:val="20"/>
+      </w:rPr>
+    </w:lvl>
+    <w:lvl w:ilvl="3" w:tentative="1">
+      <w:start w:val="1"/>
+      <w:numFmt w:val="bullet"/>
+      <w:lvlText w:val=""/>
+      <w:lvlJc w:val="left"/>
+      <w:pPr>
+        <w:tabs>
+          <w:tab w:val="num" w:pos="2880"/>
+        </w:tabs>
+        <w:ind w:left="2880" w:hanging="360"/>
+      </w:pPr>
+      <w:rPr>
+        <w:rFonts w:ascii="Wingdings" w:hAnsi="Wingdings" w:hint="default"/>
+        <w:sz w:val="20"/>
+      </w:rPr>
+    </w:lvl>
+    <w:lvl w:ilvl="4" w:tentative="1">
+      <w:start w:val="1"/>
+      <w:numFmt w:val="bullet"/>
+      <w:lvlText w:val=""/>
+      <w:lvlJc w:val="left"/>
+      <w:pPr>
+        <w:tabs>
+          <w:tab w:val="num" w:pos="3600"/>
+        </w:tabs>
+        <w:ind w:left="3600" w:hanging="360"/>
+      </w:pPr>
+      <w:rPr>
+        <w:rFonts w:ascii="Wingdings" w:hAnsi="Wingdings" w:hint="default"/>
+        <w:sz w:val="20"/>
+      </w:rPr>
+    </w:lvl>
+    <w:lvl w:ilvl="5" w:tentative="1">
+      <w:start w:val="1"/>
+      <w:numFmt w:val="bullet"/>
+      <w:lvlText w:val=""/>
+      <w:lvlJc w:val="left"/>
+      <w:pPr>
+        <w:tabs>
+          <w:tab w:val="num" w:pos="4320"/>
+        </w:tabs>
+        <w:ind w:left="4320" w:hanging="360"/>
+      </w:pPr>
+      <w:rPr>
+        <w:rFonts w:ascii="Wingdings" w:hAnsi="Wingdings" w:hint="default"/>
+        <w:sz w:val="20"/>
+      </w:rPr>
+    </w:lvl>
+    <w:lvl w:ilvl="6" w:tentative="1">
+      <w:start w:val="1"/>
+      <w:numFmt w:val="bullet"/>
+      <w:lvlText w:val=""/>
+      <w:lvlJc w:val="left"/>
+      <w:pPr>
+        <w:tabs>
+          <w:tab w:val="num" w:pos="5040"/>
+        </w:tabs>
+        <w:ind w:left="5040" w:hanging="360"/>
+      </w:pPr>
+      <w:rPr>
+        <w:rFonts w:ascii="Wingdings" w:hAnsi="Wingdings" w:hint="default"/>
+        <w:sz w:val="20"/>
+      </w:rPr>
+    </w:lvl>
+    <w:lvl w:ilvl="7" w:tentative="1">
+      <w:start w:val="1"/>
+      <w:numFmt w:val="bullet"/>
+      <w:lvlText w:val=""/>
+      <w:lvlJc w:val="left"/>
+      <w:pPr>
+        <w:tabs>
+          <w:tab w:val="num" w:pos="5760"/>
+        </w:tabs>
+        <w:ind w:left="5760" w:hanging="360"/>
+      </w:pPr>
+      <w:rPr>
+        <w:rFonts w:ascii="Wingdings" w:hAnsi="Wingdings" w:hint="default"/>
+        <w:sz w:val="20"/>
+      </w:rPr>
+    </w:lvl>
+    <w:lvl w:ilvl="8" w:tentative="1">
+      <w:start w:val="1"/>
+      <w:numFmt w:val="bullet"/>
+      <w:lvlText w:val=""/>
+      <w:lvlJc w:val="left"/>
+      <w:pPr>
+        <w:tabs>
+          <w:tab w:val="num" w:pos="6480"/>
+        </w:tabs>
+        <w:ind w:left="6480" w:hanging="360"/>
+      </w:pPr>
+      <w:rPr>
+        <w:rFonts w:ascii="Wingdings" w:hAnsi="Wingdings" w:hint="default"/>
+        <w:sz w:val="20"/>
+      </w:rPr>
+    </w:lvl>
+  </w:abstractNum>
+  <w:abstractNum w:abstractNumId="52" w15:restartNumberingAfterBreak="0">
     <w:nsid w:val="68B06E86"/>
     <w:multiLevelType w:val="hybridMultilevel"/>
     <w:tmpl w:val="D166F2F0"/>
@@ -4298,7 +8094,156 @@
       </w:rPr>
     </w:lvl>
   </w:abstractNum>
-  <w:abstractNum w:abstractNumId="28" w15:restartNumberingAfterBreak="0">
+  <w:abstractNum w:abstractNumId="53" w15:restartNumberingAfterBreak="0">
+    <w:nsid w:val="6C886012"/>
+    <w:multiLevelType w:val="multilevel"/>
+    <w:tmpl w:val="A45E5514"/>
+    <w:lvl w:ilvl="0">
+      <w:start w:val="1"/>
+      <w:numFmt w:val="bullet"/>
+      <w:lvlText w:val=""/>
+      <w:lvlJc w:val="left"/>
+      <w:pPr>
+        <w:tabs>
+          <w:tab w:val="num" w:pos="720"/>
+        </w:tabs>
+        <w:ind w:left="720" w:hanging="360"/>
+      </w:pPr>
+      <w:rPr>
+        <w:rFonts w:ascii="Symbol" w:hAnsi="Symbol" w:hint="default"/>
+        <w:sz w:val="20"/>
+      </w:rPr>
+    </w:lvl>
+    <w:lvl w:ilvl="1" w:tentative="1">
+      <w:start w:val="1"/>
+      <w:numFmt w:val="bullet"/>
+      <w:lvlText w:val="o"/>
+      <w:lvlJc w:val="left"/>
+      <w:pPr>
+        <w:tabs>
+          <w:tab w:val="num" w:pos="1440"/>
+        </w:tabs>
+        <w:ind w:left="1440" w:hanging="360"/>
+      </w:pPr>
+      <w:rPr>
+        <w:rFonts w:ascii="Courier New" w:hAnsi="Courier New" w:hint="default"/>
+        <w:sz w:val="20"/>
+      </w:rPr>
+    </w:lvl>
+    <w:lvl w:ilvl="2" w:tentative="1">
+      <w:start w:val="1"/>
+      <w:numFmt w:val="bullet"/>
+      <w:lvlText w:val=""/>
+      <w:lvlJc w:val="left"/>
+      <w:pPr>
+        <w:tabs>
+          <w:tab w:val="num" w:pos="2160"/>
+        </w:tabs>
+        <w:ind w:left="2160" w:hanging="360"/>
+      </w:pPr>
+      <w:rPr>
+        <w:rFonts w:ascii="Wingdings" w:hAnsi="Wingdings" w:hint="default"/>
+        <w:sz w:val="20"/>
+      </w:rPr>
+    </w:lvl>
+    <w:lvl w:ilvl="3" w:tentative="1">
+      <w:start w:val="1"/>
+      <w:numFmt w:val="bullet"/>
+      <w:lvlText w:val=""/>
+      <w:lvlJc w:val="left"/>
+      <w:pPr>
+        <w:tabs>
+          <w:tab w:val="num" w:pos="2880"/>
+        </w:tabs>
+        <w:ind w:left="2880" w:hanging="360"/>
+      </w:pPr>
+      <w:rPr>
+        <w:rFonts w:ascii="Wingdings" w:hAnsi="Wingdings" w:hint="default"/>
+        <w:sz w:val="20"/>
+      </w:rPr>
+    </w:lvl>
+    <w:lvl w:ilvl="4" w:tentative="1">
+      <w:start w:val="1"/>
+      <w:numFmt w:val="bullet"/>
+      <w:lvlText w:val=""/>
+      <w:lvlJc w:val="left"/>
+      <w:pPr>
+        <w:tabs>
+          <w:tab w:val="num" w:pos="3600"/>
+        </w:tabs>
+        <w:ind w:left="3600" w:hanging="360"/>
+      </w:pPr>
+      <w:rPr>
+        <w:rFonts w:ascii="Wingdings" w:hAnsi="Wingdings" w:hint="default"/>
+        <w:sz w:val="20"/>
+      </w:rPr>
+    </w:lvl>
+    <w:lvl w:ilvl="5" w:tentative="1">
+      <w:start w:val="1"/>
+      <w:numFmt w:val="bullet"/>
+      <w:lvlText w:val=""/>
+      <w:lvlJc w:val="left"/>
+      <w:pPr>
+        <w:tabs>
+          <w:tab w:val="num" w:pos="4320"/>
+        </w:tabs>
+        <w:ind w:left="4320" w:hanging="360"/>
+      </w:pPr>
+      <w:rPr>
+        <w:rFonts w:ascii="Wingdings" w:hAnsi="Wingdings" w:hint="default"/>
+        <w:sz w:val="20"/>
+      </w:rPr>
+    </w:lvl>
+    <w:lvl w:ilvl="6" w:tentative="1">
+      <w:start w:val="1"/>
+      <w:numFmt w:val="bullet"/>
+      <w:lvlText w:val=""/>
+      <w:lvlJc w:val="left"/>
+      <w:pPr>
+        <w:tabs>
+          <w:tab w:val="num" w:pos="5040"/>
+        </w:tabs>
+        <w:ind w:left="5040" w:hanging="360"/>
+      </w:pPr>
+      <w:rPr>
+        <w:rFonts w:ascii="Wingdings" w:hAnsi="Wingdings" w:hint="default"/>
+        <w:sz w:val="20"/>
+      </w:rPr>
+    </w:lvl>
+    <w:lvl w:ilvl="7" w:tentative="1">
+      <w:start w:val="1"/>
+      <w:numFmt w:val="bullet"/>
+      <w:lvlText w:val=""/>
+      <w:lvlJc w:val="left"/>
+      <w:pPr>
+        <w:tabs>
+          <w:tab w:val="num" w:pos="5760"/>
+        </w:tabs>
+        <w:ind w:left="5760" w:hanging="360"/>
+      </w:pPr>
+      <w:rPr>
+        <w:rFonts w:ascii="Wingdings" w:hAnsi="Wingdings" w:hint="default"/>
+        <w:sz w:val="20"/>
+      </w:rPr>
+    </w:lvl>
+    <w:lvl w:ilvl="8" w:tentative="1">
+      <w:start w:val="1"/>
+      <w:numFmt w:val="bullet"/>
+      <w:lvlText w:val=""/>
+      <w:lvlJc w:val="left"/>
+      <w:pPr>
+        <w:tabs>
+          <w:tab w:val="num" w:pos="6480"/>
+        </w:tabs>
+        <w:ind w:left="6480" w:hanging="360"/>
+      </w:pPr>
+      <w:rPr>
+        <w:rFonts w:ascii="Wingdings" w:hAnsi="Wingdings" w:hint="default"/>
+        <w:sz w:val="20"/>
+      </w:rPr>
+    </w:lvl>
+  </w:abstractNum>
+  <w:abstractNum w:abstractNumId="54" w15:restartNumberingAfterBreak="0">
     <w:nsid w:val="6E1C05D9"/>
     <w:multiLevelType w:val="hybridMultilevel"/>
     <w:tmpl w:val="24B6A5C6"/>
@@ -4411,7 +8356,454 @@
       </w:rPr>
     </w:lvl>
   </w:abstractNum>
-  <w:abstractNum w:abstractNumId="29" w15:restartNumberingAfterBreak="0">
+  <w:abstractNum w:abstractNumId="55" w15:restartNumberingAfterBreak="0">
+    <w:nsid w:val="775E193E"/>
+    <w:multiLevelType w:val="multilevel"/>
+    <w:tmpl w:val="283CECC6"/>
+    <w:lvl w:ilvl="0">
+      <w:start w:val="1"/>
+      <w:numFmt w:val="bullet"/>
+      <w:lvlText w:val=""/>
+      <w:lvlJc w:val="left"/>
+      <w:pPr>
+        <w:tabs>
+          <w:tab w:val="num" w:pos="720"/>
+        </w:tabs>
+        <w:ind w:left="720" w:hanging="360"/>
+      </w:pPr>
+      <w:rPr>
+        <w:rFonts w:ascii="Symbol" w:hAnsi="Symbol" w:hint="default"/>
+        <w:sz w:val="20"/>
+      </w:rPr>
+    </w:lvl>
+    <w:lvl w:ilvl="1" w:tentative="1">
+      <w:start w:val="1"/>
+      <w:numFmt w:val="bullet"/>
+      <w:lvlText w:val="o"/>
+      <w:lvlJc w:val="left"/>
+      <w:pPr>
+        <w:tabs>
+          <w:tab w:val="num" w:pos="1440"/>
+        </w:tabs>
+        <w:ind w:left="1440" w:hanging="360"/>
+      </w:pPr>
+      <w:rPr>
+        <w:rFonts w:ascii="Courier New" w:hAnsi="Courier New" w:hint="default"/>
+        <w:sz w:val="20"/>
+      </w:rPr>
+    </w:lvl>
+    <w:lvl w:ilvl="2" w:tentative="1">
+      <w:start w:val="1"/>
+      <w:numFmt w:val="bullet"/>
+      <w:lvlText w:val=""/>
+      <w:lvlJc w:val="left"/>
+      <w:pPr>
+        <w:tabs>
+          <w:tab w:val="num" w:pos="2160"/>
+        </w:tabs>
+        <w:ind w:left="2160" w:hanging="360"/>
+      </w:pPr>
+      <w:rPr>
+        <w:rFonts w:ascii="Wingdings" w:hAnsi="Wingdings" w:hint="default"/>
+        <w:sz w:val="20"/>
+      </w:rPr>
+    </w:lvl>
+    <w:lvl w:ilvl="3" w:tentative="1">
+      <w:start w:val="1"/>
+      <w:numFmt w:val="bullet"/>
+      <w:lvlText w:val=""/>
+      <w:lvlJc w:val="left"/>
+      <w:pPr>
+        <w:tabs>
+          <w:tab w:val="num" w:pos="2880"/>
+        </w:tabs>
+        <w:ind w:left="2880" w:hanging="360"/>
+      </w:pPr>
+      <w:rPr>
+        <w:rFonts w:ascii="Wingdings" w:hAnsi="Wingdings" w:hint="default"/>
+        <w:sz w:val="20"/>
+      </w:rPr>
+    </w:lvl>
+    <w:lvl w:ilvl="4" w:tentative="1">
+      <w:start w:val="1"/>
+      <w:numFmt w:val="bullet"/>
+      <w:lvlText w:val=""/>
+      <w:lvlJc w:val="left"/>
+      <w:pPr>
+        <w:tabs>
+          <w:tab w:val="num" w:pos="3600"/>
+        </w:tabs>
+        <w:ind w:left="3600" w:hanging="360"/>
+      </w:pPr>
+      <w:rPr>
+        <w:rFonts w:ascii="Wingdings" w:hAnsi="Wingdings" w:hint="default"/>
+        <w:sz w:val="20"/>
+      </w:rPr>
+    </w:lvl>
+    <w:lvl w:ilvl="5" w:tentative="1">
+      <w:start w:val="1"/>
+      <w:numFmt w:val="bullet"/>
+      <w:lvlText w:val=""/>
+      <w:lvlJc w:val="left"/>
+      <w:pPr>
+        <w:tabs>
+          <w:tab w:val="num" w:pos="4320"/>
+        </w:tabs>
+        <w:ind w:left="4320" w:hanging="360"/>
+      </w:pPr>
+      <w:rPr>
+        <w:rFonts w:ascii="Wingdings" w:hAnsi="Wingdings" w:hint="default"/>
+        <w:sz w:val="20"/>
+      </w:rPr>
+    </w:lvl>
+    <w:lvl w:ilvl="6" w:tentative="1">
+      <w:start w:val="1"/>
+      <w:numFmt w:val="bullet"/>
+      <w:lvlText w:val=""/>
+      <w:lvlJc w:val="left"/>
+      <w:pPr>
+        <w:tabs>
+          <w:tab w:val="num" w:pos="5040"/>
+        </w:tabs>
+        <w:ind w:left="5040" w:hanging="360"/>
+      </w:pPr>
+      <w:rPr>
+        <w:rFonts w:ascii="Wingdings" w:hAnsi="Wingdings" w:hint="default"/>
+        <w:sz w:val="20"/>
+      </w:rPr>
+    </w:lvl>
+    <w:lvl w:ilvl="7" w:tentative="1">
+      <w:start w:val="1"/>
+      <w:numFmt w:val="bullet"/>
+      <w:lvlText w:val=""/>
+      <w:lvlJc w:val="left"/>
+      <w:pPr>
+        <w:tabs>
+          <w:tab w:val="num" w:pos="5760"/>
+        </w:tabs>
+        <w:ind w:left="5760" w:hanging="360"/>
+      </w:pPr>
+      <w:rPr>
+        <w:rFonts w:ascii="Wingdings" w:hAnsi="Wingdings" w:hint="default"/>
+        <w:sz w:val="20"/>
+      </w:rPr>
+    </w:lvl>
+    <w:lvl w:ilvl="8" w:tentative="1">
+      <w:start w:val="1"/>
+      <w:numFmt w:val="bullet"/>
+      <w:lvlText w:val=""/>
+      <w:lvlJc w:val="left"/>
+      <w:pPr>
+        <w:tabs>
+          <w:tab w:val="num" w:pos="6480"/>
+        </w:tabs>
+        <w:ind w:left="6480" w:hanging="360"/>
+      </w:pPr>
+      <w:rPr>
+        <w:rFonts w:ascii="Wingdings" w:hAnsi="Wingdings" w:hint="default"/>
+        <w:sz w:val="20"/>
+      </w:rPr>
+    </w:lvl>
+  </w:abstractNum>
+  <w:abstractNum w:abstractNumId="56" w15:restartNumberingAfterBreak="0">
+    <w:nsid w:val="784840DA"/>
+    <w:multiLevelType w:val="multilevel"/>
+    <w:tmpl w:val="34B2F876"/>
+    <w:lvl w:ilvl="0">
+      <w:start w:val="1"/>
+      <w:numFmt w:val="bullet"/>
+      <w:lvlText w:val=""/>
+      <w:lvlJc w:val="left"/>
+      <w:pPr>
+        <w:tabs>
+          <w:tab w:val="num" w:pos="720"/>
+        </w:tabs>
+        <w:ind w:left="720" w:hanging="360"/>
+      </w:pPr>
+      <w:rPr>
+        <w:rFonts w:ascii="Symbol" w:hAnsi="Symbol" w:hint="default"/>
+        <w:sz w:val="20"/>
+      </w:rPr>
+    </w:lvl>
+    <w:lvl w:ilvl="1" w:tentative="1">
+      <w:start w:val="1"/>
+      <w:numFmt w:val="bullet"/>
+      <w:lvlText w:val="o"/>
+      <w:lvlJc w:val="left"/>
+      <w:pPr>
+        <w:tabs>
+          <w:tab w:val="num" w:pos="1440"/>
+        </w:tabs>
+        <w:ind w:left="1440" w:hanging="360"/>
+      </w:pPr>
+      <w:rPr>
+        <w:rFonts w:ascii="Courier New" w:hAnsi="Courier New" w:hint="default"/>
+        <w:sz w:val="20"/>
+      </w:rPr>
+    </w:lvl>
+    <w:lvl w:ilvl="2" w:tentative="1">
+      <w:start w:val="1"/>
+      <w:numFmt w:val="bullet"/>
+      <w:lvlText w:val=""/>
+      <w:lvlJc w:val="left"/>
+      <w:pPr>
+        <w:tabs>
+          <w:tab w:val="num" w:pos="2160"/>
+        </w:tabs>
+        <w:ind w:left="2160" w:hanging="360"/>
+      </w:pPr>
+      <w:rPr>
+        <w:rFonts w:ascii="Wingdings" w:hAnsi="Wingdings" w:hint="default"/>
+        <w:sz w:val="20"/>
+      </w:rPr>
+    </w:lvl>
+    <w:lvl w:ilvl="3" w:tentative="1">
+      <w:start w:val="1"/>
+      <w:numFmt w:val="bullet"/>
+      <w:lvlText w:val=""/>
+      <w:lvlJc w:val="left"/>
+      <w:pPr>
+        <w:tabs>
+          <w:tab w:val="num" w:pos="2880"/>
+        </w:tabs>
+        <w:ind w:left="2880" w:hanging="360"/>
+      </w:pPr>
+      <w:rPr>
+        <w:rFonts w:ascii="Wingdings" w:hAnsi="Wingdings" w:hint="default"/>
+        <w:sz w:val="20"/>
+      </w:rPr>
+    </w:lvl>
+    <w:lvl w:ilvl="4" w:tentative="1">
+      <w:start w:val="1"/>
+      <w:numFmt w:val="bullet"/>
+      <w:lvlText w:val=""/>
+      <w:lvlJc w:val="left"/>
+      <w:pPr>
+        <w:tabs>
+          <w:tab w:val="num" w:pos="3600"/>
+        </w:tabs>
+        <w:ind w:left="3600" w:hanging="360"/>
+      </w:pPr>
+      <w:rPr>
+        <w:rFonts w:ascii="Wingdings" w:hAnsi="Wingdings" w:hint="default"/>
+        <w:sz w:val="20"/>
+      </w:rPr>
+    </w:lvl>
+    <w:lvl w:ilvl="5" w:tentative="1">
+      <w:start w:val="1"/>
+      <w:numFmt w:val="bullet"/>
+      <w:lvlText w:val=""/>
+      <w:lvlJc w:val="left"/>
+      <w:pPr>
+        <w:tabs>
+          <w:tab w:val="num" w:pos="4320"/>
+        </w:tabs>
+        <w:ind w:left="4320" w:hanging="360"/>
+      </w:pPr>
+      <w:rPr>
+        <w:rFonts w:ascii="Wingdings" w:hAnsi="Wingdings" w:hint="default"/>
+        <w:sz w:val="20"/>
+      </w:rPr>
+    </w:lvl>
+    <w:lvl w:ilvl="6" w:tentative="1">
+      <w:start w:val="1"/>
+      <w:numFmt w:val="bullet"/>
+      <w:lvlText w:val=""/>
+      <w:lvlJc w:val="left"/>
+      <w:pPr>
+        <w:tabs>
+          <w:tab w:val="num" w:pos="5040"/>
+        </w:tabs>
+        <w:ind w:left="5040" w:hanging="360"/>
+      </w:pPr>
+      <w:rPr>
+        <w:rFonts w:ascii="Wingdings" w:hAnsi="Wingdings" w:hint="default"/>
+        <w:sz w:val="20"/>
+      </w:rPr>
+    </w:lvl>
+    <w:lvl w:ilvl="7" w:tentative="1">
+      <w:start w:val="1"/>
+      <w:numFmt w:val="bullet"/>
+      <w:lvlText w:val=""/>
+      <w:lvlJc w:val="left"/>
+      <w:pPr>
+        <w:tabs>
+          <w:tab w:val="num" w:pos="5760"/>
+        </w:tabs>
+        <w:ind w:left="5760" w:hanging="360"/>
+      </w:pPr>
+      <w:rPr>
+        <w:rFonts w:ascii="Wingdings" w:hAnsi="Wingdings" w:hint="default"/>
+        <w:sz w:val="20"/>
+      </w:rPr>
+    </w:lvl>
+    <w:lvl w:ilvl="8" w:tentative="1">
+      <w:start w:val="1"/>
+      <w:numFmt w:val="bullet"/>
+      <w:lvlText w:val=""/>
+      <w:lvlJc w:val="left"/>
+      <w:pPr>
+        <w:tabs>
+          <w:tab w:val="num" w:pos="6480"/>
+        </w:tabs>
+        <w:ind w:left="6480" w:hanging="360"/>
+      </w:pPr>
+      <w:rPr>
+        <w:rFonts w:ascii="Wingdings" w:hAnsi="Wingdings" w:hint="default"/>
+        <w:sz w:val="20"/>
+      </w:rPr>
+    </w:lvl>
+  </w:abstractNum>
+  <w:abstractNum w:abstractNumId="57" w15:restartNumberingAfterBreak="0">
+    <w:nsid w:val="78CE4D0A"/>
+    <w:multiLevelType w:val="multilevel"/>
+    <w:tmpl w:val="6B946F7C"/>
+    <w:lvl w:ilvl="0">
+      <w:start w:val="1"/>
+      <w:numFmt w:val="bullet"/>
+      <w:lvlText w:val=""/>
+      <w:lvlJc w:val="left"/>
+      <w:pPr>
+        <w:tabs>
+          <w:tab w:val="num" w:pos="720"/>
+        </w:tabs>
+        <w:ind w:left="720" w:hanging="360"/>
+      </w:pPr>
+      <w:rPr>
+        <w:rFonts w:ascii="Symbol" w:hAnsi="Symbol" w:hint="default"/>
+        <w:sz w:val="20"/>
+      </w:rPr>
+    </w:lvl>
+    <w:lvl w:ilvl="1" w:tentative="1">
+      <w:start w:val="1"/>
+      <w:numFmt w:val="bullet"/>
+      <w:lvlText w:val="o"/>
+      <w:lvlJc w:val="left"/>
+      <w:pPr>
+        <w:tabs>
+          <w:tab w:val="num" w:pos="1440"/>
+        </w:tabs>
+        <w:ind w:left="1440" w:hanging="360"/>
+      </w:pPr>
+      <w:rPr>
+        <w:rFonts w:ascii="Courier New" w:hAnsi="Courier New" w:hint="default"/>
+        <w:sz w:val="20"/>
+      </w:rPr>
+    </w:lvl>
+    <w:lvl w:ilvl="2" w:tentative="1">
+      <w:start w:val="1"/>
+      <w:numFmt w:val="bullet"/>
+      <w:lvlText w:val=""/>
+      <w:lvlJc w:val="left"/>
+      <w:pPr>
+        <w:tabs>
+          <w:tab w:val="num" w:pos="2160"/>
+        </w:tabs>
+        <w:ind w:left="2160" w:hanging="360"/>
+      </w:pPr>
+      <w:rPr>
+        <w:rFonts w:ascii="Wingdings" w:hAnsi="Wingdings" w:hint="default"/>
+        <w:sz w:val="20"/>
+      </w:rPr>
+    </w:lvl>
+    <w:lvl w:ilvl="3" w:tentative="1">
+      <w:start w:val="1"/>
+      <w:numFmt w:val="bullet"/>
+      <w:lvlText w:val=""/>
+      <w:lvlJc w:val="left"/>
+      <w:pPr>
+        <w:tabs>
+          <w:tab w:val="num" w:pos="2880"/>
+        </w:tabs>
+        <w:ind w:left="2880" w:hanging="360"/>
+      </w:pPr>
+      <w:rPr>
+        <w:rFonts w:ascii="Wingdings" w:hAnsi="Wingdings" w:hint="default"/>
+        <w:sz w:val="20"/>
+      </w:rPr>
+    </w:lvl>
+    <w:lvl w:ilvl="4" w:tentative="1">
+      <w:start w:val="1"/>
+      <w:numFmt w:val="bullet"/>
+      <w:lvlText w:val=""/>
+      <w:lvlJc w:val="left"/>
+      <w:pPr>
+        <w:tabs>
+          <w:tab w:val="num" w:pos="3600"/>
+        </w:tabs>
+        <w:ind w:left="3600" w:hanging="360"/>
+      </w:pPr>
+      <w:rPr>
+        <w:rFonts w:ascii="Wingdings" w:hAnsi="Wingdings" w:hint="default"/>
+        <w:sz w:val="20"/>
+      </w:rPr>
+    </w:lvl>
+    <w:lvl w:ilvl="5" w:tentative="1">
+      <w:start w:val="1"/>
+      <w:numFmt w:val="bullet"/>
+      <w:lvlText w:val=""/>
+      <w:lvlJc w:val="left"/>
+      <w:pPr>
+        <w:tabs>
+          <w:tab w:val="num" w:pos="4320"/>
+        </w:tabs>
+        <w:ind w:left="4320" w:hanging="360"/>
+      </w:pPr>
+      <w:rPr>
+        <w:rFonts w:ascii="Wingdings" w:hAnsi="Wingdings" w:hint="default"/>
+        <w:sz w:val="20"/>
+      </w:rPr>
+    </w:lvl>
+    <w:lvl w:ilvl="6" w:tentative="1">
+      <w:start w:val="1"/>
+      <w:numFmt w:val="bullet"/>
+      <w:lvlText w:val=""/>
+      <w:lvlJc w:val="left"/>
+      <w:pPr>
+        <w:tabs>
+          <w:tab w:val="num" w:pos="5040"/>
+        </w:tabs>
+        <w:ind w:left="5040" w:hanging="360"/>
+      </w:pPr>
+      <w:rPr>
+        <w:rFonts w:ascii="Wingdings" w:hAnsi="Wingdings" w:hint="default"/>
+        <w:sz w:val="20"/>
+      </w:rPr>
+    </w:lvl>
+    <w:lvl w:ilvl="7" w:tentative="1">
+      <w:start w:val="1"/>
+      <w:numFmt w:val="bullet"/>
+      <w:lvlText w:val=""/>
+      <w:lvlJc w:val="left"/>
+      <w:pPr>
+        <w:tabs>
+          <w:tab w:val="num" w:pos="5760"/>
+        </w:tabs>
+        <w:ind w:left="5760" w:hanging="360"/>
+      </w:pPr>
+      <w:rPr>
+        <w:rFonts w:ascii="Wingdings" w:hAnsi="Wingdings" w:hint="default"/>
+        <w:sz w:val="20"/>
+      </w:rPr>
+    </w:lvl>
+    <w:lvl w:ilvl="8" w:tentative="1">
+      <w:start w:val="1"/>
+      <w:numFmt w:val="bullet"/>
+      <w:lvlText w:val=""/>
+      <w:lvlJc w:val="left"/>
+      <w:pPr>
+        <w:tabs>
+          <w:tab w:val="num" w:pos="6480"/>
+        </w:tabs>
+        <w:ind w:left="6480" w:hanging="360"/>
+      </w:pPr>
+      <w:rPr>
+        <w:rFonts w:ascii="Wingdings" w:hAnsi="Wingdings" w:hint="default"/>
+        <w:sz w:val="20"/>
+      </w:rPr>
+    </w:lvl>
+  </w:abstractNum>
+  <w:abstractNum w:abstractNumId="58" w15:restartNumberingAfterBreak="0">
     <w:nsid w:val="7BC45C65"/>
     <w:multiLevelType w:val="hybridMultilevel"/>
     <w:tmpl w:val="98A45DD8"/>
@@ -4524,7 +8916,7 @@
       </w:rPr>
     </w:lvl>
   </w:abstractNum>
-  <w:abstractNum w:abstractNumId="30" w15:restartNumberingAfterBreak="0">
+  <w:abstractNum w:abstractNumId="59" w15:restartNumberingAfterBreak="0">
     <w:nsid w:val="7DC70968"/>
     <w:multiLevelType w:val="hybridMultilevel"/>
     <w:tmpl w:val="119CF77A"/>
@@ -4637,105 +9029,344 @@
       </w:rPr>
     </w:lvl>
   </w:abstractNum>
-  <w:num w:numId="1">
+  <w:abstractNum w:abstractNumId="60" w15:restartNumberingAfterBreak="0">
+    <w:nsid w:val="7F216EEB"/>
+    <w:multiLevelType w:val="multilevel"/>
+    <w:tmpl w:val="005063C6"/>
+    <w:lvl w:ilvl="0">
+      <w:start w:val="1"/>
+      <w:numFmt w:val="bullet"/>
+      <w:lvlText w:val=""/>
+      <w:lvlJc w:val="left"/>
+      <w:pPr>
+        <w:tabs>
+          <w:tab w:val="num" w:pos="720"/>
+        </w:tabs>
+        <w:ind w:left="720" w:hanging="360"/>
+      </w:pPr>
+      <w:rPr>
+        <w:rFonts w:ascii="Symbol" w:hAnsi="Symbol" w:hint="default"/>
+        <w:sz w:val="20"/>
+      </w:rPr>
+    </w:lvl>
+    <w:lvl w:ilvl="1" w:tentative="1">
+      <w:start w:val="1"/>
+      <w:numFmt w:val="bullet"/>
+      <w:lvlText w:val="o"/>
+      <w:lvlJc w:val="left"/>
+      <w:pPr>
+        <w:tabs>
+          <w:tab w:val="num" w:pos="1440"/>
+        </w:tabs>
+        <w:ind w:left="1440" w:hanging="360"/>
+      </w:pPr>
+      <w:rPr>
+        <w:rFonts w:ascii="Courier New" w:hAnsi="Courier New" w:hint="default"/>
+        <w:sz w:val="20"/>
+      </w:rPr>
+    </w:lvl>
+    <w:lvl w:ilvl="2" w:tentative="1">
+      <w:start w:val="1"/>
+      <w:numFmt w:val="bullet"/>
+      <w:lvlText w:val=""/>
+      <w:lvlJc w:val="left"/>
+      <w:pPr>
+        <w:tabs>
+          <w:tab w:val="num" w:pos="2160"/>
+        </w:tabs>
+        <w:ind w:left="2160" w:hanging="360"/>
+      </w:pPr>
+      <w:rPr>
+        <w:rFonts w:ascii="Wingdings" w:hAnsi="Wingdings" w:hint="default"/>
+        <w:sz w:val="20"/>
+      </w:rPr>
+    </w:lvl>
+    <w:lvl w:ilvl="3" w:tentative="1">
+      <w:start w:val="1"/>
+      <w:numFmt w:val="bullet"/>
+      <w:lvlText w:val=""/>
+      <w:lvlJc w:val="left"/>
+      <w:pPr>
+        <w:tabs>
+          <w:tab w:val="num" w:pos="2880"/>
+        </w:tabs>
+        <w:ind w:left="2880" w:hanging="360"/>
+      </w:pPr>
+      <w:rPr>
+        <w:rFonts w:ascii="Wingdings" w:hAnsi="Wingdings" w:hint="default"/>
+        <w:sz w:val="20"/>
+      </w:rPr>
+    </w:lvl>
+    <w:lvl w:ilvl="4" w:tentative="1">
+      <w:start w:val="1"/>
+      <w:numFmt w:val="bullet"/>
+      <w:lvlText w:val=""/>
+      <w:lvlJc w:val="left"/>
+      <w:pPr>
+        <w:tabs>
+          <w:tab w:val="num" w:pos="3600"/>
+        </w:tabs>
+        <w:ind w:left="3600" w:hanging="360"/>
+      </w:pPr>
+      <w:rPr>
+        <w:rFonts w:ascii="Wingdings" w:hAnsi="Wingdings" w:hint="default"/>
+        <w:sz w:val="20"/>
+      </w:rPr>
+    </w:lvl>
+    <w:lvl w:ilvl="5" w:tentative="1">
+      <w:start w:val="1"/>
+      <w:numFmt w:val="bullet"/>
+      <w:lvlText w:val=""/>
+      <w:lvlJc w:val="left"/>
+      <w:pPr>
+        <w:tabs>
+          <w:tab w:val="num" w:pos="4320"/>
+        </w:tabs>
+        <w:ind w:left="4320" w:hanging="360"/>
+      </w:pPr>
+      <w:rPr>
+        <w:rFonts w:ascii="Wingdings" w:hAnsi="Wingdings" w:hint="default"/>
+        <w:sz w:val="20"/>
+      </w:rPr>
+    </w:lvl>
+    <w:lvl w:ilvl="6" w:tentative="1">
+      <w:start w:val="1"/>
+      <w:numFmt w:val="bullet"/>
+      <w:lvlText w:val=""/>
+      <w:lvlJc w:val="left"/>
+      <w:pPr>
+        <w:tabs>
+          <w:tab w:val="num" w:pos="5040"/>
+        </w:tabs>
+        <w:ind w:left="5040" w:hanging="360"/>
+      </w:pPr>
+      <w:rPr>
+        <w:rFonts w:ascii="Wingdings" w:hAnsi="Wingdings" w:hint="default"/>
+        <w:sz w:val="20"/>
+      </w:rPr>
+    </w:lvl>
+    <w:lvl w:ilvl="7" w:tentative="1">
+      <w:start w:val="1"/>
+      <w:numFmt w:val="bullet"/>
+      <w:lvlText w:val=""/>
+      <w:lvlJc w:val="left"/>
+      <w:pPr>
+        <w:tabs>
+          <w:tab w:val="num" w:pos="5760"/>
+        </w:tabs>
+        <w:ind w:left="5760" w:hanging="360"/>
+      </w:pPr>
+      <w:rPr>
+        <w:rFonts w:ascii="Wingdings" w:hAnsi="Wingdings" w:hint="default"/>
+        <w:sz w:val="20"/>
+      </w:rPr>
+    </w:lvl>
+    <w:lvl w:ilvl="8" w:tentative="1">
+      <w:start w:val="1"/>
+      <w:numFmt w:val="bullet"/>
+      <w:lvlText w:val=""/>
+      <w:lvlJc w:val="left"/>
+      <w:pPr>
+        <w:tabs>
+          <w:tab w:val="num" w:pos="6480"/>
+        </w:tabs>
+        <w:ind w:left="6480" w:hanging="360"/>
+      </w:pPr>
+      <w:rPr>
+        <w:rFonts w:ascii="Wingdings" w:hAnsi="Wingdings" w:hint="default"/>
+        <w:sz w:val="20"/>
+      </w:rPr>
+    </w:lvl>
+  </w:abstractNum>
+  <w:num w:numId="1" w16cid:durableId="1588920522">
+    <w:abstractNumId w:val="10"/>
+  </w:num>
+  <w:num w:numId="2" w16cid:durableId="577716936">
+    <w:abstractNumId w:val="3"/>
+  </w:num>
+  <w:num w:numId="3" w16cid:durableId="1741243951">
+    <w:abstractNumId w:val="42"/>
+  </w:num>
+  <w:num w:numId="4" w16cid:durableId="2131318054">
+    <w:abstractNumId w:val="52"/>
+  </w:num>
+  <w:num w:numId="5" w16cid:durableId="7224677">
+    <w:abstractNumId w:val="15"/>
+  </w:num>
+  <w:num w:numId="6" w16cid:durableId="921335897">
+    <w:abstractNumId w:val="31"/>
+  </w:num>
+  <w:num w:numId="7" w16cid:durableId="403839756">
+    <w:abstractNumId w:val="38"/>
+  </w:num>
+  <w:num w:numId="8" w16cid:durableId="822084344">
+    <w:abstractNumId w:val="28"/>
+  </w:num>
+  <w:num w:numId="9" w16cid:durableId="1769303245">
+    <w:abstractNumId w:val="25"/>
+  </w:num>
+  <w:num w:numId="10" w16cid:durableId="1469546015">
+    <w:abstractNumId w:val="9"/>
+  </w:num>
+  <w:num w:numId="11" w16cid:durableId="1609465134">
+    <w:abstractNumId w:val="44"/>
+  </w:num>
+  <w:num w:numId="12" w16cid:durableId="197400962">
+    <w:abstractNumId w:val="24"/>
+  </w:num>
+  <w:num w:numId="13" w16cid:durableId="983852121">
+    <w:abstractNumId w:val="40"/>
+  </w:num>
+  <w:num w:numId="14" w16cid:durableId="1228296220">
+    <w:abstractNumId w:val="33"/>
+  </w:num>
+  <w:num w:numId="15" w16cid:durableId="401566590">
+    <w:abstractNumId w:val="50"/>
+  </w:num>
+  <w:num w:numId="16" w16cid:durableId="1373724610">
+    <w:abstractNumId w:val="27"/>
+  </w:num>
+  <w:num w:numId="17" w16cid:durableId="1433672477">
+    <w:abstractNumId w:val="46"/>
+  </w:num>
+  <w:num w:numId="18" w16cid:durableId="224024970">
+    <w:abstractNumId w:val="8"/>
+  </w:num>
+  <w:num w:numId="19" w16cid:durableId="386532137">
+    <w:abstractNumId w:val="43"/>
+  </w:num>
+  <w:num w:numId="20" w16cid:durableId="1628701748">
+    <w:abstractNumId w:val="12"/>
+  </w:num>
+  <w:num w:numId="21" w16cid:durableId="1433622398">
+    <w:abstractNumId w:val="39"/>
+  </w:num>
+  <w:num w:numId="22" w16cid:durableId="1473211081">
+    <w:abstractNumId w:val="54"/>
+  </w:num>
+  <w:num w:numId="23" w16cid:durableId="179704976">
+    <w:abstractNumId w:val="22"/>
+  </w:num>
+  <w:num w:numId="24" w16cid:durableId="1344553321">
+    <w:abstractNumId w:val="0"/>
+  </w:num>
+  <w:num w:numId="25" w16cid:durableId="499656202">
+    <w:abstractNumId w:val="26"/>
+  </w:num>
+  <w:num w:numId="26" w16cid:durableId="526137414">
+    <w:abstractNumId w:val="58"/>
+  </w:num>
+  <w:num w:numId="27" w16cid:durableId="674890812">
+    <w:abstractNumId w:val="20"/>
+  </w:num>
+  <w:num w:numId="28" w16cid:durableId="168713742">
+    <w:abstractNumId w:val="41"/>
+  </w:num>
+  <w:num w:numId="29" w16cid:durableId="111823059">
+    <w:abstractNumId w:val="23"/>
+  </w:num>
+  <w:num w:numId="30" w16cid:durableId="1541287475">
+    <w:abstractNumId w:val="59"/>
+  </w:num>
+  <w:num w:numId="31" w16cid:durableId="1528983953">
+    <w:abstractNumId w:val="37"/>
+  </w:num>
+  <w:num w:numId="32" w16cid:durableId="80876689">
+    <w:abstractNumId w:val="51"/>
+  </w:num>
+  <w:num w:numId="33" w16cid:durableId="1916015194">
+    <w:abstractNumId w:val="48"/>
+  </w:num>
+  <w:num w:numId="34" w16cid:durableId="1870601705">
+    <w:abstractNumId w:val="14"/>
+  </w:num>
+  <w:num w:numId="35" w16cid:durableId="323164063">
+    <w:abstractNumId w:val="56"/>
+  </w:num>
+  <w:num w:numId="36" w16cid:durableId="1763839261">
+    <w:abstractNumId w:val="53"/>
+  </w:num>
+  <w:num w:numId="37" w16cid:durableId="328556115">
+    <w:abstractNumId w:val="60"/>
+  </w:num>
+  <w:num w:numId="38" w16cid:durableId="793838940">
+    <w:abstractNumId w:val="11"/>
+  </w:num>
+  <w:num w:numId="39" w16cid:durableId="237132445">
     <w:abstractNumId w:val="4"/>
   </w:num>
-  <w:num w:numId="2">
+  <w:num w:numId="40" w16cid:durableId="805902033">
+    <w:abstractNumId w:val="13"/>
+  </w:num>
+  <w:num w:numId="41" w16cid:durableId="813568345">
+    <w:abstractNumId w:val="34"/>
+  </w:num>
+  <w:num w:numId="42" w16cid:durableId="397632867">
+    <w:abstractNumId w:val="35"/>
+  </w:num>
+  <w:num w:numId="43" w16cid:durableId="242028682">
+    <w:abstractNumId w:val="21"/>
+  </w:num>
+  <w:num w:numId="44" w16cid:durableId="699548905">
+    <w:abstractNumId w:val="57"/>
+  </w:num>
+  <w:num w:numId="45" w16cid:durableId="290867405">
+    <w:abstractNumId w:val="49"/>
+  </w:num>
+  <w:num w:numId="46" w16cid:durableId="291448850">
+    <w:abstractNumId w:val="55"/>
+  </w:num>
+  <w:num w:numId="47" w16cid:durableId="1197356520">
+    <w:abstractNumId w:val="18"/>
+  </w:num>
+  <w:num w:numId="48" w16cid:durableId="121727468">
     <w:abstractNumId w:val="1"/>
   </w:num>
-  <w:num w:numId="3">
-    <w:abstractNumId w:val="22"/>
+  <w:num w:numId="49" w16cid:durableId="1122460566">
+    <w:abstractNumId w:val="2"/>
   </w:num>
-  <w:num w:numId="4">
-    <w:abstractNumId w:val="27"/>
+  <w:num w:numId="50" w16cid:durableId="1199464205">
+    <w:abstractNumId w:val="7"/>
   </w:num>
-  <w:num w:numId="5">
+  <w:num w:numId="51" w16cid:durableId="1184170695">
     <w:abstractNumId w:val="6"/>
   </w:num>
-  <w:num w:numId="6">
-    <w:abstractNumId w:val="15"/>
+  <w:num w:numId="52" w16cid:durableId="189228388">
+    <w:abstractNumId w:val="36"/>
   </w:num>
-  <w:num w:numId="7">
-    <w:abstractNumId w:val="18"/>
+  <w:num w:numId="53" w16cid:durableId="116721801">
+    <w:abstractNumId w:val="17"/>
   </w:num>
-  <w:num w:numId="8">
-    <w:abstractNumId w:val="14"/>
+  <w:num w:numId="54" w16cid:durableId="1891260913">
+    <w:abstractNumId w:val="32"/>
   </w:num>
-  <w:num w:numId="9">
-    <w:abstractNumId w:val="11"/>
+  <w:num w:numId="55" w16cid:durableId="1946188235">
+    <w:abstractNumId w:val="30"/>
   </w:num>
-  <w:num w:numId="10">
-    <w:abstractNumId w:val="3"/>
+  <w:num w:numId="56" w16cid:durableId="1762721909">
+    <w:abstractNumId w:val="47"/>
   </w:num>
-  <w:num w:numId="11">
-    <w:abstractNumId w:val="24"/>
-  </w:num>
-  <w:num w:numId="12">
-    <w:abstractNumId w:val="10"/>
-  </w:num>
-  <w:num w:numId="13">
-    <w:abstractNumId w:val="20"/>
-  </w:num>
-  <w:num w:numId="14">
+  <w:num w:numId="57" w16cid:durableId="756638211">
     <w:abstractNumId w:val="16"/>
   </w:num>
-  <w:num w:numId="15">
-    <w:abstractNumId w:val="26"/>
-  </w:num>
-  <w:num w:numId="16">
-    <w:abstractNumId w:val="13"/>
-  </w:num>
-  <w:num w:numId="17">
-    <w:abstractNumId w:val="25"/>
-  </w:num>
-  <w:num w:numId="18">
-    <w:abstractNumId w:val="2"/>
-  </w:num>
-  <w:num w:numId="19">
-    <w:abstractNumId w:val="23"/>
-  </w:num>
-  <w:num w:numId="20">
-    <w:abstractNumId w:val="5"/>
-  </w:num>
-  <w:num w:numId="21">
+  <w:num w:numId="58" w16cid:durableId="2144037625">
     <w:abstractNumId w:val="19"/>
   </w:num>
-  <w:num w:numId="22">
-    <w:abstractNumId w:val="28"/>
-  </w:num>
-  <w:num w:numId="23">
-    <w:abstractNumId w:val="8"/>
-  </w:num>
-  <w:num w:numId="24">
-    <w:abstractNumId w:val="0"/>
-  </w:num>
-  <w:num w:numId="25">
-    <w:abstractNumId w:val="12"/>
-  </w:num>
-  <w:num w:numId="26">
+  <w:num w:numId="59" w16cid:durableId="1405641766">
     <w:abstractNumId w:val="29"/>
   </w:num>
-  <w:num w:numId="27">
-    <w:abstractNumId w:val="7"/>
+  <w:num w:numId="60" w16cid:durableId="1502962535">
+    <w:abstractNumId w:val="45"/>
   </w:num>
-  <w:num w:numId="28">
-    <w:abstractNumId w:val="21"/>
-  </w:num>
-  <w:num w:numId="29">
-    <w:abstractNumId w:val="9"/>
-  </w:num>
-  <w:num w:numId="30">
-    <w:abstractNumId w:val="30"/>
-  </w:num>
-  <w:num w:numId="31">
-    <w:abstractNumId w:val="17"/>
+  <w:num w:numId="61" w16cid:durableId="183372208">
+    <w:abstractNumId w:val="5"/>
   </w:num>
   <w:numIdMacAtCleanup w:val="9"/>
 </w:numbering>
 </file>
 
 <file path=word/styles.xml><?xml version="1.0" encoding="utf-8"?>
-<w:styles xmlns:mc="http://schemas.openxmlformats.org/markup-compatibility/2006" xmlns:r="http://schemas.openxmlformats.org/officeDocument/2006/relationships" xmlns:w="http://schemas.openxmlformats.org/wordprocessingml/2006/main" xmlns:w14="http://schemas.microsoft.com/office/word/2010/wordml" xmlns:w15="http://schemas.microsoft.com/office/word/2012/wordml" xmlns:w16cex="http://schemas.microsoft.com/office/word/2018/wordml/cex" xmlns:w16cid="http://schemas.microsoft.com/office/word/2016/wordml/cid" xmlns:w16="http://schemas.microsoft.com/office/word/2018/wordml" xmlns:w16sdtdh="http://schemas.microsoft.com/office/word/2020/wordml/sdtdatahash" xmlns:w16se="http://schemas.microsoft.com/office/word/2015/wordml/symex" mc:Ignorable="w14 w15 w16se w16cid w16 w16cex w16sdtdh">
+<w:styles xmlns:mc="http://schemas.openxmlformats.org/markup-compatibility/2006" xmlns:r="http://schemas.openxmlformats.org/officeDocument/2006/relationships" xmlns:w="http://schemas.openxmlformats.org/wordprocessingml/2006/main" xmlns:w14="http://schemas.microsoft.com/office/word/2010/wordml" xmlns:w15="http://schemas.microsoft.com/office/word/2012/wordml" xmlns:w16cex="http://schemas.microsoft.com/office/word/2018/wordml/cex" xmlns:w16cid="http://schemas.microsoft.com/office/word/2016/wordml/cid" xmlns:w16="http://schemas.microsoft.com/office/word/2018/wordml" xmlns:w16du="http://schemas.microsoft.com/office/word/2023/wordml/word16du" xmlns:w16sdtdh="http://schemas.microsoft.com/office/word/2020/wordml/sdtdatahash" xmlns:w16sdtfl="http://schemas.microsoft.com/office/word/2024/wordml/sdtformatlock" xmlns:w16se="http://schemas.microsoft.com/office/word/2015/wordml/symex" mc:Ignorable="w14 w15 w16se w16cid w16 w16cex w16sdtdh w16sdtfl w16du">
   <w:docDefaults>
     <w:rPrDefault>
       <w:rPr>
